--- a/PorociloMatura.docx
+++ b/PorociloMatura.docx
@@ -66,12 +66,12 @@
     <w:p/>
     <w:p>
       <w:pPr>
-        <w:pStyle w:val="Title"/>
-      </w:pPr>
-    </w:p>
-    <w:p>
-      <w:pPr>
-        <w:pStyle w:val="Title"/>
+        <w:pStyle w:val="Naslov"/>
+      </w:pPr>
+    </w:p>
+    <w:p>
+      <w:pPr>
+        <w:pStyle w:val="Naslov"/>
         <w:jc w:val="center"/>
       </w:pPr>
       <w:r>
@@ -352,7 +352,7 @@
     </w:p>
     <w:p>
       <w:pPr>
-        <w:pStyle w:val="Heading1"/>
+        <w:pStyle w:val="Naslov1"/>
       </w:pPr>
       <w:r>
         <w:lastRenderedPageBreak/>
@@ -361,7 +361,7 @@
     </w:p>
     <w:p>
       <w:pPr>
-        <w:pStyle w:val="Heading1"/>
+        <w:pStyle w:val="Naslov1"/>
       </w:pPr>
       <w:r>
         <w:t xml:space="preserve"> </w:t>
@@ -382,7 +382,7 @@
     </w:p>
     <w:p>
       <w:pPr>
-        <w:pStyle w:val="Heading1"/>
+        <w:pStyle w:val="Naslov1"/>
         <w:numPr>
           <w:ilvl w:val="0"/>
           <w:numId w:val="6"/>
@@ -395,7 +395,7 @@
     </w:p>
     <w:p>
       <w:pPr>
-        <w:pStyle w:val="Heading1"/>
+        <w:pStyle w:val="Naslov1"/>
         <w:numPr>
           <w:ilvl w:val="0"/>
           <w:numId w:val="6"/>
@@ -407,7 +407,7 @@
     </w:p>
     <w:p>
       <w:pPr>
-        <w:pStyle w:val="Heading1"/>
+        <w:pStyle w:val="Naslov1"/>
         <w:numPr>
           <w:ilvl w:val="0"/>
           <w:numId w:val="13"/>
@@ -514,7 +514,7 @@
     </w:p>
     <w:p>
       <w:pPr>
-        <w:pStyle w:val="Heading1"/>
+        <w:pStyle w:val="Naslov1"/>
         <w:numPr>
           <w:ilvl w:val="0"/>
           <w:numId w:val="13"/>
@@ -530,11 +530,7 @@
     </w:p>
     <w:p>
       <w:pPr>
-        <w:pStyle w:val="Heading2"/>
-        <w:numPr>
-          <w:ilvl w:val="1"/>
-          <w:numId w:val="13"/>
-        </w:numPr>
+        <w:pStyle w:val="Naslov2"/>
       </w:pPr>
       <w:r>
         <w:t>Ključne mehanike</w:t>
@@ -542,7 +538,7 @@
     </w:p>
     <w:p>
       <w:pPr>
-        <w:pStyle w:val="Heading3"/>
+        <w:pStyle w:val="Naslov3"/>
         <w:numPr>
           <w:ilvl w:val="2"/>
           <w:numId w:val="13"/>
@@ -604,7 +600,7 @@
     </w:p>
     <w:p>
       <w:pPr>
-        <w:pStyle w:val="Heading3"/>
+        <w:pStyle w:val="Naslov3"/>
         <w:numPr>
           <w:ilvl w:val="2"/>
           <w:numId w:val="13"/>
@@ -686,7 +682,7 @@
     </w:p>
     <w:p>
       <w:pPr>
-        <w:pStyle w:val="Heading3"/>
+        <w:pStyle w:val="Naslov3"/>
         <w:numPr>
           <w:ilvl w:val="2"/>
           <w:numId w:val="13"/>
@@ -767,7 +763,7 @@
     </w:p>
     <w:p>
       <w:pPr>
-        <w:pStyle w:val="Heading3"/>
+        <w:pStyle w:val="Naslov3"/>
         <w:numPr>
           <w:ilvl w:val="2"/>
           <w:numId w:val="13"/>
@@ -816,11 +812,7 @@
     </w:p>
     <w:p>
       <w:pPr>
-        <w:pStyle w:val="Heading2"/>
-        <w:numPr>
-          <w:ilvl w:val="1"/>
-          <w:numId w:val="13"/>
-        </w:numPr>
+        <w:pStyle w:val="Naslov2"/>
       </w:pPr>
       <w:r>
         <w:lastRenderedPageBreak/>
@@ -832,15 +824,54 @@
         <w:ind w:left="360"/>
       </w:pPr>
       <w:r>
-        <w:t>Za izdelavo izdelka sem uporabil več različnih računalniških programov</w:t>
-      </w:r>
-      <w:r>
-        <w:t>, ki so mi pomagali pri izdelavi  zaključenega projekta</w:t>
-      </w:r>
-    </w:p>
-    <w:p>
-      <w:pPr>
-        <w:pStyle w:val="Heading3"/>
+        <w:t>Za izdelavo izdelka sem uporabil</w:t>
+      </w:r>
+      <w:r>
+        <w:t xml:space="preserve"> </w:t>
+      </w:r>
+      <w:r>
+        <w:t xml:space="preserve">različne </w:t>
+      </w:r>
+      <w:r>
+        <w:t>računalnišk</w:t>
+      </w:r>
+      <w:r>
+        <w:t xml:space="preserve">e </w:t>
+      </w:r>
+      <w:r>
+        <w:t>program</w:t>
+      </w:r>
+      <w:r>
+        <w:t>e</w:t>
+      </w:r>
+      <w:r>
+        <w:t>, ki s</w:t>
+      </w:r>
+      <w:r>
+        <w:t xml:space="preserve">o </w:t>
+      </w:r>
+      <w:r>
+        <w:t xml:space="preserve">mi </w:t>
+      </w:r>
+      <w:r>
+        <w:t xml:space="preserve">neposredno </w:t>
+      </w:r>
+      <w:r>
+        <w:t>pomagal</w:t>
+      </w:r>
+      <w:r>
+        <w:t>i</w:t>
+      </w:r>
+      <w:r>
+        <w:t xml:space="preserve"> pri izdelavi zaključenega projekta</w:t>
+      </w:r>
+      <w:r>
+        <w:t>.</w:t>
+      </w:r>
+    </w:p>
+    <w:p>
+      <w:pPr>
+        <w:pStyle w:val="Naslov3"/>
         <w:numPr>
           <w:ilvl w:val="2"/>
           <w:numId w:val="13"/>
@@ -880,11 +911,17 @@
         <w:t>)</w:t>
       </w:r>
       <w:r>
-        <w:t xml:space="preserve">, ki omogoča izdelavo 2D in 3D aplikacij na različnih platformah, kot so Windows, </w:t>
+        <w:t>, ki omogoča izdelavo 2D in 3D aplikacij na različnih platformah, kot so Windows, Androi</w:t>
+      </w:r>
+      <w:r>
+        <w:t>d</w:t>
+      </w:r>
+      <w:r>
+        <w:t xml:space="preserve">, </w:t>
       </w:r>
       <w:proofErr w:type="spellStart"/>
       <w:r>
-        <w:t>Androir</w:t>
+        <w:t>iOS</w:t>
       </w:r>
       <w:proofErr w:type="spellEnd"/>
       <w:r>
@@ -892,47 +929,117 @@
       </w:r>
       <w:proofErr w:type="spellStart"/>
       <w:r>
-        <w:t>iOS</w:t>
+        <w:t>WebGL</w:t>
       </w:r>
       <w:proofErr w:type="spellEnd"/>
       <w:r>
-        <w:t xml:space="preserve">, </w:t>
-      </w:r>
+        <w:t>, konzole in druge.</w:t>
+      </w:r>
+      <w:r>
+        <w:t xml:space="preserve"> Zaradi svoje prilagodljivosti, široke podpore in obsežne dokumentacije je ena izmed najbolj priljubljenih izbir med neodvisnimi razvijalci iger </w:t>
+      </w:r>
+      <w:r>
+        <w:t>in profesionalnimi studi</w:t>
+      </w:r>
+      <w:r>
+        <w:t>i.</w:t>
+      </w:r>
+    </w:p>
+    <w:p>
+      <w:pPr>
+        <w:ind w:left="360"/>
+      </w:pPr>
       <w:proofErr w:type="spellStart"/>
       <w:r>
-        <w:t>WebGL</w:t>
+        <w:t>Unity</w:t>
       </w:r>
       <w:proofErr w:type="spellEnd"/>
       <w:r>
-        <w:t>, konzole in druge.</w:t>
-      </w:r>
-      <w:r>
-        <w:t xml:space="preserve"> Zaradi svoje prilagodljivosti, široke podpore in obsežne dokumentacije je ena izmed najbolj priljubljenih izbir med neodvisnimi razvijalci iger </w:t>
-      </w:r>
-      <w:r>
-        <w:t>in profesionalnimi studi</w:t>
-      </w:r>
-      <w:r>
-        <w:t>i.</w:t>
+        <w:t xml:space="preserve"> omogoča vizualno urejanje prizorišč preko svojega urejevalnika</w:t>
+      </w:r>
+      <w:r>
+        <w:t>, kjer lahko razvijalec postavlja objekte, svetlobne vire, kamere, skripte in druge komponente.</w:t>
+      </w:r>
+      <w:r>
+        <w:t xml:space="preserve"> Poleg tega omogoča zelo močan fizikalni pogon, ki omogoča simulacijo gibanja, trkov, gravitacije in drugih pojavov.</w:t>
+      </w:r>
+      <w:r>
+        <w:t xml:space="preserve"> </w:t>
       </w:r>
     </w:p>
     <w:p>
       <w:pPr>
         <w:ind w:left="360"/>
       </w:pPr>
+      <w:r>
+        <w:t xml:space="preserve">Zelo pomembna lastnost </w:t>
+      </w:r>
       <w:proofErr w:type="spellStart"/>
       <w:r>
+        <w:t>Unityja</w:t>
+      </w:r>
+      <w:proofErr w:type="spellEnd"/>
+      <w:r>
+        <w:t xml:space="preserve"> je njegova </w:t>
+      </w:r>
+      <w:proofErr w:type="spellStart"/>
+      <w:r>
+        <w:t>podpra</w:t>
+      </w:r>
+      <w:proofErr w:type="spellEnd"/>
+      <w:r>
+        <w:t xml:space="preserve"> C# »</w:t>
+      </w:r>
+      <w:proofErr w:type="spellStart"/>
+      <w:r>
+        <w:t>skriptiranju</w:t>
+      </w:r>
+      <w:proofErr w:type="spellEnd"/>
+      <w:r>
+        <w:t>«, kar razvijalcu omogoča popoln nadzor nad logiko igre in obnaša jem posameznih objektov.</w:t>
+      </w:r>
+      <w:r>
+        <w:t xml:space="preserve"> </w:t>
+      </w:r>
+    </w:p>
+    <w:p>
+      <w:pPr>
+        <w:ind w:left="360"/>
+      </w:pPr>
+      <w:proofErr w:type="spellStart"/>
+      <w:r>
         <w:t>Unity</w:t>
       </w:r>
       <w:proofErr w:type="spellEnd"/>
       <w:r>
-        <w:t xml:space="preserve"> omogoča vizualno urejanje prizorišč preko svojega urejevalnika</w:t>
-      </w:r>
-      <w:r>
-        <w:t>, kjer lahko razvijalec postavlja objekte, svetlobne vire, kamere, skripte in druge komponente.</w:t>
-      </w:r>
-      <w:r>
-        <w:t xml:space="preserve"> Poleg tega omogoča zelo močan fizikalni pogon, ki omogoča simulacijo gibanja, trkov, gravitacije in drugih pojavov.</w:t>
+        <w:t xml:space="preserve"> vsebuje tudi široko knjižnico brezplačnih in plačljivih sredstev</w:t>
+      </w:r>
+      <w:r>
+        <w:t xml:space="preserve"> (</w:t>
+      </w:r>
+      <w:r>
+        <w:t>predvsem 3D modelov</w:t>
+      </w:r>
+      <w:r>
+        <w:t>),</w:t>
+      </w:r>
+      <w:r>
+        <w:t xml:space="preserve"> kjer razvijalci med sabo delijo že pripravljene modele, skripte, zvočne efekte, animacije in druga sredstva, kar zelo pospeši razvoj videoigre.</w:t>
+      </w:r>
+      <w:r>
+        <w:t xml:space="preserve"> Vsa sredstva, za katere imamo licenco</w:t>
+      </w:r>
+      <w:r>
+        <w:t xml:space="preserve">, lahko </w:t>
+      </w:r>
+      <w:r>
+        <w:t xml:space="preserve">preprosto </w:t>
+      </w:r>
+      <w:r>
+        <w:t>dodamo v naš projekt</w:t>
+      </w:r>
+      <w:r>
+        <w:t xml:space="preserve"> brez vmesnih korakov.</w:t>
       </w:r>
       <w:r>
         <w:t xml:space="preserve"> </w:t>
@@ -943,111 +1050,33 @@
         <w:ind w:left="360"/>
       </w:pPr>
       <w:r>
-        <w:t xml:space="preserve">Zelo pomembna lastnost </w:t>
+        <w:t xml:space="preserve">Odločil sem se za različico 2022 LTS (LTS – </w:t>
       </w:r>
       <w:proofErr w:type="spellStart"/>
       <w:r>
-        <w:t>Unityja</w:t>
+        <w:t>long</w:t>
       </w:r>
       <w:proofErr w:type="spellEnd"/>
       <w:r>
-        <w:t xml:space="preserve"> je njegova </w:t>
+        <w:t xml:space="preserve"> term </w:t>
       </w:r>
       <w:proofErr w:type="spellStart"/>
       <w:r>
-        <w:t>podpra</w:t>
+        <w:t>support</w:t>
       </w:r>
       <w:proofErr w:type="spellEnd"/>
       <w:r>
-        <w:t xml:space="preserve"> C# »</w:t>
-      </w:r>
-      <w:proofErr w:type="spellStart"/>
-      <w:r>
-        <w:t>skriptiranju</w:t>
-      </w:r>
-      <w:proofErr w:type="spellEnd"/>
-      <w:r>
-        <w:t>«, kar razvijalcu omogoča popoln nadzor nad logiko igre in obnaša jem posameznih objektov.</w:t>
-      </w:r>
-      <w:r>
-        <w:t xml:space="preserve"> </w:t>
+        <w:t xml:space="preserve">), saj je že dolgo v uporabi in ima ogromno podpore in dokumentacije in je tudi zadnja LTS izdaja. </w:t>
       </w:r>
     </w:p>
     <w:p>
       <w:pPr>
         <w:ind w:left="360"/>
       </w:pPr>
-      <w:proofErr w:type="spellStart"/>
-      <w:r>
-        <w:t>Unity</w:t>
-      </w:r>
-      <w:proofErr w:type="spellEnd"/>
-      <w:r>
-        <w:t xml:space="preserve"> vsebuje tudi široko knjižnico brezplačnih in plačljivih sredstev</w:t>
-      </w:r>
-      <w:r>
-        <w:t xml:space="preserve"> (</w:t>
-      </w:r>
-      <w:r>
-        <w:t>predvsem 3D modelov</w:t>
-      </w:r>
-      <w:r>
-        <w:t>),</w:t>
-      </w:r>
-      <w:r>
-        <w:t xml:space="preserve"> kjer razvijalci med sabo delijo že pripravljene modele, skripte, zvočne efekte, animacije in druga sredstva, kar zelo pospeši razvoj videoigre.</w:t>
-      </w:r>
-      <w:r>
-        <w:t xml:space="preserve"> Vsa sredstva, za katere imamo licenco</w:t>
-      </w:r>
-      <w:r>
-        <w:t xml:space="preserve">, lahko </w:t>
-      </w:r>
-      <w:r>
-        <w:t xml:space="preserve">preprosto </w:t>
-      </w:r>
-      <w:r>
-        <w:t>dodamo v naš projekt</w:t>
-      </w:r>
-      <w:r>
-        <w:t xml:space="preserve"> brez vmesnih korakov.</w:t>
-      </w:r>
-      <w:r>
-        <w:t xml:space="preserve"> </w:t>
-      </w:r>
-    </w:p>
-    <w:p>
-      <w:pPr>
-        <w:ind w:left="360"/>
-      </w:pPr>
-      <w:r>
-        <w:t xml:space="preserve">Odločil sem se za različico 2022 LTS (LTS – </w:t>
-      </w:r>
-      <w:proofErr w:type="spellStart"/>
-      <w:r>
-        <w:t>long</w:t>
-      </w:r>
-      <w:proofErr w:type="spellEnd"/>
-      <w:r>
-        <w:t xml:space="preserve"> term </w:t>
-      </w:r>
-      <w:proofErr w:type="spellStart"/>
-      <w:r>
-        <w:t>support</w:t>
-      </w:r>
-      <w:proofErr w:type="spellEnd"/>
-      <w:r>
-        <w:t xml:space="preserve">), saj je že dolgo v uporabi in ima ogromno podpore in dokumentacije in je tudi zadnja LTS izdaja. </w:t>
-      </w:r>
-    </w:p>
-    <w:p>
-      <w:pPr>
-        <w:ind w:left="360"/>
-      </w:pPr>
-    </w:p>
-    <w:p>
-      <w:pPr>
-        <w:pStyle w:val="Heading3"/>
+    </w:p>
+    <w:p>
+      <w:pPr>
+        <w:pStyle w:val="Naslov3"/>
         <w:numPr>
           <w:ilvl w:val="2"/>
           <w:numId w:val="13"/>
@@ -1059,7 +1088,13 @@
       </w:r>
       <w:proofErr w:type="spellEnd"/>
       <w:r>
-        <w:t xml:space="preserve"> studi</w:t>
+        <w:t xml:space="preserve"> </w:t>
+      </w:r>
+      <w:r>
+        <w:t>S</w:t>
+      </w:r>
+      <w:r>
+        <w:t>tudi</w:t>
       </w:r>
       <w:r>
         <w:t>o</w:t>
@@ -1076,41 +1111,1357 @@
         <w:ind w:left="360"/>
         <w:jc w:val="left"/>
       </w:pPr>
-    </w:p>
-    <w:p>
-      <w:pPr>
-        <w:pStyle w:val="Heading3"/>
+      <w:proofErr w:type="spellStart"/>
+      <w:r>
+        <w:t>Visual</w:t>
+      </w:r>
+      <w:proofErr w:type="spellEnd"/>
+      <w:r>
+        <w:t xml:space="preserve"> studio je integrirano razvojno okolje (IDE), ki ga razvija Microsoft. Uporablja se za pisanje, urejanje, pregledovanje in </w:t>
+      </w:r>
+      <w:proofErr w:type="spellStart"/>
+      <w:r>
+        <w:t>razhroščevanje</w:t>
+      </w:r>
+      <w:proofErr w:type="spellEnd"/>
+      <w:r>
+        <w:t xml:space="preserve"> kode v različnih programskih jezikih. V pogonu </w:t>
+      </w:r>
+      <w:proofErr w:type="spellStart"/>
+      <w:r>
+        <w:t>Unity</w:t>
+      </w:r>
+      <w:proofErr w:type="spellEnd"/>
+      <w:r>
+        <w:t xml:space="preserve"> je </w:t>
+      </w:r>
+      <w:proofErr w:type="spellStart"/>
+      <w:r>
+        <w:t>Visual</w:t>
+      </w:r>
+      <w:proofErr w:type="spellEnd"/>
+      <w:r>
+        <w:t xml:space="preserve"> Studio nastavljen kot privzeti urejevalnik</w:t>
+      </w:r>
+      <w:r>
+        <w:t>. Uporablja se ga za pisanje C# skript, ki se uporabljajo za implementacijo logike.</w:t>
+      </w:r>
+    </w:p>
+    <w:p>
+      <w:pPr>
         <w:ind w:left="360"/>
-      </w:pPr>
+        <w:jc w:val="left"/>
+      </w:pPr>
+      <w:r>
+        <w:t>IDE omogoča pametno dopolnjevanje kode (</w:t>
+      </w:r>
+      <w:proofErr w:type="spellStart"/>
+      <w:r>
+        <w:t>IntelliSense</w:t>
+      </w:r>
+      <w:proofErr w:type="spellEnd"/>
+      <w:r>
+        <w:t>), pregled nad sintakso, hitro iskanje napak (</w:t>
+      </w:r>
+      <w:proofErr w:type="spellStart"/>
+      <w:r>
+        <w:t>debugging</w:t>
+      </w:r>
+      <w:proofErr w:type="spellEnd"/>
+      <w:r>
+        <w:t xml:space="preserve">), integracijo z upravljalniki različic (npr. </w:t>
+      </w:r>
+      <w:proofErr w:type="spellStart"/>
+      <w:r>
+        <w:t>Git</w:t>
+      </w:r>
+      <w:proofErr w:type="spellEnd"/>
+      <w:r>
+        <w:t xml:space="preserve">) ter organizirano upravljanje projektnih datotek. </w:t>
+      </w:r>
+      <w:proofErr w:type="spellStart"/>
+      <w:r>
+        <w:t>Visual</w:t>
+      </w:r>
+      <w:proofErr w:type="spellEnd"/>
+      <w:r>
+        <w:t xml:space="preserve"> Studio je tesno integriran z </w:t>
+      </w:r>
+      <w:proofErr w:type="spellStart"/>
+      <w:r>
+        <w:t>Unityjem</w:t>
+      </w:r>
+      <w:proofErr w:type="spellEnd"/>
+      <w:r>
+        <w:t xml:space="preserve">, kar pomeni, da se spremembe v kodi takoj odražajo v pogonu, z napredno podporo za </w:t>
+      </w:r>
+      <w:proofErr w:type="spellStart"/>
+      <w:r>
+        <w:t>Unity</w:t>
+      </w:r>
+      <w:proofErr w:type="spellEnd"/>
+      <w:r>
+        <w:t>-specifične</w:t>
+      </w:r>
+      <w:r>
+        <w:t xml:space="preserve"> funkcije</w:t>
+      </w:r>
+      <w:r>
+        <w:t xml:space="preserve">, kot so </w:t>
+      </w:r>
+      <w:proofErr w:type="spellStart"/>
+      <w:r>
+        <w:t>MonoBehaviour</w:t>
+      </w:r>
+      <w:proofErr w:type="spellEnd"/>
+      <w:r>
+        <w:t xml:space="preserve"> razredi, </w:t>
+      </w:r>
+      <w:proofErr w:type="spellStart"/>
+      <w:r>
+        <w:t>Unity</w:t>
+      </w:r>
+      <w:proofErr w:type="spellEnd"/>
+      <w:r>
+        <w:t xml:space="preserve"> dogodki in </w:t>
+      </w:r>
+      <w:proofErr w:type="spellStart"/>
+      <w:r>
+        <w:t>serializacija</w:t>
+      </w:r>
+      <w:proofErr w:type="spellEnd"/>
+      <w:r>
+        <w:t xml:space="preserve"> objektov.</w:t>
+      </w:r>
     </w:p>
     <w:p>
       <w:pPr>
         <w:ind w:left="360"/>
-      </w:pPr>
-    </w:p>
-    <w:p/>
-    <w:p/>
+        <w:jc w:val="left"/>
+      </w:pPr>
+      <w:r>
+        <w:t>IDE omogoča pregled nad sintakso, hitro iskanje napak</w:t>
+      </w:r>
+      <w:r>
+        <w:t xml:space="preserve">, </w:t>
+      </w:r>
+      <w:r>
+        <w:t xml:space="preserve">integracijo z upravljalniki različic </w:t>
+      </w:r>
+      <w:r>
+        <w:t xml:space="preserve">(npr. </w:t>
+      </w:r>
+      <w:proofErr w:type="spellStart"/>
+      <w:r>
+        <w:t>Git</w:t>
+      </w:r>
+      <w:proofErr w:type="spellEnd"/>
+      <w:r>
+        <w:t xml:space="preserve">) </w:t>
+      </w:r>
+      <w:r>
+        <w:t xml:space="preserve">ter organizirano upravljanje projektnih datotek. </w:t>
+      </w:r>
+      <w:r>
+        <w:t xml:space="preserve">Spremembe v </w:t>
+      </w:r>
+      <w:r>
+        <w:lastRenderedPageBreak/>
+        <w:t xml:space="preserve">kodi se </w:t>
+      </w:r>
+      <w:r>
+        <w:t>hitro izrazijo tudi v pogonu, tako da lahko razvijanje poteka hitro in nemoteno.</w:t>
+      </w:r>
+      <w:r>
+        <w:t xml:space="preserve"> Ima tudi vgrajeno podporo za specifične funkcije </w:t>
+      </w:r>
+      <w:proofErr w:type="spellStart"/>
+      <w:r>
+        <w:t>Unityja</w:t>
+      </w:r>
+      <w:proofErr w:type="spellEnd"/>
+      <w:r>
+        <w:t xml:space="preserve"> kot so </w:t>
+      </w:r>
+      <w:proofErr w:type="spellStart"/>
+      <w:r>
+        <w:t>naprimer</w:t>
+      </w:r>
+      <w:proofErr w:type="spellEnd"/>
+      <w:r>
+        <w:t xml:space="preserve"> funkcije razreda </w:t>
+      </w:r>
+      <w:proofErr w:type="spellStart"/>
+      <w:r>
+        <w:t>MonoBehaviour</w:t>
+      </w:r>
+      <w:proofErr w:type="spellEnd"/>
+      <w:r>
+        <w:t>.</w:t>
+      </w:r>
+    </w:p>
+    <w:p>
+      <w:pPr>
+        <w:pStyle w:val="Naslov3"/>
+        <w:numPr>
+          <w:ilvl w:val="2"/>
+          <w:numId w:val="13"/>
+        </w:numPr>
+      </w:pPr>
+      <w:proofErr w:type="spellStart"/>
+      <w:r>
+        <w:t>GitHub</w:t>
+      </w:r>
+      <w:proofErr w:type="spellEnd"/>
+      <w:r>
+        <w:t xml:space="preserve"> </w:t>
+      </w:r>
+    </w:p>
     <w:p>
       <w:pPr>
         <w:ind w:left="360"/>
       </w:pPr>
       <w:r>
+        <w:t xml:space="preserve">LOREM </w:t>
+      </w:r>
+      <w:commentRangeStart w:id="0"/>
+      <w:r>
+        <w:t>IPSUM</w:t>
+      </w:r>
+      <w:commentRangeEnd w:id="0"/>
+      <w:r>
+        <w:rPr>
+          <w:rStyle w:val="Pripombasklic"/>
+        </w:rPr>
+        <w:commentReference w:id="0"/>
+      </w:r>
+    </w:p>
+    <w:p>
+      <w:pPr>
+        <w:pStyle w:val="Naslov1"/>
+        <w:numPr>
+          <w:ilvl w:val="0"/>
+          <w:numId w:val="13"/>
+        </w:numPr>
+      </w:pPr>
+      <w:r>
+        <w:t>Postopek izdelave</w:t>
+      </w:r>
+    </w:p>
+    <w:p>
+      <w:pPr>
+        <w:pStyle w:val="Naslov2"/>
+      </w:pPr>
+      <w:r>
+        <w:t>Načrtovanje</w:t>
+      </w:r>
+    </w:p>
+    <w:p>
+      <w:pPr>
+        <w:ind w:left="360"/>
+      </w:pPr>
+      <w:r>
+        <w:t xml:space="preserve">Podrobneje bom opisal kako sem se lotil izdelavi videoigre. </w:t>
+      </w:r>
+      <w:r>
+        <w:t>Bolj se bom osredotočil na različne metode in ne toliko na dejanske dele igre.</w:t>
+      </w:r>
+      <w:r>
+        <w:t xml:space="preserve"> Na to se bom osredotočil v naslednjem poglavju.</w:t>
+      </w:r>
+    </w:p>
+    <w:p>
+      <w:pPr>
+        <w:ind w:left="360"/>
+      </w:pPr>
+      <w:r>
+        <w:t>Na začetku sem si zastavil osnovno idejo igre in cilje, ki jih želim z njo doseči.</w:t>
+      </w:r>
+      <w:r>
+        <w:t xml:space="preserve"> </w:t>
+      </w:r>
+      <w:r>
+        <w:t>S tem sem imel kar nekaj problemov, saj si nisem hotel zastaviti nečesa, česar nebom mogel izvesti.</w:t>
+      </w:r>
+      <w:r>
+        <w:t xml:space="preserve"> Idejo sem razvijal okoli ocene svojih zmožnosti in o svoji preferenci za igre.</w:t>
+      </w:r>
+      <w:r>
+        <w:t xml:space="preserve"> </w:t>
+      </w:r>
+    </w:p>
+    <w:p>
+      <w:pPr>
+        <w:ind w:left="360"/>
+      </w:pPr>
+      <w:r>
+        <w:t>Po kar dolgih premislekih sem končno pristal na končno idejo.</w:t>
+      </w:r>
+      <w:r>
+        <w:t xml:space="preserve"> Inspiracijo za igro sem vzel iz različnih prvoosebnih iger iz žanre »</w:t>
+      </w:r>
+      <w:proofErr w:type="spellStart"/>
+      <w:r>
+        <w:t>horror</w:t>
+      </w:r>
+      <w:proofErr w:type="spellEnd"/>
+      <w:r>
+        <w:t xml:space="preserve"> </w:t>
+      </w:r>
+      <w:proofErr w:type="spellStart"/>
+      <w:r>
+        <w:t>survival</w:t>
+      </w:r>
+      <w:proofErr w:type="spellEnd"/>
+      <w:r>
+        <w:t>«.</w:t>
+      </w:r>
+      <w:r>
+        <w:t xml:space="preserve"> </w:t>
+      </w:r>
+      <w:r>
+        <w:t>Mentorju sem oddal dokument, z natančnejšimi opisi funkcionalnost in ostalimi opisi igre.</w:t>
+      </w:r>
+      <w:r>
+        <w:t xml:space="preserve"> Naknadno sem narisal tudi načrt igralnega prostora, vendar se je ta kar zelo spremenil.</w:t>
+      </w:r>
+    </w:p>
+    <w:p>
+      <w:pPr>
+        <w:pStyle w:val="Naslov2"/>
+      </w:pPr>
+      <w:r>
+        <w:t xml:space="preserve">Spoznavanje orodja </w:t>
+      </w:r>
+      <w:proofErr w:type="spellStart"/>
+      <w:r>
+        <w:t>Unity</w:t>
+      </w:r>
+      <w:proofErr w:type="spellEnd"/>
+    </w:p>
+    <w:p>
+      <w:pPr>
+        <w:ind w:left="360"/>
+      </w:pPr>
+      <w:r>
+        <w:t xml:space="preserve">Ker orodja </w:t>
+      </w:r>
+      <w:proofErr w:type="spellStart"/>
+      <w:r>
+        <w:t>Unity</w:t>
+      </w:r>
+      <w:proofErr w:type="spellEnd"/>
+      <w:r>
+        <w:t xml:space="preserve"> v takšni meri, kot sem rabil uporabljati za ta izdelek, še nisem uporabljal, sem se z njim seznanil preko videoposnetkov iz </w:t>
+      </w:r>
+      <w:r>
+        <w:t xml:space="preserve">spletne </w:t>
+      </w:r>
+      <w:r>
+        <w:t>platforme YouTube</w:t>
+      </w:r>
+      <w:r>
+        <w:t xml:space="preserve"> </w:t>
+      </w:r>
+      <w:r>
+        <w:t>ter z uporabo</w:t>
+      </w:r>
+      <w:r>
+        <w:t xml:space="preserve"> umetne inteligence </w:t>
+      </w:r>
+      <w:proofErr w:type="spellStart"/>
+      <w:r>
+        <w:t>ChatGPT</w:t>
+      </w:r>
+      <w:proofErr w:type="spellEnd"/>
+      <w:r>
+        <w:t>.</w:t>
+      </w:r>
+      <w:r>
+        <w:t xml:space="preserve"> </w:t>
+      </w:r>
+      <w:r>
+        <w:t>Ti viri so mi omogočili da</w:t>
+      </w:r>
+      <w:r>
+        <w:t xml:space="preserve"> sem</w:t>
+      </w:r>
+      <w:r>
+        <w:t xml:space="preserve"> se hitro naučil osnovnih principov delovanja orodja</w:t>
+      </w:r>
+      <w:r>
+        <w:t xml:space="preserve"> in uporabe skript v jeziku C# ter različnih </w:t>
+      </w:r>
+      <w:proofErr w:type="spellStart"/>
+      <w:r>
+        <w:t>Unityjevih</w:t>
+      </w:r>
+      <w:proofErr w:type="spellEnd"/>
+      <w:r>
+        <w:t xml:space="preserve"> razredov</w:t>
+      </w:r>
+      <w:r>
+        <w:t xml:space="preserve"> in metod</w:t>
+      </w:r>
+      <w:r>
+        <w:t xml:space="preserve">. </w:t>
+      </w:r>
+      <w:r>
+        <w:t>Z njihovo pomočjo sem lahko vzpostavil nekaj začetnih funkcionalnosti, ki so bile ključne za nadaljnji razvoj igre.</w:t>
+      </w:r>
+    </w:p>
+    <w:p>
+      <w:pPr>
+        <w:ind w:left="360"/>
+      </w:pPr>
+      <w:r>
+        <w:t>Najbolj pomembn</w:t>
+      </w:r>
+      <w:r>
+        <w:t>a naloga</w:t>
+      </w:r>
+      <w:r>
+        <w:t xml:space="preserve"> je bil</w:t>
+      </w:r>
+      <w:r>
+        <w:t>a implementacij</w:t>
+      </w:r>
+      <w:r>
+        <w:t xml:space="preserve">a </w:t>
+      </w:r>
+      <w:r>
+        <w:t>premikanje igralca.</w:t>
+      </w:r>
+      <w:r>
+        <w:t xml:space="preserve"> </w:t>
+      </w:r>
+      <w:r>
+        <w:t>To je predstavljalo osnovo za testiranje drugih mehanik, kot so interakcija s predmeti, zaznavanje svetlobe in delovanje sovražnika.</w:t>
+      </w:r>
+      <w:r>
+        <w:t xml:space="preserve"> </w:t>
+      </w:r>
+      <w:r>
+        <w:t xml:space="preserve">Ko sem pridobil več znanja in boljše razumevanje principov objektno usmerjenega programiranja znotraj </w:t>
+      </w:r>
+      <w:proofErr w:type="spellStart"/>
+      <w:r>
+        <w:t>Unity</w:t>
+      </w:r>
+      <w:proofErr w:type="spellEnd"/>
+      <w:r>
+        <w:t>-ja, sem vse začetne skripte preuredil ali jih povsem na novo napisal. Na ta način sem jih prilagodil svojemu načinu kodiranja in zagotovil, da so delovale usklajeno z ostalimi funkcionalnostmi igre.</w:t>
+      </w:r>
+    </w:p>
+    <w:p>
+      <w:pPr>
+        <w:ind w:left="360"/>
+      </w:pPr>
+      <w:r>
+        <w:t>Ta proces sprotnega učenja je bil ključen, saj mi je omogočil, da sem svoje znanje poglobil in ga hkrati uporabljal</w:t>
+      </w:r>
+      <w:r>
+        <w:t>.</w:t>
+      </w:r>
+    </w:p>
+    <w:p>
+      <w:pPr>
+        <w:jc w:val="left"/>
+      </w:pPr>
+      <w:r>
         <w:br w:type="page"/>
       </w:r>
     </w:p>
     <w:p>
       <w:pPr>
-        <w:pStyle w:val="Heading2"/>
+        <w:pStyle w:val="Naslov2"/>
       </w:pPr>
       <w:r>
         <w:lastRenderedPageBreak/>
-        <w:t xml:space="preserve">3.2 </w:t>
-      </w:r>
-    </w:p>
-    <w:p/>
+        <w:t xml:space="preserve">Izdelava </w:t>
+      </w:r>
+      <w:r>
+        <w:t xml:space="preserve">delujočega </w:t>
+      </w:r>
+      <w:r>
+        <w:t>prototipa</w:t>
+      </w:r>
+    </w:p>
+    <w:p>
+      <w:pPr>
+        <w:ind w:left="360"/>
+      </w:pPr>
+      <w:r>
+        <w:t>Ko je bilo moje znanje bolj utrjeno, sem se lotil prototipa za predstavitev na 2. konzultaciji.</w:t>
+      </w:r>
+      <w:r>
+        <w:t xml:space="preserve"> Lotil sem se implementacij</w:t>
+      </w:r>
+      <w:r>
+        <w:t>e</w:t>
+      </w:r>
+      <w:r>
+        <w:t xml:space="preserve"> novih mehanik.</w:t>
+      </w:r>
+      <w:r>
+        <w:t xml:space="preserve"> </w:t>
+      </w:r>
+      <w:r>
+        <w:t>Odločil sem se da bom hitro vpeljal čim več glavnih mehanik tako, da bom na koncu imel trdno ogrodje kateremu lahko kasneje dodam ostale manjše funk</w:t>
+      </w:r>
+      <w:r>
+        <w:t>c</w:t>
+      </w:r>
+      <w:r>
+        <w:t>ionalnosti.</w:t>
+      </w:r>
+      <w:r>
+        <w:t xml:space="preserve"> </w:t>
+      </w:r>
+      <w:r>
+        <w:t>V tej fazi dela sem tudi izgubil celotno glavno sceno in vse povezave med referencami in skripti</w:t>
+      </w:r>
+      <w:r>
+        <w:t xml:space="preserve">. Tu sem projekt zavaroval z vodenjem različic in uporabo orodja </w:t>
+      </w:r>
+      <w:proofErr w:type="spellStart"/>
+      <w:r>
+        <w:t>Git</w:t>
+      </w:r>
+      <w:proofErr w:type="spellEnd"/>
+      <w:r>
+        <w:t xml:space="preserve"> na platformi </w:t>
+      </w:r>
+      <w:proofErr w:type="spellStart"/>
+      <w:r>
+        <w:t>GitHub</w:t>
+      </w:r>
+      <w:proofErr w:type="spellEnd"/>
+      <w:r>
+        <w:t>.</w:t>
+      </w:r>
+    </w:p>
+    <w:p>
+      <w:pPr>
+        <w:pStyle w:val="Naslov3"/>
+        <w:numPr>
+          <w:ilvl w:val="2"/>
+          <w:numId w:val="13"/>
+        </w:numPr>
+      </w:pPr>
+      <w:r>
+        <w:t xml:space="preserve">Izdelava </w:t>
+      </w:r>
+      <w:r>
+        <w:t>prv</w:t>
+      </w:r>
+      <w:r>
+        <w:t>ih</w:t>
+      </w:r>
+      <w:r>
+        <w:t xml:space="preserve"> </w:t>
+      </w:r>
+      <w:r>
+        <w:t>prostor</w:t>
+      </w:r>
+      <w:r>
+        <w:t>ov</w:t>
+      </w:r>
+    </w:p>
+    <w:p>
+      <w:pPr>
+        <w:ind w:left="360"/>
+      </w:pPr>
+      <w:r>
+        <w:t xml:space="preserve">Začel sem </w:t>
+      </w:r>
+      <w:r>
+        <w:t>sem z izdelavo prostorov zapora.</w:t>
+      </w:r>
+      <w:r>
+        <w:t xml:space="preserve"> Odločil sem se da bom za začetek naredil skladiščno sobo, ki bo osrednji prostor kje se bosta srečala igralec in robot</w:t>
+      </w:r>
+      <w:r>
+        <w:t>, nato pa še sobo za video nadzor, ki bo igralcu prišla zelo prav.</w:t>
+      </w:r>
+      <w:r>
+        <w:t xml:space="preserve"> </w:t>
+      </w:r>
+      <w:r>
+        <w:t>Nisem se osredotočal na izgled, vendar sem poskušal implementirati čim več stvari.</w:t>
+      </w:r>
+    </w:p>
+    <w:p>
+      <w:pPr>
+        <w:ind w:left="360"/>
+        <w:rPr>
+          <w:rStyle w:val="Krepko"/>
+        </w:rPr>
+      </w:pPr>
+      <w:r>
+        <w:rPr>
+          <w:rStyle w:val="Krepko"/>
+        </w:rPr>
+        <w:t xml:space="preserve">Orodje </w:t>
+      </w:r>
+      <w:proofErr w:type="spellStart"/>
+      <w:r>
+        <w:rPr>
+          <w:rStyle w:val="Krepko"/>
+        </w:rPr>
+        <w:t>ProBuilder</w:t>
+      </w:r>
+      <w:proofErr w:type="spellEnd"/>
+    </w:p>
+    <w:p>
+      <w:pPr>
+        <w:ind w:left="360"/>
+      </w:pPr>
+      <w:r>
+        <w:t>Glavno orodje, ki mi je pomagalo pri hitre</w:t>
+      </w:r>
+      <w:r>
+        <w:t>m</w:t>
+      </w:r>
+      <w:r>
+        <w:t xml:space="preserve">, ustvarjanju prostorov, je bilo orodje </w:t>
+      </w:r>
+      <w:proofErr w:type="spellStart"/>
+      <w:r>
+        <w:t>ProBuilder</w:t>
+      </w:r>
+      <w:proofErr w:type="spellEnd"/>
+      <w:r>
+        <w:t xml:space="preserve">, ki obstaja znotraj </w:t>
+      </w:r>
+      <w:proofErr w:type="spellStart"/>
+      <w:r>
+        <w:t>Unityja</w:t>
+      </w:r>
+      <w:proofErr w:type="spellEnd"/>
+      <w:r>
+        <w:t xml:space="preserve">, vendar ga je potrebno </w:t>
+      </w:r>
+      <w:commentRangeStart w:id="1"/>
+      <w:r>
+        <w:t>naložiti</w:t>
+      </w:r>
+      <w:commentRangeEnd w:id="1"/>
+      <w:r>
+        <w:rPr>
+          <w:rStyle w:val="Pripombasklic"/>
+        </w:rPr>
+        <w:commentReference w:id="1"/>
+      </w:r>
+      <w:r>
+        <w:t>.</w:t>
+      </w:r>
+    </w:p>
+    <w:p>
+      <w:pPr>
+        <w:ind w:left="360"/>
+        <w:rPr>
+          <w:rStyle w:val="Krepko"/>
+        </w:rPr>
+      </w:pPr>
+      <w:r>
+        <w:rPr>
+          <w:rStyle w:val="Krepko"/>
+        </w:rPr>
+        <w:t>Izdelava skladišča</w:t>
+      </w:r>
+    </w:p>
+    <w:p>
+      <w:pPr>
+        <w:ind w:left="360"/>
+      </w:pPr>
+      <w:r>
+        <w:t>V prostor sem dodal različne 3D modele pridobljene iz prej opisanega »</w:t>
+      </w:r>
+      <w:proofErr w:type="spellStart"/>
+      <w:r>
+        <w:t>Asset</w:t>
+      </w:r>
+      <w:proofErr w:type="spellEnd"/>
+      <w:r>
+        <w:t xml:space="preserve"> store-a«</w:t>
+      </w:r>
+      <w:r>
+        <w:t xml:space="preserve">. </w:t>
+      </w:r>
+      <w:r>
+        <w:t xml:space="preserve">Cilj je bil ustvariti prostor, ki za robota in igralca ustvarja prednosti in slabosti. </w:t>
+      </w:r>
+      <w:r>
+        <w:t>Igralec se lahko premika po ožjih prehodih skozi katere robot ne more, vendar v prostoru ni dejanskih sten ampak različne prehode ločujejo prazne regalne omare, ki omogočajo robotovemu snopu svetlobe da vidi skoznje.</w:t>
+      </w:r>
+      <w:r>
+        <w:t xml:space="preserve"> </w:t>
+      </w:r>
+      <w:r>
+        <w:t>Dodal sem tudi različne 3D objekte kot so škatle, sodi, viličarji in drugi objekti, ki jih najdemo v skladišču</w:t>
+      </w:r>
+      <w:r>
+        <w:t>, ki igralcu omogočajo</w:t>
+      </w:r>
+      <w:r>
+        <w:t xml:space="preserve"> da se za njimi skrije pred šopom svetlobe.</w:t>
+      </w:r>
+      <w:r>
+        <w:t xml:space="preserve"> </w:t>
+      </w:r>
+      <w:r>
+        <w:t>N</w:t>
+      </w:r>
+      <w:r>
+        <w:t>e</w:t>
+      </w:r>
+      <w:r>
+        <w:t>k</w:t>
+      </w:r>
+      <w:r>
+        <w:t>a</w:t>
+      </w:r>
+      <w:r>
+        <w:t xml:space="preserve">tere </w:t>
+      </w:r>
+      <w:r>
+        <w:t xml:space="preserve">regalne omare </w:t>
+      </w:r>
+      <w:r>
+        <w:t xml:space="preserve">sem </w:t>
+      </w:r>
+      <w:r>
+        <w:t>tudi prevrnil oziroma jih nagnil, k</w:t>
+      </w:r>
+      <w:r>
+        <w:t>ar</w:t>
+      </w:r>
+      <w:r>
+        <w:t xml:space="preserve"> </w:t>
+      </w:r>
+      <w:r>
+        <w:t>pripomore k zapuščenemu občutku</w:t>
+      </w:r>
+      <w:r>
+        <w:t>.</w:t>
+      </w:r>
+      <w:r>
+        <w:t xml:space="preserve"> </w:t>
+      </w:r>
+    </w:p>
+    <w:p>
+      <w:pPr>
+        <w:ind w:left="360"/>
+        <w:rPr>
+          <w:rStyle w:val="Krepko"/>
+        </w:rPr>
+      </w:pPr>
+      <w:r>
+        <w:rPr>
+          <w:rStyle w:val="Krepko"/>
+        </w:rPr>
+        <w:t>Izdelava sobe za videonadzor</w:t>
+      </w:r>
+    </w:p>
+    <w:p>
+      <w:pPr>
+        <w:ind w:left="360"/>
+      </w:pPr>
+      <w:r>
+        <w:t>Sobot CCTV sem naredil robotu nedostopno in služi kakor »varna soba«</w:t>
+      </w:r>
+      <w:r>
+        <w:t xml:space="preserve">. V njej lahko igralec </w:t>
+      </w:r>
+      <w:r>
+        <w:t>opazuje različne dele zapora in planira svojo naslednjo pot.</w:t>
+      </w:r>
+    </w:p>
+    <w:p>
+      <w:pPr>
+        <w:ind w:left="360"/>
+        <w:rPr>
+          <w:rStyle w:val="Krepko"/>
+          <w:b w:val="0"/>
+          <w:bCs w:val="0"/>
+        </w:rPr>
+      </w:pPr>
+      <w:r>
+        <w:rPr>
+          <w:rStyle w:val="Krepko"/>
+          <w:b w:val="0"/>
+          <w:bCs w:val="0"/>
+        </w:rPr>
+        <w:t>Sobo sem naredil manjšo in vanjo dodal 3D</w:t>
+      </w:r>
+      <w:r>
+        <w:rPr>
+          <w:rStyle w:val="Krepko"/>
+          <w:b w:val="0"/>
+          <w:bCs w:val="0"/>
+        </w:rPr>
+        <w:t xml:space="preserve"> pisarniške modele</w:t>
+      </w:r>
+      <w:r>
+        <w:rPr>
+          <w:rStyle w:val="Krepko"/>
+          <w:b w:val="0"/>
+          <w:bCs w:val="0"/>
+        </w:rPr>
+        <w:t>.</w:t>
+      </w:r>
+      <w:r>
+        <w:rPr>
+          <w:rStyle w:val="Krepko"/>
+          <w:b w:val="0"/>
+          <w:bCs w:val="0"/>
+        </w:rPr>
+        <w:t xml:space="preserve"> To so miza, stol, računalniška periferija in nekaj drugih okrasnih predmetov.</w:t>
+      </w:r>
+      <w:r>
+        <w:rPr>
+          <w:rStyle w:val="Krepko"/>
+          <w:b w:val="0"/>
+          <w:bCs w:val="0"/>
+        </w:rPr>
+        <w:t xml:space="preserve"> V sobo sem dodal tudi 3D model mrtvega paznika, ki je v roki držal ključ</w:t>
+      </w:r>
+      <w:r>
+        <w:rPr>
+          <w:rStyle w:val="Krepko"/>
+          <w:b w:val="0"/>
+          <w:bCs w:val="0"/>
+        </w:rPr>
+        <w:t>, ki ga igralec lahko pobere.</w:t>
+      </w:r>
+      <w:r>
+        <w:rPr>
+          <w:rStyle w:val="Krepko"/>
+          <w:b w:val="0"/>
+          <w:bCs w:val="0"/>
+        </w:rPr>
+        <w:t xml:space="preserve"> </w:t>
+      </w:r>
+      <w:r>
+        <w:rPr>
+          <w:rStyle w:val="Krepko"/>
+          <w:b w:val="0"/>
+          <w:bCs w:val="0"/>
+        </w:rPr>
+        <w:t xml:space="preserve"> </w:t>
+      </w:r>
+    </w:p>
+    <w:p>
+      <w:pPr>
+        <w:jc w:val="left"/>
+        <w:rPr>
+          <w:rFonts w:eastAsiaTheme="majorEastAsia" w:cstheme="majorBidi"/>
+          <w:color w:val="0F4761" w:themeColor="accent1" w:themeShade="BF"/>
+          <w:sz w:val="28"/>
+          <w:szCs w:val="28"/>
+        </w:rPr>
+      </w:pPr>
+      <w:r>
+        <w:br w:type="page"/>
+      </w:r>
+    </w:p>
+    <w:p>
+      <w:pPr>
+        <w:pStyle w:val="Naslov3"/>
+        <w:numPr>
+          <w:ilvl w:val="2"/>
+          <w:numId w:val="13"/>
+        </w:numPr>
+        <w:rPr>
+          <w:rStyle w:val="Naslov4Znak"/>
+        </w:rPr>
+      </w:pPr>
+      <w:r>
+        <w:lastRenderedPageBreak/>
+        <w:t>Glavne funkci</w:t>
+      </w:r>
+      <w:r>
+        <w:rPr>
+          <w:rStyle w:val="Naslov4Znak"/>
+        </w:rPr>
+        <w:t>onalnosti</w:t>
+      </w:r>
+    </w:p>
+    <w:p>
+      <w:pPr>
+        <w:ind w:left="360"/>
+        <w:rPr>
+          <w:rStyle w:val="Krepko"/>
+        </w:rPr>
+      </w:pPr>
+      <w:r>
+        <w:t>Ko sem imel prostor za testiranje (skladiščna soba)</w:t>
+      </w:r>
+      <w:r>
+        <w:t>, sem se lotil izdelave umetne inteligence robota.</w:t>
+      </w:r>
+    </w:p>
+    <w:p>
+      <w:pPr>
+        <w:ind w:left="360"/>
+        <w:rPr>
+          <w:rStyle w:val="Krepko"/>
+        </w:rPr>
+      </w:pPr>
+      <w:r>
+        <w:rPr>
+          <w:rStyle w:val="Krepko"/>
+        </w:rPr>
+        <w:t xml:space="preserve">Orodje </w:t>
+      </w:r>
+      <w:proofErr w:type="spellStart"/>
+      <w:r>
+        <w:rPr>
+          <w:rStyle w:val="Krepko"/>
+        </w:rPr>
+        <w:t>NavMesh</w:t>
+      </w:r>
+      <w:proofErr w:type="spellEnd"/>
+    </w:p>
+    <w:p>
+      <w:pPr>
+        <w:ind w:left="360"/>
+      </w:pPr>
+      <w:r>
+        <w:t xml:space="preserve">Osrednji del robotove umetne inteligence, je </w:t>
+      </w:r>
+      <w:proofErr w:type="spellStart"/>
+      <w:r>
+        <w:t>Unityjevo</w:t>
+      </w:r>
+      <w:proofErr w:type="spellEnd"/>
+      <w:r>
+        <w:t xml:space="preserve"> orodje </w:t>
+      </w:r>
+      <w:proofErr w:type="spellStart"/>
+      <w:r>
+        <w:t>NavMesh</w:t>
+      </w:r>
+      <w:proofErr w:type="spellEnd"/>
+      <w:r>
+        <w:t>.</w:t>
+      </w:r>
+      <w:r>
+        <w:t xml:space="preserve"> </w:t>
+      </w:r>
+      <w:r>
+        <w:t>To orodje omogoča, da določimo površine po katerih se bo robot lahko premika</w:t>
+      </w:r>
+      <w:r>
+        <w:t>l</w:t>
+      </w:r>
+      <w:r>
+        <w:t>, ki se imenujejo »</w:t>
+      </w:r>
+      <w:proofErr w:type="spellStart"/>
+      <w:r>
+        <w:t>NavMeshSurface</w:t>
+      </w:r>
+      <w:proofErr w:type="spellEnd"/>
+      <w:r>
+        <w:t xml:space="preserve">«. </w:t>
+      </w:r>
+      <w:r>
+        <w:t xml:space="preserve">Nato naredimo </w:t>
+      </w:r>
+      <w:r>
+        <w:t xml:space="preserve">na </w:t>
+      </w:r>
+      <w:proofErr w:type="spellStart"/>
+      <w:r>
+        <w:t>objektum</w:t>
+      </w:r>
+      <w:proofErr w:type="spellEnd"/>
+      <w:r>
+        <w:t xml:space="preserve"> ki se bo po površinah premikač, ustvarimo </w:t>
+      </w:r>
+      <w:r>
+        <w:t xml:space="preserve">agenta </w:t>
+      </w:r>
+      <w:r>
+        <w:t>»</w:t>
+      </w:r>
+      <w:proofErr w:type="spellStart"/>
+      <w:r>
+        <w:t>NavMeshAgent</w:t>
+      </w:r>
+      <w:proofErr w:type="spellEnd"/>
+      <w:r>
+        <w:t xml:space="preserve">«. </w:t>
+      </w:r>
+      <w:r>
+        <w:t xml:space="preserve">Z njegovo pomočjo lahko določimo mere našega </w:t>
+      </w:r>
+      <w:r>
+        <w:t xml:space="preserve">objekta, ki bodo </w:t>
+      </w:r>
+      <w:r>
+        <w:t xml:space="preserve">bile uporabljene za </w:t>
+      </w:r>
+      <w:r>
+        <w:t xml:space="preserve">generiranje </w:t>
+      </w:r>
+      <w:proofErr w:type="spellStart"/>
+      <w:r>
+        <w:t>NavMesh</w:t>
+      </w:r>
+      <w:proofErr w:type="spellEnd"/>
+      <w:r>
+        <w:t xml:space="preserve"> površine.</w:t>
+      </w:r>
+      <w:r>
+        <w:t xml:space="preserve"> Znotraj orodja je tudi več metod, ki jih lahko uporabljamo za upravljanje z agentom na površini.</w:t>
+      </w:r>
+      <w:r>
+        <w:t xml:space="preserve"> </w:t>
+      </w:r>
+    </w:p>
+    <w:p>
+      <w:pPr>
+        <w:ind w:left="360"/>
+        <w:rPr>
+          <w:rStyle w:val="Krepko"/>
+        </w:rPr>
+      </w:pPr>
+      <w:r>
+        <w:rPr>
+          <w:rStyle w:val="Krepko"/>
+        </w:rPr>
+        <w:t>Umetna inteligenca robota</w:t>
+      </w:r>
+    </w:p>
+    <w:p>
+      <w:pPr>
+        <w:ind w:left="360"/>
+      </w:pPr>
+      <w:r>
+        <w:t>Začel sem z preprostim premikanje robota med naprej določenim naborom točk.</w:t>
+      </w:r>
+      <w:r>
+        <w:t xml:space="preserve"> Z uporabo </w:t>
+      </w:r>
+      <w:proofErr w:type="spellStart"/>
+      <w:r>
+        <w:t>NavMesh</w:t>
+      </w:r>
+      <w:proofErr w:type="spellEnd"/>
+      <w:r>
+        <w:t xml:space="preserve"> orodja je bilo to zelo preprosto. </w:t>
+      </w:r>
+      <w:r>
+        <w:t>Ko je to delovalo</w:t>
+      </w:r>
+      <w:r>
+        <w:t xml:space="preserve">, sem dodal novo stanje robota, ki se </w:t>
+      </w:r>
+      <w:r>
+        <w:t xml:space="preserve">je </w:t>
+      </w:r>
+      <w:r>
+        <w:t>zač</w:t>
+      </w:r>
+      <w:r>
+        <w:t xml:space="preserve">elo </w:t>
+      </w:r>
+      <w:r>
+        <w:t xml:space="preserve">izvajati, ko te </w:t>
+      </w:r>
+      <w:r>
+        <w:t xml:space="preserve">je </w:t>
+      </w:r>
+      <w:r>
+        <w:t>opazi</w:t>
+      </w:r>
+      <w:r>
+        <w:t xml:space="preserve">l </w:t>
+      </w:r>
+      <w:r>
+        <w:t>v svojem snopu svetlobe.</w:t>
+      </w:r>
+      <w:r>
+        <w:t xml:space="preserve"> Robot se </w:t>
+      </w:r>
+      <w:r>
+        <w:t xml:space="preserve">je </w:t>
+      </w:r>
+      <w:r>
+        <w:t>premika</w:t>
+      </w:r>
+      <w:r>
+        <w:t xml:space="preserve">l </w:t>
+      </w:r>
+      <w:r>
+        <w:t>proti zad</w:t>
+      </w:r>
+      <w:r>
+        <w:t>n</w:t>
+      </w:r>
+      <w:r>
+        <w:t>ji lokaciji, kjer te je videl</w:t>
+      </w:r>
+      <w:r>
+        <w:t>.</w:t>
+      </w:r>
+      <w:r>
+        <w:t xml:space="preserve"> </w:t>
+      </w:r>
+      <w:r>
+        <w:t>Ko te je izgubil, se je prestavil nazaj v gibanje med točkami</w:t>
+      </w:r>
+      <w:r>
+        <w:t>.</w:t>
+      </w:r>
+      <w:r>
+        <w:t xml:space="preserve"> </w:t>
+      </w:r>
+    </w:p>
+    <w:p>
+      <w:pPr>
+        <w:ind w:left="360"/>
+        <w:rPr>
+          <w:rStyle w:val="Krepko"/>
+        </w:rPr>
+      </w:pPr>
+      <w:r>
+        <w:rPr>
+          <w:rStyle w:val="Krepko"/>
+        </w:rPr>
+        <w:t>Šibke in močne luči</w:t>
+      </w:r>
+    </w:p>
+    <w:p>
+      <w:pPr>
+        <w:ind w:left="360"/>
+      </w:pPr>
+      <w:r>
+        <w:t>Nato sem začel z logiko šibkih in močnih luči.</w:t>
+      </w:r>
+      <w:r>
+        <w:t xml:space="preserve"> Ko je igralec stopil v šibek snop usmerjene svetlobe, se je robot zagnal proti igralčevi</w:t>
+      </w:r>
+      <w:r>
+        <w:t xml:space="preserve"> lokaciji</w:t>
+      </w:r>
+      <w:r>
+        <w:t xml:space="preserve"> in nato nadaljeval tako kot sem to </w:t>
+      </w:r>
+      <w:r>
+        <w:t>prej opisal.</w:t>
+      </w:r>
+      <w:r>
+        <w:t xml:space="preserve"> Logika močnih luči je bila zelo podobna, vendar se razen izpisa na zaslon, da se je igra končala, ni zgodilo nič drugega, saj sem se odločil da bom igralski vmesnik naredil čisto na koncu, ker ni</w:t>
+      </w:r>
+      <w:r>
+        <w:t xml:space="preserve"> bil</w:t>
+      </w:r>
+      <w:r>
+        <w:t xml:space="preserve"> glavna prioriteta. </w:t>
+      </w:r>
+    </w:p>
+    <w:p>
+      <w:pPr>
+        <w:ind w:left="360"/>
+        <w:rPr>
+          <w:rStyle w:val="Krepko"/>
+        </w:rPr>
+      </w:pPr>
+      <w:r>
+        <w:rPr>
+          <w:rStyle w:val="Krepko"/>
+        </w:rPr>
+        <w:t>Interakcijski sistem</w:t>
+      </w:r>
+      <w:r>
+        <w:rPr>
+          <w:rStyle w:val="Krepko"/>
+        </w:rPr>
+        <w:t xml:space="preserve"> in inventar</w:t>
+      </w:r>
+    </w:p>
+    <w:p>
+      <w:pPr>
+        <w:ind w:left="360"/>
+      </w:pPr>
+      <w:r>
+        <w:t>Dodal sem zelo pomemben sistem, ki je igralcu omogočal</w:t>
+      </w:r>
+      <w:r>
+        <w:t>, da je pobral predmete in jih hranil v svojem dvomestnem inventarju.</w:t>
+      </w:r>
+      <w:r>
+        <w:t xml:space="preserve"> Med njima je lahko menjal in predmete tudi spuščal iz in</w:t>
+      </w:r>
+      <w:r>
+        <w:t>vent</w:t>
+      </w:r>
+      <w:r>
+        <w:t>arja.</w:t>
+      </w:r>
+      <w:r>
+        <w:t xml:space="preserve"> Nato sem sistem dodelal z funkcionalnostjo uporabe predmetov, tam kjer je to potrebno. Na primer igralec je lahko odklenil ključavnico </w:t>
+      </w:r>
+      <w:r>
+        <w:t>s</w:t>
+      </w:r>
+      <w:r>
+        <w:t xml:space="preserve"> ključem, če </w:t>
+      </w:r>
+      <w:r>
+        <w:t>ga je imel v rokah.</w:t>
+      </w:r>
+    </w:p>
+    <w:p>
+      <w:pPr>
+        <w:ind w:left="360"/>
+        <w:rPr>
+          <w:rStyle w:val="Krepko"/>
+        </w:rPr>
+      </w:pPr>
+      <w:r>
+        <w:rPr>
+          <w:rStyle w:val="Krepko"/>
+        </w:rPr>
+        <w:t>Računalnik v sobi za videonadzor</w:t>
+      </w:r>
+    </w:p>
+    <w:p>
+      <w:pPr>
+        <w:ind w:left="360"/>
+      </w:pPr>
+      <w:r>
+        <w:t>V sobi za videonadzor, sem napisal logiko, ki je igralcu omogočala menjavo med pogledi različnih kamer v zaporu.</w:t>
+      </w:r>
+      <w:r>
+        <w:t xml:space="preserve"> </w:t>
+      </w:r>
+    </w:p>
+    <w:p>
+      <w:pPr>
+        <w:ind w:left="360"/>
+        <w:rPr>
+          <w:rStyle w:val="Krepko"/>
+        </w:rPr>
+      </w:pPr>
+      <w:r>
+        <w:rPr>
+          <w:rStyle w:val="Krepko"/>
+        </w:rPr>
+        <w:t>Pištola za kratko onemogočitev robota in naboji</w:t>
+      </w:r>
+    </w:p>
+    <w:p>
+      <w:pPr>
+        <w:ind w:left="360"/>
+      </w:pPr>
+      <w:r>
+        <w:t xml:space="preserve">S pomočjo </w:t>
+      </w:r>
+      <w:r>
+        <w:t xml:space="preserve">interakcijskega sistema, sem lahko naredil pištolo, iz katere </w:t>
+      </w:r>
+      <w:r>
+        <w:t xml:space="preserve">je </w:t>
+      </w:r>
+      <w:r>
+        <w:t>igralec ustreli</w:t>
+      </w:r>
+      <w:r>
+        <w:t>l</w:t>
+      </w:r>
+      <w:r>
+        <w:t xml:space="preserve"> naboje, ki</w:t>
+      </w:r>
+      <w:r>
+        <w:t xml:space="preserve"> jih najde v različnih prostorih.</w:t>
+      </w:r>
+      <w:r>
+        <w:t xml:space="preserve"> </w:t>
+      </w:r>
+      <w:r>
+        <w:t>Ko je naboj robota zadel, se je izvajanje njegove skripte ustavilo za določen čas.</w:t>
+      </w:r>
+      <w:r>
+        <w:t xml:space="preserve"> </w:t>
+      </w:r>
+      <w:r>
+        <w:t>Seveda je lahko puško hranil v inventarju</w:t>
+      </w:r>
+      <w:r>
+        <w:t>.</w:t>
+      </w:r>
+      <w:r>
+        <w:t xml:space="preserve"> </w:t>
+      </w:r>
+      <w:r>
+        <w:t xml:space="preserve"> </w:t>
+      </w:r>
+    </w:p>
+    <w:p>
+      <w:pPr>
+        <w:pStyle w:val="Naslov2"/>
+      </w:pPr>
+      <w:r>
+        <w:lastRenderedPageBreak/>
+        <w:t>Druga faza izdelave</w:t>
+      </w:r>
+    </w:p>
+    <w:p>
+      <w:pPr>
+        <w:ind w:left="360"/>
+      </w:pPr>
+    </w:p>
+    <w:p>
+      <w:pPr>
+        <w:ind w:left="360"/>
+        <w:rPr>
+          <w:rStyle w:val="Krepko"/>
+        </w:rPr>
+      </w:pPr>
+    </w:p>
+    <w:p>
+      <w:pPr>
+        <w:ind w:left="360"/>
+      </w:pPr>
+    </w:p>
+    <w:p>
+      <w:pPr>
+        <w:ind w:left="360"/>
+        <w:rPr>
+          <w:rStyle w:val="Krepko"/>
+        </w:rPr>
+      </w:pPr>
+    </w:p>
+    <w:p>
+      <w:pPr>
+        <w:rPr>
+          <w:rStyle w:val="Krepko"/>
+        </w:rPr>
+      </w:pPr>
+    </w:p>
+    <w:p>
+      <w:pPr>
+        <w:ind w:left="360"/>
+      </w:pPr>
+    </w:p>
+    <w:p>
+      <w:pPr>
+        <w:ind w:left="360"/>
+      </w:pPr>
+    </w:p>
+    <w:p>
+      <w:pPr>
+        <w:ind w:left="360"/>
+      </w:pPr>
+    </w:p>
     <w:p/>
     <w:sectPr>
-      <w:headerReference w:type="default" r:id="rId9"/>
+      <w:headerReference w:type="default" r:id="rId13"/>
       <w:pgSz w:w="11906" w:h="16838"/>
       <w:pgMar w:top="1440" w:right="1440" w:bottom="1440" w:left="1440" w:header="708" w:footer="708" w:gutter="0"/>
       <w:cols w:space="708"/>
@@ -1120,6 +2471,78 @@
 </w:document>
 </file>
 
+<file path=word/comments.xml><?xml version="1.0" encoding="utf-8"?>
+<w:comments xmlns:wpc="http://schemas.microsoft.com/office/word/2010/wordprocessingCanvas" xmlns:cx="http://schemas.microsoft.com/office/drawing/2014/chartex" xmlns:cx1="http://schemas.microsoft.com/office/drawing/2015/9/8/chartex" xmlns:cx2="http://schemas.microsoft.com/office/drawing/2015/10/21/chartex" xmlns:cx3="http://schemas.microsoft.com/office/drawing/2016/5/9/chartex" xmlns:cx4="http://schemas.microsoft.com/office/drawing/2016/5/10/chartex" xmlns:cx5="http://schemas.microsoft.com/office/drawing/2016/5/11/chartex" xmlns:cx6="http://schemas.microsoft.com/office/drawing/2016/5/12/chartex" xmlns:cx7="http://schemas.microsoft.com/office/drawing/2016/5/13/chartex" xmlns:cx8="http://schemas.microsoft.com/office/drawing/2016/5/14/chartex" xmlns:mc="http://schemas.openxmlformats.org/markup-compatibility/2006" xmlns:aink="http://schemas.microsoft.com/office/drawing/2016/ink" xmlns:am3d="http://schemas.microsoft.com/office/drawing/2017/model3d" xmlns:o="urn:schemas-microsoft-com:office:office" xmlns:oel="http://schemas.microsoft.com/office/2019/extlst" xmlns:r="http://schemas.openxmlformats.org/officeDocument/2006/relationships" xmlns:m="http://schemas.openxmlformats.org/officeDocument/2006/math" xmlns:v="urn:schemas-microsoft-com:vml" xmlns:wp14="http://schemas.microsoft.com/office/word/2010/wordprocessingDrawing" xmlns:wp="http://schemas.openxmlformats.org/drawingml/2006/wordprocessingDrawing" xmlns:w10="urn:schemas-microsoft-com:office:word" xmlns:w="http://schemas.openxmlformats.org/wordprocessingml/2006/main" xmlns:w14="http://schemas.microsoft.com/office/word/2010/wordml" xmlns:w15="http://schemas.microsoft.com/office/word/2012/wordml" xmlns:w16cex="http://schemas.microsoft.com/office/word/2018/wordml/cex" xmlns:w16cid="http://schemas.microsoft.com/office/word/2016/wordml/cid" xmlns:w16="http://schemas.microsoft.com/office/word/2018/wordml" xmlns:w16du="http://schemas.microsoft.com/office/word/2023/wordml/word16du" xmlns:w16sdtdh="http://schemas.microsoft.com/office/word/2020/wordml/sdtdatahash" xmlns:w16sdtfl="http://schemas.microsoft.com/office/word/2024/wordml/sdtformatlock" xmlns:w16se="http://schemas.microsoft.com/office/word/2015/wordml/symex" xmlns:wpg="http://schemas.microsoft.com/office/word/2010/wordprocessingGroup" xmlns:wpi="http://schemas.microsoft.com/office/word/2010/wordprocessingInk" xmlns:wne="http://schemas.microsoft.com/office/word/2006/wordml" xmlns:wps="http://schemas.microsoft.com/office/word/2010/wordprocessingShape" mc:Ignorable="w14 w15 w16se w16cid w16 w16cex w16sdtdh w16sdtfl w16du wp14">
+  <w:comment w:id="0" w:author="Boštjan Skubic (R4A)" w:date="2025-04-14T20:01:00Z" w:initials="BS">
+    <w:p>
+      <w:pPr>
+        <w:pStyle w:val="Pripombabesedilo"/>
+        <w:jc w:val="left"/>
+      </w:pPr>
+      <w:r>
+        <w:rPr>
+          <w:rStyle w:val="Pripombasklic"/>
+        </w:rPr>
+        <w:annotationRef/>
+      </w:r>
+      <w:r>
+        <w:t>Dodaj opis</w:t>
+      </w:r>
+    </w:p>
+  </w:comment>
+  <w:comment w:id="1" w:author="Boštjan Skubic (R4A)" w:date="2025-04-14T20:01:00Z" w:initials="BS">
+    <w:p>
+      <w:pPr>
+        <w:pStyle w:val="Pripombabesedilo"/>
+        <w:jc w:val="left"/>
+      </w:pPr>
+      <w:r>
+        <w:rPr>
+          <w:rStyle w:val="Pripombasklic"/>
+        </w:rPr>
+        <w:annotationRef/>
+      </w:r>
+      <w:r>
+        <w:t>Opiši bolj podrobno</w:t>
+      </w:r>
+    </w:p>
+  </w:comment>
+</w:comments>
+</file>
+
+<file path=word/commentsExtended.xml><?xml version="1.0" encoding="utf-8"?>
+<w15:commentsEx xmlns:wpc="http://schemas.microsoft.com/office/word/2010/wordprocessingCanvas" xmlns:cx="http://schemas.microsoft.com/office/drawing/2014/chartex" xmlns:cx1="http://schemas.microsoft.com/office/drawing/2015/9/8/chartex" xmlns:cx2="http://schemas.microsoft.com/office/drawing/2015/10/21/chartex" xmlns:cx3="http://schemas.microsoft.com/office/drawing/2016/5/9/chartex" xmlns:cx4="http://schemas.microsoft.com/office/drawing/2016/5/10/chartex" xmlns:cx5="http://schemas.microsoft.com/office/drawing/2016/5/11/chartex" xmlns:cx6="http://schemas.microsoft.com/office/drawing/2016/5/12/chartex" xmlns:cx7="http://schemas.microsoft.com/office/drawing/2016/5/13/chartex" xmlns:cx8="http://schemas.microsoft.com/office/drawing/2016/5/14/chartex" xmlns:mc="http://schemas.openxmlformats.org/markup-compatibility/2006" xmlns:aink="http://schemas.microsoft.com/office/drawing/2016/ink" xmlns:am3d="http://schemas.microsoft.com/office/drawing/2017/model3d" xmlns:o="urn:schemas-microsoft-com:office:office" xmlns:oel="http://schemas.microsoft.com/office/2019/extlst" xmlns:r="http://schemas.openxmlformats.org/officeDocument/2006/relationships" xmlns:m="http://schemas.openxmlformats.org/officeDocument/2006/math" xmlns:v="urn:schemas-microsoft-com:vml" xmlns:wp14="http://schemas.microsoft.com/office/word/2010/wordprocessingDrawing" xmlns:wp="http://schemas.openxmlformats.org/drawingml/2006/wordprocessingDrawing" xmlns:w10="urn:schemas-microsoft-com:office:word" xmlns:w="http://schemas.openxmlformats.org/wordprocessingml/2006/main" xmlns:w14="http://schemas.microsoft.com/office/word/2010/wordml" xmlns:w15="http://schemas.microsoft.com/office/word/2012/wordml" xmlns:w16cex="http://schemas.microsoft.com/office/word/2018/wordml/cex" xmlns:w16cid="http://schemas.microsoft.com/office/word/2016/wordml/cid" xmlns:w16="http://schemas.microsoft.com/office/word/2018/wordml" xmlns:w16du="http://schemas.microsoft.com/office/word/2023/wordml/word16du" xmlns:w16sdtdh="http://schemas.microsoft.com/office/word/2020/wordml/sdtdatahash" xmlns:w16sdtfl="http://schemas.microsoft.com/office/word/2024/wordml/sdtformatlock" xmlns:w16se="http://schemas.microsoft.com/office/word/2015/wordml/symex" xmlns:wpg="http://schemas.microsoft.com/office/word/2010/wordprocessingGroup" xmlns:wpi="http://schemas.microsoft.com/office/word/2010/wordprocessingInk" xmlns:wne="http://schemas.microsoft.com/office/word/2006/wordml" xmlns:wps="http://schemas.microsoft.com/office/word/2010/wordprocessingShape" mc:Ignorable="w14 w15 w16se w16cid w16 w16cex w16sdtdh w16sdtfl w16du wp14">
+  <w15:commentEx w15:paraId="2F038F9E" w15:done="0"/>
+  <w15:commentEx w15:paraId="5D157C7B" w15:done="0"/>
+</w15:commentsEx>
+</file>
+
+<file path=word/commentsExtensible.xml><?xml version="1.0" encoding="utf-8"?>
+<w16cex:commentsExtensible xmlns:wpc="http://schemas.microsoft.com/office/word/2010/wordprocessingCanvas" xmlns:cx="http://schemas.microsoft.com/office/drawing/2014/chartex" xmlns:cx1="http://schemas.microsoft.com/office/drawing/2015/9/8/chartex" xmlns:cx2="http://schemas.microsoft.com/office/drawing/2015/10/21/chartex" xmlns:cx3="http://schemas.microsoft.com/office/drawing/2016/5/9/chartex" xmlns:cx4="http://schemas.microsoft.com/office/drawing/2016/5/10/chartex" xmlns:cx5="http://schemas.microsoft.com/office/drawing/2016/5/11/chartex" xmlns:cx6="http://schemas.microsoft.com/office/drawing/2016/5/12/chartex" xmlns:cx7="http://schemas.microsoft.com/office/drawing/2016/5/13/chartex" xmlns:cx8="http://schemas.microsoft.com/office/drawing/2016/5/14/chartex" xmlns:cr="http://schemas.microsoft.com/office/comments/2020/reactions" xmlns:mc="http://schemas.openxmlformats.org/markup-compatibility/2006" xmlns:aink="http://schemas.microsoft.com/office/drawing/2016/ink" xmlns:am3d="http://schemas.microsoft.com/office/drawing/2017/model3d" xmlns:o="urn:schemas-microsoft-com:office:office" xmlns:oel="http://schemas.microsoft.com/office/2019/extlst" xmlns:r="http://schemas.openxmlformats.org/officeDocument/2006/relationships" xmlns:m="http://schemas.openxmlformats.org/officeDocument/2006/math" xmlns:v="urn:schemas-microsoft-com:vml" xmlns:wp14="http://schemas.microsoft.com/office/word/2010/wordprocessingDrawing" xmlns:wp="http://schemas.openxmlformats.org/drawingml/2006/wordprocessingDrawing" xmlns:w10="urn:schemas-microsoft-com:office:word" xmlns:w="http://schemas.openxmlformats.org/wordprocessingml/2006/main" xmlns:w14="http://schemas.microsoft.com/office/word/2010/wordml" xmlns:w15="http://schemas.microsoft.com/office/word/2012/wordml" xmlns:w16cex="http://schemas.microsoft.com/office/word/2018/wordml/cex" xmlns:w16cid="http://schemas.microsoft.com/office/word/2016/wordml/cid" xmlns:w16="http://schemas.microsoft.com/office/word/2018/wordml" xmlns:w16du="http://schemas.microsoft.com/office/word/2023/wordml/word16du" xmlns:w16sdtdh="http://schemas.microsoft.com/office/word/2020/wordml/sdtdatahash" xmlns:w16sdtfl="http://schemas.microsoft.com/office/word/2024/wordml/sdtformatlock" xmlns:w16se="http://schemas.microsoft.com/office/word/2015/wordml/symex" xmlns:wpg="http://schemas.microsoft.com/office/word/2010/wordprocessingGroup" xmlns:wpi="http://schemas.microsoft.com/office/word/2010/wordprocessingInk" xmlns:wne="http://schemas.microsoft.com/office/word/2006/wordml" xmlns:wps="http://schemas.microsoft.com/office/word/2010/wordprocessingShape" mc:Ignorable="w14 w15 w16se w16cid w16 w16cex w16sdtdh w16sdtfl cr w16du wp14">
+  <w16cex:commentExtensible w16cex:durableId="0AD6E163" w16cex:dateUtc="2025-04-14T18:01:00Z"/>
+  <w16cex:commentExtensible w16cex:durableId="113F1385" w16cex:dateUtc="2025-04-14T18:01:00Z">
+    <w16cex:extLst>
+      <w16:ext w16:uri="{CE6994B0-6A32-4C9F-8C6B-6E91EDA988CE}">
+        <cr:reactions xmlns:cr="http://schemas.microsoft.com/office/comments/2020/reactions">
+          <cr:reaction reactionType="1">
+            <cr:reactionInfo dateUtc="2025-04-14T18:01:48Z">
+              <cr:user userId="S::bostjan.skubic@students.vegova.si::cd65d21b-fd3b-49c2-a707-34eb5b53817c" userProvider="AD" userName="Boštjan Skubic (R4A)"/>
+            </cr:reactionInfo>
+          </cr:reaction>
+        </cr:reactions>
+      </w16:ext>
+    </w16cex:extLst>
+  </w16cex:commentExtensible>
+</w16cex:commentsExtensible>
+</file>
+
+<file path=word/commentsIds.xml><?xml version="1.0" encoding="utf-8"?>
+<w16cid:commentsIds xmlns:wpc="http://schemas.microsoft.com/office/word/2010/wordprocessingCanvas" xmlns:cx="http://schemas.microsoft.com/office/drawing/2014/chartex" xmlns:cx1="http://schemas.microsoft.com/office/drawing/2015/9/8/chartex" xmlns:cx2="http://schemas.microsoft.com/office/drawing/2015/10/21/chartex" xmlns:cx3="http://schemas.microsoft.com/office/drawing/2016/5/9/chartex" xmlns:cx4="http://schemas.microsoft.com/office/drawing/2016/5/10/chartex" xmlns:cx5="http://schemas.microsoft.com/office/drawing/2016/5/11/chartex" xmlns:cx6="http://schemas.microsoft.com/office/drawing/2016/5/12/chartex" xmlns:cx7="http://schemas.microsoft.com/office/drawing/2016/5/13/chartex" xmlns:cx8="http://schemas.microsoft.com/office/drawing/2016/5/14/chartex" xmlns:mc="http://schemas.openxmlformats.org/markup-compatibility/2006" xmlns:aink="http://schemas.microsoft.com/office/drawing/2016/ink" xmlns:am3d="http://schemas.microsoft.com/office/drawing/2017/model3d" xmlns:o="urn:schemas-microsoft-com:office:office" xmlns:oel="http://schemas.microsoft.com/office/2019/extlst" xmlns:r="http://schemas.openxmlformats.org/officeDocument/2006/relationships" xmlns:m="http://schemas.openxmlformats.org/officeDocument/2006/math" xmlns:v="urn:schemas-microsoft-com:vml" xmlns:wp14="http://schemas.microsoft.com/office/word/2010/wordprocessingDrawing" xmlns:wp="http://schemas.openxmlformats.org/drawingml/2006/wordprocessingDrawing" xmlns:w10="urn:schemas-microsoft-com:office:word" xmlns:w="http://schemas.openxmlformats.org/wordprocessingml/2006/main" xmlns:w14="http://schemas.microsoft.com/office/word/2010/wordml" xmlns:w15="http://schemas.microsoft.com/office/word/2012/wordml" xmlns:w16cex="http://schemas.microsoft.com/office/word/2018/wordml/cex" xmlns:w16cid="http://schemas.microsoft.com/office/word/2016/wordml/cid" xmlns:w16="http://schemas.microsoft.com/office/word/2018/wordml" xmlns:w16du="http://schemas.microsoft.com/office/word/2023/wordml/word16du" xmlns:w16sdtdh="http://schemas.microsoft.com/office/word/2020/wordml/sdtdatahash" xmlns:w16sdtfl="http://schemas.microsoft.com/office/word/2024/wordml/sdtformatlock" xmlns:w16se="http://schemas.microsoft.com/office/word/2015/wordml/symex" xmlns:wpg="http://schemas.microsoft.com/office/word/2010/wordprocessingGroup" xmlns:wpi="http://schemas.microsoft.com/office/word/2010/wordprocessingInk" xmlns:wne="http://schemas.microsoft.com/office/word/2006/wordml" xmlns:wps="http://schemas.microsoft.com/office/word/2010/wordprocessingShape" mc:Ignorable="w14 w15 w16se w16cid w16 w16cex w16sdtdh w16sdtfl w16du wp14">
+  <w16cid:commentId w16cid:paraId="2F038F9E" w16cid:durableId="0AD6E163"/>
+  <w16cid:commentId w16cid:paraId="5D157C7B" w16cid:durableId="113F1385"/>
+</w16cid:commentsIds>
+</file>
+
 <file path=word/endnotes.xml><?xml version="1.0" encoding="utf-8"?>
 <w:endnotes xmlns:wpc="http://schemas.microsoft.com/office/word/2010/wordprocessingCanvas" xmlns:cx="http://schemas.microsoft.com/office/drawing/2014/chartex" xmlns:cx1="http://schemas.microsoft.com/office/drawing/2015/9/8/chartex" xmlns:cx2="http://schemas.microsoft.com/office/drawing/2015/10/21/chartex" xmlns:cx3="http://schemas.microsoft.com/office/drawing/2016/5/9/chartex" xmlns:cx4="http://schemas.microsoft.com/office/drawing/2016/5/10/chartex" xmlns:cx5="http://schemas.microsoft.com/office/drawing/2016/5/11/chartex" xmlns:cx6="http://schemas.microsoft.com/office/drawing/2016/5/12/chartex" xmlns:cx7="http://schemas.microsoft.com/office/drawing/2016/5/13/chartex" xmlns:cx8="http://schemas.microsoft.com/office/drawing/2016/5/14/chartex" xmlns:mc="http://schemas.openxmlformats.org/markup-compatibility/2006" xmlns:aink="http://schemas.microsoft.com/office/drawing/2016/ink" xmlns:am3d="http://schemas.microsoft.com/office/drawing/2017/model3d" xmlns:o="urn:schemas-microsoft-com:office:office" xmlns:oel="http://schemas.microsoft.com/office/2019/extlst" xmlns:r="http://schemas.openxmlformats.org/officeDocument/2006/relationships" xmlns:m="http://schemas.openxmlformats.org/officeDocument/2006/math" xmlns:v="urn:schemas-microsoft-com:vml" xmlns:wp14="http://schemas.microsoft.com/office/word/2010/wordprocessingDrawing" xmlns:wp="http://schemas.openxmlformats.org/drawingml/2006/wordprocessingDrawing" xmlns:w10="urn:schemas-microsoft-com:office:word" xmlns:w="http://schemas.openxmlformats.org/wordprocessingml/2006/main" xmlns:w14="http://schemas.microsoft.com/office/word/2010/wordml" xmlns:w15="http://schemas.microsoft.com/office/word/2012/wordml" xmlns:w16cex="http://schemas.microsoft.com/office/word/2018/wordml/cex" xmlns:w16cid="http://schemas.microsoft.com/office/word/2016/wordml/cid" xmlns:w16="http://schemas.microsoft.com/office/word/2018/wordml" xmlns:w16du="http://schemas.microsoft.com/office/word/2023/wordml/word16du" xmlns:w16sdtdh="http://schemas.microsoft.com/office/word/2020/wordml/sdtdatahash" xmlns:w16sdtfl="http://schemas.microsoft.com/office/word/2024/wordml/sdtformatlock" xmlns:w16se="http://schemas.microsoft.com/office/word/2015/wordml/symex" xmlns:wpg="http://schemas.microsoft.com/office/word/2010/wordprocessingGroup" xmlns:wpi="http://schemas.microsoft.com/office/word/2010/wordprocessingInk" xmlns:wne="http://schemas.microsoft.com/office/word/2006/wordml" xmlns:wps="http://schemas.microsoft.com/office/word/2010/wordprocessingShape" mc:Ignorable="w14 w15 w16se w16cid w16 w16cex w16sdtdh w16sdtfl w16du wp14">
   <w:endnote w:type="separator" w:id="-1">
@@ -1162,7 +2585,7 @@
 <w:hdr xmlns:wpc="http://schemas.microsoft.com/office/word/2010/wordprocessingCanvas" xmlns:cx="http://schemas.microsoft.com/office/drawing/2014/chartex" xmlns:cx1="http://schemas.microsoft.com/office/drawing/2015/9/8/chartex" xmlns:cx2="http://schemas.microsoft.com/office/drawing/2015/10/21/chartex" xmlns:cx3="http://schemas.microsoft.com/office/drawing/2016/5/9/chartex" xmlns:cx4="http://schemas.microsoft.com/office/drawing/2016/5/10/chartex" xmlns:cx5="http://schemas.microsoft.com/office/drawing/2016/5/11/chartex" xmlns:cx6="http://schemas.microsoft.com/office/drawing/2016/5/12/chartex" xmlns:cx7="http://schemas.microsoft.com/office/drawing/2016/5/13/chartex" xmlns:cx8="http://schemas.microsoft.com/office/drawing/2016/5/14/chartex" xmlns:mc="http://schemas.openxmlformats.org/markup-compatibility/2006" xmlns:aink="http://schemas.microsoft.com/office/drawing/2016/ink" xmlns:am3d="http://schemas.microsoft.com/office/drawing/2017/model3d" xmlns:o="urn:schemas-microsoft-com:office:office" xmlns:oel="http://schemas.microsoft.com/office/2019/extlst" xmlns:r="http://schemas.openxmlformats.org/officeDocument/2006/relationships" xmlns:m="http://schemas.openxmlformats.org/officeDocument/2006/math" xmlns:v="urn:schemas-microsoft-com:vml" xmlns:wp14="http://schemas.microsoft.com/office/word/2010/wordprocessingDrawing" xmlns:wp="http://schemas.openxmlformats.org/drawingml/2006/wordprocessingDrawing" xmlns:w10="urn:schemas-microsoft-com:office:word" xmlns:w="http://schemas.openxmlformats.org/wordprocessingml/2006/main" xmlns:w14="http://schemas.microsoft.com/office/word/2010/wordml" xmlns:w15="http://schemas.microsoft.com/office/word/2012/wordml" xmlns:w16cex="http://schemas.microsoft.com/office/word/2018/wordml/cex" xmlns:w16cid="http://schemas.microsoft.com/office/word/2016/wordml/cid" xmlns:w16="http://schemas.microsoft.com/office/word/2018/wordml" xmlns:w16du="http://schemas.microsoft.com/office/word/2023/wordml/word16du" xmlns:w16sdtdh="http://schemas.microsoft.com/office/word/2020/wordml/sdtdatahash" xmlns:w16sdtfl="http://schemas.microsoft.com/office/word/2024/wordml/sdtformatlock" xmlns:w16se="http://schemas.microsoft.com/office/word/2015/wordml/symex" xmlns:wpg="http://schemas.microsoft.com/office/word/2010/wordprocessingGroup" xmlns:wpi="http://schemas.microsoft.com/office/word/2010/wordprocessingInk" xmlns:wne="http://schemas.microsoft.com/office/word/2006/wordml" xmlns:wps="http://schemas.microsoft.com/office/word/2010/wordprocessingShape" mc:Ignorable="w14 w15 w16se w16cid w16 w16cex w16sdtdh w16sdtfl w16du wp14">
   <w:p>
     <w:pPr>
-      <w:pStyle w:val="Header"/>
+      <w:pStyle w:val="Glava"/>
     </w:pPr>
   </w:p>
 </w:hdr>
@@ -2449,7 +3872,7 @@
   <w:abstractNum w:abstractNumId="12" w15:restartNumberingAfterBreak="0">
     <w:nsid w:val="7F7D3116"/>
     <w:multiLevelType w:val="multilevel"/>
-    <w:tmpl w:val="7F346DF4"/>
+    <w:tmpl w:val="8ED61664"/>
     <w:lvl w:ilvl="0">
       <w:start w:val="2"/>
       <w:numFmt w:val="decimal"/>
@@ -2465,6 +3888,7 @@
     <w:lvl w:ilvl="1">
       <w:start w:val="1"/>
       <w:numFmt w:val="decimal"/>
+      <w:pStyle w:val="Naslov2"/>
       <w:isLgl/>
       <w:lvlText w:val="%1.%2"/>
       <w:lvlJc w:val="left"/>
@@ -2478,6 +3902,7 @@
     <w:lvl w:ilvl="2">
       <w:start w:val="1"/>
       <w:numFmt w:val="decimal"/>
+      <w:pStyle w:val="Naslov4"/>
       <w:isLgl/>
       <w:lvlText w:val="%1.%2.%3"/>
       <w:lvlJc w:val="left"/>
@@ -2609,6 +4034,14 @@
 </w:numbering>
 </file>
 
+<file path=word/people.xml><?xml version="1.0" encoding="utf-8"?>
+<w15:people xmlns:wpc="http://schemas.microsoft.com/office/word/2010/wordprocessingCanvas" xmlns:cx="http://schemas.microsoft.com/office/drawing/2014/chartex" xmlns:cx1="http://schemas.microsoft.com/office/drawing/2015/9/8/chartex" xmlns:cx2="http://schemas.microsoft.com/office/drawing/2015/10/21/chartex" xmlns:cx3="http://schemas.microsoft.com/office/drawing/2016/5/9/chartex" xmlns:cx4="http://schemas.microsoft.com/office/drawing/2016/5/10/chartex" xmlns:cx5="http://schemas.microsoft.com/office/drawing/2016/5/11/chartex" xmlns:cx6="http://schemas.microsoft.com/office/drawing/2016/5/12/chartex" xmlns:cx7="http://schemas.microsoft.com/office/drawing/2016/5/13/chartex" xmlns:cx8="http://schemas.microsoft.com/office/drawing/2016/5/14/chartex" xmlns:mc="http://schemas.openxmlformats.org/markup-compatibility/2006" xmlns:aink="http://schemas.microsoft.com/office/drawing/2016/ink" xmlns:am3d="http://schemas.microsoft.com/office/drawing/2017/model3d" xmlns:o="urn:schemas-microsoft-com:office:office" xmlns:oel="http://schemas.microsoft.com/office/2019/extlst" xmlns:r="http://schemas.openxmlformats.org/officeDocument/2006/relationships" xmlns:m="http://schemas.openxmlformats.org/officeDocument/2006/math" xmlns:v="urn:schemas-microsoft-com:vml" xmlns:wp14="http://schemas.microsoft.com/office/word/2010/wordprocessingDrawing" xmlns:wp="http://schemas.openxmlformats.org/drawingml/2006/wordprocessingDrawing" xmlns:w10="urn:schemas-microsoft-com:office:word" xmlns:w="http://schemas.openxmlformats.org/wordprocessingml/2006/main" xmlns:w14="http://schemas.microsoft.com/office/word/2010/wordml" xmlns:w15="http://schemas.microsoft.com/office/word/2012/wordml" xmlns:w16cex="http://schemas.microsoft.com/office/word/2018/wordml/cex" xmlns:w16cid="http://schemas.microsoft.com/office/word/2016/wordml/cid" xmlns:w16="http://schemas.microsoft.com/office/word/2018/wordml" xmlns:w16du="http://schemas.microsoft.com/office/word/2023/wordml/word16du" xmlns:w16sdtdh="http://schemas.microsoft.com/office/word/2020/wordml/sdtdatahash" xmlns:w16sdtfl="http://schemas.microsoft.com/office/word/2024/wordml/sdtformatlock" xmlns:w16se="http://schemas.microsoft.com/office/word/2015/wordml/symex" xmlns:wpg="http://schemas.microsoft.com/office/word/2010/wordprocessingGroup" xmlns:wpi="http://schemas.microsoft.com/office/word/2010/wordprocessingInk" xmlns:wne="http://schemas.microsoft.com/office/word/2006/wordml" xmlns:wps="http://schemas.microsoft.com/office/word/2010/wordprocessingShape" mc:Ignorable="w14 w15 w16se w16cid w16 w16cex w16sdtdh w16sdtfl w16du wp14">
+  <w15:person w15:author="Boštjan Skubic (R4A)">
+    <w15:presenceInfo w15:providerId="AD" w15:userId="S::bostjan.skubic@students.vegova.si::cd65d21b-fd3b-49c2-a707-34eb5b53817c"/>
+  </w15:person>
+</w15:people>
+</file>
+
 <file path=word/styles.xml><?xml version="1.0" encoding="utf-8"?>
 <w:styles xmlns:mc="http://schemas.openxmlformats.org/markup-compatibility/2006" xmlns:r="http://schemas.openxmlformats.org/officeDocument/2006/relationships" xmlns:w="http://schemas.openxmlformats.org/wordprocessingml/2006/main" xmlns:w14="http://schemas.microsoft.com/office/word/2010/wordml" xmlns:w15="http://schemas.microsoft.com/office/word/2012/wordml" xmlns:w16cex="http://schemas.microsoft.com/office/word/2018/wordml/cex" xmlns:w16cid="http://schemas.microsoft.com/office/word/2016/wordml/cid" xmlns:w16="http://schemas.microsoft.com/office/word/2018/wordml" xmlns:w16du="http://schemas.microsoft.com/office/word/2023/wordml/word16du" xmlns:w16sdtdh="http://schemas.microsoft.com/office/word/2020/wordml/sdtdatahash" xmlns:w16sdtfl="http://schemas.microsoft.com/office/word/2024/wordml/sdtformatlock" xmlns:w16se="http://schemas.microsoft.com/office/word/2015/wordml/symex" mc:Ignorable="w14 w15 w16se w16cid w16 w16cex w16sdtdh w16sdtfl w16du">
   <w:docDefaults>
@@ -2618,7 +4051,7 @@
         <w:kern w:val="2"/>
         <w:sz w:val="24"/>
         <w:szCs w:val="24"/>
-        <w:lang w:val="en-SI" w:eastAsia="en-US" w:bidi="ar-SA"/>
+        <w:lang w:eastAsia="en-US" w:bidi="ar-SA"/>
         <w14:ligatures w14:val="standardContextual"/>
       </w:rPr>
     </w:rPrDefault>
@@ -3006,23 +4439,23 @@
     <w:lsdException w:name="Unresolved Mention" w:semiHidden="1" w:unhideWhenUsed="1"/>
     <w:lsdException w:name="Smart Link" w:semiHidden="1" w:unhideWhenUsed="1"/>
   </w:latentStyles>
-  <w:style w:type="paragraph" w:default="1" w:styleId="Normal">
+  <w:style w:type="paragraph" w:default="1" w:styleId="Navaden">
     <w:name w:val="Normal"/>
     <w:qFormat/>
-    <w:rsid w:val="00F86EE1"/>
+    <w:rsid w:val="0028519E"/>
     <w:pPr>
       <w:jc w:val="both"/>
     </w:pPr>
     <w:rPr>
       <w:rFonts w:ascii="Arial" w:hAnsi="Arial" w:cs="Arial"/>
-      <w:lang w:val="sl-SI" w:eastAsia="en-SI"/>
+      <w:lang w:val="sl-SI"/>
     </w:rPr>
   </w:style>
-  <w:style w:type="paragraph" w:styleId="Heading1">
+  <w:style w:type="paragraph" w:styleId="Naslov1">
     <w:name w:val="heading 1"/>
-    <w:basedOn w:val="Normal"/>
-    <w:next w:val="Normal"/>
-    <w:link w:val="Heading1Char"/>
+    <w:basedOn w:val="Navaden"/>
+    <w:next w:val="Navaden"/>
+    <w:link w:val="Naslov1Znak"/>
     <w:uiPriority w:val="9"/>
     <w:qFormat/>
     <w:rsid w:val="007E70A4"/>
@@ -3039,33 +4472,37 @@
       <w:szCs w:val="40"/>
     </w:rPr>
   </w:style>
-  <w:style w:type="paragraph" w:styleId="Heading2">
+  <w:style w:type="paragraph" w:styleId="Naslov2">
     <w:name w:val="heading 2"/>
-    <w:basedOn w:val="Normal"/>
-    <w:next w:val="Normal"/>
-    <w:link w:val="Heading2Char"/>
+    <w:basedOn w:val="Navaden"/>
+    <w:next w:val="Navaden"/>
+    <w:link w:val="Naslov2Znak"/>
     <w:uiPriority w:val="9"/>
     <w:unhideWhenUsed/>
     <w:qFormat/>
-    <w:rsid w:val="007E70A4"/>
+    <w:rsid w:val="00B35F69"/>
     <w:pPr>
       <w:keepNext/>
       <w:keepLines/>
+      <w:numPr>
+        <w:ilvl w:val="1"/>
+        <w:numId w:val="13"/>
+      </w:numPr>
       <w:spacing w:before="160" w:after="80"/>
       <w:outlineLvl w:val="1"/>
     </w:pPr>
     <w:rPr>
-      <w:rFonts w:asciiTheme="majorHAnsi" w:eastAsiaTheme="majorEastAsia" w:hAnsiTheme="majorHAnsi" w:cstheme="majorBidi"/>
+      <w:rFonts w:eastAsiaTheme="majorEastAsia"/>
       <w:color w:val="0F4761" w:themeColor="accent1" w:themeShade="BF"/>
       <w:sz w:val="32"/>
       <w:szCs w:val="32"/>
     </w:rPr>
   </w:style>
-  <w:style w:type="paragraph" w:styleId="Heading3">
+  <w:style w:type="paragraph" w:styleId="Naslov3">
     <w:name w:val="heading 3"/>
-    <w:basedOn w:val="Normal"/>
-    <w:next w:val="Normal"/>
-    <w:link w:val="Heading3Char"/>
+    <w:basedOn w:val="Navaden"/>
+    <w:next w:val="Navaden"/>
+    <w:link w:val="Naslov3Znak"/>
     <w:uiPriority w:val="9"/>
     <w:unhideWhenUsed/>
     <w:qFormat/>
@@ -3083,34 +4520,28 @@
       <w:szCs w:val="28"/>
     </w:rPr>
   </w:style>
-  <w:style w:type="paragraph" w:styleId="Heading4">
+  <w:style w:type="paragraph" w:styleId="Naslov4">
     <w:name w:val="heading 4"/>
-    <w:basedOn w:val="Normal"/>
-    <w:next w:val="Normal"/>
-    <w:link w:val="Heading4Char"/>
+    <w:basedOn w:val="Naslov3"/>
+    <w:next w:val="Navaden"/>
+    <w:link w:val="Naslov4Znak"/>
     <w:uiPriority w:val="9"/>
-    <w:semiHidden/>
     <w:unhideWhenUsed/>
     <w:qFormat/>
-    <w:rsid w:val="007E70A4"/>
+    <w:rsid w:val="00244E08"/>
     <w:pPr>
-      <w:keepNext/>
-      <w:keepLines/>
-      <w:spacing w:before="80" w:after="40"/>
+      <w:numPr>
+        <w:ilvl w:val="2"/>
+        <w:numId w:val="13"/>
+      </w:numPr>
       <w:outlineLvl w:val="3"/>
     </w:pPr>
-    <w:rPr>
-      <w:rFonts w:eastAsiaTheme="majorEastAsia" w:cstheme="majorBidi"/>
-      <w:i/>
-      <w:iCs/>
-      <w:color w:val="0F4761" w:themeColor="accent1" w:themeShade="BF"/>
-    </w:rPr>
   </w:style>
-  <w:style w:type="paragraph" w:styleId="Heading5">
+  <w:style w:type="paragraph" w:styleId="Naslov5">
     <w:name w:val="heading 5"/>
-    <w:basedOn w:val="Normal"/>
-    <w:next w:val="Normal"/>
-    <w:link w:val="Heading5Char"/>
+    <w:basedOn w:val="Navaden"/>
+    <w:next w:val="Navaden"/>
+    <w:link w:val="Naslov5Znak"/>
     <w:uiPriority w:val="9"/>
     <w:semiHidden/>
     <w:unhideWhenUsed/>
@@ -3127,11 +4558,11 @@
       <w:color w:val="0F4761" w:themeColor="accent1" w:themeShade="BF"/>
     </w:rPr>
   </w:style>
-  <w:style w:type="paragraph" w:styleId="Heading6">
+  <w:style w:type="paragraph" w:styleId="Naslov6">
     <w:name w:val="heading 6"/>
-    <w:basedOn w:val="Normal"/>
-    <w:next w:val="Normal"/>
-    <w:link w:val="Heading6Char"/>
+    <w:basedOn w:val="Navaden"/>
+    <w:next w:val="Navaden"/>
+    <w:link w:val="Naslov6Znak"/>
     <w:uiPriority w:val="9"/>
     <w:semiHidden/>
     <w:unhideWhenUsed/>
@@ -3150,11 +4581,11 @@
       <w:color w:val="595959" w:themeColor="text1" w:themeTint="A6"/>
     </w:rPr>
   </w:style>
-  <w:style w:type="paragraph" w:styleId="Heading7">
+  <w:style w:type="paragraph" w:styleId="Naslov7">
     <w:name w:val="heading 7"/>
-    <w:basedOn w:val="Normal"/>
-    <w:next w:val="Normal"/>
-    <w:link w:val="Heading7Char"/>
+    <w:basedOn w:val="Navaden"/>
+    <w:next w:val="Navaden"/>
+    <w:link w:val="Naslov7Znak"/>
     <w:uiPriority w:val="9"/>
     <w:semiHidden/>
     <w:unhideWhenUsed/>
@@ -3171,11 +4602,11 @@
       <w:color w:val="595959" w:themeColor="text1" w:themeTint="A6"/>
     </w:rPr>
   </w:style>
-  <w:style w:type="paragraph" w:styleId="Heading8">
+  <w:style w:type="paragraph" w:styleId="Naslov8">
     <w:name w:val="heading 8"/>
-    <w:basedOn w:val="Normal"/>
-    <w:next w:val="Normal"/>
-    <w:link w:val="Heading8Char"/>
+    <w:basedOn w:val="Navaden"/>
+    <w:next w:val="Navaden"/>
+    <w:link w:val="Naslov8Znak"/>
     <w:uiPriority w:val="9"/>
     <w:semiHidden/>
     <w:unhideWhenUsed/>
@@ -3194,11 +4625,11 @@
       <w:color w:val="272727" w:themeColor="text1" w:themeTint="D8"/>
     </w:rPr>
   </w:style>
-  <w:style w:type="paragraph" w:styleId="Heading9">
+  <w:style w:type="paragraph" w:styleId="Naslov9">
     <w:name w:val="heading 9"/>
-    <w:basedOn w:val="Normal"/>
-    <w:next w:val="Normal"/>
-    <w:link w:val="Heading9Char"/>
+    <w:basedOn w:val="Navaden"/>
+    <w:next w:val="Navaden"/>
+    <w:link w:val="Naslov9Znak"/>
     <w:uiPriority w:val="9"/>
     <w:semiHidden/>
     <w:unhideWhenUsed/>
@@ -3215,12 +4646,12 @@
       <w:color w:val="272727" w:themeColor="text1" w:themeTint="D8"/>
     </w:rPr>
   </w:style>
-  <w:style w:type="character" w:default="1" w:styleId="DefaultParagraphFont">
+  <w:style w:type="character" w:default="1" w:styleId="Privzetapisavaodstavka">
     <w:name w:val="Default Paragraph Font"/>
     <w:uiPriority w:val="1"/>
     <w:unhideWhenUsed/>
   </w:style>
-  <w:style w:type="table" w:default="1" w:styleId="TableNormal">
+  <w:style w:type="table" w:default="1" w:styleId="Navadnatabela">
     <w:name w:val="Normal Table"/>
     <w:uiPriority w:val="99"/>
     <w:semiHidden/>
@@ -3235,16 +4666,16 @@
       </w:tblCellMar>
     </w:tblPr>
   </w:style>
-  <w:style w:type="numbering" w:default="1" w:styleId="NoList">
+  <w:style w:type="numbering" w:default="1" w:styleId="Brezseznama">
     <w:name w:val="No List"/>
     <w:uiPriority w:val="99"/>
     <w:semiHidden/>
     <w:unhideWhenUsed/>
   </w:style>
-  <w:style w:type="character" w:customStyle="1" w:styleId="Heading1Char">
-    <w:name w:val="Heading 1 Char"/>
-    <w:basedOn w:val="DefaultParagraphFont"/>
-    <w:link w:val="Heading1"/>
+  <w:style w:type="character" w:customStyle="1" w:styleId="Naslov1Znak">
+    <w:name w:val="Naslov 1 Znak"/>
+    <w:basedOn w:val="Privzetapisavaodstavka"/>
+    <w:link w:val="Naslov1"/>
     <w:uiPriority w:val="9"/>
     <w:rsid w:val="007E70A4"/>
     <w:rPr>
@@ -3254,23 +4685,24 @@
       <w:szCs w:val="40"/>
     </w:rPr>
   </w:style>
-  <w:style w:type="character" w:customStyle="1" w:styleId="Heading2Char">
-    <w:name w:val="Heading 2 Char"/>
-    <w:basedOn w:val="DefaultParagraphFont"/>
-    <w:link w:val="Heading2"/>
+  <w:style w:type="character" w:customStyle="1" w:styleId="Naslov2Znak">
+    <w:name w:val="Naslov 2 Znak"/>
+    <w:basedOn w:val="Privzetapisavaodstavka"/>
+    <w:link w:val="Naslov2"/>
     <w:uiPriority w:val="9"/>
-    <w:rsid w:val="007E70A4"/>
+    <w:rsid w:val="00B35F69"/>
     <w:rPr>
-      <w:rFonts w:asciiTheme="majorHAnsi" w:eastAsiaTheme="majorEastAsia" w:hAnsiTheme="majorHAnsi" w:cstheme="majorBidi"/>
+      <w:rFonts w:ascii="Arial" w:eastAsiaTheme="majorEastAsia" w:hAnsi="Arial" w:cs="Arial"/>
       <w:color w:val="0F4761" w:themeColor="accent1" w:themeShade="BF"/>
       <w:sz w:val="32"/>
       <w:szCs w:val="32"/>
+      <w:lang w:val="sl-SI"/>
     </w:rPr>
   </w:style>
-  <w:style w:type="character" w:customStyle="1" w:styleId="Heading3Char">
-    <w:name w:val="Heading 3 Char"/>
-    <w:basedOn w:val="DefaultParagraphFont"/>
-    <w:link w:val="Heading3"/>
+  <w:style w:type="character" w:customStyle="1" w:styleId="Naslov3Znak">
+    <w:name w:val="Naslov 3 Znak"/>
+    <w:basedOn w:val="Privzetapisavaodstavka"/>
+    <w:link w:val="Naslov3"/>
     <w:uiPriority w:val="9"/>
     <w:rsid w:val="007E70A4"/>
     <w:rPr>
@@ -3280,24 +4712,24 @@
       <w:szCs w:val="28"/>
     </w:rPr>
   </w:style>
-  <w:style w:type="character" w:customStyle="1" w:styleId="Heading4Char">
-    <w:name w:val="Heading 4 Char"/>
-    <w:basedOn w:val="DefaultParagraphFont"/>
-    <w:link w:val="Heading4"/>
+  <w:style w:type="character" w:customStyle="1" w:styleId="Naslov4Znak">
+    <w:name w:val="Naslov 4 Znak"/>
+    <w:basedOn w:val="Privzetapisavaodstavka"/>
+    <w:link w:val="Naslov4"/>
     <w:uiPriority w:val="9"/>
-    <w:semiHidden/>
-    <w:rsid w:val="007E70A4"/>
+    <w:rsid w:val="00244E08"/>
     <w:rPr>
-      <w:rFonts w:eastAsiaTheme="majorEastAsia" w:cstheme="majorBidi"/>
-      <w:i/>
-      <w:iCs/>
+      <w:rFonts w:ascii="Arial" w:eastAsiaTheme="majorEastAsia" w:hAnsi="Arial" w:cstheme="majorBidi"/>
       <w:color w:val="0F4761" w:themeColor="accent1" w:themeShade="BF"/>
+      <w:sz w:val="28"/>
+      <w:szCs w:val="28"/>
+      <w:lang w:val="sl-SI"/>
     </w:rPr>
   </w:style>
-  <w:style w:type="character" w:customStyle="1" w:styleId="Heading5Char">
-    <w:name w:val="Heading 5 Char"/>
-    <w:basedOn w:val="DefaultParagraphFont"/>
-    <w:link w:val="Heading5"/>
+  <w:style w:type="character" w:customStyle="1" w:styleId="Naslov5Znak">
+    <w:name w:val="Naslov 5 Znak"/>
+    <w:basedOn w:val="Privzetapisavaodstavka"/>
+    <w:link w:val="Naslov5"/>
     <w:uiPriority w:val="9"/>
     <w:semiHidden/>
     <w:rsid w:val="007E70A4"/>
@@ -3306,10 +4738,10 @@
       <w:color w:val="0F4761" w:themeColor="accent1" w:themeShade="BF"/>
     </w:rPr>
   </w:style>
-  <w:style w:type="character" w:customStyle="1" w:styleId="Heading6Char">
-    <w:name w:val="Heading 6 Char"/>
-    <w:basedOn w:val="DefaultParagraphFont"/>
-    <w:link w:val="Heading6"/>
+  <w:style w:type="character" w:customStyle="1" w:styleId="Naslov6Znak">
+    <w:name w:val="Naslov 6 Znak"/>
+    <w:basedOn w:val="Privzetapisavaodstavka"/>
+    <w:link w:val="Naslov6"/>
     <w:uiPriority w:val="9"/>
     <w:semiHidden/>
     <w:rsid w:val="007E70A4"/>
@@ -3320,10 +4752,10 @@
       <w:color w:val="595959" w:themeColor="text1" w:themeTint="A6"/>
     </w:rPr>
   </w:style>
-  <w:style w:type="character" w:customStyle="1" w:styleId="Heading7Char">
-    <w:name w:val="Heading 7 Char"/>
-    <w:basedOn w:val="DefaultParagraphFont"/>
-    <w:link w:val="Heading7"/>
+  <w:style w:type="character" w:customStyle="1" w:styleId="Naslov7Znak">
+    <w:name w:val="Naslov 7 Znak"/>
+    <w:basedOn w:val="Privzetapisavaodstavka"/>
+    <w:link w:val="Naslov7"/>
     <w:uiPriority w:val="9"/>
     <w:semiHidden/>
     <w:rsid w:val="007E70A4"/>
@@ -3332,10 +4764,10 @@
       <w:color w:val="595959" w:themeColor="text1" w:themeTint="A6"/>
     </w:rPr>
   </w:style>
-  <w:style w:type="character" w:customStyle="1" w:styleId="Heading8Char">
-    <w:name w:val="Heading 8 Char"/>
-    <w:basedOn w:val="DefaultParagraphFont"/>
-    <w:link w:val="Heading8"/>
+  <w:style w:type="character" w:customStyle="1" w:styleId="Naslov8Znak">
+    <w:name w:val="Naslov 8 Znak"/>
+    <w:basedOn w:val="Privzetapisavaodstavka"/>
+    <w:link w:val="Naslov8"/>
     <w:uiPriority w:val="9"/>
     <w:semiHidden/>
     <w:rsid w:val="007E70A4"/>
@@ -3346,10 +4778,10 @@
       <w:color w:val="272727" w:themeColor="text1" w:themeTint="D8"/>
     </w:rPr>
   </w:style>
-  <w:style w:type="character" w:customStyle="1" w:styleId="Heading9Char">
-    <w:name w:val="Heading 9 Char"/>
-    <w:basedOn w:val="DefaultParagraphFont"/>
-    <w:link w:val="Heading9"/>
+  <w:style w:type="character" w:customStyle="1" w:styleId="Naslov9Znak">
+    <w:name w:val="Naslov 9 Znak"/>
+    <w:basedOn w:val="Privzetapisavaodstavka"/>
+    <w:link w:val="Naslov9"/>
     <w:uiPriority w:val="9"/>
     <w:semiHidden/>
     <w:rsid w:val="007E70A4"/>
@@ -3358,11 +4790,11 @@
       <w:color w:val="272727" w:themeColor="text1" w:themeTint="D8"/>
     </w:rPr>
   </w:style>
-  <w:style w:type="paragraph" w:styleId="Title">
+  <w:style w:type="paragraph" w:styleId="Naslov">
     <w:name w:val="Title"/>
-    <w:basedOn w:val="Normal"/>
-    <w:next w:val="Normal"/>
-    <w:link w:val="TitleChar"/>
+    <w:basedOn w:val="Navaden"/>
+    <w:next w:val="Navaden"/>
+    <w:link w:val="NaslovZnak"/>
     <w:uiPriority w:val="10"/>
     <w:qFormat/>
     <w:rsid w:val="007E70A4"/>
@@ -3378,10 +4810,10 @@
       <w:szCs w:val="56"/>
     </w:rPr>
   </w:style>
-  <w:style w:type="character" w:customStyle="1" w:styleId="TitleChar">
-    <w:name w:val="Title Char"/>
-    <w:basedOn w:val="DefaultParagraphFont"/>
-    <w:link w:val="Title"/>
+  <w:style w:type="character" w:customStyle="1" w:styleId="NaslovZnak">
+    <w:name w:val="Naslov Znak"/>
+    <w:basedOn w:val="Privzetapisavaodstavka"/>
+    <w:link w:val="Naslov"/>
     <w:uiPriority w:val="10"/>
     <w:rsid w:val="007E70A4"/>
     <w:rPr>
@@ -3392,11 +4824,11 @@
       <w:szCs w:val="56"/>
     </w:rPr>
   </w:style>
-  <w:style w:type="paragraph" w:styleId="Subtitle">
+  <w:style w:type="paragraph" w:styleId="Podnaslov">
     <w:name w:val="Subtitle"/>
-    <w:basedOn w:val="Normal"/>
-    <w:next w:val="Normal"/>
-    <w:link w:val="SubtitleChar"/>
+    <w:basedOn w:val="Navaden"/>
+    <w:next w:val="Navaden"/>
+    <w:link w:val="PodnaslovZnak"/>
     <w:uiPriority w:val="11"/>
     <w:qFormat/>
     <w:rsid w:val="007E70A4"/>
@@ -3413,10 +4845,10 @@
       <w:szCs w:val="28"/>
     </w:rPr>
   </w:style>
-  <w:style w:type="character" w:customStyle="1" w:styleId="SubtitleChar">
-    <w:name w:val="Subtitle Char"/>
-    <w:basedOn w:val="DefaultParagraphFont"/>
-    <w:link w:val="Subtitle"/>
+  <w:style w:type="character" w:customStyle="1" w:styleId="PodnaslovZnak">
+    <w:name w:val="Podnaslov Znak"/>
+    <w:basedOn w:val="Privzetapisavaodstavka"/>
+    <w:link w:val="Podnaslov"/>
     <w:uiPriority w:val="11"/>
     <w:rsid w:val="007E70A4"/>
     <w:rPr>
@@ -3427,11 +4859,11 @@
       <w:szCs w:val="28"/>
     </w:rPr>
   </w:style>
-  <w:style w:type="paragraph" w:styleId="Quote">
+  <w:style w:type="paragraph" w:styleId="Citat">
     <w:name w:val="Quote"/>
-    <w:basedOn w:val="Normal"/>
-    <w:next w:val="Normal"/>
-    <w:link w:val="QuoteChar"/>
+    <w:basedOn w:val="Navaden"/>
+    <w:next w:val="Navaden"/>
+    <w:link w:val="CitatZnak"/>
     <w:uiPriority w:val="29"/>
     <w:qFormat/>
     <w:rsid w:val="007E70A4"/>
@@ -3445,10 +4877,10 @@
       <w:color w:val="404040" w:themeColor="text1" w:themeTint="BF"/>
     </w:rPr>
   </w:style>
-  <w:style w:type="character" w:customStyle="1" w:styleId="QuoteChar">
-    <w:name w:val="Quote Char"/>
-    <w:basedOn w:val="DefaultParagraphFont"/>
-    <w:link w:val="Quote"/>
+  <w:style w:type="character" w:customStyle="1" w:styleId="CitatZnak">
+    <w:name w:val="Citat Znak"/>
+    <w:basedOn w:val="Privzetapisavaodstavka"/>
+    <w:link w:val="Citat"/>
     <w:uiPriority w:val="29"/>
     <w:rsid w:val="007E70A4"/>
     <w:rPr>
@@ -3457,9 +4889,9 @@
       <w:color w:val="404040" w:themeColor="text1" w:themeTint="BF"/>
     </w:rPr>
   </w:style>
-  <w:style w:type="paragraph" w:styleId="ListParagraph">
+  <w:style w:type="paragraph" w:styleId="Odstavekseznama">
     <w:name w:val="List Paragraph"/>
-    <w:basedOn w:val="Normal"/>
+    <w:basedOn w:val="Navaden"/>
     <w:uiPriority w:val="34"/>
     <w:qFormat/>
     <w:rsid w:val="007E70A4"/>
@@ -3468,9 +4900,9 @@
       <w:contextualSpacing/>
     </w:pPr>
   </w:style>
-  <w:style w:type="character" w:styleId="IntenseEmphasis">
+  <w:style w:type="character" w:styleId="Intenzivenpoudarek">
     <w:name w:val="Intense Emphasis"/>
-    <w:basedOn w:val="DefaultParagraphFont"/>
+    <w:basedOn w:val="Privzetapisavaodstavka"/>
     <w:uiPriority w:val="21"/>
     <w:qFormat/>
     <w:rsid w:val="007E70A4"/>
@@ -3480,11 +4912,11 @@
       <w:color w:val="0F4761" w:themeColor="accent1" w:themeShade="BF"/>
     </w:rPr>
   </w:style>
-  <w:style w:type="paragraph" w:styleId="IntenseQuote">
+  <w:style w:type="paragraph" w:styleId="Intenzivencitat">
     <w:name w:val="Intense Quote"/>
-    <w:basedOn w:val="Normal"/>
-    <w:next w:val="Normal"/>
-    <w:link w:val="IntenseQuoteChar"/>
+    <w:basedOn w:val="Navaden"/>
+    <w:next w:val="Navaden"/>
+    <w:link w:val="IntenzivencitatZnak"/>
     <w:uiPriority w:val="30"/>
     <w:qFormat/>
     <w:rsid w:val="007E70A4"/>
@@ -3503,10 +4935,10 @@
       <w:color w:val="0F4761" w:themeColor="accent1" w:themeShade="BF"/>
     </w:rPr>
   </w:style>
-  <w:style w:type="character" w:customStyle="1" w:styleId="IntenseQuoteChar">
-    <w:name w:val="Intense Quote Char"/>
-    <w:basedOn w:val="DefaultParagraphFont"/>
-    <w:link w:val="IntenseQuote"/>
+  <w:style w:type="character" w:customStyle="1" w:styleId="IntenzivencitatZnak">
+    <w:name w:val="Intenziven citat Znak"/>
+    <w:basedOn w:val="Privzetapisavaodstavka"/>
+    <w:link w:val="Intenzivencitat"/>
     <w:uiPriority w:val="30"/>
     <w:rsid w:val="007E70A4"/>
     <w:rPr>
@@ -3515,9 +4947,9 @@
       <w:color w:val="0F4761" w:themeColor="accent1" w:themeShade="BF"/>
     </w:rPr>
   </w:style>
-  <w:style w:type="character" w:styleId="IntenseReference">
+  <w:style w:type="character" w:styleId="Intenzivensklic">
     <w:name w:val="Intense Reference"/>
-    <w:basedOn w:val="DefaultParagraphFont"/>
+    <w:basedOn w:val="Privzetapisavaodstavka"/>
     <w:uiPriority w:val="32"/>
     <w:qFormat/>
     <w:rsid w:val="007E70A4"/>
@@ -3529,10 +4961,10 @@
       <w:spacing w:val="5"/>
     </w:rPr>
   </w:style>
-  <w:style w:type="paragraph" w:styleId="Header">
+  <w:style w:type="paragraph" w:styleId="Glava">
     <w:name w:val="header"/>
-    <w:basedOn w:val="Normal"/>
-    <w:link w:val="HeaderChar"/>
+    <w:basedOn w:val="Navaden"/>
+    <w:link w:val="GlavaZnak"/>
     <w:uiPriority w:val="99"/>
     <w:unhideWhenUsed/>
     <w:rsid w:val="007E70A4"/>
@@ -3544,17 +4976,17 @@
       <w:spacing w:after="0" w:line="240" w:lineRule="auto"/>
     </w:pPr>
   </w:style>
-  <w:style w:type="character" w:customStyle="1" w:styleId="HeaderChar">
-    <w:name w:val="Header Char"/>
-    <w:basedOn w:val="DefaultParagraphFont"/>
-    <w:link w:val="Header"/>
+  <w:style w:type="character" w:customStyle="1" w:styleId="GlavaZnak">
+    <w:name w:val="Glava Znak"/>
+    <w:basedOn w:val="Privzetapisavaodstavka"/>
+    <w:link w:val="Glava"/>
     <w:uiPriority w:val="99"/>
     <w:rsid w:val="007E70A4"/>
   </w:style>
-  <w:style w:type="paragraph" w:styleId="Footer">
+  <w:style w:type="paragraph" w:styleId="Noga">
     <w:name w:val="footer"/>
-    <w:basedOn w:val="Normal"/>
-    <w:link w:val="FooterChar"/>
+    <w:basedOn w:val="Navaden"/>
+    <w:link w:val="NogaZnak"/>
     <w:uiPriority w:val="99"/>
     <w:unhideWhenUsed/>
     <w:rsid w:val="007E70A4"/>
@@ -3566,12 +4998,93 @@
       <w:spacing w:after="0" w:line="240" w:lineRule="auto"/>
     </w:pPr>
   </w:style>
-  <w:style w:type="character" w:customStyle="1" w:styleId="FooterChar">
-    <w:name w:val="Footer Char"/>
-    <w:basedOn w:val="DefaultParagraphFont"/>
-    <w:link w:val="Footer"/>
+  <w:style w:type="character" w:customStyle="1" w:styleId="NogaZnak">
+    <w:name w:val="Noga Znak"/>
+    <w:basedOn w:val="Privzetapisavaodstavka"/>
+    <w:link w:val="Noga"/>
     <w:uiPriority w:val="99"/>
     <w:rsid w:val="007E70A4"/>
+  </w:style>
+  <w:style w:type="character" w:styleId="Pripombasklic">
+    <w:name w:val="annotation reference"/>
+    <w:basedOn w:val="Privzetapisavaodstavka"/>
+    <w:uiPriority w:val="99"/>
+    <w:semiHidden/>
+    <w:unhideWhenUsed/>
+    <w:rsid w:val="00973657"/>
+    <w:rPr>
+      <w:sz w:val="16"/>
+      <w:szCs w:val="16"/>
+    </w:rPr>
+  </w:style>
+  <w:style w:type="paragraph" w:styleId="Pripombabesedilo">
+    <w:name w:val="annotation text"/>
+    <w:basedOn w:val="Navaden"/>
+    <w:link w:val="PripombabesediloZnak"/>
+    <w:uiPriority w:val="99"/>
+    <w:unhideWhenUsed/>
+    <w:rsid w:val="00973657"/>
+    <w:pPr>
+      <w:spacing w:line="240" w:lineRule="auto"/>
+    </w:pPr>
+    <w:rPr>
+      <w:sz w:val="20"/>
+      <w:szCs w:val="20"/>
+    </w:rPr>
+  </w:style>
+  <w:style w:type="character" w:customStyle="1" w:styleId="PripombabesediloZnak">
+    <w:name w:val="Pripomba – besedilo Znak"/>
+    <w:basedOn w:val="Privzetapisavaodstavka"/>
+    <w:link w:val="Pripombabesedilo"/>
+    <w:uiPriority w:val="99"/>
+    <w:rsid w:val="00973657"/>
+    <w:rPr>
+      <w:rFonts w:ascii="Arial" w:hAnsi="Arial" w:cs="Arial"/>
+      <w:sz w:val="20"/>
+      <w:szCs w:val="20"/>
+      <w:lang w:val="sl-SI"/>
+    </w:rPr>
+  </w:style>
+  <w:style w:type="paragraph" w:styleId="Zadevapripombe">
+    <w:name w:val="annotation subject"/>
+    <w:basedOn w:val="Pripombabesedilo"/>
+    <w:next w:val="Pripombabesedilo"/>
+    <w:link w:val="ZadevapripombeZnak"/>
+    <w:uiPriority w:val="99"/>
+    <w:semiHidden/>
+    <w:unhideWhenUsed/>
+    <w:rsid w:val="00973657"/>
+    <w:rPr>
+      <w:b/>
+      <w:bCs/>
+    </w:rPr>
+  </w:style>
+  <w:style w:type="character" w:customStyle="1" w:styleId="ZadevapripombeZnak">
+    <w:name w:val="Zadeva pripombe Znak"/>
+    <w:basedOn w:val="PripombabesediloZnak"/>
+    <w:link w:val="Zadevapripombe"/>
+    <w:uiPriority w:val="99"/>
+    <w:semiHidden/>
+    <w:rsid w:val="00973657"/>
+    <w:rPr>
+      <w:rFonts w:ascii="Arial" w:hAnsi="Arial" w:cs="Arial"/>
+      <w:b/>
+      <w:bCs/>
+      <w:sz w:val="20"/>
+      <w:szCs w:val="20"/>
+      <w:lang w:val="sl-SI"/>
+    </w:rPr>
+  </w:style>
+  <w:style w:type="character" w:styleId="Krepko">
+    <w:name w:val="Strong"/>
+    <w:basedOn w:val="Privzetapisavaodstavka"/>
+    <w:uiPriority w:val="22"/>
+    <w:qFormat/>
+    <w:rsid w:val="00B32BAB"/>
+    <w:rPr>
+      <w:b/>
+      <w:bCs/>
+    </w:rPr>
   </w:style>
 </w:styles>
 </file>

--- a/PorociloMatura.docx
+++ b/PorociloMatura.docx
@@ -350,22 +350,1767 @@
         <w:t>Ljubljana, April 2025</w:t>
       </w:r>
     </w:p>
+    <w:sdt>
+      <w:sdtPr>
+        <w:id w:val="1917896316"/>
+        <w:docPartObj>
+          <w:docPartGallery w:val="Table of Contents"/>
+          <w:docPartUnique/>
+        </w:docPartObj>
+      </w:sdtPr>
+      <w:sdtEndPr>
+        <w:rPr>
+          <w:rFonts w:ascii="Arial" w:eastAsiaTheme="minorHAnsi" w:hAnsi="Arial" w:cs="Arial"/>
+          <w:b/>
+          <w:bCs/>
+          <w:color w:val="auto"/>
+          <w:sz w:val="24"/>
+          <w:szCs w:val="24"/>
+        </w:rPr>
+      </w:sdtEndPr>
+      <w:sdtContent>
+        <w:p>
+          <w:pPr>
+            <w:pStyle w:val="Naslov1"/>
+          </w:pPr>
+          <w:r>
+            <w:t xml:space="preserve">Kazalo </w:t>
+          </w:r>
+          <w:r>
+            <w:t>Vsebin</w:t>
+          </w:r>
+          <w:r>
+            <w:t>e</w:t>
+          </w:r>
+        </w:p>
+        <w:p>
+          <w:pPr>
+            <w:pStyle w:val="Kazalovsebine1"/>
+            <w:tabs>
+              <w:tab w:val="right" w:leader="dot" w:pos="9016"/>
+            </w:tabs>
+            <w:rPr>
+              <w:rFonts w:asciiTheme="minorHAnsi" w:eastAsiaTheme="minorEastAsia" w:hAnsiTheme="minorHAnsi" w:cstheme="minorBidi"/>
+              <w:noProof/>
+              <w:lang w:eastAsia="sl-SI"/>
+            </w:rPr>
+          </w:pPr>
+          <w:r>
+            <w:fldChar w:fldCharType="begin"/>
+          </w:r>
+          <w:r>
+            <w:instrText xml:space="preserve"> TOC \o "1-3" \h \z \u </w:instrText>
+          </w:r>
+          <w:r>
+            <w:fldChar w:fldCharType="separate"/>
+          </w:r>
+          <w:hyperlink w:anchor="_Toc195559128" w:history="1">
+            <w:r>
+              <w:rPr>
+                <w:rStyle w:val="Hiperpovezava"/>
+                <w:noProof/>
+              </w:rPr>
+              <w:t>Kazalo</w:t>
+            </w:r>
+            <w:r>
+              <w:rPr>
+                <w:noProof/>
+                <w:webHidden/>
+              </w:rPr>
+              <w:tab/>
+            </w:r>
+            <w:r>
+              <w:rPr>
+                <w:noProof/>
+                <w:webHidden/>
+              </w:rPr>
+              <w:fldChar w:fldCharType="begin"/>
+            </w:r>
+            <w:r>
+              <w:rPr>
+                <w:noProof/>
+                <w:webHidden/>
+              </w:rPr>
+              <w:instrText xml:space="preserve"> PAGEREF _Toc195559128 \h </w:instrText>
+            </w:r>
+            <w:r>
+              <w:rPr>
+                <w:noProof/>
+                <w:webHidden/>
+              </w:rPr>
+            </w:r>
+            <w:r>
+              <w:rPr>
+                <w:noProof/>
+                <w:webHidden/>
+              </w:rPr>
+              <w:fldChar w:fldCharType="separate"/>
+            </w:r>
+            <w:r>
+              <w:rPr>
+                <w:noProof/>
+                <w:webHidden/>
+              </w:rPr>
+              <w:t>2</w:t>
+            </w:r>
+            <w:r>
+              <w:rPr>
+                <w:noProof/>
+                <w:webHidden/>
+              </w:rPr>
+              <w:fldChar w:fldCharType="end"/>
+            </w:r>
+          </w:hyperlink>
+        </w:p>
+        <w:p>
+          <w:pPr>
+            <w:pStyle w:val="Kazalovsebine1"/>
+            <w:tabs>
+              <w:tab w:val="left" w:pos="480"/>
+              <w:tab w:val="right" w:leader="dot" w:pos="9016"/>
+            </w:tabs>
+            <w:rPr>
+              <w:rFonts w:asciiTheme="minorHAnsi" w:eastAsiaTheme="minorEastAsia" w:hAnsiTheme="minorHAnsi" w:cstheme="minorBidi"/>
+              <w:noProof/>
+              <w:lang w:eastAsia="sl-SI"/>
+            </w:rPr>
+          </w:pPr>
+          <w:hyperlink w:anchor="_Toc195559129" w:history="1">
+            <w:r>
+              <w:rPr>
+                <w:rStyle w:val="Hiperpovezava"/>
+                <w:noProof/>
+              </w:rPr>
+              <w:t>1.</w:t>
+            </w:r>
+            <w:r>
+              <w:rPr>
+                <w:rFonts w:asciiTheme="minorHAnsi" w:eastAsiaTheme="minorEastAsia" w:hAnsiTheme="minorHAnsi" w:cstheme="minorBidi"/>
+                <w:noProof/>
+                <w:lang w:eastAsia="sl-SI"/>
+              </w:rPr>
+              <w:tab/>
+            </w:r>
+            <w:r>
+              <w:rPr>
+                <w:rStyle w:val="Hiperpovezava"/>
+                <w:noProof/>
+              </w:rPr>
+              <w:t>Povzetek</w:t>
+            </w:r>
+            <w:r>
+              <w:rPr>
+                <w:noProof/>
+                <w:webHidden/>
+              </w:rPr>
+              <w:tab/>
+            </w:r>
+            <w:r>
+              <w:rPr>
+                <w:noProof/>
+                <w:webHidden/>
+              </w:rPr>
+              <w:fldChar w:fldCharType="begin"/>
+            </w:r>
+            <w:r>
+              <w:rPr>
+                <w:noProof/>
+                <w:webHidden/>
+              </w:rPr>
+              <w:instrText xml:space="preserve"> PAGEREF _Toc195559129 \h </w:instrText>
+            </w:r>
+            <w:r>
+              <w:rPr>
+                <w:noProof/>
+                <w:webHidden/>
+              </w:rPr>
+            </w:r>
+            <w:r>
+              <w:rPr>
+                <w:noProof/>
+                <w:webHidden/>
+              </w:rPr>
+              <w:fldChar w:fldCharType="separate"/>
+            </w:r>
+            <w:r>
+              <w:rPr>
+                <w:noProof/>
+                <w:webHidden/>
+              </w:rPr>
+              <w:t>3</w:t>
+            </w:r>
+            <w:r>
+              <w:rPr>
+                <w:noProof/>
+                <w:webHidden/>
+              </w:rPr>
+              <w:fldChar w:fldCharType="end"/>
+            </w:r>
+          </w:hyperlink>
+        </w:p>
+        <w:p>
+          <w:pPr>
+            <w:pStyle w:val="Kazalovsebine1"/>
+            <w:tabs>
+              <w:tab w:val="left" w:pos="480"/>
+              <w:tab w:val="right" w:leader="dot" w:pos="9016"/>
+            </w:tabs>
+            <w:rPr>
+              <w:rFonts w:asciiTheme="minorHAnsi" w:eastAsiaTheme="minorEastAsia" w:hAnsiTheme="minorHAnsi" w:cstheme="minorBidi"/>
+              <w:noProof/>
+              <w:lang w:eastAsia="sl-SI"/>
+            </w:rPr>
+          </w:pPr>
+          <w:hyperlink w:anchor="_Toc195559130" w:history="1">
+            <w:r>
+              <w:rPr>
+                <w:rStyle w:val="Hiperpovezava"/>
+                <w:noProof/>
+              </w:rPr>
+              <w:t>2.</w:t>
+            </w:r>
+            <w:r>
+              <w:rPr>
+                <w:rFonts w:asciiTheme="minorHAnsi" w:eastAsiaTheme="minorEastAsia" w:hAnsiTheme="minorHAnsi" w:cstheme="minorBidi"/>
+                <w:noProof/>
+                <w:lang w:eastAsia="sl-SI"/>
+              </w:rPr>
+              <w:tab/>
+            </w:r>
+            <w:r>
+              <w:rPr>
+                <w:rStyle w:val="Hiperpovezava"/>
+                <w:noProof/>
+              </w:rPr>
+              <w:t>Uvod</w:t>
+            </w:r>
+            <w:r>
+              <w:rPr>
+                <w:noProof/>
+                <w:webHidden/>
+              </w:rPr>
+              <w:tab/>
+            </w:r>
+            <w:r>
+              <w:rPr>
+                <w:noProof/>
+                <w:webHidden/>
+              </w:rPr>
+              <w:fldChar w:fldCharType="begin"/>
+            </w:r>
+            <w:r>
+              <w:rPr>
+                <w:noProof/>
+                <w:webHidden/>
+              </w:rPr>
+              <w:instrText xml:space="preserve"> PAGEREF _Toc195559130 \h </w:instrText>
+            </w:r>
+            <w:r>
+              <w:rPr>
+                <w:noProof/>
+                <w:webHidden/>
+              </w:rPr>
+            </w:r>
+            <w:r>
+              <w:rPr>
+                <w:noProof/>
+                <w:webHidden/>
+              </w:rPr>
+              <w:fldChar w:fldCharType="separate"/>
+            </w:r>
+            <w:r>
+              <w:rPr>
+                <w:noProof/>
+                <w:webHidden/>
+              </w:rPr>
+              <w:t>4</w:t>
+            </w:r>
+            <w:r>
+              <w:rPr>
+                <w:noProof/>
+                <w:webHidden/>
+              </w:rPr>
+              <w:fldChar w:fldCharType="end"/>
+            </w:r>
+          </w:hyperlink>
+        </w:p>
+        <w:p>
+          <w:pPr>
+            <w:pStyle w:val="Kazalovsebine1"/>
+            <w:tabs>
+              <w:tab w:val="left" w:pos="480"/>
+              <w:tab w:val="right" w:leader="dot" w:pos="9016"/>
+            </w:tabs>
+            <w:rPr>
+              <w:rFonts w:asciiTheme="minorHAnsi" w:eastAsiaTheme="minorEastAsia" w:hAnsiTheme="minorHAnsi" w:cstheme="minorBidi"/>
+              <w:noProof/>
+              <w:lang w:eastAsia="sl-SI"/>
+            </w:rPr>
+          </w:pPr>
+          <w:hyperlink w:anchor="_Toc195559131" w:history="1">
+            <w:r>
+              <w:rPr>
+                <w:rStyle w:val="Hiperpovezava"/>
+                <w:noProof/>
+              </w:rPr>
+              <w:t>3.</w:t>
+            </w:r>
+            <w:r>
+              <w:rPr>
+                <w:rFonts w:asciiTheme="minorHAnsi" w:eastAsiaTheme="minorEastAsia" w:hAnsiTheme="minorHAnsi" w:cstheme="minorBidi"/>
+                <w:noProof/>
+                <w:lang w:eastAsia="sl-SI"/>
+              </w:rPr>
+              <w:tab/>
+            </w:r>
+            <w:r>
+              <w:rPr>
+                <w:rStyle w:val="Hiperpovezava"/>
+                <w:noProof/>
+              </w:rPr>
+              <w:t>Opis projekta</w:t>
+            </w:r>
+            <w:r>
+              <w:rPr>
+                <w:noProof/>
+                <w:webHidden/>
+              </w:rPr>
+              <w:tab/>
+            </w:r>
+            <w:r>
+              <w:rPr>
+                <w:noProof/>
+                <w:webHidden/>
+              </w:rPr>
+              <w:fldChar w:fldCharType="begin"/>
+            </w:r>
+            <w:r>
+              <w:rPr>
+                <w:noProof/>
+                <w:webHidden/>
+              </w:rPr>
+              <w:instrText xml:space="preserve"> PAGEREF _Toc195559131 \h </w:instrText>
+            </w:r>
+            <w:r>
+              <w:rPr>
+                <w:noProof/>
+                <w:webHidden/>
+              </w:rPr>
+            </w:r>
+            <w:r>
+              <w:rPr>
+                <w:noProof/>
+                <w:webHidden/>
+              </w:rPr>
+              <w:fldChar w:fldCharType="separate"/>
+            </w:r>
+            <w:r>
+              <w:rPr>
+                <w:noProof/>
+                <w:webHidden/>
+              </w:rPr>
+              <w:t>5</w:t>
+            </w:r>
+            <w:r>
+              <w:rPr>
+                <w:noProof/>
+                <w:webHidden/>
+              </w:rPr>
+              <w:fldChar w:fldCharType="end"/>
+            </w:r>
+          </w:hyperlink>
+        </w:p>
+        <w:p>
+          <w:pPr>
+            <w:pStyle w:val="Kazalovsebine2"/>
+            <w:tabs>
+              <w:tab w:val="left" w:pos="960"/>
+              <w:tab w:val="right" w:leader="dot" w:pos="9016"/>
+            </w:tabs>
+            <w:rPr>
+              <w:rFonts w:asciiTheme="minorHAnsi" w:eastAsiaTheme="minorEastAsia" w:hAnsiTheme="minorHAnsi" w:cstheme="minorBidi"/>
+              <w:noProof/>
+              <w:lang w:eastAsia="sl-SI"/>
+            </w:rPr>
+          </w:pPr>
+          <w:hyperlink w:anchor="_Toc195559132" w:history="1">
+            <w:r>
+              <w:rPr>
+                <w:rStyle w:val="Hiperpovezava"/>
+                <w:noProof/>
+              </w:rPr>
+              <w:t>3.1</w:t>
+            </w:r>
+            <w:r>
+              <w:rPr>
+                <w:rFonts w:asciiTheme="minorHAnsi" w:eastAsiaTheme="minorEastAsia" w:hAnsiTheme="minorHAnsi" w:cstheme="minorBidi"/>
+                <w:noProof/>
+                <w:lang w:eastAsia="sl-SI"/>
+              </w:rPr>
+              <w:tab/>
+            </w:r>
+            <w:r>
+              <w:rPr>
+                <w:rStyle w:val="Hiperpovezava"/>
+                <w:noProof/>
+              </w:rPr>
+              <w:t>Ključne mehanike</w:t>
+            </w:r>
+            <w:r>
+              <w:rPr>
+                <w:noProof/>
+                <w:webHidden/>
+              </w:rPr>
+              <w:tab/>
+            </w:r>
+            <w:r>
+              <w:rPr>
+                <w:noProof/>
+                <w:webHidden/>
+              </w:rPr>
+              <w:fldChar w:fldCharType="begin"/>
+            </w:r>
+            <w:r>
+              <w:rPr>
+                <w:noProof/>
+                <w:webHidden/>
+              </w:rPr>
+              <w:instrText xml:space="preserve"> PAGEREF _Toc195559132 \h </w:instrText>
+            </w:r>
+            <w:r>
+              <w:rPr>
+                <w:noProof/>
+                <w:webHidden/>
+              </w:rPr>
+            </w:r>
+            <w:r>
+              <w:rPr>
+                <w:noProof/>
+                <w:webHidden/>
+              </w:rPr>
+              <w:fldChar w:fldCharType="separate"/>
+            </w:r>
+            <w:r>
+              <w:rPr>
+                <w:noProof/>
+                <w:webHidden/>
+              </w:rPr>
+              <w:t>5</w:t>
+            </w:r>
+            <w:r>
+              <w:rPr>
+                <w:noProof/>
+                <w:webHidden/>
+              </w:rPr>
+              <w:fldChar w:fldCharType="end"/>
+            </w:r>
+          </w:hyperlink>
+        </w:p>
+        <w:p>
+          <w:pPr>
+            <w:pStyle w:val="Kazalovsebine3"/>
+            <w:tabs>
+              <w:tab w:val="left" w:pos="1440"/>
+              <w:tab w:val="right" w:leader="dot" w:pos="9016"/>
+            </w:tabs>
+            <w:rPr>
+              <w:rFonts w:asciiTheme="minorHAnsi" w:eastAsiaTheme="minorEastAsia" w:hAnsiTheme="minorHAnsi" w:cstheme="minorBidi"/>
+              <w:noProof/>
+              <w:lang w:eastAsia="sl-SI"/>
+            </w:rPr>
+          </w:pPr>
+          <w:hyperlink w:anchor="_Toc195559133" w:history="1">
+            <w:r>
+              <w:rPr>
+                <w:rStyle w:val="Hiperpovezava"/>
+                <w:noProof/>
+              </w:rPr>
+              <w:t>3.1.1</w:t>
+            </w:r>
+            <w:r>
+              <w:rPr>
+                <w:rFonts w:asciiTheme="minorHAnsi" w:eastAsiaTheme="minorEastAsia" w:hAnsiTheme="minorHAnsi" w:cstheme="minorBidi"/>
+                <w:noProof/>
+                <w:lang w:eastAsia="sl-SI"/>
+              </w:rPr>
+              <w:tab/>
+            </w:r>
+            <w:r>
+              <w:rPr>
+                <w:rStyle w:val="Hiperpovezava"/>
+                <w:noProof/>
+              </w:rPr>
+              <w:t>Mehanike igralca</w:t>
+            </w:r>
+            <w:r>
+              <w:rPr>
+                <w:noProof/>
+                <w:webHidden/>
+              </w:rPr>
+              <w:tab/>
+            </w:r>
+            <w:r>
+              <w:rPr>
+                <w:noProof/>
+                <w:webHidden/>
+              </w:rPr>
+              <w:fldChar w:fldCharType="begin"/>
+            </w:r>
+            <w:r>
+              <w:rPr>
+                <w:noProof/>
+                <w:webHidden/>
+              </w:rPr>
+              <w:instrText xml:space="preserve"> PAGEREF _Toc195559133 \h </w:instrText>
+            </w:r>
+            <w:r>
+              <w:rPr>
+                <w:noProof/>
+                <w:webHidden/>
+              </w:rPr>
+            </w:r>
+            <w:r>
+              <w:rPr>
+                <w:noProof/>
+                <w:webHidden/>
+              </w:rPr>
+              <w:fldChar w:fldCharType="separate"/>
+            </w:r>
+            <w:r>
+              <w:rPr>
+                <w:noProof/>
+                <w:webHidden/>
+              </w:rPr>
+              <w:t>5</w:t>
+            </w:r>
+            <w:r>
+              <w:rPr>
+                <w:noProof/>
+                <w:webHidden/>
+              </w:rPr>
+              <w:fldChar w:fldCharType="end"/>
+            </w:r>
+          </w:hyperlink>
+        </w:p>
+        <w:p>
+          <w:pPr>
+            <w:pStyle w:val="Kazalovsebine3"/>
+            <w:tabs>
+              <w:tab w:val="left" w:pos="1440"/>
+              <w:tab w:val="right" w:leader="dot" w:pos="9016"/>
+            </w:tabs>
+            <w:rPr>
+              <w:rFonts w:asciiTheme="minorHAnsi" w:eastAsiaTheme="minorEastAsia" w:hAnsiTheme="minorHAnsi" w:cstheme="minorBidi"/>
+              <w:noProof/>
+              <w:lang w:eastAsia="sl-SI"/>
+            </w:rPr>
+          </w:pPr>
+          <w:hyperlink w:anchor="_Toc195559134" w:history="1">
+            <w:r>
+              <w:rPr>
+                <w:rStyle w:val="Hiperpovezava"/>
+                <w:noProof/>
+              </w:rPr>
+              <w:t>3.1.2</w:t>
+            </w:r>
+            <w:r>
+              <w:rPr>
+                <w:rFonts w:asciiTheme="minorHAnsi" w:eastAsiaTheme="minorEastAsia" w:hAnsiTheme="minorHAnsi" w:cstheme="minorBidi"/>
+                <w:noProof/>
+                <w:lang w:eastAsia="sl-SI"/>
+              </w:rPr>
+              <w:tab/>
+            </w:r>
+            <w:r>
+              <w:rPr>
+                <w:rStyle w:val="Hiperpovezava"/>
+                <w:noProof/>
+              </w:rPr>
+              <w:t>Mehanike robota</w:t>
+            </w:r>
+            <w:r>
+              <w:rPr>
+                <w:noProof/>
+                <w:webHidden/>
+              </w:rPr>
+              <w:tab/>
+            </w:r>
+            <w:r>
+              <w:rPr>
+                <w:noProof/>
+                <w:webHidden/>
+              </w:rPr>
+              <w:fldChar w:fldCharType="begin"/>
+            </w:r>
+            <w:r>
+              <w:rPr>
+                <w:noProof/>
+                <w:webHidden/>
+              </w:rPr>
+              <w:instrText xml:space="preserve"> PAGEREF _Toc195559134 \h </w:instrText>
+            </w:r>
+            <w:r>
+              <w:rPr>
+                <w:noProof/>
+                <w:webHidden/>
+              </w:rPr>
+            </w:r>
+            <w:r>
+              <w:rPr>
+                <w:noProof/>
+                <w:webHidden/>
+              </w:rPr>
+              <w:fldChar w:fldCharType="separate"/>
+            </w:r>
+            <w:r>
+              <w:rPr>
+                <w:noProof/>
+                <w:webHidden/>
+              </w:rPr>
+              <w:t>5</w:t>
+            </w:r>
+            <w:r>
+              <w:rPr>
+                <w:noProof/>
+                <w:webHidden/>
+              </w:rPr>
+              <w:fldChar w:fldCharType="end"/>
+            </w:r>
+          </w:hyperlink>
+        </w:p>
+        <w:p>
+          <w:pPr>
+            <w:pStyle w:val="Kazalovsebine3"/>
+            <w:tabs>
+              <w:tab w:val="left" w:pos="1440"/>
+              <w:tab w:val="right" w:leader="dot" w:pos="9016"/>
+            </w:tabs>
+            <w:rPr>
+              <w:rFonts w:asciiTheme="minorHAnsi" w:eastAsiaTheme="minorEastAsia" w:hAnsiTheme="minorHAnsi" w:cstheme="minorBidi"/>
+              <w:noProof/>
+              <w:lang w:eastAsia="sl-SI"/>
+            </w:rPr>
+          </w:pPr>
+          <w:hyperlink w:anchor="_Toc195559135" w:history="1">
+            <w:r>
+              <w:rPr>
+                <w:rStyle w:val="Hiperpovezava"/>
+                <w:noProof/>
+              </w:rPr>
+              <w:t>3.1.3</w:t>
+            </w:r>
+            <w:r>
+              <w:rPr>
+                <w:rFonts w:asciiTheme="minorHAnsi" w:eastAsiaTheme="minorEastAsia" w:hAnsiTheme="minorHAnsi" w:cstheme="minorBidi"/>
+                <w:noProof/>
+                <w:lang w:eastAsia="sl-SI"/>
+              </w:rPr>
+              <w:tab/>
+            </w:r>
+            <w:r>
+              <w:rPr>
+                <w:rStyle w:val="Hiperpovezava"/>
+                <w:noProof/>
+              </w:rPr>
+              <w:t>Mehanike predmetov</w:t>
+            </w:r>
+            <w:r>
+              <w:rPr>
+                <w:noProof/>
+                <w:webHidden/>
+              </w:rPr>
+              <w:tab/>
+            </w:r>
+            <w:r>
+              <w:rPr>
+                <w:noProof/>
+                <w:webHidden/>
+              </w:rPr>
+              <w:fldChar w:fldCharType="begin"/>
+            </w:r>
+            <w:r>
+              <w:rPr>
+                <w:noProof/>
+                <w:webHidden/>
+              </w:rPr>
+              <w:instrText xml:space="preserve"> PAGEREF _Toc195559135 \h </w:instrText>
+            </w:r>
+            <w:r>
+              <w:rPr>
+                <w:noProof/>
+                <w:webHidden/>
+              </w:rPr>
+            </w:r>
+            <w:r>
+              <w:rPr>
+                <w:noProof/>
+                <w:webHidden/>
+              </w:rPr>
+              <w:fldChar w:fldCharType="separate"/>
+            </w:r>
+            <w:r>
+              <w:rPr>
+                <w:noProof/>
+                <w:webHidden/>
+              </w:rPr>
+              <w:t>5</w:t>
+            </w:r>
+            <w:r>
+              <w:rPr>
+                <w:noProof/>
+                <w:webHidden/>
+              </w:rPr>
+              <w:fldChar w:fldCharType="end"/>
+            </w:r>
+          </w:hyperlink>
+        </w:p>
+        <w:p>
+          <w:pPr>
+            <w:pStyle w:val="Kazalovsebine3"/>
+            <w:tabs>
+              <w:tab w:val="left" w:pos="1440"/>
+              <w:tab w:val="right" w:leader="dot" w:pos="9016"/>
+            </w:tabs>
+            <w:rPr>
+              <w:rFonts w:asciiTheme="minorHAnsi" w:eastAsiaTheme="minorEastAsia" w:hAnsiTheme="minorHAnsi" w:cstheme="minorBidi"/>
+              <w:noProof/>
+              <w:lang w:eastAsia="sl-SI"/>
+            </w:rPr>
+          </w:pPr>
+          <w:hyperlink w:anchor="_Toc195559136" w:history="1">
+            <w:r>
+              <w:rPr>
+                <w:rStyle w:val="Hiperpovezava"/>
+                <w:noProof/>
+              </w:rPr>
+              <w:t>3.1.4</w:t>
+            </w:r>
+            <w:r>
+              <w:rPr>
+                <w:rFonts w:asciiTheme="minorHAnsi" w:eastAsiaTheme="minorEastAsia" w:hAnsiTheme="minorHAnsi" w:cstheme="minorBidi"/>
+                <w:noProof/>
+                <w:lang w:eastAsia="sl-SI"/>
+              </w:rPr>
+              <w:tab/>
+            </w:r>
+            <w:r>
+              <w:rPr>
+                <w:rStyle w:val="Hiperpovezava"/>
+                <w:noProof/>
+              </w:rPr>
+              <w:t>Mehanika uporabniškega vmesnika</w:t>
+            </w:r>
+            <w:r>
+              <w:rPr>
+                <w:noProof/>
+                <w:webHidden/>
+              </w:rPr>
+              <w:tab/>
+            </w:r>
+            <w:r>
+              <w:rPr>
+                <w:noProof/>
+                <w:webHidden/>
+              </w:rPr>
+              <w:fldChar w:fldCharType="begin"/>
+            </w:r>
+            <w:r>
+              <w:rPr>
+                <w:noProof/>
+                <w:webHidden/>
+              </w:rPr>
+              <w:instrText xml:space="preserve"> PAGEREF _Toc195559136 \h </w:instrText>
+            </w:r>
+            <w:r>
+              <w:rPr>
+                <w:noProof/>
+                <w:webHidden/>
+              </w:rPr>
+            </w:r>
+            <w:r>
+              <w:rPr>
+                <w:noProof/>
+                <w:webHidden/>
+              </w:rPr>
+              <w:fldChar w:fldCharType="separate"/>
+            </w:r>
+            <w:r>
+              <w:rPr>
+                <w:noProof/>
+                <w:webHidden/>
+              </w:rPr>
+              <w:t>5</w:t>
+            </w:r>
+            <w:r>
+              <w:rPr>
+                <w:noProof/>
+                <w:webHidden/>
+              </w:rPr>
+              <w:fldChar w:fldCharType="end"/>
+            </w:r>
+          </w:hyperlink>
+        </w:p>
+        <w:p>
+          <w:pPr>
+            <w:pStyle w:val="Kazalovsebine2"/>
+            <w:tabs>
+              <w:tab w:val="left" w:pos="960"/>
+              <w:tab w:val="right" w:leader="dot" w:pos="9016"/>
+            </w:tabs>
+            <w:rPr>
+              <w:rFonts w:asciiTheme="minorHAnsi" w:eastAsiaTheme="minorEastAsia" w:hAnsiTheme="minorHAnsi" w:cstheme="minorBidi"/>
+              <w:noProof/>
+              <w:lang w:eastAsia="sl-SI"/>
+            </w:rPr>
+          </w:pPr>
+          <w:hyperlink w:anchor="_Toc195559137" w:history="1">
+            <w:r>
+              <w:rPr>
+                <w:rStyle w:val="Hiperpovezava"/>
+                <w:noProof/>
+              </w:rPr>
+              <w:t>3.2</w:t>
+            </w:r>
+            <w:r>
+              <w:rPr>
+                <w:rFonts w:asciiTheme="minorHAnsi" w:eastAsiaTheme="minorEastAsia" w:hAnsiTheme="minorHAnsi" w:cstheme="minorBidi"/>
+                <w:noProof/>
+                <w:lang w:eastAsia="sl-SI"/>
+              </w:rPr>
+              <w:tab/>
+            </w:r>
+            <w:r>
+              <w:rPr>
+                <w:rStyle w:val="Hiperpovezava"/>
+                <w:noProof/>
+              </w:rPr>
+              <w:t>Uporabljena orodja</w:t>
+            </w:r>
+            <w:r>
+              <w:rPr>
+                <w:noProof/>
+                <w:webHidden/>
+              </w:rPr>
+              <w:tab/>
+            </w:r>
+            <w:r>
+              <w:rPr>
+                <w:noProof/>
+                <w:webHidden/>
+              </w:rPr>
+              <w:fldChar w:fldCharType="begin"/>
+            </w:r>
+            <w:r>
+              <w:rPr>
+                <w:noProof/>
+                <w:webHidden/>
+              </w:rPr>
+              <w:instrText xml:space="preserve"> PAGEREF _Toc195559137 \h </w:instrText>
+            </w:r>
+            <w:r>
+              <w:rPr>
+                <w:noProof/>
+                <w:webHidden/>
+              </w:rPr>
+            </w:r>
+            <w:r>
+              <w:rPr>
+                <w:noProof/>
+                <w:webHidden/>
+              </w:rPr>
+              <w:fldChar w:fldCharType="separate"/>
+            </w:r>
+            <w:r>
+              <w:rPr>
+                <w:noProof/>
+                <w:webHidden/>
+              </w:rPr>
+              <w:t>6</w:t>
+            </w:r>
+            <w:r>
+              <w:rPr>
+                <w:noProof/>
+                <w:webHidden/>
+              </w:rPr>
+              <w:fldChar w:fldCharType="end"/>
+            </w:r>
+          </w:hyperlink>
+        </w:p>
+        <w:p>
+          <w:pPr>
+            <w:pStyle w:val="Kazalovsebine3"/>
+            <w:tabs>
+              <w:tab w:val="left" w:pos="1440"/>
+              <w:tab w:val="right" w:leader="dot" w:pos="9016"/>
+            </w:tabs>
+            <w:rPr>
+              <w:rFonts w:asciiTheme="minorHAnsi" w:eastAsiaTheme="minorEastAsia" w:hAnsiTheme="minorHAnsi" w:cstheme="minorBidi"/>
+              <w:noProof/>
+              <w:lang w:eastAsia="sl-SI"/>
+            </w:rPr>
+          </w:pPr>
+          <w:hyperlink w:anchor="_Toc195559138" w:history="1">
+            <w:r>
+              <w:rPr>
+                <w:rStyle w:val="Hiperpovezava"/>
+                <w:noProof/>
+              </w:rPr>
+              <w:t>3.2.1</w:t>
+            </w:r>
+            <w:r>
+              <w:rPr>
+                <w:rFonts w:asciiTheme="minorHAnsi" w:eastAsiaTheme="minorEastAsia" w:hAnsiTheme="minorHAnsi" w:cstheme="minorBidi"/>
+                <w:noProof/>
+                <w:lang w:eastAsia="sl-SI"/>
+              </w:rPr>
+              <w:tab/>
+            </w:r>
+            <w:r>
+              <w:rPr>
+                <w:rStyle w:val="Hiperpovezava"/>
+                <w:noProof/>
+              </w:rPr>
+              <w:t>Unity 2022 LTS</w:t>
+            </w:r>
+            <w:r>
+              <w:rPr>
+                <w:noProof/>
+                <w:webHidden/>
+              </w:rPr>
+              <w:tab/>
+            </w:r>
+            <w:r>
+              <w:rPr>
+                <w:noProof/>
+                <w:webHidden/>
+              </w:rPr>
+              <w:fldChar w:fldCharType="begin"/>
+            </w:r>
+            <w:r>
+              <w:rPr>
+                <w:noProof/>
+                <w:webHidden/>
+              </w:rPr>
+              <w:instrText xml:space="preserve"> PAGEREF _Toc195559138 \h </w:instrText>
+            </w:r>
+            <w:r>
+              <w:rPr>
+                <w:noProof/>
+                <w:webHidden/>
+              </w:rPr>
+            </w:r>
+            <w:r>
+              <w:rPr>
+                <w:noProof/>
+                <w:webHidden/>
+              </w:rPr>
+              <w:fldChar w:fldCharType="separate"/>
+            </w:r>
+            <w:r>
+              <w:rPr>
+                <w:noProof/>
+                <w:webHidden/>
+              </w:rPr>
+              <w:t>6</w:t>
+            </w:r>
+            <w:r>
+              <w:rPr>
+                <w:noProof/>
+                <w:webHidden/>
+              </w:rPr>
+              <w:fldChar w:fldCharType="end"/>
+            </w:r>
+          </w:hyperlink>
+        </w:p>
+        <w:p>
+          <w:pPr>
+            <w:pStyle w:val="Kazalovsebine3"/>
+            <w:tabs>
+              <w:tab w:val="left" w:pos="1440"/>
+              <w:tab w:val="right" w:leader="dot" w:pos="9016"/>
+            </w:tabs>
+            <w:rPr>
+              <w:rFonts w:asciiTheme="minorHAnsi" w:eastAsiaTheme="minorEastAsia" w:hAnsiTheme="minorHAnsi" w:cstheme="minorBidi"/>
+              <w:noProof/>
+              <w:lang w:eastAsia="sl-SI"/>
+            </w:rPr>
+          </w:pPr>
+          <w:hyperlink w:anchor="_Toc195559139" w:history="1">
+            <w:r>
+              <w:rPr>
+                <w:rStyle w:val="Hiperpovezava"/>
+                <w:noProof/>
+              </w:rPr>
+              <w:t>3.2.2</w:t>
+            </w:r>
+            <w:r>
+              <w:rPr>
+                <w:rFonts w:asciiTheme="minorHAnsi" w:eastAsiaTheme="minorEastAsia" w:hAnsiTheme="minorHAnsi" w:cstheme="minorBidi"/>
+                <w:noProof/>
+                <w:lang w:eastAsia="sl-SI"/>
+              </w:rPr>
+              <w:tab/>
+            </w:r>
+            <w:r>
+              <w:rPr>
+                <w:rStyle w:val="Hiperpovezava"/>
+                <w:noProof/>
+              </w:rPr>
+              <w:t>Visual Studio 2019</w:t>
+            </w:r>
+            <w:r>
+              <w:rPr>
+                <w:noProof/>
+                <w:webHidden/>
+              </w:rPr>
+              <w:tab/>
+            </w:r>
+            <w:r>
+              <w:rPr>
+                <w:noProof/>
+                <w:webHidden/>
+              </w:rPr>
+              <w:fldChar w:fldCharType="begin"/>
+            </w:r>
+            <w:r>
+              <w:rPr>
+                <w:noProof/>
+                <w:webHidden/>
+              </w:rPr>
+              <w:instrText xml:space="preserve"> PAGEREF _Toc195559139 \h </w:instrText>
+            </w:r>
+            <w:r>
+              <w:rPr>
+                <w:noProof/>
+                <w:webHidden/>
+              </w:rPr>
+            </w:r>
+            <w:r>
+              <w:rPr>
+                <w:noProof/>
+                <w:webHidden/>
+              </w:rPr>
+              <w:fldChar w:fldCharType="separate"/>
+            </w:r>
+            <w:r>
+              <w:rPr>
+                <w:noProof/>
+                <w:webHidden/>
+              </w:rPr>
+              <w:t>6</w:t>
+            </w:r>
+            <w:r>
+              <w:rPr>
+                <w:noProof/>
+                <w:webHidden/>
+              </w:rPr>
+              <w:fldChar w:fldCharType="end"/>
+            </w:r>
+          </w:hyperlink>
+        </w:p>
+        <w:p>
+          <w:pPr>
+            <w:pStyle w:val="Kazalovsebine3"/>
+            <w:tabs>
+              <w:tab w:val="left" w:pos="1440"/>
+              <w:tab w:val="right" w:leader="dot" w:pos="9016"/>
+            </w:tabs>
+            <w:rPr>
+              <w:rFonts w:asciiTheme="minorHAnsi" w:eastAsiaTheme="minorEastAsia" w:hAnsiTheme="minorHAnsi" w:cstheme="minorBidi"/>
+              <w:noProof/>
+              <w:lang w:eastAsia="sl-SI"/>
+            </w:rPr>
+          </w:pPr>
+          <w:hyperlink w:anchor="_Toc195559140" w:history="1">
+            <w:r>
+              <w:rPr>
+                <w:rStyle w:val="Hiperpovezava"/>
+                <w:noProof/>
+              </w:rPr>
+              <w:t>3.2.3</w:t>
+            </w:r>
+            <w:r>
+              <w:rPr>
+                <w:rFonts w:asciiTheme="minorHAnsi" w:eastAsiaTheme="minorEastAsia" w:hAnsiTheme="minorHAnsi" w:cstheme="minorBidi"/>
+                <w:noProof/>
+                <w:lang w:eastAsia="sl-SI"/>
+              </w:rPr>
+              <w:tab/>
+            </w:r>
+            <w:r>
+              <w:rPr>
+                <w:rStyle w:val="Hiperpovezava"/>
+                <w:noProof/>
+              </w:rPr>
+              <w:t>GitHub</w:t>
+            </w:r>
+            <w:r>
+              <w:rPr>
+                <w:noProof/>
+                <w:webHidden/>
+              </w:rPr>
+              <w:tab/>
+            </w:r>
+            <w:r>
+              <w:rPr>
+                <w:noProof/>
+                <w:webHidden/>
+              </w:rPr>
+              <w:fldChar w:fldCharType="begin"/>
+            </w:r>
+            <w:r>
+              <w:rPr>
+                <w:noProof/>
+                <w:webHidden/>
+              </w:rPr>
+              <w:instrText xml:space="preserve"> PAGEREF _Toc195559140 \h </w:instrText>
+            </w:r>
+            <w:r>
+              <w:rPr>
+                <w:noProof/>
+                <w:webHidden/>
+              </w:rPr>
+            </w:r>
+            <w:r>
+              <w:rPr>
+                <w:noProof/>
+                <w:webHidden/>
+              </w:rPr>
+              <w:fldChar w:fldCharType="separate"/>
+            </w:r>
+            <w:r>
+              <w:rPr>
+                <w:noProof/>
+                <w:webHidden/>
+              </w:rPr>
+              <w:t>7</w:t>
+            </w:r>
+            <w:r>
+              <w:rPr>
+                <w:noProof/>
+                <w:webHidden/>
+              </w:rPr>
+              <w:fldChar w:fldCharType="end"/>
+            </w:r>
+          </w:hyperlink>
+        </w:p>
+        <w:p>
+          <w:pPr>
+            <w:pStyle w:val="Kazalovsebine1"/>
+            <w:tabs>
+              <w:tab w:val="left" w:pos="480"/>
+              <w:tab w:val="right" w:leader="dot" w:pos="9016"/>
+            </w:tabs>
+            <w:rPr>
+              <w:rFonts w:asciiTheme="minorHAnsi" w:eastAsiaTheme="minorEastAsia" w:hAnsiTheme="minorHAnsi" w:cstheme="minorBidi"/>
+              <w:noProof/>
+              <w:lang w:eastAsia="sl-SI"/>
+            </w:rPr>
+          </w:pPr>
+          <w:hyperlink w:anchor="_Toc195559141" w:history="1">
+            <w:r>
+              <w:rPr>
+                <w:rStyle w:val="Hiperpovezava"/>
+                <w:noProof/>
+              </w:rPr>
+              <w:t>4.</w:t>
+            </w:r>
+            <w:r>
+              <w:rPr>
+                <w:rFonts w:asciiTheme="minorHAnsi" w:eastAsiaTheme="minorEastAsia" w:hAnsiTheme="minorHAnsi" w:cstheme="minorBidi"/>
+                <w:noProof/>
+                <w:lang w:eastAsia="sl-SI"/>
+              </w:rPr>
+              <w:tab/>
+            </w:r>
+            <w:r>
+              <w:rPr>
+                <w:rStyle w:val="Hiperpovezava"/>
+                <w:noProof/>
+              </w:rPr>
+              <w:t>Postopek izdelave</w:t>
+            </w:r>
+            <w:r>
+              <w:rPr>
+                <w:noProof/>
+                <w:webHidden/>
+              </w:rPr>
+              <w:tab/>
+            </w:r>
+            <w:r>
+              <w:rPr>
+                <w:noProof/>
+                <w:webHidden/>
+              </w:rPr>
+              <w:fldChar w:fldCharType="begin"/>
+            </w:r>
+            <w:r>
+              <w:rPr>
+                <w:noProof/>
+                <w:webHidden/>
+              </w:rPr>
+              <w:instrText xml:space="preserve"> PAGEREF _Toc195559141 \h </w:instrText>
+            </w:r>
+            <w:r>
+              <w:rPr>
+                <w:noProof/>
+                <w:webHidden/>
+              </w:rPr>
+            </w:r>
+            <w:r>
+              <w:rPr>
+                <w:noProof/>
+                <w:webHidden/>
+              </w:rPr>
+              <w:fldChar w:fldCharType="separate"/>
+            </w:r>
+            <w:r>
+              <w:rPr>
+                <w:noProof/>
+                <w:webHidden/>
+              </w:rPr>
+              <w:t>7</w:t>
+            </w:r>
+            <w:r>
+              <w:rPr>
+                <w:noProof/>
+                <w:webHidden/>
+              </w:rPr>
+              <w:fldChar w:fldCharType="end"/>
+            </w:r>
+          </w:hyperlink>
+        </w:p>
+        <w:p>
+          <w:pPr>
+            <w:pStyle w:val="Kazalovsebine2"/>
+            <w:tabs>
+              <w:tab w:val="left" w:pos="960"/>
+              <w:tab w:val="right" w:leader="dot" w:pos="9016"/>
+            </w:tabs>
+            <w:rPr>
+              <w:rFonts w:asciiTheme="minorHAnsi" w:eastAsiaTheme="minorEastAsia" w:hAnsiTheme="minorHAnsi" w:cstheme="minorBidi"/>
+              <w:noProof/>
+              <w:lang w:eastAsia="sl-SI"/>
+            </w:rPr>
+          </w:pPr>
+          <w:hyperlink w:anchor="_Toc195559142" w:history="1">
+            <w:r>
+              <w:rPr>
+                <w:rStyle w:val="Hiperpovezava"/>
+                <w:noProof/>
+              </w:rPr>
+              <w:t>4.1</w:t>
+            </w:r>
+            <w:r>
+              <w:rPr>
+                <w:rFonts w:asciiTheme="minorHAnsi" w:eastAsiaTheme="minorEastAsia" w:hAnsiTheme="minorHAnsi" w:cstheme="minorBidi"/>
+                <w:noProof/>
+                <w:lang w:eastAsia="sl-SI"/>
+              </w:rPr>
+              <w:tab/>
+            </w:r>
+            <w:r>
+              <w:rPr>
+                <w:rStyle w:val="Hiperpovezava"/>
+                <w:noProof/>
+              </w:rPr>
+              <w:t>Načrtovanje</w:t>
+            </w:r>
+            <w:r>
+              <w:rPr>
+                <w:noProof/>
+                <w:webHidden/>
+              </w:rPr>
+              <w:tab/>
+            </w:r>
+            <w:r>
+              <w:rPr>
+                <w:noProof/>
+                <w:webHidden/>
+              </w:rPr>
+              <w:fldChar w:fldCharType="begin"/>
+            </w:r>
+            <w:r>
+              <w:rPr>
+                <w:noProof/>
+                <w:webHidden/>
+              </w:rPr>
+              <w:instrText xml:space="preserve"> PAGEREF _Toc195559142 \h </w:instrText>
+            </w:r>
+            <w:r>
+              <w:rPr>
+                <w:noProof/>
+                <w:webHidden/>
+              </w:rPr>
+            </w:r>
+            <w:r>
+              <w:rPr>
+                <w:noProof/>
+                <w:webHidden/>
+              </w:rPr>
+              <w:fldChar w:fldCharType="separate"/>
+            </w:r>
+            <w:r>
+              <w:rPr>
+                <w:noProof/>
+                <w:webHidden/>
+              </w:rPr>
+              <w:t>7</w:t>
+            </w:r>
+            <w:r>
+              <w:rPr>
+                <w:noProof/>
+                <w:webHidden/>
+              </w:rPr>
+              <w:fldChar w:fldCharType="end"/>
+            </w:r>
+          </w:hyperlink>
+        </w:p>
+        <w:p>
+          <w:pPr>
+            <w:pStyle w:val="Kazalovsebine2"/>
+            <w:tabs>
+              <w:tab w:val="left" w:pos="960"/>
+              <w:tab w:val="right" w:leader="dot" w:pos="9016"/>
+            </w:tabs>
+            <w:rPr>
+              <w:rFonts w:asciiTheme="minorHAnsi" w:eastAsiaTheme="minorEastAsia" w:hAnsiTheme="minorHAnsi" w:cstheme="minorBidi"/>
+              <w:noProof/>
+              <w:lang w:eastAsia="sl-SI"/>
+            </w:rPr>
+          </w:pPr>
+          <w:hyperlink w:anchor="_Toc195559143" w:history="1">
+            <w:r>
+              <w:rPr>
+                <w:rStyle w:val="Hiperpovezava"/>
+                <w:noProof/>
+              </w:rPr>
+              <w:t>4.2</w:t>
+            </w:r>
+            <w:r>
+              <w:rPr>
+                <w:rFonts w:asciiTheme="minorHAnsi" w:eastAsiaTheme="minorEastAsia" w:hAnsiTheme="minorHAnsi" w:cstheme="minorBidi"/>
+                <w:noProof/>
+                <w:lang w:eastAsia="sl-SI"/>
+              </w:rPr>
+              <w:tab/>
+            </w:r>
+            <w:r>
+              <w:rPr>
+                <w:rStyle w:val="Hiperpovezava"/>
+                <w:noProof/>
+              </w:rPr>
+              <w:t>Spoznavanje orodja Unity</w:t>
+            </w:r>
+            <w:r>
+              <w:rPr>
+                <w:noProof/>
+                <w:webHidden/>
+              </w:rPr>
+              <w:tab/>
+            </w:r>
+            <w:r>
+              <w:rPr>
+                <w:noProof/>
+                <w:webHidden/>
+              </w:rPr>
+              <w:fldChar w:fldCharType="begin"/>
+            </w:r>
+            <w:r>
+              <w:rPr>
+                <w:noProof/>
+                <w:webHidden/>
+              </w:rPr>
+              <w:instrText xml:space="preserve"> PAGEREF _Toc195559143 \h </w:instrText>
+            </w:r>
+            <w:r>
+              <w:rPr>
+                <w:noProof/>
+                <w:webHidden/>
+              </w:rPr>
+            </w:r>
+            <w:r>
+              <w:rPr>
+                <w:noProof/>
+                <w:webHidden/>
+              </w:rPr>
+              <w:fldChar w:fldCharType="separate"/>
+            </w:r>
+            <w:r>
+              <w:rPr>
+                <w:noProof/>
+                <w:webHidden/>
+              </w:rPr>
+              <w:t>7</w:t>
+            </w:r>
+            <w:r>
+              <w:rPr>
+                <w:noProof/>
+                <w:webHidden/>
+              </w:rPr>
+              <w:fldChar w:fldCharType="end"/>
+            </w:r>
+          </w:hyperlink>
+        </w:p>
+        <w:p>
+          <w:pPr>
+            <w:pStyle w:val="Kazalovsebine2"/>
+            <w:tabs>
+              <w:tab w:val="left" w:pos="960"/>
+              <w:tab w:val="right" w:leader="dot" w:pos="9016"/>
+            </w:tabs>
+            <w:rPr>
+              <w:rFonts w:asciiTheme="minorHAnsi" w:eastAsiaTheme="minorEastAsia" w:hAnsiTheme="minorHAnsi" w:cstheme="minorBidi"/>
+              <w:noProof/>
+              <w:lang w:eastAsia="sl-SI"/>
+            </w:rPr>
+          </w:pPr>
+          <w:hyperlink w:anchor="_Toc195559144" w:history="1">
+            <w:r>
+              <w:rPr>
+                <w:rStyle w:val="Hiperpovezava"/>
+                <w:noProof/>
+              </w:rPr>
+              <w:t>4.3</w:t>
+            </w:r>
+            <w:r>
+              <w:rPr>
+                <w:rFonts w:asciiTheme="minorHAnsi" w:eastAsiaTheme="minorEastAsia" w:hAnsiTheme="minorHAnsi" w:cstheme="minorBidi"/>
+                <w:noProof/>
+                <w:lang w:eastAsia="sl-SI"/>
+              </w:rPr>
+              <w:tab/>
+            </w:r>
+            <w:r>
+              <w:rPr>
+                <w:rStyle w:val="Hiperpovezava"/>
+                <w:noProof/>
+              </w:rPr>
+              <w:t>Izdelava delujočega prototipa</w:t>
+            </w:r>
+            <w:r>
+              <w:rPr>
+                <w:noProof/>
+                <w:webHidden/>
+              </w:rPr>
+              <w:tab/>
+            </w:r>
+            <w:r>
+              <w:rPr>
+                <w:noProof/>
+                <w:webHidden/>
+              </w:rPr>
+              <w:fldChar w:fldCharType="begin"/>
+            </w:r>
+            <w:r>
+              <w:rPr>
+                <w:noProof/>
+                <w:webHidden/>
+              </w:rPr>
+              <w:instrText xml:space="preserve"> PAGEREF _Toc195559144 \h </w:instrText>
+            </w:r>
+            <w:r>
+              <w:rPr>
+                <w:noProof/>
+                <w:webHidden/>
+              </w:rPr>
+            </w:r>
+            <w:r>
+              <w:rPr>
+                <w:noProof/>
+                <w:webHidden/>
+              </w:rPr>
+              <w:fldChar w:fldCharType="separate"/>
+            </w:r>
+            <w:r>
+              <w:rPr>
+                <w:noProof/>
+                <w:webHidden/>
+              </w:rPr>
+              <w:t>8</w:t>
+            </w:r>
+            <w:r>
+              <w:rPr>
+                <w:noProof/>
+                <w:webHidden/>
+              </w:rPr>
+              <w:fldChar w:fldCharType="end"/>
+            </w:r>
+          </w:hyperlink>
+        </w:p>
+        <w:p>
+          <w:pPr>
+            <w:pStyle w:val="Kazalovsebine3"/>
+            <w:tabs>
+              <w:tab w:val="left" w:pos="1440"/>
+              <w:tab w:val="right" w:leader="dot" w:pos="9016"/>
+            </w:tabs>
+            <w:rPr>
+              <w:rFonts w:asciiTheme="minorHAnsi" w:eastAsiaTheme="minorEastAsia" w:hAnsiTheme="minorHAnsi" w:cstheme="minorBidi"/>
+              <w:noProof/>
+              <w:lang w:eastAsia="sl-SI"/>
+            </w:rPr>
+          </w:pPr>
+          <w:hyperlink w:anchor="_Toc195559145" w:history="1">
+            <w:r>
+              <w:rPr>
+                <w:rStyle w:val="Hiperpovezava"/>
+                <w:noProof/>
+              </w:rPr>
+              <w:t>4.3.1</w:t>
+            </w:r>
+            <w:r>
+              <w:rPr>
+                <w:rFonts w:asciiTheme="minorHAnsi" w:eastAsiaTheme="minorEastAsia" w:hAnsiTheme="minorHAnsi" w:cstheme="minorBidi"/>
+                <w:noProof/>
+                <w:lang w:eastAsia="sl-SI"/>
+              </w:rPr>
+              <w:tab/>
+            </w:r>
+            <w:r>
+              <w:rPr>
+                <w:rStyle w:val="Hiperpovezava"/>
+                <w:noProof/>
+              </w:rPr>
+              <w:t>Izdelava prvih prostorov</w:t>
+            </w:r>
+            <w:r>
+              <w:rPr>
+                <w:noProof/>
+                <w:webHidden/>
+              </w:rPr>
+              <w:tab/>
+            </w:r>
+            <w:r>
+              <w:rPr>
+                <w:noProof/>
+                <w:webHidden/>
+              </w:rPr>
+              <w:fldChar w:fldCharType="begin"/>
+            </w:r>
+            <w:r>
+              <w:rPr>
+                <w:noProof/>
+                <w:webHidden/>
+              </w:rPr>
+              <w:instrText xml:space="preserve"> PAGEREF _Toc195559145 \h </w:instrText>
+            </w:r>
+            <w:r>
+              <w:rPr>
+                <w:noProof/>
+                <w:webHidden/>
+              </w:rPr>
+            </w:r>
+            <w:r>
+              <w:rPr>
+                <w:noProof/>
+                <w:webHidden/>
+              </w:rPr>
+              <w:fldChar w:fldCharType="separate"/>
+            </w:r>
+            <w:r>
+              <w:rPr>
+                <w:noProof/>
+                <w:webHidden/>
+              </w:rPr>
+              <w:t>8</w:t>
+            </w:r>
+            <w:r>
+              <w:rPr>
+                <w:noProof/>
+                <w:webHidden/>
+              </w:rPr>
+              <w:fldChar w:fldCharType="end"/>
+            </w:r>
+          </w:hyperlink>
+        </w:p>
+        <w:p>
+          <w:pPr>
+            <w:pStyle w:val="Kazalovsebine3"/>
+            <w:tabs>
+              <w:tab w:val="left" w:pos="1440"/>
+              <w:tab w:val="right" w:leader="dot" w:pos="9016"/>
+            </w:tabs>
+            <w:rPr>
+              <w:rFonts w:asciiTheme="minorHAnsi" w:eastAsiaTheme="minorEastAsia" w:hAnsiTheme="minorHAnsi" w:cstheme="minorBidi"/>
+              <w:noProof/>
+              <w:lang w:eastAsia="sl-SI"/>
+            </w:rPr>
+          </w:pPr>
+          <w:hyperlink w:anchor="_Toc195559146" w:history="1">
+            <w:r>
+              <w:rPr>
+                <w:rStyle w:val="Hiperpovezava"/>
+                <w:noProof/>
+              </w:rPr>
+              <w:t>4.3.2</w:t>
+            </w:r>
+            <w:r>
+              <w:rPr>
+                <w:rFonts w:asciiTheme="minorHAnsi" w:eastAsiaTheme="minorEastAsia" w:hAnsiTheme="minorHAnsi" w:cstheme="minorBidi"/>
+                <w:noProof/>
+                <w:lang w:eastAsia="sl-SI"/>
+              </w:rPr>
+              <w:tab/>
+            </w:r>
+            <w:r>
+              <w:rPr>
+                <w:rStyle w:val="Hiperpovezava"/>
+                <w:noProof/>
+              </w:rPr>
+              <w:t>Glavne funkcionalnosti</w:t>
+            </w:r>
+            <w:r>
+              <w:rPr>
+                <w:noProof/>
+                <w:webHidden/>
+              </w:rPr>
+              <w:tab/>
+            </w:r>
+            <w:r>
+              <w:rPr>
+                <w:noProof/>
+                <w:webHidden/>
+              </w:rPr>
+              <w:fldChar w:fldCharType="begin"/>
+            </w:r>
+            <w:r>
+              <w:rPr>
+                <w:noProof/>
+                <w:webHidden/>
+              </w:rPr>
+              <w:instrText xml:space="preserve"> PAGEREF _Toc195559146 \h </w:instrText>
+            </w:r>
+            <w:r>
+              <w:rPr>
+                <w:noProof/>
+                <w:webHidden/>
+              </w:rPr>
+            </w:r>
+            <w:r>
+              <w:rPr>
+                <w:noProof/>
+                <w:webHidden/>
+              </w:rPr>
+              <w:fldChar w:fldCharType="separate"/>
+            </w:r>
+            <w:r>
+              <w:rPr>
+                <w:noProof/>
+                <w:webHidden/>
+              </w:rPr>
+              <w:t>9</w:t>
+            </w:r>
+            <w:r>
+              <w:rPr>
+                <w:noProof/>
+                <w:webHidden/>
+              </w:rPr>
+              <w:fldChar w:fldCharType="end"/>
+            </w:r>
+          </w:hyperlink>
+        </w:p>
+        <w:p>
+          <w:pPr>
+            <w:pStyle w:val="Kazalovsebine2"/>
+            <w:tabs>
+              <w:tab w:val="left" w:pos="960"/>
+              <w:tab w:val="right" w:leader="dot" w:pos="9016"/>
+            </w:tabs>
+            <w:rPr>
+              <w:rFonts w:asciiTheme="minorHAnsi" w:eastAsiaTheme="minorEastAsia" w:hAnsiTheme="minorHAnsi" w:cstheme="minorBidi"/>
+              <w:noProof/>
+              <w:lang w:eastAsia="sl-SI"/>
+            </w:rPr>
+          </w:pPr>
+          <w:hyperlink w:anchor="_Toc195559147" w:history="1">
+            <w:r>
+              <w:rPr>
+                <w:rStyle w:val="Hiperpovezava"/>
+                <w:noProof/>
+              </w:rPr>
+              <w:t>4.4</w:t>
+            </w:r>
+            <w:r>
+              <w:rPr>
+                <w:rFonts w:asciiTheme="minorHAnsi" w:eastAsiaTheme="minorEastAsia" w:hAnsiTheme="minorHAnsi" w:cstheme="minorBidi"/>
+                <w:noProof/>
+                <w:lang w:eastAsia="sl-SI"/>
+              </w:rPr>
+              <w:tab/>
+            </w:r>
+            <w:r>
+              <w:rPr>
+                <w:rStyle w:val="Hiperpovezava"/>
+                <w:noProof/>
+              </w:rPr>
+              <w:t>Druga faza izdelave</w:t>
+            </w:r>
+            <w:r>
+              <w:rPr>
+                <w:noProof/>
+                <w:webHidden/>
+              </w:rPr>
+              <w:tab/>
+            </w:r>
+            <w:r>
+              <w:rPr>
+                <w:noProof/>
+                <w:webHidden/>
+              </w:rPr>
+              <w:fldChar w:fldCharType="begin"/>
+            </w:r>
+            <w:r>
+              <w:rPr>
+                <w:noProof/>
+                <w:webHidden/>
+              </w:rPr>
+              <w:instrText xml:space="preserve"> PAGEREF _Toc195559147 \h </w:instrText>
+            </w:r>
+            <w:r>
+              <w:rPr>
+                <w:noProof/>
+                <w:webHidden/>
+              </w:rPr>
+            </w:r>
+            <w:r>
+              <w:rPr>
+                <w:noProof/>
+                <w:webHidden/>
+              </w:rPr>
+              <w:fldChar w:fldCharType="separate"/>
+            </w:r>
+            <w:r>
+              <w:rPr>
+                <w:noProof/>
+                <w:webHidden/>
+              </w:rPr>
+              <w:t>10</w:t>
+            </w:r>
+            <w:r>
+              <w:rPr>
+                <w:noProof/>
+                <w:webHidden/>
+              </w:rPr>
+              <w:fldChar w:fldCharType="end"/>
+            </w:r>
+          </w:hyperlink>
+        </w:p>
+        <w:p>
+          <w:r>
+            <w:rPr>
+              <w:b/>
+              <w:bCs/>
+            </w:rPr>
+            <w:fldChar w:fldCharType="end"/>
+          </w:r>
+        </w:p>
+      </w:sdtContent>
+    </w:sdt>
     <w:p>
       <w:pPr>
         <w:pStyle w:val="Naslov1"/>
       </w:pPr>
-      <w:r>
-        <w:lastRenderedPageBreak/>
-        <w:t>Kazalo</w:t>
-      </w:r>
-    </w:p>
-    <w:p>
-      <w:pPr>
-        <w:pStyle w:val="Naslov1"/>
-      </w:pPr>
-      <w:r>
-        <w:t xml:space="preserve"> </w:t>
-      </w:r>
     </w:p>
     <w:p>
       <w:pPr>
@@ -388,10 +2133,12 @@
           <w:numId w:val="6"/>
         </w:numPr>
       </w:pPr>
+      <w:bookmarkStart w:id="0" w:name="_Toc195559129"/>
       <w:r>
         <w:lastRenderedPageBreak/>
         <w:t>Povzetek</w:t>
       </w:r>
+      <w:bookmarkEnd w:id="0"/>
     </w:p>
     <w:p>
       <w:pPr>
@@ -413,6 +2160,7 @@
           <w:numId w:val="13"/>
         </w:numPr>
       </w:pPr>
+      <w:bookmarkStart w:id="1" w:name="_Toc195559130"/>
       <w:r>
         <w:lastRenderedPageBreak/>
         <w:t>Uvo</w:t>
@@ -420,6 +2168,7 @@
       <w:r>
         <w:t>d</w:t>
       </w:r>
+      <w:bookmarkEnd w:id="1"/>
     </w:p>
     <w:p>
       <w:r>
@@ -520,6 +2269,7 @@
           <w:numId w:val="13"/>
         </w:numPr>
       </w:pPr>
+      <w:bookmarkStart w:id="2" w:name="_Toc195559131"/>
       <w:r>
         <w:lastRenderedPageBreak/>
         <w:t>Opis projekt</w:t>
@@ -527,14 +2277,17 @@
       <w:r>
         <w:t>a</w:t>
       </w:r>
+      <w:bookmarkEnd w:id="2"/>
     </w:p>
     <w:p>
       <w:pPr>
         <w:pStyle w:val="Naslov2"/>
       </w:pPr>
+      <w:bookmarkStart w:id="3" w:name="_Toc195559132"/>
       <w:r>
         <w:t>Ključne mehanike</w:t>
       </w:r>
+      <w:bookmarkEnd w:id="3"/>
     </w:p>
     <w:p>
       <w:pPr>
@@ -544,9 +2297,11 @@
           <w:numId w:val="13"/>
         </w:numPr>
       </w:pPr>
+      <w:bookmarkStart w:id="4" w:name="_Toc195559133"/>
       <w:r>
         <w:t>Mehanike igralca</w:t>
       </w:r>
+      <w:bookmarkEnd w:id="4"/>
     </w:p>
     <w:p>
       <w:pPr>
@@ -606,9 +2361,11 @@
           <w:numId w:val="13"/>
         </w:numPr>
       </w:pPr>
+      <w:bookmarkStart w:id="5" w:name="_Toc195559134"/>
       <w:r>
         <w:t>Mehanike robota</w:t>
       </w:r>
+      <w:bookmarkEnd w:id="5"/>
     </w:p>
     <w:p>
       <w:pPr>
@@ -688,12 +2445,14 @@
           <w:numId w:val="13"/>
         </w:numPr>
       </w:pPr>
+      <w:bookmarkStart w:id="6" w:name="_Toc195559135"/>
       <w:r>
         <w:t xml:space="preserve">Mehanike </w:t>
       </w:r>
       <w:r>
         <w:t>predmetov</w:t>
       </w:r>
+      <w:bookmarkEnd w:id="6"/>
     </w:p>
     <w:p>
       <w:pPr>
@@ -769,9 +2528,11 @@
           <w:numId w:val="13"/>
         </w:numPr>
       </w:pPr>
+      <w:bookmarkStart w:id="7" w:name="_Toc195559136"/>
       <w:r>
         <w:t>Mehanika uporabniškega vmesnika</w:t>
       </w:r>
+      <w:bookmarkEnd w:id="7"/>
     </w:p>
     <w:p>
       <w:pPr>
@@ -814,10 +2575,12 @@
       <w:pPr>
         <w:pStyle w:val="Naslov2"/>
       </w:pPr>
+      <w:bookmarkStart w:id="8" w:name="_Toc195559137"/>
       <w:r>
         <w:lastRenderedPageBreak/>
         <w:t>Uporabljena orodja</w:t>
       </w:r>
+      <w:bookmarkEnd w:id="8"/>
     </w:p>
     <w:p>
       <w:pPr>
@@ -877,6 +2640,7 @@
           <w:numId w:val="13"/>
         </w:numPr>
       </w:pPr>
+      <w:bookmarkStart w:id="9" w:name="_Toc195559138"/>
       <w:proofErr w:type="spellStart"/>
       <w:r>
         <w:t>Unity</w:t>
@@ -885,6 +2649,7 @@
       <w:r>
         <w:t xml:space="preserve"> 2022 LTS</w:t>
       </w:r>
+      <w:bookmarkEnd w:id="9"/>
     </w:p>
     <w:p>
       <w:pPr>
@@ -1082,6 +2847,7 @@
           <w:numId w:val="13"/>
         </w:numPr>
       </w:pPr>
+      <w:bookmarkStart w:id="10" w:name="_Toc195559139"/>
       <w:proofErr w:type="spellStart"/>
       <w:r>
         <w:t>Visual</w:t>
@@ -1105,6 +2871,7 @@
       <w:r>
         <w:t>19</w:t>
       </w:r>
+      <w:bookmarkEnd w:id="10"/>
     </w:p>
     <w:p>
       <w:pPr>
@@ -1308,10 +3075,12 @@
           <w:numId w:val="13"/>
         </w:numPr>
       </w:pPr>
+      <w:bookmarkStart w:id="11" w:name="_Toc195559140"/>
       <w:proofErr w:type="spellStart"/>
       <w:r>
         <w:t>GitHub</w:t>
       </w:r>
+      <w:bookmarkEnd w:id="11"/>
       <w:proofErr w:type="spellEnd"/>
       <w:r>
         <w:t xml:space="preserve"> </w:t>
@@ -1324,16 +3093,16 @@
       <w:r>
         <w:t xml:space="preserve">LOREM </w:t>
       </w:r>
-      <w:commentRangeStart w:id="0"/>
+      <w:commentRangeStart w:id="12"/>
       <w:r>
         <w:t>IPSUM</w:t>
       </w:r>
-      <w:commentRangeEnd w:id="0"/>
+      <w:commentRangeEnd w:id="12"/>
       <w:r>
         <w:rPr>
           <w:rStyle w:val="Pripombasklic"/>
         </w:rPr>
-        <w:commentReference w:id="0"/>
+        <w:commentReference w:id="12"/>
       </w:r>
     </w:p>
     <w:p>
@@ -1344,17 +3113,21 @@
           <w:numId w:val="13"/>
         </w:numPr>
       </w:pPr>
+      <w:bookmarkStart w:id="13" w:name="_Toc195559141"/>
       <w:r>
         <w:t>Postopek izdelave</w:t>
       </w:r>
+      <w:bookmarkEnd w:id="13"/>
     </w:p>
     <w:p>
       <w:pPr>
         <w:pStyle w:val="Naslov2"/>
       </w:pPr>
+      <w:bookmarkStart w:id="14" w:name="_Toc195559142"/>
       <w:r>
         <w:t>Načrtovanje</w:t>
       </w:r>
+      <w:bookmarkEnd w:id="14"/>
     </w:p>
     <w:p>
       <w:pPr>
@@ -1430,6 +3203,7 @@
       <w:pPr>
         <w:pStyle w:val="Naslov2"/>
       </w:pPr>
+      <w:bookmarkStart w:id="15" w:name="_Toc195559143"/>
       <w:r>
         <w:t xml:space="preserve">Spoznavanje orodja </w:t>
       </w:r>
@@ -1437,6 +3211,7 @@
       <w:r>
         <w:t>Unity</w:t>
       </w:r>
+      <w:bookmarkEnd w:id="15"/>
       <w:proofErr w:type="spellEnd"/>
     </w:p>
     <w:p>
@@ -1539,10 +3314,7 @@
         <w:t>To je predstavljalo osnovo za testiranje drugih mehanik, kot so interakcija s predmeti, zaznavanje svetlobe in delovanje sovražnika.</w:t>
       </w:r>
       <w:r>
-        <w:t xml:space="preserve"> </w:t>
-      </w:r>
-      <w:r>
-        <w:t xml:space="preserve">Ko sem pridobil več znanja in boljše razumevanje principov objektno usmerjenega programiranja znotraj </w:t>
+        <w:t xml:space="preserve"> Ko sem pridobil več znanja in boljše razumevanje principov objektno usmerjenega programiranja znotraj </w:t>
       </w:r>
       <w:proofErr w:type="spellStart"/>
       <w:r>
@@ -1576,6 +3348,7 @@
       <w:pPr>
         <w:pStyle w:val="Naslov2"/>
       </w:pPr>
+      <w:bookmarkStart w:id="16" w:name="_Toc195559144"/>
       <w:r>
         <w:lastRenderedPageBreak/>
         <w:t xml:space="preserve">Izdelava </w:t>
@@ -1586,6 +3359,7 @@
       <w:r>
         <w:t>prototipa</w:t>
       </w:r>
+      <w:bookmarkEnd w:id="16"/>
     </w:p>
     <w:p>
       <w:pPr>
@@ -1649,6 +3423,7 @@
           <w:numId w:val="13"/>
         </w:numPr>
       </w:pPr>
+      <w:bookmarkStart w:id="17" w:name="_Toc195559145"/>
       <w:r>
         <w:t xml:space="preserve">Izdelava </w:t>
       </w:r>
@@ -1667,6 +3442,7 @@
       <w:r>
         <w:t>ov</w:t>
       </w:r>
+      <w:bookmarkEnd w:id="17"/>
     </w:p>
     <w:p>
       <w:pPr>
@@ -1742,16 +3518,16 @@
       <w:r>
         <w:t xml:space="preserve">, vendar ga je potrebno </w:t>
       </w:r>
-      <w:commentRangeStart w:id="1"/>
+      <w:commentRangeStart w:id="18"/>
       <w:r>
         <w:t>naložiti</w:t>
       </w:r>
-      <w:commentRangeEnd w:id="1"/>
+      <w:commentRangeEnd w:id="18"/>
       <w:r>
         <w:rPr>
           <w:rStyle w:val="Pripombasklic"/>
         </w:rPr>
-        <w:commentReference w:id="1"/>
+        <w:commentReference w:id="18"/>
       </w:r>
       <w:r>
         <w:t>.</w:t>
@@ -1876,6 +3652,108 @@
       </w:r>
       <w:r>
         <w:t>opazuje različne dele zapora in planira svojo naslednjo pot.</w:t>
+      </w:r>
+    </w:p>
+    <w:p>
+      <w:pPr>
+        <w:ind w:left="360"/>
+      </w:pPr>
+      <w:r>
+        <w:rPr>
+          <w:rStyle w:val="Krepko"/>
+          <w:b w:val="0"/>
+          <w:bCs w:val="0"/>
+        </w:rPr>
+        <w:t xml:space="preserve">Sobo </w:t>
+      </w:r>
+      <w:r>
+        <w:rPr>
+          <w:rStyle w:val="Krepko"/>
+          <w:b w:val="0"/>
+          <w:bCs w:val="0"/>
+        </w:rPr>
+        <w:t>je manjša. V</w:t>
+      </w:r>
+      <w:r>
+        <w:rPr>
+          <w:rStyle w:val="Krepko"/>
+          <w:b w:val="0"/>
+          <w:bCs w:val="0"/>
+        </w:rPr>
+        <w:t xml:space="preserve">anjo </w:t>
+      </w:r>
+      <w:r>
+        <w:rPr>
+          <w:rStyle w:val="Krepko"/>
+          <w:b w:val="0"/>
+          <w:bCs w:val="0"/>
+        </w:rPr>
+        <w:t xml:space="preserve">sem </w:t>
+      </w:r>
+      <w:r>
+        <w:rPr>
+          <w:rStyle w:val="Krepko"/>
+          <w:b w:val="0"/>
+          <w:bCs w:val="0"/>
+        </w:rPr>
+        <w:t>dodal 3D</w:t>
+      </w:r>
+      <w:r>
+        <w:rPr>
+          <w:rStyle w:val="Krepko"/>
+          <w:b w:val="0"/>
+          <w:bCs w:val="0"/>
+        </w:rPr>
+        <w:t xml:space="preserve"> pisarniške modele</w:t>
+      </w:r>
+      <w:r>
+        <w:rPr>
+          <w:rStyle w:val="Krepko"/>
+          <w:b w:val="0"/>
+          <w:bCs w:val="0"/>
+        </w:rPr>
+        <w:t>.</w:t>
+      </w:r>
+      <w:r>
+        <w:rPr>
+          <w:rStyle w:val="Krepko"/>
+          <w:b w:val="0"/>
+          <w:bCs w:val="0"/>
+        </w:rPr>
+        <w:t xml:space="preserve"> To so miza, stol, računalniška periferija in nekaj drugih okrasnih predmetov.</w:t>
+      </w:r>
+      <w:r>
+        <w:rPr>
+          <w:rStyle w:val="Krepko"/>
+          <w:b w:val="0"/>
+          <w:bCs w:val="0"/>
+        </w:rPr>
+        <w:t xml:space="preserve"> V sobo sem dodal tudi 3D model mrtvega paznika, ki je v roki držal ključ</w:t>
+      </w:r>
+      <w:r>
+        <w:rPr>
+          <w:rStyle w:val="Krepko"/>
+          <w:b w:val="0"/>
+          <w:bCs w:val="0"/>
+        </w:rPr>
+        <w:t>, ki ga igralec lahko pobere.</w:t>
+      </w:r>
+      <w:r>
+        <w:rPr>
+          <w:rStyle w:val="Krepko"/>
+          <w:b w:val="0"/>
+          <w:bCs w:val="0"/>
+        </w:rPr>
+        <w:t xml:space="preserve"> N</w:t>
+      </w:r>
+      <w:r>
+        <w:t xml:space="preserve">apisal </w:t>
+      </w:r>
+      <w:r>
+        <w:t xml:space="preserve">sem </w:t>
+      </w:r>
+      <w:r>
+        <w:t xml:space="preserve">logiko, ki je igralcu omogočala menjavo med pogledi različnih kamer v zaporu. </w:t>
       </w:r>
     </w:p>
     <w:p>
@@ -1887,62 +3765,6 @@
           <w:bCs w:val="0"/>
         </w:rPr>
       </w:pPr>
-      <w:r>
-        <w:rPr>
-          <w:rStyle w:val="Krepko"/>
-          <w:b w:val="0"/>
-          <w:bCs w:val="0"/>
-        </w:rPr>
-        <w:t>Sobo sem naredil manjšo in vanjo dodal 3D</w:t>
-      </w:r>
-      <w:r>
-        <w:rPr>
-          <w:rStyle w:val="Krepko"/>
-          <w:b w:val="0"/>
-          <w:bCs w:val="0"/>
-        </w:rPr>
-        <w:t xml:space="preserve"> pisarniške modele</w:t>
-      </w:r>
-      <w:r>
-        <w:rPr>
-          <w:rStyle w:val="Krepko"/>
-          <w:b w:val="0"/>
-          <w:bCs w:val="0"/>
-        </w:rPr>
-        <w:t>.</w:t>
-      </w:r>
-      <w:r>
-        <w:rPr>
-          <w:rStyle w:val="Krepko"/>
-          <w:b w:val="0"/>
-          <w:bCs w:val="0"/>
-        </w:rPr>
-        <w:t xml:space="preserve"> To so miza, stol, računalniška periferija in nekaj drugih okrasnih predmetov.</w:t>
-      </w:r>
-      <w:r>
-        <w:rPr>
-          <w:rStyle w:val="Krepko"/>
-          <w:b w:val="0"/>
-          <w:bCs w:val="0"/>
-        </w:rPr>
-        <w:t xml:space="preserve"> V sobo sem dodal tudi 3D model mrtvega paznika, ki je v roki držal ključ</w:t>
-      </w:r>
-      <w:r>
-        <w:rPr>
-          <w:rStyle w:val="Krepko"/>
-          <w:b w:val="0"/>
-          <w:bCs w:val="0"/>
-        </w:rPr>
-        <w:t>, ki ga igralec lahko pobere.</w:t>
-      </w:r>
-      <w:r>
-        <w:rPr>
-          <w:rStyle w:val="Krepko"/>
-          <w:b w:val="0"/>
-          <w:bCs w:val="0"/>
-        </w:rPr>
-        <w:t xml:space="preserve"> </w:t>
-      </w:r>
       <w:r>
         <w:rPr>
           <w:rStyle w:val="Krepko"/>
@@ -1977,9 +3799,13 @@
           <w:rStyle w:val="Naslov4Znak"/>
         </w:rPr>
       </w:pPr>
+      <w:bookmarkStart w:id="19" w:name="_Toc195559146"/>
       <w:r>
         <w:lastRenderedPageBreak/>
-        <w:t>Glavne funkci</w:t>
+        <w:t xml:space="preserve">Ločene </w:t>
+      </w:r>
+      <w:r>
+        <w:t>funkci</w:t>
       </w:r>
       <w:r>
         <w:rPr>
@@ -1987,6 +3813,7 @@
         </w:rPr>
         <w:t>onalnosti</w:t>
       </w:r>
+      <w:bookmarkEnd w:id="19"/>
     </w:p>
     <w:p>
       <w:pPr>
@@ -1999,7 +3826,10 @@
         <w:t>Ko sem imel prostor za testiranje (skladiščna soba)</w:t>
       </w:r>
       <w:r>
-        <w:t>, sem se lotil izdelave umetne inteligence robota.</w:t>
+        <w:t xml:space="preserve">, sem se lotil </w:t>
+      </w:r>
+      <w:r>
+        <w:t xml:space="preserve">pisanju novih funkcionalnosti. Najbolj pomembna je Umetna inteligenca robota. </w:t>
       </w:r>
     </w:p>
     <w:p>
@@ -2327,7 +4157,7 @@
         <w:rPr>
           <w:rStyle w:val="Krepko"/>
         </w:rPr>
-        <w:t>Računalnik v sobi za videonadzor</w:t>
+        <w:t>Pištola za kratko onemogočitev robota in naboji</w:t>
       </w:r>
     </w:p>
     <w:p>
@@ -2335,10 +4165,60 @@
         <w:ind w:left="360"/>
       </w:pPr>
       <w:r>
-        <w:t>V sobi za videonadzor, sem napisal logiko, ki je igralcu omogočala menjavo med pogledi različnih kamer v zaporu.</w:t>
+        <w:t xml:space="preserve">S pomočjo </w:t>
+      </w:r>
+      <w:r>
+        <w:t xml:space="preserve">interakcijskega sistema, sem lahko naredil pištolo, iz katere </w:t>
+      </w:r>
+      <w:r>
+        <w:t xml:space="preserve">je </w:t>
+      </w:r>
+      <w:r>
+        <w:t>igralec ustreli</w:t>
+      </w:r>
+      <w:r>
+        <w:t>l</w:t>
+      </w:r>
+      <w:r>
+        <w:t xml:space="preserve"> naboje, ki</w:t>
+      </w:r>
+      <w:r>
+        <w:t xml:space="preserve"> jih najde v različnih prostorih.</w:t>
       </w:r>
       <w:r>
         <w:t xml:space="preserve"> </w:t>
+      </w:r>
+      <w:r>
+        <w:t>Ko je naboj robota zadel, se je izvajanje njegove skripte ustavilo za določen čas.</w:t>
+      </w:r>
+      <w:r>
+        <w:t xml:space="preserve"> </w:t>
+      </w:r>
+      <w:r>
+        <w:t>Seveda je lahko puško hranil v inventarju</w:t>
+      </w:r>
+      <w:r>
+        <w:t>.</w:t>
+      </w:r>
+      <w:r>
+        <w:t xml:space="preserve"> </w:t>
+      </w:r>
+      <w:r>
+        <w:t xml:space="preserve"> </w:t>
+      </w:r>
+    </w:p>
+    <w:p>
+      <w:pPr>
+        <w:jc w:val="left"/>
+        <w:rPr>
+          <w:rStyle w:val="Krepko"/>
+        </w:rPr>
+      </w:pPr>
+      <w:r>
+        <w:rPr>
+          <w:rStyle w:val="Krepko"/>
+        </w:rPr>
+        <w:br w:type="page"/>
       </w:r>
     </w:p>
     <w:p>
@@ -2352,7 +4232,8 @@
         <w:rPr>
           <w:rStyle w:val="Krepko"/>
         </w:rPr>
-        <w:t>Pištola za kratko onemogočitev robota in naboji</w:t>
+        <w:lastRenderedPageBreak/>
+        <w:t>Nočna očala</w:t>
       </w:r>
     </w:p>
     <w:p>
@@ -2360,56 +4241,285 @@
         <w:ind w:left="360"/>
       </w:pPr>
       <w:r>
-        <w:t xml:space="preserve">S pomočjo </w:t>
-      </w:r>
-      <w:r>
-        <w:t xml:space="preserve">interakcijskega sistema, sem lahko naredil pištolo, iz katere </w:t>
-      </w:r>
-      <w:r>
-        <w:t xml:space="preserve">je </w:t>
-      </w:r>
-      <w:r>
-        <w:t>igralec ustreli</w:t>
-      </w:r>
-      <w:r>
-        <w:t>l</w:t>
-      </w:r>
-      <w:r>
-        <w:t xml:space="preserve"> naboje, ki</w:t>
-      </w:r>
-      <w:r>
-        <w:t xml:space="preserve"> jih najde v različnih prostorih.</w:t>
+        <w:t>Nočna očala sem povezal v interakcijski sistem nato pa dodal logiko, ki okoli igralca razširi vir svetlobe, ki simulira njegov pogled v temi.</w:t>
+      </w:r>
+      <w:r>
+        <w:t xml:space="preserve"> Tako lahko igralec po temu ko pobere ta očala</w:t>
+      </w:r>
+      <w:r>
+        <w:t xml:space="preserve">, </w:t>
+      </w:r>
+      <w:r>
+        <w:t>vidi dlje.</w:t>
+      </w:r>
+      <w:r>
+        <w:t xml:space="preserve"> Pomembno je da ta očala ne zavzemajo mesta v inventarju, ampak so del igralca odkar jih pobere (ne more jih sneti).</w:t>
       </w:r>
       <w:r>
         <w:t xml:space="preserve"> </w:t>
       </w:r>
-      <w:r>
-        <w:t>Ko je naboj robota zadel, se je izvajanje njegove skripte ustavilo za določen čas.</w:t>
+    </w:p>
+    <w:p>
+      <w:pPr>
+        <w:pStyle w:val="Naslov2"/>
+      </w:pPr>
+      <w:bookmarkStart w:id="20" w:name="_Toc195559147"/>
+      <w:r>
+        <w:t>Druga faza izdelave</w:t>
+      </w:r>
+      <w:bookmarkEnd w:id="20"/>
+    </w:p>
+    <w:p>
+      <w:pPr>
+        <w:ind w:left="360"/>
+        <w:rPr>
+          <w:rStyle w:val="Krepko"/>
+        </w:rPr>
+      </w:pPr>
+      <w:r>
+        <w:t>Ta del izdelave se je začel</w:t>
+      </w:r>
+      <w:r>
+        <w:t xml:space="preserve"> po opravljeni 2. konzultaciji z mentorjem.</w:t>
+      </w:r>
+      <w:r>
+        <w:t xml:space="preserve"> Mentor je potrdil </w:t>
+      </w:r>
+      <w:r>
+        <w:t xml:space="preserve">do sedaj narejene </w:t>
+      </w:r>
+      <w:r>
+        <w:t>stvari in mi naročil naj z delom nadaljujem.</w:t>
+      </w:r>
+      <w:r>
+        <w:t xml:space="preserve"> Zdaj ko so bile glavne funkcionalnosti vzpostavljene, sem lahko začel z razvijanjem mehanik, ki temeljijo na teh glavnih funkcionalnostih</w:t>
+      </w:r>
+      <w:r>
+        <w:t>.</w:t>
+      </w:r>
+      <w:r>
+        <w:t xml:space="preserve"> Dodal sem tudi veliko novih prostorov.</w:t>
       </w:r>
       <w:r>
         <w:t xml:space="preserve"> </w:t>
       </w:r>
-      <w:r>
-        <w:t>Seveda je lahko puško hranil v inventarju</w:t>
-      </w:r>
+    </w:p>
+    <w:p>
+      <w:pPr>
+        <w:pStyle w:val="Naslov4"/>
+      </w:pPr>
+      <w:r>
+        <w:t xml:space="preserve">Izdelava novih </w:t>
+      </w:r>
+      <w:r>
+        <w:t>prostorov</w:t>
+      </w:r>
+    </w:p>
+    <w:p>
+      <w:pPr>
+        <w:ind w:left="360"/>
+      </w:pPr>
+      <w:r>
+        <w:t>Dodal sem vse preostale nove prostore in jih povezal s hodniki.</w:t>
+      </w:r>
+      <w:r>
+        <w:t xml:space="preserve"> Še kar sem uporabljal v prejšnjem poglavju omenjeno orodje </w:t>
+      </w:r>
+      <w:proofErr w:type="spellStart"/>
+      <w:r>
+        <w:t>ProBuilder</w:t>
+      </w:r>
+      <w:proofErr w:type="spellEnd"/>
+      <w:r>
+        <w:t xml:space="preserve"> za hitro</w:t>
+      </w:r>
+      <w:r>
+        <w:t xml:space="preserve"> modeliranje znotraj </w:t>
+      </w:r>
+      <w:proofErr w:type="spellStart"/>
+      <w:r>
+        <w:t>Unityja</w:t>
+      </w:r>
+      <w:proofErr w:type="spellEnd"/>
       <w:r>
         <w:t>.</w:t>
       </w:r>
+    </w:p>
+    <w:p>
+      <w:pPr>
+        <w:ind w:left="360"/>
+        <w:rPr>
+          <w:rStyle w:val="Krepko"/>
+        </w:rPr>
+      </w:pPr>
+      <w:r>
+        <w:rPr>
+          <w:rStyle w:val="Krepko"/>
+        </w:rPr>
+        <w:t>Povečan</w:t>
+      </w:r>
+      <w:r>
+        <w:rPr>
+          <w:rStyle w:val="Krepko"/>
+        </w:rPr>
+        <w:t xml:space="preserve"> skladiščni prostor</w:t>
+      </w:r>
+    </w:p>
+    <w:p>
+      <w:pPr>
+        <w:ind w:left="360"/>
+      </w:pPr>
+      <w:r>
+        <w:t xml:space="preserve">Po mentorjevi povratni informaciji sem povečal </w:t>
+      </w:r>
+      <w:r>
+        <w:t>skladiščno sobo za približno 3x.</w:t>
+      </w:r>
+      <w:r>
+        <w:t xml:space="preserve"> Tako je veliko novih poti, ki jih lahko igralec uporabi.</w:t>
+      </w:r>
+      <w:r>
+        <w:t xml:space="preserve"> Tudi sama navigacija po skladišču je zdaj težja in predstavlja igralcu večji izziv.</w:t>
+      </w:r>
+    </w:p>
+    <w:p>
+      <w:pPr>
+        <w:ind w:left="360"/>
+        <w:rPr>
+          <w:rStyle w:val="Krepko"/>
+        </w:rPr>
+      </w:pPr>
+      <w:r>
+        <w:rPr>
+          <w:rStyle w:val="Krepko"/>
+        </w:rPr>
+        <w:t>Prostor s celicami</w:t>
+      </w:r>
+    </w:p>
+    <w:p>
+      <w:pPr>
+        <w:ind w:left="360"/>
+      </w:pPr>
+      <w:r>
+        <w:t>Dodal sem zelo pomemben prostor, ki je tudi prostor kjer igralec začne igro.</w:t>
+      </w:r>
+      <w:r>
+        <w:t xml:space="preserve"> To sicer ni ločen prostor, ker so kletke postavljene kar ob prehodu, ki povezuje dva druga prostora</w:t>
+      </w:r>
+      <w:r>
+        <w:t>.</w:t>
+      </w:r>
       <w:r>
         <w:t xml:space="preserve"> </w:t>
       </w:r>
       <w:r>
+        <w:t>V celice sem postavil 3D modele postelj in nanje postavil 3D model zapornika</w:t>
+      </w:r>
+      <w:r>
+        <w:t>. Nekatere celice sem pustil prazne, tiste ki pa imajo zapornika pa sem opremil s močno rdečo lučjo ki iz igralčevega vidika paralizirajo zapornike tako da ne morejo pobegniti.</w:t>
+      </w:r>
+      <w:r>
+        <w:t xml:space="preserve"> To je igralčev prvi znak da so luči nevarne.</w:t>
+      </w:r>
+      <w:r>
+        <w:t xml:space="preserve"> Vključil sem tudi </w:t>
+      </w:r>
+      <w:r>
+        <w:t>sistem za interakcijo tako, da lahko igralec prazne celice odpre</w:t>
+      </w:r>
+      <w:r>
+        <w:t xml:space="preserve">. </w:t>
+      </w:r>
+    </w:p>
+    <w:p>
+      <w:pPr>
+        <w:ind w:left="360"/>
+        <w:rPr>
+          <w:rStyle w:val="Krepko"/>
+        </w:rPr>
+      </w:pPr>
+      <w:r>
+        <w:rPr>
+          <w:rStyle w:val="Krepko"/>
+        </w:rPr>
+        <w:t xml:space="preserve">Prostor </w:t>
+      </w:r>
+      <w:r>
+        <w:rPr>
+          <w:rStyle w:val="Krepko"/>
+        </w:rPr>
+        <w:t>z</w:t>
+      </w:r>
+      <w:r>
+        <w:rPr>
+          <w:rStyle w:val="Krepko"/>
+        </w:rPr>
+        <w:t xml:space="preserve"> osebnimi omaricami paznikov</w:t>
+      </w:r>
+    </w:p>
+    <w:p>
+      <w:pPr>
+        <w:ind w:left="360"/>
+      </w:pPr>
+      <w:r>
+        <w:t>Dodal sem prostor, v katerega sem postavil 3D modele omaric</w:t>
+      </w:r>
+      <w:r>
+        <w:t xml:space="preserve">. </w:t>
+      </w:r>
+      <w:r>
+        <w:t>Vanje sem implementiral sistem</w:t>
+      </w:r>
+      <w:r>
+        <w:t xml:space="preserve"> interakcije, tako da lahko igralec vrata omaric odpira in zapira.</w:t>
+      </w:r>
+      <w:r>
+        <w:t xml:space="preserve"> Na dvoje omaric sem dodal tudi ključavnico in zanje napisal potrebne skripte, ki bodo skrbele, da mora igralec ključavnico odkleniti preden jo lahko odpre.</w:t>
+      </w:r>
+      <w:r>
+        <w:t xml:space="preserve"> V prvo omarico sem dodal puško</w:t>
+      </w:r>
+      <w:r>
+        <w:t>, v drugo omarico pa nočna očala.</w:t>
+      </w:r>
+      <w:r>
         <w:t xml:space="preserve"> </w:t>
       </w:r>
     </w:p>
     <w:p>
       <w:pPr>
-        <w:pStyle w:val="Naslov2"/>
-      </w:pPr>
-      <w:r>
-        <w:lastRenderedPageBreak/>
-        <w:t>Druga faza izdelave</w:t>
-      </w:r>
+        <w:ind w:left="360"/>
+        <w:rPr>
+          <w:rStyle w:val="Krepko"/>
+        </w:rPr>
+      </w:pPr>
+      <w:r>
+        <w:rPr>
+          <w:rStyle w:val="Krepko"/>
+        </w:rPr>
+        <w:t xml:space="preserve">Prostor </w:t>
+      </w:r>
+      <w:r>
+        <w:rPr>
+          <w:rStyle w:val="Krepko"/>
+        </w:rPr>
+        <w:t>z vhodom do sobe z omaricami</w:t>
+      </w:r>
+    </w:p>
+    <w:p>
+      <w:pPr>
+        <w:ind w:left="360"/>
+      </w:pPr>
+    </w:p>
+    <w:p>
+      <w:pPr>
+        <w:ind w:left="360"/>
+      </w:pPr>
+    </w:p>
+    <w:p>
+      <w:pPr>
+        <w:ind w:left="360"/>
+      </w:pPr>
     </w:p>
     <w:p>
       <w:pPr>
@@ -2473,7 +4583,7 @@
 
 <file path=word/comments.xml><?xml version="1.0" encoding="utf-8"?>
 <w:comments xmlns:wpc="http://schemas.microsoft.com/office/word/2010/wordprocessingCanvas" xmlns:cx="http://schemas.microsoft.com/office/drawing/2014/chartex" xmlns:cx1="http://schemas.microsoft.com/office/drawing/2015/9/8/chartex" xmlns:cx2="http://schemas.microsoft.com/office/drawing/2015/10/21/chartex" xmlns:cx3="http://schemas.microsoft.com/office/drawing/2016/5/9/chartex" xmlns:cx4="http://schemas.microsoft.com/office/drawing/2016/5/10/chartex" xmlns:cx5="http://schemas.microsoft.com/office/drawing/2016/5/11/chartex" xmlns:cx6="http://schemas.microsoft.com/office/drawing/2016/5/12/chartex" xmlns:cx7="http://schemas.microsoft.com/office/drawing/2016/5/13/chartex" xmlns:cx8="http://schemas.microsoft.com/office/drawing/2016/5/14/chartex" xmlns:mc="http://schemas.openxmlformats.org/markup-compatibility/2006" xmlns:aink="http://schemas.microsoft.com/office/drawing/2016/ink" xmlns:am3d="http://schemas.microsoft.com/office/drawing/2017/model3d" xmlns:o="urn:schemas-microsoft-com:office:office" xmlns:oel="http://schemas.microsoft.com/office/2019/extlst" xmlns:r="http://schemas.openxmlformats.org/officeDocument/2006/relationships" xmlns:m="http://schemas.openxmlformats.org/officeDocument/2006/math" xmlns:v="urn:schemas-microsoft-com:vml" xmlns:wp14="http://schemas.microsoft.com/office/word/2010/wordprocessingDrawing" xmlns:wp="http://schemas.openxmlformats.org/drawingml/2006/wordprocessingDrawing" xmlns:w10="urn:schemas-microsoft-com:office:word" xmlns:w="http://schemas.openxmlformats.org/wordprocessingml/2006/main" xmlns:w14="http://schemas.microsoft.com/office/word/2010/wordml" xmlns:w15="http://schemas.microsoft.com/office/word/2012/wordml" xmlns:w16cex="http://schemas.microsoft.com/office/word/2018/wordml/cex" xmlns:w16cid="http://schemas.microsoft.com/office/word/2016/wordml/cid" xmlns:w16="http://schemas.microsoft.com/office/word/2018/wordml" xmlns:w16du="http://schemas.microsoft.com/office/word/2023/wordml/word16du" xmlns:w16sdtdh="http://schemas.microsoft.com/office/word/2020/wordml/sdtdatahash" xmlns:w16sdtfl="http://schemas.microsoft.com/office/word/2024/wordml/sdtformatlock" xmlns:w16se="http://schemas.microsoft.com/office/word/2015/wordml/symex" xmlns:wpg="http://schemas.microsoft.com/office/word/2010/wordprocessingGroup" xmlns:wpi="http://schemas.microsoft.com/office/word/2010/wordprocessingInk" xmlns:wne="http://schemas.microsoft.com/office/word/2006/wordml" xmlns:wps="http://schemas.microsoft.com/office/word/2010/wordprocessingShape" mc:Ignorable="w14 w15 w16se w16cid w16 w16cex w16sdtdh w16sdtfl w16du wp14">
-  <w:comment w:id="0" w:author="Boštjan Skubic (R4A)" w:date="2025-04-14T20:01:00Z" w:initials="BS">
+  <w:comment w:id="12" w:author="Boštjan Skubic (R4A)" w:date="2025-04-14T20:01:00Z" w:initials="BS">
     <w:p>
       <w:pPr>
         <w:pStyle w:val="Pripombabesedilo"/>
@@ -2490,7 +4600,7 @@
       </w:r>
     </w:p>
   </w:comment>
-  <w:comment w:id="1" w:author="Boštjan Skubic (R4A)" w:date="2025-04-14T20:01:00Z" w:initials="BS">
+  <w:comment w:id="18" w:author="Boštjan Skubic (R4A)" w:date="2025-04-14T20:01:00Z" w:initials="BS">
     <w:p>
       <w:pPr>
         <w:pStyle w:val="Pripombabesedilo"/>
@@ -4051,7 +6161,7 @@
         <w:kern w:val="2"/>
         <w:sz w:val="24"/>
         <w:szCs w:val="24"/>
-        <w:lang w:eastAsia="en-US" w:bidi="ar-SA"/>
+        <w:lang w:val="sl-SI" w:eastAsia="en-US" w:bidi="ar-SA"/>
         <w14:ligatures w14:val="standardContextual"/>
       </w:rPr>
     </w:rPrDefault>
@@ -4442,13 +6552,12 @@
   <w:style w:type="paragraph" w:default="1" w:styleId="Navaden">
     <w:name w:val="Normal"/>
     <w:qFormat/>
-    <w:rsid w:val="0028519E"/>
+    <w:rsid w:val="00F3648D"/>
     <w:pPr>
       <w:jc w:val="both"/>
     </w:pPr>
     <w:rPr>
       <w:rFonts w:ascii="Arial" w:hAnsi="Arial" w:cs="Arial"/>
-      <w:lang w:val="sl-SI"/>
     </w:rPr>
   </w:style>
   <w:style w:type="paragraph" w:styleId="Naslov1">
@@ -5086,6 +7195,76 @@
       <w:bCs/>
     </w:rPr>
   </w:style>
+  <w:style w:type="paragraph" w:styleId="NaslovTOC">
+    <w:name w:val="TOC Heading"/>
+    <w:basedOn w:val="Naslov1"/>
+    <w:next w:val="Navaden"/>
+    <w:uiPriority w:val="39"/>
+    <w:unhideWhenUsed/>
+    <w:qFormat/>
+    <w:rsid w:val="00880E88"/>
+    <w:pPr>
+      <w:spacing w:before="240" w:after="0" w:line="259" w:lineRule="auto"/>
+      <w:jc w:val="left"/>
+      <w:outlineLvl w:val="9"/>
+    </w:pPr>
+    <w:rPr>
+      <w:kern w:val="0"/>
+      <w:sz w:val="32"/>
+      <w:szCs w:val="32"/>
+      <w:lang w:eastAsia="sl-SI"/>
+      <w14:ligatures w14:val="none"/>
+    </w:rPr>
+  </w:style>
+  <w:style w:type="paragraph" w:styleId="Kazalovsebine1">
+    <w:name w:val="toc 1"/>
+    <w:basedOn w:val="Navaden"/>
+    <w:next w:val="Navaden"/>
+    <w:autoRedefine/>
+    <w:uiPriority w:val="39"/>
+    <w:unhideWhenUsed/>
+    <w:rsid w:val="00880E88"/>
+    <w:pPr>
+      <w:spacing w:after="100"/>
+    </w:pPr>
+  </w:style>
+  <w:style w:type="paragraph" w:styleId="Kazalovsebine2">
+    <w:name w:val="toc 2"/>
+    <w:basedOn w:val="Navaden"/>
+    <w:next w:val="Navaden"/>
+    <w:autoRedefine/>
+    <w:uiPriority w:val="39"/>
+    <w:unhideWhenUsed/>
+    <w:rsid w:val="00880E88"/>
+    <w:pPr>
+      <w:spacing w:after="100"/>
+      <w:ind w:left="240"/>
+    </w:pPr>
+  </w:style>
+  <w:style w:type="paragraph" w:styleId="Kazalovsebine3">
+    <w:name w:val="toc 3"/>
+    <w:basedOn w:val="Navaden"/>
+    <w:next w:val="Navaden"/>
+    <w:autoRedefine/>
+    <w:uiPriority w:val="39"/>
+    <w:unhideWhenUsed/>
+    <w:rsid w:val="00880E88"/>
+    <w:pPr>
+      <w:spacing w:after="100"/>
+      <w:ind w:left="480"/>
+    </w:pPr>
+  </w:style>
+  <w:style w:type="character" w:styleId="Hiperpovezava">
+    <w:name w:val="Hyperlink"/>
+    <w:basedOn w:val="Privzetapisavaodstavka"/>
+    <w:uiPriority w:val="99"/>
+    <w:unhideWhenUsed/>
+    <w:rsid w:val="00880E88"/>
+    <w:rPr>
+      <w:color w:val="467886" w:themeColor="hyperlink"/>
+      <w:u w:val="single"/>
+    </w:rPr>
+  </w:style>
 </w:styles>
 </file>
 

--- a/PorociloMatura.docx
+++ b/PorociloMatura.docx
@@ -66,12 +66,12 @@
     <w:p/>
     <w:p>
       <w:pPr>
-        <w:pStyle w:val="Naslov"/>
-      </w:pPr>
-    </w:p>
-    <w:p>
-      <w:pPr>
-        <w:pStyle w:val="Naslov"/>
+        <w:pStyle w:val="Title"/>
+      </w:pPr>
+    </w:p>
+    <w:p>
+      <w:pPr>
+        <w:pStyle w:val="Title"/>
         <w:jc w:val="center"/>
       </w:pPr>
       <w:r>
@@ -350,8 +350,32 @@
         <w:t>Ljubljana, April 2025</w:t>
       </w:r>
     </w:p>
+    <w:p>
+      <w:pPr>
+        <w:pStyle w:val="Heading1"/>
+      </w:pPr>
+      <w:r>
+        <w:br w:type="page"/>
+      </w:r>
+      <w:bookmarkStart w:id="0" w:name="_Toc195604126"/>
+      <w:r>
+        <w:lastRenderedPageBreak/>
+        <w:t>Povzetek</w:t>
+      </w:r>
+      <w:bookmarkEnd w:id="0"/>
+      <w:r>
+        <w:br w:type="page"/>
+      </w:r>
+    </w:p>
+    <w:bookmarkStart w:id="1" w:name="_Toc195604127" w:displacedByCustomXml="next"/>
     <w:sdt>
       <w:sdtPr>
+        <w:rPr>
+          <w:rFonts w:ascii="Arial" w:eastAsiaTheme="minorHAnsi" w:hAnsi="Arial" w:cs="Arial"/>
+          <w:color w:val="auto"/>
+          <w:sz w:val="24"/>
+          <w:szCs w:val="24"/>
+        </w:rPr>
         <w:id w:val="1917896316"/>
         <w:docPartObj>
           <w:docPartGallery w:val="Table of Contents"/>
@@ -360,18 +384,14 @@
       </w:sdtPr>
       <w:sdtEndPr>
         <w:rPr>
-          <w:rFonts w:ascii="Arial" w:eastAsiaTheme="minorHAnsi" w:hAnsi="Arial" w:cs="Arial"/>
           <w:b/>
           <w:bCs/>
-          <w:color w:val="auto"/>
-          <w:sz w:val="24"/>
-          <w:szCs w:val="24"/>
         </w:rPr>
       </w:sdtEndPr>
       <w:sdtContent>
         <w:p>
           <w:pPr>
-            <w:pStyle w:val="Naslov1"/>
+            <w:pStyle w:val="Heading1"/>
           </w:pPr>
           <w:r>
             <w:t xml:space="preserve">Kazalo </w:t>
@@ -382,17 +402,18 @@
           <w:r>
             <w:t>e</w:t>
           </w:r>
+          <w:bookmarkEnd w:id="1"/>
         </w:p>
         <w:p>
           <w:pPr>
-            <w:pStyle w:val="Kazalovsebine1"/>
+            <w:pStyle w:val="TOC1"/>
             <w:tabs>
               <w:tab w:val="right" w:leader="dot" w:pos="9016"/>
             </w:tabs>
             <w:rPr>
               <w:rFonts w:asciiTheme="minorHAnsi" w:eastAsiaTheme="minorEastAsia" w:hAnsiTheme="minorHAnsi" w:cstheme="minorBidi"/>
               <w:noProof/>
-              <w:lang w:eastAsia="sl-SI"/>
+              <w:lang w:val="en-SI" w:eastAsia="en-SI"/>
             </w:rPr>
           </w:pPr>
           <w:r>
@@ -404,13 +425,13 @@
           <w:r>
             <w:fldChar w:fldCharType="separate"/>
           </w:r>
-          <w:hyperlink w:anchor="_Toc195559128" w:history="1">
-            <w:r>
-              <w:rPr>
-                <w:rStyle w:val="Hiperpovezava"/>
-                <w:noProof/>
-              </w:rPr>
-              <w:t>Kazalo</w:t>
+          <w:hyperlink w:anchor="_Toc195604126" w:history="1">
+            <w:r>
+              <w:rPr>
+                <w:rStyle w:val="Hyperlink"/>
+                <w:noProof/>
+              </w:rPr>
+              <w:t>Povzetek</w:t>
             </w:r>
             <w:r>
               <w:rPr>
@@ -431,7 +452,7 @@
                 <w:noProof/>
                 <w:webHidden/>
               </w:rPr>
-              <w:instrText xml:space="preserve"> PAGEREF _Toc195559128 \h </w:instrText>
+              <w:instrText xml:space="preserve"> PAGEREF _Toc195604126 \h </w:instrText>
             </w:r>
             <w:r>
               <w:rPr>
@@ -464,7 +485,77 @@
         </w:p>
         <w:p>
           <w:pPr>
-            <w:pStyle w:val="Kazalovsebine1"/>
+            <w:pStyle w:val="TOC1"/>
+            <w:tabs>
+              <w:tab w:val="right" w:leader="dot" w:pos="9016"/>
+            </w:tabs>
+            <w:rPr>
+              <w:rFonts w:asciiTheme="minorHAnsi" w:eastAsiaTheme="minorEastAsia" w:hAnsiTheme="minorHAnsi" w:cstheme="minorBidi"/>
+              <w:noProof/>
+              <w:lang w:val="en-SI" w:eastAsia="en-SI"/>
+            </w:rPr>
+          </w:pPr>
+          <w:hyperlink w:anchor="_Toc195604127" w:history="1">
+            <w:r>
+              <w:rPr>
+                <w:rStyle w:val="Hyperlink"/>
+                <w:noProof/>
+              </w:rPr>
+              <w:t>Kazalo Vsebine</w:t>
+            </w:r>
+            <w:r>
+              <w:rPr>
+                <w:noProof/>
+                <w:webHidden/>
+              </w:rPr>
+              <w:tab/>
+            </w:r>
+            <w:r>
+              <w:rPr>
+                <w:noProof/>
+                <w:webHidden/>
+              </w:rPr>
+              <w:fldChar w:fldCharType="begin"/>
+            </w:r>
+            <w:r>
+              <w:rPr>
+                <w:noProof/>
+                <w:webHidden/>
+              </w:rPr>
+              <w:instrText xml:space="preserve"> PAGEREF _Toc195604127 \h </w:instrText>
+            </w:r>
+            <w:r>
+              <w:rPr>
+                <w:noProof/>
+                <w:webHidden/>
+              </w:rPr>
+            </w:r>
+            <w:r>
+              <w:rPr>
+                <w:noProof/>
+                <w:webHidden/>
+              </w:rPr>
+              <w:fldChar w:fldCharType="separate"/>
+            </w:r>
+            <w:r>
+              <w:rPr>
+                <w:noProof/>
+                <w:webHidden/>
+              </w:rPr>
+              <w:t>3</w:t>
+            </w:r>
+            <w:r>
+              <w:rPr>
+                <w:noProof/>
+                <w:webHidden/>
+              </w:rPr>
+              <w:fldChar w:fldCharType="end"/>
+            </w:r>
+          </w:hyperlink>
+        </w:p>
+        <w:p>
+          <w:pPr>
+            <w:pStyle w:val="TOC1"/>
             <w:tabs>
               <w:tab w:val="left" w:pos="480"/>
               <w:tab w:val="right" w:leader="dot" w:pos="9016"/>
@@ -472,31 +563,31 @@
             <w:rPr>
               <w:rFonts w:asciiTheme="minorHAnsi" w:eastAsiaTheme="minorEastAsia" w:hAnsiTheme="minorHAnsi" w:cstheme="minorBidi"/>
               <w:noProof/>
-              <w:lang w:eastAsia="sl-SI"/>
+              <w:lang w:val="en-SI" w:eastAsia="en-SI"/>
             </w:rPr>
           </w:pPr>
-          <w:hyperlink w:anchor="_Toc195559129" w:history="1">
-            <w:r>
-              <w:rPr>
-                <w:rStyle w:val="Hiperpovezava"/>
-                <w:noProof/>
-              </w:rPr>
-              <w:t>1.</w:t>
+          <w:hyperlink w:anchor="_Toc195604128" w:history="1">
+            <w:r>
+              <w:rPr>
+                <w:rStyle w:val="Hyperlink"/>
+                <w:noProof/>
+              </w:rPr>
+              <w:t>2.</w:t>
             </w:r>
             <w:r>
               <w:rPr>
                 <w:rFonts w:asciiTheme="minorHAnsi" w:eastAsiaTheme="minorEastAsia" w:hAnsiTheme="minorHAnsi" w:cstheme="minorBidi"/>
                 <w:noProof/>
-                <w:lang w:eastAsia="sl-SI"/>
+                <w:lang w:val="en-SI" w:eastAsia="en-SI"/>
               </w:rPr>
               <w:tab/>
             </w:r>
             <w:r>
               <w:rPr>
-                <w:rStyle w:val="Hiperpovezava"/>
-                <w:noProof/>
-              </w:rPr>
-              <w:t>Povzetek</w:t>
+                <w:rStyle w:val="Hyperlink"/>
+                <w:noProof/>
+              </w:rPr>
+              <w:t>Uvod</w:t>
             </w:r>
             <w:r>
               <w:rPr>
@@ -517,7 +608,7 @@
                 <w:noProof/>
                 <w:webHidden/>
               </w:rPr>
-              <w:instrText xml:space="preserve"> PAGEREF _Toc195559129 \h </w:instrText>
+              <w:instrText xml:space="preserve"> PAGEREF _Toc195604128 \h </w:instrText>
             </w:r>
             <w:r>
               <w:rPr>
@@ -537,7 +628,7 @@
                 <w:noProof/>
                 <w:webHidden/>
               </w:rPr>
-              <w:t>3</w:t>
+              <w:t>4</w:t>
             </w:r>
             <w:r>
               <w:rPr>
@@ -550,7 +641,7 @@
         </w:p>
         <w:p>
           <w:pPr>
-            <w:pStyle w:val="Kazalovsebine1"/>
+            <w:pStyle w:val="TOC1"/>
             <w:tabs>
               <w:tab w:val="left" w:pos="480"/>
               <w:tab w:val="right" w:leader="dot" w:pos="9016"/>
@@ -558,31 +649,31 @@
             <w:rPr>
               <w:rFonts w:asciiTheme="minorHAnsi" w:eastAsiaTheme="minorEastAsia" w:hAnsiTheme="minorHAnsi" w:cstheme="minorBidi"/>
               <w:noProof/>
-              <w:lang w:eastAsia="sl-SI"/>
+              <w:lang w:val="en-SI" w:eastAsia="en-SI"/>
             </w:rPr>
           </w:pPr>
-          <w:hyperlink w:anchor="_Toc195559130" w:history="1">
-            <w:r>
-              <w:rPr>
-                <w:rStyle w:val="Hiperpovezava"/>
-                <w:noProof/>
-              </w:rPr>
-              <w:t>2.</w:t>
+          <w:hyperlink w:anchor="_Toc195604129" w:history="1">
+            <w:r>
+              <w:rPr>
+                <w:rStyle w:val="Hyperlink"/>
+                <w:noProof/>
+              </w:rPr>
+              <w:t>3.</w:t>
             </w:r>
             <w:r>
               <w:rPr>
                 <w:rFonts w:asciiTheme="minorHAnsi" w:eastAsiaTheme="minorEastAsia" w:hAnsiTheme="minorHAnsi" w:cstheme="minorBidi"/>
                 <w:noProof/>
-                <w:lang w:eastAsia="sl-SI"/>
+                <w:lang w:val="en-SI" w:eastAsia="en-SI"/>
               </w:rPr>
               <w:tab/>
             </w:r>
             <w:r>
               <w:rPr>
-                <w:rStyle w:val="Hiperpovezava"/>
-                <w:noProof/>
-              </w:rPr>
-              <w:t>Uvod</w:t>
+                <w:rStyle w:val="Hyperlink"/>
+                <w:noProof/>
+              </w:rPr>
+              <w:t>Opis projekta</w:t>
             </w:r>
             <w:r>
               <w:rPr>
@@ -603,7 +694,7 @@
                 <w:noProof/>
                 <w:webHidden/>
               </w:rPr>
-              <w:instrText xml:space="preserve"> PAGEREF _Toc195559130 \h </w:instrText>
+              <w:instrText xml:space="preserve"> PAGEREF _Toc195604129 \h </w:instrText>
             </w:r>
             <w:r>
               <w:rPr>
@@ -623,7 +714,7 @@
                 <w:noProof/>
                 <w:webHidden/>
               </w:rPr>
-              <w:t>4</w:t>
+              <w:t>5</w:t>
             </w:r>
             <w:r>
               <w:rPr>
@@ -636,7 +727,781 @@
         </w:p>
         <w:p>
           <w:pPr>
-            <w:pStyle w:val="Kazalovsebine1"/>
+            <w:pStyle w:val="TOC2"/>
+            <w:tabs>
+              <w:tab w:val="left" w:pos="960"/>
+              <w:tab w:val="right" w:leader="dot" w:pos="9016"/>
+            </w:tabs>
+            <w:rPr>
+              <w:rFonts w:asciiTheme="minorHAnsi" w:eastAsiaTheme="minorEastAsia" w:hAnsiTheme="minorHAnsi" w:cstheme="minorBidi"/>
+              <w:noProof/>
+              <w:lang w:val="en-SI" w:eastAsia="en-SI"/>
+            </w:rPr>
+          </w:pPr>
+          <w:hyperlink w:anchor="_Toc195604130" w:history="1">
+            <w:r>
+              <w:rPr>
+                <w:rStyle w:val="Hyperlink"/>
+                <w:noProof/>
+              </w:rPr>
+              <w:t>3.1</w:t>
+            </w:r>
+            <w:r>
+              <w:rPr>
+                <w:rFonts w:asciiTheme="minorHAnsi" w:eastAsiaTheme="minorEastAsia" w:hAnsiTheme="minorHAnsi" w:cstheme="minorBidi"/>
+                <w:noProof/>
+                <w:lang w:val="en-SI" w:eastAsia="en-SI"/>
+              </w:rPr>
+              <w:tab/>
+            </w:r>
+            <w:r>
+              <w:rPr>
+                <w:rStyle w:val="Hyperlink"/>
+                <w:noProof/>
+              </w:rPr>
+              <w:t>Ključne mehanike</w:t>
+            </w:r>
+            <w:r>
+              <w:rPr>
+                <w:noProof/>
+                <w:webHidden/>
+              </w:rPr>
+              <w:tab/>
+            </w:r>
+            <w:r>
+              <w:rPr>
+                <w:noProof/>
+                <w:webHidden/>
+              </w:rPr>
+              <w:fldChar w:fldCharType="begin"/>
+            </w:r>
+            <w:r>
+              <w:rPr>
+                <w:noProof/>
+                <w:webHidden/>
+              </w:rPr>
+              <w:instrText xml:space="preserve"> PAGEREF _Toc195604130 \h </w:instrText>
+            </w:r>
+            <w:r>
+              <w:rPr>
+                <w:noProof/>
+                <w:webHidden/>
+              </w:rPr>
+            </w:r>
+            <w:r>
+              <w:rPr>
+                <w:noProof/>
+                <w:webHidden/>
+              </w:rPr>
+              <w:fldChar w:fldCharType="separate"/>
+            </w:r>
+            <w:r>
+              <w:rPr>
+                <w:noProof/>
+                <w:webHidden/>
+              </w:rPr>
+              <w:t>5</w:t>
+            </w:r>
+            <w:r>
+              <w:rPr>
+                <w:noProof/>
+                <w:webHidden/>
+              </w:rPr>
+              <w:fldChar w:fldCharType="end"/>
+            </w:r>
+          </w:hyperlink>
+        </w:p>
+        <w:p>
+          <w:pPr>
+            <w:pStyle w:val="TOC3"/>
+            <w:tabs>
+              <w:tab w:val="left" w:pos="1440"/>
+              <w:tab w:val="right" w:leader="dot" w:pos="9016"/>
+            </w:tabs>
+            <w:rPr>
+              <w:rFonts w:asciiTheme="minorHAnsi" w:eastAsiaTheme="minorEastAsia" w:hAnsiTheme="minorHAnsi" w:cstheme="minorBidi"/>
+              <w:noProof/>
+              <w:lang w:val="en-SI" w:eastAsia="en-SI"/>
+            </w:rPr>
+          </w:pPr>
+          <w:hyperlink w:anchor="_Toc195604131" w:history="1">
+            <w:r>
+              <w:rPr>
+                <w:rStyle w:val="Hyperlink"/>
+                <w:noProof/>
+              </w:rPr>
+              <w:t>3.1.1</w:t>
+            </w:r>
+            <w:r>
+              <w:rPr>
+                <w:rFonts w:asciiTheme="minorHAnsi" w:eastAsiaTheme="minorEastAsia" w:hAnsiTheme="minorHAnsi" w:cstheme="minorBidi"/>
+                <w:noProof/>
+                <w:lang w:val="en-SI" w:eastAsia="en-SI"/>
+              </w:rPr>
+              <w:tab/>
+            </w:r>
+            <w:r>
+              <w:rPr>
+                <w:rStyle w:val="Hyperlink"/>
+                <w:noProof/>
+              </w:rPr>
+              <w:t>Mehanike igralca</w:t>
+            </w:r>
+            <w:r>
+              <w:rPr>
+                <w:noProof/>
+                <w:webHidden/>
+              </w:rPr>
+              <w:tab/>
+            </w:r>
+            <w:r>
+              <w:rPr>
+                <w:noProof/>
+                <w:webHidden/>
+              </w:rPr>
+              <w:fldChar w:fldCharType="begin"/>
+            </w:r>
+            <w:r>
+              <w:rPr>
+                <w:noProof/>
+                <w:webHidden/>
+              </w:rPr>
+              <w:instrText xml:space="preserve"> PAGEREF _Toc195604131 \h </w:instrText>
+            </w:r>
+            <w:r>
+              <w:rPr>
+                <w:noProof/>
+                <w:webHidden/>
+              </w:rPr>
+            </w:r>
+            <w:r>
+              <w:rPr>
+                <w:noProof/>
+                <w:webHidden/>
+              </w:rPr>
+              <w:fldChar w:fldCharType="separate"/>
+            </w:r>
+            <w:r>
+              <w:rPr>
+                <w:noProof/>
+                <w:webHidden/>
+              </w:rPr>
+              <w:t>5</w:t>
+            </w:r>
+            <w:r>
+              <w:rPr>
+                <w:noProof/>
+                <w:webHidden/>
+              </w:rPr>
+              <w:fldChar w:fldCharType="end"/>
+            </w:r>
+          </w:hyperlink>
+        </w:p>
+        <w:p>
+          <w:pPr>
+            <w:pStyle w:val="TOC3"/>
+            <w:tabs>
+              <w:tab w:val="left" w:pos="1440"/>
+              <w:tab w:val="right" w:leader="dot" w:pos="9016"/>
+            </w:tabs>
+            <w:rPr>
+              <w:rFonts w:asciiTheme="minorHAnsi" w:eastAsiaTheme="minorEastAsia" w:hAnsiTheme="minorHAnsi" w:cstheme="minorBidi"/>
+              <w:noProof/>
+              <w:lang w:val="en-SI" w:eastAsia="en-SI"/>
+            </w:rPr>
+          </w:pPr>
+          <w:hyperlink w:anchor="_Toc195604132" w:history="1">
+            <w:r>
+              <w:rPr>
+                <w:rStyle w:val="Hyperlink"/>
+                <w:noProof/>
+              </w:rPr>
+              <w:t>3.1.2</w:t>
+            </w:r>
+            <w:r>
+              <w:rPr>
+                <w:rFonts w:asciiTheme="minorHAnsi" w:eastAsiaTheme="minorEastAsia" w:hAnsiTheme="minorHAnsi" w:cstheme="minorBidi"/>
+                <w:noProof/>
+                <w:lang w:val="en-SI" w:eastAsia="en-SI"/>
+              </w:rPr>
+              <w:tab/>
+            </w:r>
+            <w:r>
+              <w:rPr>
+                <w:rStyle w:val="Hyperlink"/>
+                <w:noProof/>
+              </w:rPr>
+              <w:t>Mehanike robota</w:t>
+            </w:r>
+            <w:r>
+              <w:rPr>
+                <w:noProof/>
+                <w:webHidden/>
+              </w:rPr>
+              <w:tab/>
+            </w:r>
+            <w:r>
+              <w:rPr>
+                <w:noProof/>
+                <w:webHidden/>
+              </w:rPr>
+              <w:fldChar w:fldCharType="begin"/>
+            </w:r>
+            <w:r>
+              <w:rPr>
+                <w:noProof/>
+                <w:webHidden/>
+              </w:rPr>
+              <w:instrText xml:space="preserve"> PAGEREF _Toc195604132 \h </w:instrText>
+            </w:r>
+            <w:r>
+              <w:rPr>
+                <w:noProof/>
+                <w:webHidden/>
+              </w:rPr>
+            </w:r>
+            <w:r>
+              <w:rPr>
+                <w:noProof/>
+                <w:webHidden/>
+              </w:rPr>
+              <w:fldChar w:fldCharType="separate"/>
+            </w:r>
+            <w:r>
+              <w:rPr>
+                <w:noProof/>
+                <w:webHidden/>
+              </w:rPr>
+              <w:t>5</w:t>
+            </w:r>
+            <w:r>
+              <w:rPr>
+                <w:noProof/>
+                <w:webHidden/>
+              </w:rPr>
+              <w:fldChar w:fldCharType="end"/>
+            </w:r>
+          </w:hyperlink>
+        </w:p>
+        <w:p>
+          <w:pPr>
+            <w:pStyle w:val="TOC3"/>
+            <w:tabs>
+              <w:tab w:val="left" w:pos="1440"/>
+              <w:tab w:val="right" w:leader="dot" w:pos="9016"/>
+            </w:tabs>
+            <w:rPr>
+              <w:rFonts w:asciiTheme="minorHAnsi" w:eastAsiaTheme="minorEastAsia" w:hAnsiTheme="minorHAnsi" w:cstheme="minorBidi"/>
+              <w:noProof/>
+              <w:lang w:val="en-SI" w:eastAsia="en-SI"/>
+            </w:rPr>
+          </w:pPr>
+          <w:hyperlink w:anchor="_Toc195604133" w:history="1">
+            <w:r>
+              <w:rPr>
+                <w:rStyle w:val="Hyperlink"/>
+                <w:noProof/>
+              </w:rPr>
+              <w:t>3.1.3</w:t>
+            </w:r>
+            <w:r>
+              <w:rPr>
+                <w:rFonts w:asciiTheme="minorHAnsi" w:eastAsiaTheme="minorEastAsia" w:hAnsiTheme="minorHAnsi" w:cstheme="minorBidi"/>
+                <w:noProof/>
+                <w:lang w:val="en-SI" w:eastAsia="en-SI"/>
+              </w:rPr>
+              <w:tab/>
+            </w:r>
+            <w:r>
+              <w:rPr>
+                <w:rStyle w:val="Hyperlink"/>
+                <w:noProof/>
+              </w:rPr>
+              <w:t>Mehanike predmetov</w:t>
+            </w:r>
+            <w:r>
+              <w:rPr>
+                <w:noProof/>
+                <w:webHidden/>
+              </w:rPr>
+              <w:tab/>
+            </w:r>
+            <w:r>
+              <w:rPr>
+                <w:noProof/>
+                <w:webHidden/>
+              </w:rPr>
+              <w:fldChar w:fldCharType="begin"/>
+            </w:r>
+            <w:r>
+              <w:rPr>
+                <w:noProof/>
+                <w:webHidden/>
+              </w:rPr>
+              <w:instrText xml:space="preserve"> PAGEREF _Toc195604133 \h </w:instrText>
+            </w:r>
+            <w:r>
+              <w:rPr>
+                <w:noProof/>
+                <w:webHidden/>
+              </w:rPr>
+            </w:r>
+            <w:r>
+              <w:rPr>
+                <w:noProof/>
+                <w:webHidden/>
+              </w:rPr>
+              <w:fldChar w:fldCharType="separate"/>
+            </w:r>
+            <w:r>
+              <w:rPr>
+                <w:noProof/>
+                <w:webHidden/>
+              </w:rPr>
+              <w:t>5</w:t>
+            </w:r>
+            <w:r>
+              <w:rPr>
+                <w:noProof/>
+                <w:webHidden/>
+              </w:rPr>
+              <w:fldChar w:fldCharType="end"/>
+            </w:r>
+          </w:hyperlink>
+        </w:p>
+        <w:p>
+          <w:pPr>
+            <w:pStyle w:val="TOC3"/>
+            <w:tabs>
+              <w:tab w:val="left" w:pos="1440"/>
+              <w:tab w:val="right" w:leader="dot" w:pos="9016"/>
+            </w:tabs>
+            <w:rPr>
+              <w:rFonts w:asciiTheme="minorHAnsi" w:eastAsiaTheme="minorEastAsia" w:hAnsiTheme="minorHAnsi" w:cstheme="minorBidi"/>
+              <w:noProof/>
+              <w:lang w:val="en-SI" w:eastAsia="en-SI"/>
+            </w:rPr>
+          </w:pPr>
+          <w:hyperlink w:anchor="_Toc195604134" w:history="1">
+            <w:r>
+              <w:rPr>
+                <w:rStyle w:val="Hyperlink"/>
+                <w:noProof/>
+              </w:rPr>
+              <w:t>3.1.4</w:t>
+            </w:r>
+            <w:r>
+              <w:rPr>
+                <w:rFonts w:asciiTheme="minorHAnsi" w:eastAsiaTheme="minorEastAsia" w:hAnsiTheme="minorHAnsi" w:cstheme="minorBidi"/>
+                <w:noProof/>
+                <w:lang w:val="en-SI" w:eastAsia="en-SI"/>
+              </w:rPr>
+              <w:tab/>
+            </w:r>
+            <w:r>
+              <w:rPr>
+                <w:rStyle w:val="Hyperlink"/>
+                <w:noProof/>
+              </w:rPr>
+              <w:t>Mehanika uporabniškega vmesnika</w:t>
+            </w:r>
+            <w:r>
+              <w:rPr>
+                <w:noProof/>
+                <w:webHidden/>
+              </w:rPr>
+              <w:tab/>
+            </w:r>
+            <w:r>
+              <w:rPr>
+                <w:noProof/>
+                <w:webHidden/>
+              </w:rPr>
+              <w:fldChar w:fldCharType="begin"/>
+            </w:r>
+            <w:r>
+              <w:rPr>
+                <w:noProof/>
+                <w:webHidden/>
+              </w:rPr>
+              <w:instrText xml:space="preserve"> PAGEREF _Toc195604134 \h </w:instrText>
+            </w:r>
+            <w:r>
+              <w:rPr>
+                <w:noProof/>
+                <w:webHidden/>
+              </w:rPr>
+            </w:r>
+            <w:r>
+              <w:rPr>
+                <w:noProof/>
+                <w:webHidden/>
+              </w:rPr>
+              <w:fldChar w:fldCharType="separate"/>
+            </w:r>
+            <w:r>
+              <w:rPr>
+                <w:noProof/>
+                <w:webHidden/>
+              </w:rPr>
+              <w:t>5</w:t>
+            </w:r>
+            <w:r>
+              <w:rPr>
+                <w:noProof/>
+                <w:webHidden/>
+              </w:rPr>
+              <w:fldChar w:fldCharType="end"/>
+            </w:r>
+          </w:hyperlink>
+        </w:p>
+        <w:p>
+          <w:pPr>
+            <w:pStyle w:val="TOC2"/>
+            <w:tabs>
+              <w:tab w:val="left" w:pos="960"/>
+              <w:tab w:val="right" w:leader="dot" w:pos="9016"/>
+            </w:tabs>
+            <w:rPr>
+              <w:rFonts w:asciiTheme="minorHAnsi" w:eastAsiaTheme="minorEastAsia" w:hAnsiTheme="minorHAnsi" w:cstheme="minorBidi"/>
+              <w:noProof/>
+              <w:lang w:val="en-SI" w:eastAsia="en-SI"/>
+            </w:rPr>
+          </w:pPr>
+          <w:hyperlink w:anchor="_Toc195604135" w:history="1">
+            <w:r>
+              <w:rPr>
+                <w:rStyle w:val="Hyperlink"/>
+                <w:noProof/>
+              </w:rPr>
+              <w:t>3.2</w:t>
+            </w:r>
+            <w:r>
+              <w:rPr>
+                <w:rFonts w:asciiTheme="minorHAnsi" w:eastAsiaTheme="minorEastAsia" w:hAnsiTheme="minorHAnsi" w:cstheme="minorBidi"/>
+                <w:noProof/>
+                <w:lang w:val="en-SI" w:eastAsia="en-SI"/>
+              </w:rPr>
+              <w:tab/>
+            </w:r>
+            <w:r>
+              <w:rPr>
+                <w:rStyle w:val="Hyperlink"/>
+                <w:noProof/>
+              </w:rPr>
+              <w:t>Uporabljena orodja</w:t>
+            </w:r>
+            <w:r>
+              <w:rPr>
+                <w:noProof/>
+                <w:webHidden/>
+              </w:rPr>
+              <w:tab/>
+            </w:r>
+            <w:r>
+              <w:rPr>
+                <w:noProof/>
+                <w:webHidden/>
+              </w:rPr>
+              <w:fldChar w:fldCharType="begin"/>
+            </w:r>
+            <w:r>
+              <w:rPr>
+                <w:noProof/>
+                <w:webHidden/>
+              </w:rPr>
+              <w:instrText xml:space="preserve"> PAGEREF _Toc195604135 \h </w:instrText>
+            </w:r>
+            <w:r>
+              <w:rPr>
+                <w:noProof/>
+                <w:webHidden/>
+              </w:rPr>
+            </w:r>
+            <w:r>
+              <w:rPr>
+                <w:noProof/>
+                <w:webHidden/>
+              </w:rPr>
+              <w:fldChar w:fldCharType="separate"/>
+            </w:r>
+            <w:r>
+              <w:rPr>
+                <w:noProof/>
+                <w:webHidden/>
+              </w:rPr>
+              <w:t>6</w:t>
+            </w:r>
+            <w:r>
+              <w:rPr>
+                <w:noProof/>
+                <w:webHidden/>
+              </w:rPr>
+              <w:fldChar w:fldCharType="end"/>
+            </w:r>
+          </w:hyperlink>
+        </w:p>
+        <w:p>
+          <w:pPr>
+            <w:pStyle w:val="TOC3"/>
+            <w:tabs>
+              <w:tab w:val="left" w:pos="1440"/>
+              <w:tab w:val="right" w:leader="dot" w:pos="9016"/>
+            </w:tabs>
+            <w:rPr>
+              <w:rFonts w:asciiTheme="minorHAnsi" w:eastAsiaTheme="minorEastAsia" w:hAnsiTheme="minorHAnsi" w:cstheme="minorBidi"/>
+              <w:noProof/>
+              <w:lang w:val="en-SI" w:eastAsia="en-SI"/>
+            </w:rPr>
+          </w:pPr>
+          <w:hyperlink w:anchor="_Toc195604136" w:history="1">
+            <w:r>
+              <w:rPr>
+                <w:rStyle w:val="Hyperlink"/>
+                <w:noProof/>
+              </w:rPr>
+              <w:t>3.2.1</w:t>
+            </w:r>
+            <w:r>
+              <w:rPr>
+                <w:rFonts w:asciiTheme="minorHAnsi" w:eastAsiaTheme="minorEastAsia" w:hAnsiTheme="minorHAnsi" w:cstheme="minorBidi"/>
+                <w:noProof/>
+                <w:lang w:val="en-SI" w:eastAsia="en-SI"/>
+              </w:rPr>
+              <w:tab/>
+            </w:r>
+            <w:r>
+              <w:rPr>
+                <w:rStyle w:val="Hyperlink"/>
+                <w:noProof/>
+              </w:rPr>
+              <w:t>Unity 2022 LTS</w:t>
+            </w:r>
+            <w:r>
+              <w:rPr>
+                <w:noProof/>
+                <w:webHidden/>
+              </w:rPr>
+              <w:tab/>
+            </w:r>
+            <w:r>
+              <w:rPr>
+                <w:noProof/>
+                <w:webHidden/>
+              </w:rPr>
+              <w:fldChar w:fldCharType="begin"/>
+            </w:r>
+            <w:r>
+              <w:rPr>
+                <w:noProof/>
+                <w:webHidden/>
+              </w:rPr>
+              <w:instrText xml:space="preserve"> PAGEREF _Toc195604136 \h </w:instrText>
+            </w:r>
+            <w:r>
+              <w:rPr>
+                <w:noProof/>
+                <w:webHidden/>
+              </w:rPr>
+            </w:r>
+            <w:r>
+              <w:rPr>
+                <w:noProof/>
+                <w:webHidden/>
+              </w:rPr>
+              <w:fldChar w:fldCharType="separate"/>
+            </w:r>
+            <w:r>
+              <w:rPr>
+                <w:noProof/>
+                <w:webHidden/>
+              </w:rPr>
+              <w:t>6</w:t>
+            </w:r>
+            <w:r>
+              <w:rPr>
+                <w:noProof/>
+                <w:webHidden/>
+              </w:rPr>
+              <w:fldChar w:fldCharType="end"/>
+            </w:r>
+          </w:hyperlink>
+        </w:p>
+        <w:p>
+          <w:pPr>
+            <w:pStyle w:val="TOC3"/>
+            <w:tabs>
+              <w:tab w:val="left" w:pos="1440"/>
+              <w:tab w:val="right" w:leader="dot" w:pos="9016"/>
+            </w:tabs>
+            <w:rPr>
+              <w:rFonts w:asciiTheme="minorHAnsi" w:eastAsiaTheme="minorEastAsia" w:hAnsiTheme="minorHAnsi" w:cstheme="minorBidi"/>
+              <w:noProof/>
+              <w:lang w:val="en-SI" w:eastAsia="en-SI"/>
+            </w:rPr>
+          </w:pPr>
+          <w:hyperlink w:anchor="_Toc195604137" w:history="1">
+            <w:r>
+              <w:rPr>
+                <w:rStyle w:val="Hyperlink"/>
+                <w:noProof/>
+              </w:rPr>
+              <w:t>3.2.2</w:t>
+            </w:r>
+            <w:r>
+              <w:rPr>
+                <w:rFonts w:asciiTheme="minorHAnsi" w:eastAsiaTheme="minorEastAsia" w:hAnsiTheme="minorHAnsi" w:cstheme="minorBidi"/>
+                <w:noProof/>
+                <w:lang w:val="en-SI" w:eastAsia="en-SI"/>
+              </w:rPr>
+              <w:tab/>
+            </w:r>
+            <w:r>
+              <w:rPr>
+                <w:rStyle w:val="Hyperlink"/>
+                <w:noProof/>
+              </w:rPr>
+              <w:t>Visual Studio 2019</w:t>
+            </w:r>
+            <w:r>
+              <w:rPr>
+                <w:noProof/>
+                <w:webHidden/>
+              </w:rPr>
+              <w:tab/>
+            </w:r>
+            <w:r>
+              <w:rPr>
+                <w:noProof/>
+                <w:webHidden/>
+              </w:rPr>
+              <w:fldChar w:fldCharType="begin"/>
+            </w:r>
+            <w:r>
+              <w:rPr>
+                <w:noProof/>
+                <w:webHidden/>
+              </w:rPr>
+              <w:instrText xml:space="preserve"> PAGEREF _Toc195604137 \h </w:instrText>
+            </w:r>
+            <w:r>
+              <w:rPr>
+                <w:noProof/>
+                <w:webHidden/>
+              </w:rPr>
+            </w:r>
+            <w:r>
+              <w:rPr>
+                <w:noProof/>
+                <w:webHidden/>
+              </w:rPr>
+              <w:fldChar w:fldCharType="separate"/>
+            </w:r>
+            <w:r>
+              <w:rPr>
+                <w:noProof/>
+                <w:webHidden/>
+              </w:rPr>
+              <w:t>6</w:t>
+            </w:r>
+            <w:r>
+              <w:rPr>
+                <w:noProof/>
+                <w:webHidden/>
+              </w:rPr>
+              <w:fldChar w:fldCharType="end"/>
+            </w:r>
+          </w:hyperlink>
+        </w:p>
+        <w:p>
+          <w:pPr>
+            <w:pStyle w:val="TOC3"/>
+            <w:tabs>
+              <w:tab w:val="left" w:pos="1440"/>
+              <w:tab w:val="right" w:leader="dot" w:pos="9016"/>
+            </w:tabs>
+            <w:rPr>
+              <w:rFonts w:asciiTheme="minorHAnsi" w:eastAsiaTheme="minorEastAsia" w:hAnsiTheme="minorHAnsi" w:cstheme="minorBidi"/>
+              <w:noProof/>
+              <w:lang w:val="en-SI" w:eastAsia="en-SI"/>
+            </w:rPr>
+          </w:pPr>
+          <w:hyperlink w:anchor="_Toc195604138" w:history="1">
+            <w:r>
+              <w:rPr>
+                <w:rStyle w:val="Hyperlink"/>
+                <w:noProof/>
+              </w:rPr>
+              <w:t>3.2.3</w:t>
+            </w:r>
+            <w:r>
+              <w:rPr>
+                <w:rFonts w:asciiTheme="minorHAnsi" w:eastAsiaTheme="minorEastAsia" w:hAnsiTheme="minorHAnsi" w:cstheme="minorBidi"/>
+                <w:noProof/>
+                <w:lang w:val="en-SI" w:eastAsia="en-SI"/>
+              </w:rPr>
+              <w:tab/>
+            </w:r>
+            <w:r>
+              <w:rPr>
+                <w:rStyle w:val="Hyperlink"/>
+                <w:noProof/>
+              </w:rPr>
+              <w:t>GitHub</w:t>
+            </w:r>
+            <w:r>
+              <w:rPr>
+                <w:noProof/>
+                <w:webHidden/>
+              </w:rPr>
+              <w:tab/>
+            </w:r>
+            <w:r>
+              <w:rPr>
+                <w:noProof/>
+                <w:webHidden/>
+              </w:rPr>
+              <w:fldChar w:fldCharType="begin"/>
+            </w:r>
+            <w:r>
+              <w:rPr>
+                <w:noProof/>
+                <w:webHidden/>
+              </w:rPr>
+              <w:instrText xml:space="preserve"> PAGEREF _Toc195604138 \h </w:instrText>
+            </w:r>
+            <w:r>
+              <w:rPr>
+                <w:noProof/>
+                <w:webHidden/>
+              </w:rPr>
+            </w:r>
+            <w:r>
+              <w:rPr>
+                <w:noProof/>
+                <w:webHidden/>
+              </w:rPr>
+              <w:fldChar w:fldCharType="separate"/>
+            </w:r>
+            <w:r>
+              <w:rPr>
+                <w:noProof/>
+                <w:webHidden/>
+              </w:rPr>
+              <w:t>7</w:t>
+            </w:r>
+            <w:r>
+              <w:rPr>
+                <w:noProof/>
+                <w:webHidden/>
+              </w:rPr>
+              <w:fldChar w:fldCharType="end"/>
+            </w:r>
+          </w:hyperlink>
+        </w:p>
+        <w:p>
+          <w:pPr>
+            <w:pStyle w:val="TOC1"/>
             <w:tabs>
               <w:tab w:val="left" w:pos="480"/>
               <w:tab w:val="right" w:leader="dot" w:pos="9016"/>
@@ -644,31 +1509,31 @@
             <w:rPr>
               <w:rFonts w:asciiTheme="minorHAnsi" w:eastAsiaTheme="minorEastAsia" w:hAnsiTheme="minorHAnsi" w:cstheme="minorBidi"/>
               <w:noProof/>
-              <w:lang w:eastAsia="sl-SI"/>
+              <w:lang w:val="en-SI" w:eastAsia="en-SI"/>
             </w:rPr>
           </w:pPr>
-          <w:hyperlink w:anchor="_Toc195559131" w:history="1">
-            <w:r>
-              <w:rPr>
-                <w:rStyle w:val="Hiperpovezava"/>
-                <w:noProof/>
-              </w:rPr>
-              <w:t>3.</w:t>
+          <w:hyperlink w:anchor="_Toc195604139" w:history="1">
+            <w:r>
+              <w:rPr>
+                <w:rStyle w:val="Hyperlink"/>
+                <w:noProof/>
+              </w:rPr>
+              <w:t>4.</w:t>
             </w:r>
             <w:r>
               <w:rPr>
                 <w:rFonts w:asciiTheme="minorHAnsi" w:eastAsiaTheme="minorEastAsia" w:hAnsiTheme="minorHAnsi" w:cstheme="minorBidi"/>
                 <w:noProof/>
-                <w:lang w:eastAsia="sl-SI"/>
+                <w:lang w:val="en-SI" w:eastAsia="en-SI"/>
               </w:rPr>
               <w:tab/>
             </w:r>
             <w:r>
               <w:rPr>
-                <w:rStyle w:val="Hiperpovezava"/>
-                <w:noProof/>
-              </w:rPr>
-              <w:t>Opis projekta</w:t>
+                <w:rStyle w:val="Hyperlink"/>
+                <w:noProof/>
+              </w:rPr>
+              <w:t>Postopek izdelave</w:t>
             </w:r>
             <w:r>
               <w:rPr>
@@ -689,7 +1554,7 @@
                 <w:noProof/>
                 <w:webHidden/>
               </w:rPr>
-              <w:instrText xml:space="preserve"> PAGEREF _Toc195559131 \h </w:instrText>
+              <w:instrText xml:space="preserve"> PAGEREF _Toc195604139 \h </w:instrText>
             </w:r>
             <w:r>
               <w:rPr>
@@ -709,7 +1574,7 @@
                 <w:noProof/>
                 <w:webHidden/>
               </w:rPr>
-              <w:t>5</w:t>
+              <w:t>7</w:t>
             </w:r>
             <w:r>
               <w:rPr>
@@ -722,7 +1587,7 @@
         </w:p>
         <w:p>
           <w:pPr>
-            <w:pStyle w:val="Kazalovsebine2"/>
+            <w:pStyle w:val="TOC2"/>
             <w:tabs>
               <w:tab w:val="left" w:pos="960"/>
               <w:tab w:val="right" w:leader="dot" w:pos="9016"/>
@@ -730,31 +1595,31 @@
             <w:rPr>
               <w:rFonts w:asciiTheme="minorHAnsi" w:eastAsiaTheme="minorEastAsia" w:hAnsiTheme="minorHAnsi" w:cstheme="minorBidi"/>
               <w:noProof/>
-              <w:lang w:eastAsia="sl-SI"/>
+              <w:lang w:val="en-SI" w:eastAsia="en-SI"/>
             </w:rPr>
           </w:pPr>
-          <w:hyperlink w:anchor="_Toc195559132" w:history="1">
-            <w:r>
-              <w:rPr>
-                <w:rStyle w:val="Hiperpovezava"/>
-                <w:noProof/>
-              </w:rPr>
-              <w:t>3.1</w:t>
+          <w:hyperlink w:anchor="_Toc195604140" w:history="1">
+            <w:r>
+              <w:rPr>
+                <w:rStyle w:val="Hyperlink"/>
+                <w:noProof/>
+              </w:rPr>
+              <w:t>4.1</w:t>
             </w:r>
             <w:r>
               <w:rPr>
                 <w:rFonts w:asciiTheme="minorHAnsi" w:eastAsiaTheme="minorEastAsia" w:hAnsiTheme="minorHAnsi" w:cstheme="minorBidi"/>
                 <w:noProof/>
-                <w:lang w:eastAsia="sl-SI"/>
+                <w:lang w:val="en-SI" w:eastAsia="en-SI"/>
               </w:rPr>
               <w:tab/>
             </w:r>
             <w:r>
               <w:rPr>
-                <w:rStyle w:val="Hiperpovezava"/>
-                <w:noProof/>
-              </w:rPr>
-              <w:t>Ključne mehanike</w:t>
+                <w:rStyle w:val="Hyperlink"/>
+                <w:noProof/>
+              </w:rPr>
+              <w:t>Načrtovanje</w:t>
             </w:r>
             <w:r>
               <w:rPr>
@@ -775,7 +1640,7 @@
                 <w:noProof/>
                 <w:webHidden/>
               </w:rPr>
-              <w:instrText xml:space="preserve"> PAGEREF _Toc195559132 \h </w:instrText>
+              <w:instrText xml:space="preserve"> PAGEREF _Toc195604140 \h </w:instrText>
             </w:r>
             <w:r>
               <w:rPr>
@@ -795,7 +1660,7 @@
                 <w:noProof/>
                 <w:webHidden/>
               </w:rPr>
-              <w:t>5</w:t>
+              <w:t>7</w:t>
             </w:r>
             <w:r>
               <w:rPr>
@@ -808,7 +1673,179 @@
         </w:p>
         <w:p>
           <w:pPr>
-            <w:pStyle w:val="Kazalovsebine3"/>
+            <w:pStyle w:val="TOC2"/>
+            <w:tabs>
+              <w:tab w:val="left" w:pos="960"/>
+              <w:tab w:val="right" w:leader="dot" w:pos="9016"/>
+            </w:tabs>
+            <w:rPr>
+              <w:rFonts w:asciiTheme="minorHAnsi" w:eastAsiaTheme="minorEastAsia" w:hAnsiTheme="minorHAnsi" w:cstheme="minorBidi"/>
+              <w:noProof/>
+              <w:lang w:val="en-SI" w:eastAsia="en-SI"/>
+            </w:rPr>
+          </w:pPr>
+          <w:hyperlink w:anchor="_Toc195604141" w:history="1">
+            <w:r>
+              <w:rPr>
+                <w:rStyle w:val="Hyperlink"/>
+                <w:noProof/>
+              </w:rPr>
+              <w:t>4.2</w:t>
+            </w:r>
+            <w:r>
+              <w:rPr>
+                <w:rFonts w:asciiTheme="minorHAnsi" w:eastAsiaTheme="minorEastAsia" w:hAnsiTheme="minorHAnsi" w:cstheme="minorBidi"/>
+                <w:noProof/>
+                <w:lang w:val="en-SI" w:eastAsia="en-SI"/>
+              </w:rPr>
+              <w:tab/>
+            </w:r>
+            <w:r>
+              <w:rPr>
+                <w:rStyle w:val="Hyperlink"/>
+                <w:noProof/>
+              </w:rPr>
+              <w:t>Spoznavanje orodja Unity</w:t>
+            </w:r>
+            <w:r>
+              <w:rPr>
+                <w:noProof/>
+                <w:webHidden/>
+              </w:rPr>
+              <w:tab/>
+            </w:r>
+            <w:r>
+              <w:rPr>
+                <w:noProof/>
+                <w:webHidden/>
+              </w:rPr>
+              <w:fldChar w:fldCharType="begin"/>
+            </w:r>
+            <w:r>
+              <w:rPr>
+                <w:noProof/>
+                <w:webHidden/>
+              </w:rPr>
+              <w:instrText xml:space="preserve"> PAGEREF _Toc195604141 \h </w:instrText>
+            </w:r>
+            <w:r>
+              <w:rPr>
+                <w:noProof/>
+                <w:webHidden/>
+              </w:rPr>
+            </w:r>
+            <w:r>
+              <w:rPr>
+                <w:noProof/>
+                <w:webHidden/>
+              </w:rPr>
+              <w:fldChar w:fldCharType="separate"/>
+            </w:r>
+            <w:r>
+              <w:rPr>
+                <w:noProof/>
+                <w:webHidden/>
+              </w:rPr>
+              <w:t>7</w:t>
+            </w:r>
+            <w:r>
+              <w:rPr>
+                <w:noProof/>
+                <w:webHidden/>
+              </w:rPr>
+              <w:fldChar w:fldCharType="end"/>
+            </w:r>
+          </w:hyperlink>
+        </w:p>
+        <w:p>
+          <w:pPr>
+            <w:pStyle w:val="TOC2"/>
+            <w:tabs>
+              <w:tab w:val="left" w:pos="960"/>
+              <w:tab w:val="right" w:leader="dot" w:pos="9016"/>
+            </w:tabs>
+            <w:rPr>
+              <w:rFonts w:asciiTheme="minorHAnsi" w:eastAsiaTheme="minorEastAsia" w:hAnsiTheme="minorHAnsi" w:cstheme="minorBidi"/>
+              <w:noProof/>
+              <w:lang w:val="en-SI" w:eastAsia="en-SI"/>
+            </w:rPr>
+          </w:pPr>
+          <w:hyperlink w:anchor="_Toc195604142" w:history="1">
+            <w:r>
+              <w:rPr>
+                <w:rStyle w:val="Hyperlink"/>
+                <w:noProof/>
+              </w:rPr>
+              <w:t>4.3</w:t>
+            </w:r>
+            <w:r>
+              <w:rPr>
+                <w:rFonts w:asciiTheme="minorHAnsi" w:eastAsiaTheme="minorEastAsia" w:hAnsiTheme="minorHAnsi" w:cstheme="minorBidi"/>
+                <w:noProof/>
+                <w:lang w:val="en-SI" w:eastAsia="en-SI"/>
+              </w:rPr>
+              <w:tab/>
+            </w:r>
+            <w:r>
+              <w:rPr>
+                <w:rStyle w:val="Hyperlink"/>
+                <w:noProof/>
+              </w:rPr>
+              <w:t>Izdelava delujočega prototipa</w:t>
+            </w:r>
+            <w:r>
+              <w:rPr>
+                <w:noProof/>
+                <w:webHidden/>
+              </w:rPr>
+              <w:tab/>
+            </w:r>
+            <w:r>
+              <w:rPr>
+                <w:noProof/>
+                <w:webHidden/>
+              </w:rPr>
+              <w:fldChar w:fldCharType="begin"/>
+            </w:r>
+            <w:r>
+              <w:rPr>
+                <w:noProof/>
+                <w:webHidden/>
+              </w:rPr>
+              <w:instrText xml:space="preserve"> PAGEREF _Toc195604142 \h </w:instrText>
+            </w:r>
+            <w:r>
+              <w:rPr>
+                <w:noProof/>
+                <w:webHidden/>
+              </w:rPr>
+            </w:r>
+            <w:r>
+              <w:rPr>
+                <w:noProof/>
+                <w:webHidden/>
+              </w:rPr>
+              <w:fldChar w:fldCharType="separate"/>
+            </w:r>
+            <w:r>
+              <w:rPr>
+                <w:noProof/>
+                <w:webHidden/>
+              </w:rPr>
+              <w:t>8</w:t>
+            </w:r>
+            <w:r>
+              <w:rPr>
+                <w:noProof/>
+                <w:webHidden/>
+              </w:rPr>
+              <w:fldChar w:fldCharType="end"/>
+            </w:r>
+          </w:hyperlink>
+        </w:p>
+        <w:p>
+          <w:pPr>
+            <w:pStyle w:val="TOC3"/>
             <w:tabs>
               <w:tab w:val="left" w:pos="1440"/>
               <w:tab w:val="right" w:leader="dot" w:pos="9016"/>
@@ -816,31 +1853,31 @@
             <w:rPr>
               <w:rFonts w:asciiTheme="minorHAnsi" w:eastAsiaTheme="minorEastAsia" w:hAnsiTheme="minorHAnsi" w:cstheme="minorBidi"/>
               <w:noProof/>
-              <w:lang w:eastAsia="sl-SI"/>
+              <w:lang w:val="en-SI" w:eastAsia="en-SI"/>
             </w:rPr>
           </w:pPr>
-          <w:hyperlink w:anchor="_Toc195559133" w:history="1">
-            <w:r>
-              <w:rPr>
-                <w:rStyle w:val="Hiperpovezava"/>
-                <w:noProof/>
-              </w:rPr>
-              <w:t>3.1.1</w:t>
+          <w:hyperlink w:anchor="_Toc195604143" w:history="1">
+            <w:r>
+              <w:rPr>
+                <w:rStyle w:val="Hyperlink"/>
+                <w:noProof/>
+              </w:rPr>
+              <w:t>4.3.1</w:t>
             </w:r>
             <w:r>
               <w:rPr>
                 <w:rFonts w:asciiTheme="minorHAnsi" w:eastAsiaTheme="minorEastAsia" w:hAnsiTheme="minorHAnsi" w:cstheme="minorBidi"/>
                 <w:noProof/>
-                <w:lang w:eastAsia="sl-SI"/>
+                <w:lang w:val="en-SI" w:eastAsia="en-SI"/>
               </w:rPr>
               <w:tab/>
             </w:r>
             <w:r>
               <w:rPr>
-                <w:rStyle w:val="Hiperpovezava"/>
-                <w:noProof/>
-              </w:rPr>
-              <w:t>Mehanike igralca</w:t>
+                <w:rStyle w:val="Hyperlink"/>
+                <w:noProof/>
+              </w:rPr>
+              <w:t>Izdelava prvih prostorov</w:t>
             </w:r>
             <w:r>
               <w:rPr>
@@ -861,7 +1898,7 @@
                 <w:noProof/>
                 <w:webHidden/>
               </w:rPr>
-              <w:instrText xml:space="preserve"> PAGEREF _Toc195559133 \h </w:instrText>
+              <w:instrText xml:space="preserve"> PAGEREF _Toc195604143 \h </w:instrText>
             </w:r>
             <w:r>
               <w:rPr>
@@ -881,7 +1918,7 @@
                 <w:noProof/>
                 <w:webHidden/>
               </w:rPr>
-              <w:t>5</w:t>
+              <w:t>8</w:t>
             </w:r>
             <w:r>
               <w:rPr>
@@ -894,7 +1931,7 @@
         </w:p>
         <w:p>
           <w:pPr>
-            <w:pStyle w:val="Kazalovsebine3"/>
+            <w:pStyle w:val="TOC3"/>
             <w:tabs>
               <w:tab w:val="left" w:pos="1440"/>
               <w:tab w:val="right" w:leader="dot" w:pos="9016"/>
@@ -902,31 +1939,31 @@
             <w:rPr>
               <w:rFonts w:asciiTheme="minorHAnsi" w:eastAsiaTheme="minorEastAsia" w:hAnsiTheme="minorHAnsi" w:cstheme="minorBidi"/>
               <w:noProof/>
-              <w:lang w:eastAsia="sl-SI"/>
+              <w:lang w:val="en-SI" w:eastAsia="en-SI"/>
             </w:rPr>
           </w:pPr>
-          <w:hyperlink w:anchor="_Toc195559134" w:history="1">
-            <w:r>
-              <w:rPr>
-                <w:rStyle w:val="Hiperpovezava"/>
-                <w:noProof/>
-              </w:rPr>
-              <w:t>3.1.2</w:t>
+          <w:hyperlink w:anchor="_Toc195604144" w:history="1">
+            <w:r>
+              <w:rPr>
+                <w:rStyle w:val="Hyperlink"/>
+                <w:noProof/>
+              </w:rPr>
+              <w:t>4.3.2</w:t>
             </w:r>
             <w:r>
               <w:rPr>
                 <w:rFonts w:asciiTheme="minorHAnsi" w:eastAsiaTheme="minorEastAsia" w:hAnsiTheme="minorHAnsi" w:cstheme="minorBidi"/>
                 <w:noProof/>
-                <w:lang w:eastAsia="sl-SI"/>
+                <w:lang w:val="en-SI" w:eastAsia="en-SI"/>
               </w:rPr>
               <w:tab/>
             </w:r>
             <w:r>
               <w:rPr>
-                <w:rStyle w:val="Hiperpovezava"/>
-                <w:noProof/>
-              </w:rPr>
-              <w:t>Mehanike robota</w:t>
+                <w:rStyle w:val="Hyperlink"/>
+                <w:noProof/>
+              </w:rPr>
+              <w:t>Ločene funkcionalnosti</w:t>
             </w:r>
             <w:r>
               <w:rPr>
@@ -947,7 +1984,7 @@
                 <w:noProof/>
                 <w:webHidden/>
               </w:rPr>
-              <w:instrText xml:space="preserve"> PAGEREF _Toc195559134 \h </w:instrText>
+              <w:instrText xml:space="preserve"> PAGEREF _Toc195604144 \h </w:instrText>
             </w:r>
             <w:r>
               <w:rPr>
@@ -967,7 +2004,7 @@
                 <w:noProof/>
                 <w:webHidden/>
               </w:rPr>
-              <w:t>5</w:t>
+              <w:t>9</w:t>
             </w:r>
             <w:r>
               <w:rPr>
@@ -980,179 +2017,7 @@
         </w:p>
         <w:p>
           <w:pPr>
-            <w:pStyle w:val="Kazalovsebine3"/>
-            <w:tabs>
-              <w:tab w:val="left" w:pos="1440"/>
-              <w:tab w:val="right" w:leader="dot" w:pos="9016"/>
-            </w:tabs>
-            <w:rPr>
-              <w:rFonts w:asciiTheme="minorHAnsi" w:eastAsiaTheme="minorEastAsia" w:hAnsiTheme="minorHAnsi" w:cstheme="minorBidi"/>
-              <w:noProof/>
-              <w:lang w:eastAsia="sl-SI"/>
-            </w:rPr>
-          </w:pPr>
-          <w:hyperlink w:anchor="_Toc195559135" w:history="1">
-            <w:r>
-              <w:rPr>
-                <w:rStyle w:val="Hiperpovezava"/>
-                <w:noProof/>
-              </w:rPr>
-              <w:t>3.1.3</w:t>
-            </w:r>
-            <w:r>
-              <w:rPr>
-                <w:rFonts w:asciiTheme="minorHAnsi" w:eastAsiaTheme="minorEastAsia" w:hAnsiTheme="minorHAnsi" w:cstheme="minorBidi"/>
-                <w:noProof/>
-                <w:lang w:eastAsia="sl-SI"/>
-              </w:rPr>
-              <w:tab/>
-            </w:r>
-            <w:r>
-              <w:rPr>
-                <w:rStyle w:val="Hiperpovezava"/>
-                <w:noProof/>
-              </w:rPr>
-              <w:t>Mehanike predmetov</w:t>
-            </w:r>
-            <w:r>
-              <w:rPr>
-                <w:noProof/>
-                <w:webHidden/>
-              </w:rPr>
-              <w:tab/>
-            </w:r>
-            <w:r>
-              <w:rPr>
-                <w:noProof/>
-                <w:webHidden/>
-              </w:rPr>
-              <w:fldChar w:fldCharType="begin"/>
-            </w:r>
-            <w:r>
-              <w:rPr>
-                <w:noProof/>
-                <w:webHidden/>
-              </w:rPr>
-              <w:instrText xml:space="preserve"> PAGEREF _Toc195559135 \h </w:instrText>
-            </w:r>
-            <w:r>
-              <w:rPr>
-                <w:noProof/>
-                <w:webHidden/>
-              </w:rPr>
-            </w:r>
-            <w:r>
-              <w:rPr>
-                <w:noProof/>
-                <w:webHidden/>
-              </w:rPr>
-              <w:fldChar w:fldCharType="separate"/>
-            </w:r>
-            <w:r>
-              <w:rPr>
-                <w:noProof/>
-                <w:webHidden/>
-              </w:rPr>
-              <w:t>5</w:t>
-            </w:r>
-            <w:r>
-              <w:rPr>
-                <w:noProof/>
-                <w:webHidden/>
-              </w:rPr>
-              <w:fldChar w:fldCharType="end"/>
-            </w:r>
-          </w:hyperlink>
-        </w:p>
-        <w:p>
-          <w:pPr>
-            <w:pStyle w:val="Kazalovsebine3"/>
-            <w:tabs>
-              <w:tab w:val="left" w:pos="1440"/>
-              <w:tab w:val="right" w:leader="dot" w:pos="9016"/>
-            </w:tabs>
-            <w:rPr>
-              <w:rFonts w:asciiTheme="minorHAnsi" w:eastAsiaTheme="minorEastAsia" w:hAnsiTheme="minorHAnsi" w:cstheme="minorBidi"/>
-              <w:noProof/>
-              <w:lang w:eastAsia="sl-SI"/>
-            </w:rPr>
-          </w:pPr>
-          <w:hyperlink w:anchor="_Toc195559136" w:history="1">
-            <w:r>
-              <w:rPr>
-                <w:rStyle w:val="Hiperpovezava"/>
-                <w:noProof/>
-              </w:rPr>
-              <w:t>3.1.4</w:t>
-            </w:r>
-            <w:r>
-              <w:rPr>
-                <w:rFonts w:asciiTheme="minorHAnsi" w:eastAsiaTheme="minorEastAsia" w:hAnsiTheme="minorHAnsi" w:cstheme="minorBidi"/>
-                <w:noProof/>
-                <w:lang w:eastAsia="sl-SI"/>
-              </w:rPr>
-              <w:tab/>
-            </w:r>
-            <w:r>
-              <w:rPr>
-                <w:rStyle w:val="Hiperpovezava"/>
-                <w:noProof/>
-              </w:rPr>
-              <w:t>Mehanika uporabniškega vmesnika</w:t>
-            </w:r>
-            <w:r>
-              <w:rPr>
-                <w:noProof/>
-                <w:webHidden/>
-              </w:rPr>
-              <w:tab/>
-            </w:r>
-            <w:r>
-              <w:rPr>
-                <w:noProof/>
-                <w:webHidden/>
-              </w:rPr>
-              <w:fldChar w:fldCharType="begin"/>
-            </w:r>
-            <w:r>
-              <w:rPr>
-                <w:noProof/>
-                <w:webHidden/>
-              </w:rPr>
-              <w:instrText xml:space="preserve"> PAGEREF _Toc195559136 \h </w:instrText>
-            </w:r>
-            <w:r>
-              <w:rPr>
-                <w:noProof/>
-                <w:webHidden/>
-              </w:rPr>
-            </w:r>
-            <w:r>
-              <w:rPr>
-                <w:noProof/>
-                <w:webHidden/>
-              </w:rPr>
-              <w:fldChar w:fldCharType="separate"/>
-            </w:r>
-            <w:r>
-              <w:rPr>
-                <w:noProof/>
-                <w:webHidden/>
-              </w:rPr>
-              <w:t>5</w:t>
-            </w:r>
-            <w:r>
-              <w:rPr>
-                <w:noProof/>
-                <w:webHidden/>
-              </w:rPr>
-              <w:fldChar w:fldCharType="end"/>
-            </w:r>
-          </w:hyperlink>
-        </w:p>
-        <w:p>
-          <w:pPr>
-            <w:pStyle w:val="Kazalovsebine2"/>
+            <w:pStyle w:val="TOC2"/>
             <w:tabs>
               <w:tab w:val="left" w:pos="960"/>
               <w:tab w:val="right" w:leader="dot" w:pos="9016"/>
@@ -1160,31 +2025,31 @@
             <w:rPr>
               <w:rFonts w:asciiTheme="minorHAnsi" w:eastAsiaTheme="minorEastAsia" w:hAnsiTheme="minorHAnsi" w:cstheme="minorBidi"/>
               <w:noProof/>
-              <w:lang w:eastAsia="sl-SI"/>
+              <w:lang w:val="en-SI" w:eastAsia="en-SI"/>
             </w:rPr>
           </w:pPr>
-          <w:hyperlink w:anchor="_Toc195559137" w:history="1">
-            <w:r>
-              <w:rPr>
-                <w:rStyle w:val="Hiperpovezava"/>
-                <w:noProof/>
-              </w:rPr>
-              <w:t>3.2</w:t>
+          <w:hyperlink w:anchor="_Toc195604145" w:history="1">
+            <w:r>
+              <w:rPr>
+                <w:rStyle w:val="Hyperlink"/>
+                <w:noProof/>
+              </w:rPr>
+              <w:t>4.4</w:t>
             </w:r>
             <w:r>
               <w:rPr>
                 <w:rFonts w:asciiTheme="minorHAnsi" w:eastAsiaTheme="minorEastAsia" w:hAnsiTheme="minorHAnsi" w:cstheme="minorBidi"/>
                 <w:noProof/>
-                <w:lang w:eastAsia="sl-SI"/>
+                <w:lang w:val="en-SI" w:eastAsia="en-SI"/>
               </w:rPr>
               <w:tab/>
             </w:r>
             <w:r>
               <w:rPr>
-                <w:rStyle w:val="Hiperpovezava"/>
-                <w:noProof/>
-              </w:rPr>
-              <w:t>Uporabljena orodja</w:t>
+                <w:rStyle w:val="Hyperlink"/>
+                <w:noProof/>
+              </w:rPr>
+              <w:t>Druga faza izdelave</w:t>
             </w:r>
             <w:r>
               <w:rPr>
@@ -1205,867 +2070,7 @@
                 <w:noProof/>
                 <w:webHidden/>
               </w:rPr>
-              <w:instrText xml:space="preserve"> PAGEREF _Toc195559137 \h </w:instrText>
-            </w:r>
-            <w:r>
-              <w:rPr>
-                <w:noProof/>
-                <w:webHidden/>
-              </w:rPr>
-            </w:r>
-            <w:r>
-              <w:rPr>
-                <w:noProof/>
-                <w:webHidden/>
-              </w:rPr>
-              <w:fldChar w:fldCharType="separate"/>
-            </w:r>
-            <w:r>
-              <w:rPr>
-                <w:noProof/>
-                <w:webHidden/>
-              </w:rPr>
-              <w:t>6</w:t>
-            </w:r>
-            <w:r>
-              <w:rPr>
-                <w:noProof/>
-                <w:webHidden/>
-              </w:rPr>
-              <w:fldChar w:fldCharType="end"/>
-            </w:r>
-          </w:hyperlink>
-        </w:p>
-        <w:p>
-          <w:pPr>
-            <w:pStyle w:val="Kazalovsebine3"/>
-            <w:tabs>
-              <w:tab w:val="left" w:pos="1440"/>
-              <w:tab w:val="right" w:leader="dot" w:pos="9016"/>
-            </w:tabs>
-            <w:rPr>
-              <w:rFonts w:asciiTheme="minorHAnsi" w:eastAsiaTheme="minorEastAsia" w:hAnsiTheme="minorHAnsi" w:cstheme="minorBidi"/>
-              <w:noProof/>
-              <w:lang w:eastAsia="sl-SI"/>
-            </w:rPr>
-          </w:pPr>
-          <w:hyperlink w:anchor="_Toc195559138" w:history="1">
-            <w:r>
-              <w:rPr>
-                <w:rStyle w:val="Hiperpovezava"/>
-                <w:noProof/>
-              </w:rPr>
-              <w:t>3.2.1</w:t>
-            </w:r>
-            <w:r>
-              <w:rPr>
-                <w:rFonts w:asciiTheme="minorHAnsi" w:eastAsiaTheme="minorEastAsia" w:hAnsiTheme="minorHAnsi" w:cstheme="minorBidi"/>
-                <w:noProof/>
-                <w:lang w:eastAsia="sl-SI"/>
-              </w:rPr>
-              <w:tab/>
-            </w:r>
-            <w:r>
-              <w:rPr>
-                <w:rStyle w:val="Hiperpovezava"/>
-                <w:noProof/>
-              </w:rPr>
-              <w:t>Unity 2022 LTS</w:t>
-            </w:r>
-            <w:r>
-              <w:rPr>
-                <w:noProof/>
-                <w:webHidden/>
-              </w:rPr>
-              <w:tab/>
-            </w:r>
-            <w:r>
-              <w:rPr>
-                <w:noProof/>
-                <w:webHidden/>
-              </w:rPr>
-              <w:fldChar w:fldCharType="begin"/>
-            </w:r>
-            <w:r>
-              <w:rPr>
-                <w:noProof/>
-                <w:webHidden/>
-              </w:rPr>
-              <w:instrText xml:space="preserve"> PAGEREF _Toc195559138 \h </w:instrText>
-            </w:r>
-            <w:r>
-              <w:rPr>
-                <w:noProof/>
-                <w:webHidden/>
-              </w:rPr>
-            </w:r>
-            <w:r>
-              <w:rPr>
-                <w:noProof/>
-                <w:webHidden/>
-              </w:rPr>
-              <w:fldChar w:fldCharType="separate"/>
-            </w:r>
-            <w:r>
-              <w:rPr>
-                <w:noProof/>
-                <w:webHidden/>
-              </w:rPr>
-              <w:t>6</w:t>
-            </w:r>
-            <w:r>
-              <w:rPr>
-                <w:noProof/>
-                <w:webHidden/>
-              </w:rPr>
-              <w:fldChar w:fldCharType="end"/>
-            </w:r>
-          </w:hyperlink>
-        </w:p>
-        <w:p>
-          <w:pPr>
-            <w:pStyle w:val="Kazalovsebine3"/>
-            <w:tabs>
-              <w:tab w:val="left" w:pos="1440"/>
-              <w:tab w:val="right" w:leader="dot" w:pos="9016"/>
-            </w:tabs>
-            <w:rPr>
-              <w:rFonts w:asciiTheme="minorHAnsi" w:eastAsiaTheme="minorEastAsia" w:hAnsiTheme="minorHAnsi" w:cstheme="minorBidi"/>
-              <w:noProof/>
-              <w:lang w:eastAsia="sl-SI"/>
-            </w:rPr>
-          </w:pPr>
-          <w:hyperlink w:anchor="_Toc195559139" w:history="1">
-            <w:r>
-              <w:rPr>
-                <w:rStyle w:val="Hiperpovezava"/>
-                <w:noProof/>
-              </w:rPr>
-              <w:t>3.2.2</w:t>
-            </w:r>
-            <w:r>
-              <w:rPr>
-                <w:rFonts w:asciiTheme="minorHAnsi" w:eastAsiaTheme="minorEastAsia" w:hAnsiTheme="minorHAnsi" w:cstheme="minorBidi"/>
-                <w:noProof/>
-                <w:lang w:eastAsia="sl-SI"/>
-              </w:rPr>
-              <w:tab/>
-            </w:r>
-            <w:r>
-              <w:rPr>
-                <w:rStyle w:val="Hiperpovezava"/>
-                <w:noProof/>
-              </w:rPr>
-              <w:t>Visual Studio 2019</w:t>
-            </w:r>
-            <w:r>
-              <w:rPr>
-                <w:noProof/>
-                <w:webHidden/>
-              </w:rPr>
-              <w:tab/>
-            </w:r>
-            <w:r>
-              <w:rPr>
-                <w:noProof/>
-                <w:webHidden/>
-              </w:rPr>
-              <w:fldChar w:fldCharType="begin"/>
-            </w:r>
-            <w:r>
-              <w:rPr>
-                <w:noProof/>
-                <w:webHidden/>
-              </w:rPr>
-              <w:instrText xml:space="preserve"> PAGEREF _Toc195559139 \h </w:instrText>
-            </w:r>
-            <w:r>
-              <w:rPr>
-                <w:noProof/>
-                <w:webHidden/>
-              </w:rPr>
-            </w:r>
-            <w:r>
-              <w:rPr>
-                <w:noProof/>
-                <w:webHidden/>
-              </w:rPr>
-              <w:fldChar w:fldCharType="separate"/>
-            </w:r>
-            <w:r>
-              <w:rPr>
-                <w:noProof/>
-                <w:webHidden/>
-              </w:rPr>
-              <w:t>6</w:t>
-            </w:r>
-            <w:r>
-              <w:rPr>
-                <w:noProof/>
-                <w:webHidden/>
-              </w:rPr>
-              <w:fldChar w:fldCharType="end"/>
-            </w:r>
-          </w:hyperlink>
-        </w:p>
-        <w:p>
-          <w:pPr>
-            <w:pStyle w:val="Kazalovsebine3"/>
-            <w:tabs>
-              <w:tab w:val="left" w:pos="1440"/>
-              <w:tab w:val="right" w:leader="dot" w:pos="9016"/>
-            </w:tabs>
-            <w:rPr>
-              <w:rFonts w:asciiTheme="minorHAnsi" w:eastAsiaTheme="minorEastAsia" w:hAnsiTheme="minorHAnsi" w:cstheme="minorBidi"/>
-              <w:noProof/>
-              <w:lang w:eastAsia="sl-SI"/>
-            </w:rPr>
-          </w:pPr>
-          <w:hyperlink w:anchor="_Toc195559140" w:history="1">
-            <w:r>
-              <w:rPr>
-                <w:rStyle w:val="Hiperpovezava"/>
-                <w:noProof/>
-              </w:rPr>
-              <w:t>3.2.3</w:t>
-            </w:r>
-            <w:r>
-              <w:rPr>
-                <w:rFonts w:asciiTheme="minorHAnsi" w:eastAsiaTheme="minorEastAsia" w:hAnsiTheme="minorHAnsi" w:cstheme="minorBidi"/>
-                <w:noProof/>
-                <w:lang w:eastAsia="sl-SI"/>
-              </w:rPr>
-              <w:tab/>
-            </w:r>
-            <w:r>
-              <w:rPr>
-                <w:rStyle w:val="Hiperpovezava"/>
-                <w:noProof/>
-              </w:rPr>
-              <w:t>GitHub</w:t>
-            </w:r>
-            <w:r>
-              <w:rPr>
-                <w:noProof/>
-                <w:webHidden/>
-              </w:rPr>
-              <w:tab/>
-            </w:r>
-            <w:r>
-              <w:rPr>
-                <w:noProof/>
-                <w:webHidden/>
-              </w:rPr>
-              <w:fldChar w:fldCharType="begin"/>
-            </w:r>
-            <w:r>
-              <w:rPr>
-                <w:noProof/>
-                <w:webHidden/>
-              </w:rPr>
-              <w:instrText xml:space="preserve"> PAGEREF _Toc195559140 \h </w:instrText>
-            </w:r>
-            <w:r>
-              <w:rPr>
-                <w:noProof/>
-                <w:webHidden/>
-              </w:rPr>
-            </w:r>
-            <w:r>
-              <w:rPr>
-                <w:noProof/>
-                <w:webHidden/>
-              </w:rPr>
-              <w:fldChar w:fldCharType="separate"/>
-            </w:r>
-            <w:r>
-              <w:rPr>
-                <w:noProof/>
-                <w:webHidden/>
-              </w:rPr>
-              <w:t>7</w:t>
-            </w:r>
-            <w:r>
-              <w:rPr>
-                <w:noProof/>
-                <w:webHidden/>
-              </w:rPr>
-              <w:fldChar w:fldCharType="end"/>
-            </w:r>
-          </w:hyperlink>
-        </w:p>
-        <w:p>
-          <w:pPr>
-            <w:pStyle w:val="Kazalovsebine1"/>
-            <w:tabs>
-              <w:tab w:val="left" w:pos="480"/>
-              <w:tab w:val="right" w:leader="dot" w:pos="9016"/>
-            </w:tabs>
-            <w:rPr>
-              <w:rFonts w:asciiTheme="minorHAnsi" w:eastAsiaTheme="minorEastAsia" w:hAnsiTheme="minorHAnsi" w:cstheme="minorBidi"/>
-              <w:noProof/>
-              <w:lang w:eastAsia="sl-SI"/>
-            </w:rPr>
-          </w:pPr>
-          <w:hyperlink w:anchor="_Toc195559141" w:history="1">
-            <w:r>
-              <w:rPr>
-                <w:rStyle w:val="Hiperpovezava"/>
-                <w:noProof/>
-              </w:rPr>
-              <w:t>4.</w:t>
-            </w:r>
-            <w:r>
-              <w:rPr>
-                <w:rFonts w:asciiTheme="minorHAnsi" w:eastAsiaTheme="minorEastAsia" w:hAnsiTheme="minorHAnsi" w:cstheme="minorBidi"/>
-                <w:noProof/>
-                <w:lang w:eastAsia="sl-SI"/>
-              </w:rPr>
-              <w:tab/>
-            </w:r>
-            <w:r>
-              <w:rPr>
-                <w:rStyle w:val="Hiperpovezava"/>
-                <w:noProof/>
-              </w:rPr>
-              <w:t>Postopek izdelave</w:t>
-            </w:r>
-            <w:r>
-              <w:rPr>
-                <w:noProof/>
-                <w:webHidden/>
-              </w:rPr>
-              <w:tab/>
-            </w:r>
-            <w:r>
-              <w:rPr>
-                <w:noProof/>
-                <w:webHidden/>
-              </w:rPr>
-              <w:fldChar w:fldCharType="begin"/>
-            </w:r>
-            <w:r>
-              <w:rPr>
-                <w:noProof/>
-                <w:webHidden/>
-              </w:rPr>
-              <w:instrText xml:space="preserve"> PAGEREF _Toc195559141 \h </w:instrText>
-            </w:r>
-            <w:r>
-              <w:rPr>
-                <w:noProof/>
-                <w:webHidden/>
-              </w:rPr>
-            </w:r>
-            <w:r>
-              <w:rPr>
-                <w:noProof/>
-                <w:webHidden/>
-              </w:rPr>
-              <w:fldChar w:fldCharType="separate"/>
-            </w:r>
-            <w:r>
-              <w:rPr>
-                <w:noProof/>
-                <w:webHidden/>
-              </w:rPr>
-              <w:t>7</w:t>
-            </w:r>
-            <w:r>
-              <w:rPr>
-                <w:noProof/>
-                <w:webHidden/>
-              </w:rPr>
-              <w:fldChar w:fldCharType="end"/>
-            </w:r>
-          </w:hyperlink>
-        </w:p>
-        <w:p>
-          <w:pPr>
-            <w:pStyle w:val="Kazalovsebine2"/>
-            <w:tabs>
-              <w:tab w:val="left" w:pos="960"/>
-              <w:tab w:val="right" w:leader="dot" w:pos="9016"/>
-            </w:tabs>
-            <w:rPr>
-              <w:rFonts w:asciiTheme="minorHAnsi" w:eastAsiaTheme="minorEastAsia" w:hAnsiTheme="minorHAnsi" w:cstheme="minorBidi"/>
-              <w:noProof/>
-              <w:lang w:eastAsia="sl-SI"/>
-            </w:rPr>
-          </w:pPr>
-          <w:hyperlink w:anchor="_Toc195559142" w:history="1">
-            <w:r>
-              <w:rPr>
-                <w:rStyle w:val="Hiperpovezava"/>
-                <w:noProof/>
-              </w:rPr>
-              <w:t>4.1</w:t>
-            </w:r>
-            <w:r>
-              <w:rPr>
-                <w:rFonts w:asciiTheme="minorHAnsi" w:eastAsiaTheme="minorEastAsia" w:hAnsiTheme="minorHAnsi" w:cstheme="minorBidi"/>
-                <w:noProof/>
-                <w:lang w:eastAsia="sl-SI"/>
-              </w:rPr>
-              <w:tab/>
-            </w:r>
-            <w:r>
-              <w:rPr>
-                <w:rStyle w:val="Hiperpovezava"/>
-                <w:noProof/>
-              </w:rPr>
-              <w:t>Načrtovanje</w:t>
-            </w:r>
-            <w:r>
-              <w:rPr>
-                <w:noProof/>
-                <w:webHidden/>
-              </w:rPr>
-              <w:tab/>
-            </w:r>
-            <w:r>
-              <w:rPr>
-                <w:noProof/>
-                <w:webHidden/>
-              </w:rPr>
-              <w:fldChar w:fldCharType="begin"/>
-            </w:r>
-            <w:r>
-              <w:rPr>
-                <w:noProof/>
-                <w:webHidden/>
-              </w:rPr>
-              <w:instrText xml:space="preserve"> PAGEREF _Toc195559142 \h </w:instrText>
-            </w:r>
-            <w:r>
-              <w:rPr>
-                <w:noProof/>
-                <w:webHidden/>
-              </w:rPr>
-            </w:r>
-            <w:r>
-              <w:rPr>
-                <w:noProof/>
-                <w:webHidden/>
-              </w:rPr>
-              <w:fldChar w:fldCharType="separate"/>
-            </w:r>
-            <w:r>
-              <w:rPr>
-                <w:noProof/>
-                <w:webHidden/>
-              </w:rPr>
-              <w:t>7</w:t>
-            </w:r>
-            <w:r>
-              <w:rPr>
-                <w:noProof/>
-                <w:webHidden/>
-              </w:rPr>
-              <w:fldChar w:fldCharType="end"/>
-            </w:r>
-          </w:hyperlink>
-        </w:p>
-        <w:p>
-          <w:pPr>
-            <w:pStyle w:val="Kazalovsebine2"/>
-            <w:tabs>
-              <w:tab w:val="left" w:pos="960"/>
-              <w:tab w:val="right" w:leader="dot" w:pos="9016"/>
-            </w:tabs>
-            <w:rPr>
-              <w:rFonts w:asciiTheme="minorHAnsi" w:eastAsiaTheme="minorEastAsia" w:hAnsiTheme="minorHAnsi" w:cstheme="minorBidi"/>
-              <w:noProof/>
-              <w:lang w:eastAsia="sl-SI"/>
-            </w:rPr>
-          </w:pPr>
-          <w:hyperlink w:anchor="_Toc195559143" w:history="1">
-            <w:r>
-              <w:rPr>
-                <w:rStyle w:val="Hiperpovezava"/>
-                <w:noProof/>
-              </w:rPr>
-              <w:t>4.2</w:t>
-            </w:r>
-            <w:r>
-              <w:rPr>
-                <w:rFonts w:asciiTheme="minorHAnsi" w:eastAsiaTheme="minorEastAsia" w:hAnsiTheme="minorHAnsi" w:cstheme="minorBidi"/>
-                <w:noProof/>
-                <w:lang w:eastAsia="sl-SI"/>
-              </w:rPr>
-              <w:tab/>
-            </w:r>
-            <w:r>
-              <w:rPr>
-                <w:rStyle w:val="Hiperpovezava"/>
-                <w:noProof/>
-              </w:rPr>
-              <w:t>Spoznavanje orodja Unity</w:t>
-            </w:r>
-            <w:r>
-              <w:rPr>
-                <w:noProof/>
-                <w:webHidden/>
-              </w:rPr>
-              <w:tab/>
-            </w:r>
-            <w:r>
-              <w:rPr>
-                <w:noProof/>
-                <w:webHidden/>
-              </w:rPr>
-              <w:fldChar w:fldCharType="begin"/>
-            </w:r>
-            <w:r>
-              <w:rPr>
-                <w:noProof/>
-                <w:webHidden/>
-              </w:rPr>
-              <w:instrText xml:space="preserve"> PAGEREF _Toc195559143 \h </w:instrText>
-            </w:r>
-            <w:r>
-              <w:rPr>
-                <w:noProof/>
-                <w:webHidden/>
-              </w:rPr>
-            </w:r>
-            <w:r>
-              <w:rPr>
-                <w:noProof/>
-                <w:webHidden/>
-              </w:rPr>
-              <w:fldChar w:fldCharType="separate"/>
-            </w:r>
-            <w:r>
-              <w:rPr>
-                <w:noProof/>
-                <w:webHidden/>
-              </w:rPr>
-              <w:t>7</w:t>
-            </w:r>
-            <w:r>
-              <w:rPr>
-                <w:noProof/>
-                <w:webHidden/>
-              </w:rPr>
-              <w:fldChar w:fldCharType="end"/>
-            </w:r>
-          </w:hyperlink>
-        </w:p>
-        <w:p>
-          <w:pPr>
-            <w:pStyle w:val="Kazalovsebine2"/>
-            <w:tabs>
-              <w:tab w:val="left" w:pos="960"/>
-              <w:tab w:val="right" w:leader="dot" w:pos="9016"/>
-            </w:tabs>
-            <w:rPr>
-              <w:rFonts w:asciiTheme="minorHAnsi" w:eastAsiaTheme="minorEastAsia" w:hAnsiTheme="minorHAnsi" w:cstheme="minorBidi"/>
-              <w:noProof/>
-              <w:lang w:eastAsia="sl-SI"/>
-            </w:rPr>
-          </w:pPr>
-          <w:hyperlink w:anchor="_Toc195559144" w:history="1">
-            <w:r>
-              <w:rPr>
-                <w:rStyle w:val="Hiperpovezava"/>
-                <w:noProof/>
-              </w:rPr>
-              <w:t>4.3</w:t>
-            </w:r>
-            <w:r>
-              <w:rPr>
-                <w:rFonts w:asciiTheme="minorHAnsi" w:eastAsiaTheme="minorEastAsia" w:hAnsiTheme="minorHAnsi" w:cstheme="minorBidi"/>
-                <w:noProof/>
-                <w:lang w:eastAsia="sl-SI"/>
-              </w:rPr>
-              <w:tab/>
-            </w:r>
-            <w:r>
-              <w:rPr>
-                <w:rStyle w:val="Hiperpovezava"/>
-                <w:noProof/>
-              </w:rPr>
-              <w:t>Izdelava delujočega prototipa</w:t>
-            </w:r>
-            <w:r>
-              <w:rPr>
-                <w:noProof/>
-                <w:webHidden/>
-              </w:rPr>
-              <w:tab/>
-            </w:r>
-            <w:r>
-              <w:rPr>
-                <w:noProof/>
-                <w:webHidden/>
-              </w:rPr>
-              <w:fldChar w:fldCharType="begin"/>
-            </w:r>
-            <w:r>
-              <w:rPr>
-                <w:noProof/>
-                <w:webHidden/>
-              </w:rPr>
-              <w:instrText xml:space="preserve"> PAGEREF _Toc195559144 \h </w:instrText>
-            </w:r>
-            <w:r>
-              <w:rPr>
-                <w:noProof/>
-                <w:webHidden/>
-              </w:rPr>
-            </w:r>
-            <w:r>
-              <w:rPr>
-                <w:noProof/>
-                <w:webHidden/>
-              </w:rPr>
-              <w:fldChar w:fldCharType="separate"/>
-            </w:r>
-            <w:r>
-              <w:rPr>
-                <w:noProof/>
-                <w:webHidden/>
-              </w:rPr>
-              <w:t>8</w:t>
-            </w:r>
-            <w:r>
-              <w:rPr>
-                <w:noProof/>
-                <w:webHidden/>
-              </w:rPr>
-              <w:fldChar w:fldCharType="end"/>
-            </w:r>
-          </w:hyperlink>
-        </w:p>
-        <w:p>
-          <w:pPr>
-            <w:pStyle w:val="Kazalovsebine3"/>
-            <w:tabs>
-              <w:tab w:val="left" w:pos="1440"/>
-              <w:tab w:val="right" w:leader="dot" w:pos="9016"/>
-            </w:tabs>
-            <w:rPr>
-              <w:rFonts w:asciiTheme="minorHAnsi" w:eastAsiaTheme="minorEastAsia" w:hAnsiTheme="minorHAnsi" w:cstheme="minorBidi"/>
-              <w:noProof/>
-              <w:lang w:eastAsia="sl-SI"/>
-            </w:rPr>
-          </w:pPr>
-          <w:hyperlink w:anchor="_Toc195559145" w:history="1">
-            <w:r>
-              <w:rPr>
-                <w:rStyle w:val="Hiperpovezava"/>
-                <w:noProof/>
-              </w:rPr>
-              <w:t>4.3.1</w:t>
-            </w:r>
-            <w:r>
-              <w:rPr>
-                <w:rFonts w:asciiTheme="minorHAnsi" w:eastAsiaTheme="minorEastAsia" w:hAnsiTheme="minorHAnsi" w:cstheme="minorBidi"/>
-                <w:noProof/>
-                <w:lang w:eastAsia="sl-SI"/>
-              </w:rPr>
-              <w:tab/>
-            </w:r>
-            <w:r>
-              <w:rPr>
-                <w:rStyle w:val="Hiperpovezava"/>
-                <w:noProof/>
-              </w:rPr>
-              <w:t>Izdelava prvih prostorov</w:t>
-            </w:r>
-            <w:r>
-              <w:rPr>
-                <w:noProof/>
-                <w:webHidden/>
-              </w:rPr>
-              <w:tab/>
-            </w:r>
-            <w:r>
-              <w:rPr>
-                <w:noProof/>
-                <w:webHidden/>
-              </w:rPr>
-              <w:fldChar w:fldCharType="begin"/>
-            </w:r>
-            <w:r>
-              <w:rPr>
-                <w:noProof/>
-                <w:webHidden/>
-              </w:rPr>
-              <w:instrText xml:space="preserve"> PAGEREF _Toc195559145 \h </w:instrText>
-            </w:r>
-            <w:r>
-              <w:rPr>
-                <w:noProof/>
-                <w:webHidden/>
-              </w:rPr>
-            </w:r>
-            <w:r>
-              <w:rPr>
-                <w:noProof/>
-                <w:webHidden/>
-              </w:rPr>
-              <w:fldChar w:fldCharType="separate"/>
-            </w:r>
-            <w:r>
-              <w:rPr>
-                <w:noProof/>
-                <w:webHidden/>
-              </w:rPr>
-              <w:t>8</w:t>
-            </w:r>
-            <w:r>
-              <w:rPr>
-                <w:noProof/>
-                <w:webHidden/>
-              </w:rPr>
-              <w:fldChar w:fldCharType="end"/>
-            </w:r>
-          </w:hyperlink>
-        </w:p>
-        <w:p>
-          <w:pPr>
-            <w:pStyle w:val="Kazalovsebine3"/>
-            <w:tabs>
-              <w:tab w:val="left" w:pos="1440"/>
-              <w:tab w:val="right" w:leader="dot" w:pos="9016"/>
-            </w:tabs>
-            <w:rPr>
-              <w:rFonts w:asciiTheme="minorHAnsi" w:eastAsiaTheme="minorEastAsia" w:hAnsiTheme="minorHAnsi" w:cstheme="minorBidi"/>
-              <w:noProof/>
-              <w:lang w:eastAsia="sl-SI"/>
-            </w:rPr>
-          </w:pPr>
-          <w:hyperlink w:anchor="_Toc195559146" w:history="1">
-            <w:r>
-              <w:rPr>
-                <w:rStyle w:val="Hiperpovezava"/>
-                <w:noProof/>
-              </w:rPr>
-              <w:t>4.3.2</w:t>
-            </w:r>
-            <w:r>
-              <w:rPr>
-                <w:rFonts w:asciiTheme="minorHAnsi" w:eastAsiaTheme="minorEastAsia" w:hAnsiTheme="minorHAnsi" w:cstheme="minorBidi"/>
-                <w:noProof/>
-                <w:lang w:eastAsia="sl-SI"/>
-              </w:rPr>
-              <w:tab/>
-            </w:r>
-            <w:r>
-              <w:rPr>
-                <w:rStyle w:val="Hiperpovezava"/>
-                <w:noProof/>
-              </w:rPr>
-              <w:t>Glavne funkcionalnosti</w:t>
-            </w:r>
-            <w:r>
-              <w:rPr>
-                <w:noProof/>
-                <w:webHidden/>
-              </w:rPr>
-              <w:tab/>
-            </w:r>
-            <w:r>
-              <w:rPr>
-                <w:noProof/>
-                <w:webHidden/>
-              </w:rPr>
-              <w:fldChar w:fldCharType="begin"/>
-            </w:r>
-            <w:r>
-              <w:rPr>
-                <w:noProof/>
-                <w:webHidden/>
-              </w:rPr>
-              <w:instrText xml:space="preserve"> PAGEREF _Toc195559146 \h </w:instrText>
-            </w:r>
-            <w:r>
-              <w:rPr>
-                <w:noProof/>
-                <w:webHidden/>
-              </w:rPr>
-            </w:r>
-            <w:r>
-              <w:rPr>
-                <w:noProof/>
-                <w:webHidden/>
-              </w:rPr>
-              <w:fldChar w:fldCharType="separate"/>
-            </w:r>
-            <w:r>
-              <w:rPr>
-                <w:noProof/>
-                <w:webHidden/>
-              </w:rPr>
-              <w:t>9</w:t>
-            </w:r>
-            <w:r>
-              <w:rPr>
-                <w:noProof/>
-                <w:webHidden/>
-              </w:rPr>
-              <w:fldChar w:fldCharType="end"/>
-            </w:r>
-          </w:hyperlink>
-        </w:p>
-        <w:p>
-          <w:pPr>
-            <w:pStyle w:val="Kazalovsebine2"/>
-            <w:tabs>
-              <w:tab w:val="left" w:pos="960"/>
-              <w:tab w:val="right" w:leader="dot" w:pos="9016"/>
-            </w:tabs>
-            <w:rPr>
-              <w:rFonts w:asciiTheme="minorHAnsi" w:eastAsiaTheme="minorEastAsia" w:hAnsiTheme="minorHAnsi" w:cstheme="minorBidi"/>
-              <w:noProof/>
-              <w:lang w:eastAsia="sl-SI"/>
-            </w:rPr>
-          </w:pPr>
-          <w:hyperlink w:anchor="_Toc195559147" w:history="1">
-            <w:r>
-              <w:rPr>
-                <w:rStyle w:val="Hiperpovezava"/>
-                <w:noProof/>
-              </w:rPr>
-              <w:t>4.4</w:t>
-            </w:r>
-            <w:r>
-              <w:rPr>
-                <w:rFonts w:asciiTheme="minorHAnsi" w:eastAsiaTheme="minorEastAsia" w:hAnsiTheme="minorHAnsi" w:cstheme="minorBidi"/>
-                <w:noProof/>
-                <w:lang w:eastAsia="sl-SI"/>
-              </w:rPr>
-              <w:tab/>
-            </w:r>
-            <w:r>
-              <w:rPr>
-                <w:rStyle w:val="Hiperpovezava"/>
-                <w:noProof/>
-              </w:rPr>
-              <w:t>Druga faza izdelave</w:t>
-            </w:r>
-            <w:r>
-              <w:rPr>
-                <w:noProof/>
-                <w:webHidden/>
-              </w:rPr>
-              <w:tab/>
-            </w:r>
-            <w:r>
-              <w:rPr>
-                <w:noProof/>
-                <w:webHidden/>
-              </w:rPr>
-              <w:fldChar w:fldCharType="begin"/>
-            </w:r>
-            <w:r>
-              <w:rPr>
-                <w:noProof/>
-                <w:webHidden/>
-              </w:rPr>
-              <w:instrText xml:space="preserve"> PAGEREF _Toc195559147 \h </w:instrText>
+              <w:instrText xml:space="preserve"> PAGEREF _Toc195604145 \h </w:instrText>
             </w:r>
             <w:r>
               <w:rPr>
@@ -2109,306 +2114,1185 @@
     </w:sdt>
     <w:p>
       <w:pPr>
-        <w:pStyle w:val="Naslov1"/>
-      </w:pPr>
-    </w:p>
-    <w:p>
-      <w:pPr>
-        <w:rPr>
-          <w:rFonts w:asciiTheme="majorHAnsi" w:eastAsiaTheme="majorEastAsia" w:hAnsiTheme="majorHAnsi" w:cstheme="majorBidi"/>
-          <w:color w:val="0F4761" w:themeColor="accent1" w:themeShade="BF"/>
-          <w:sz w:val="40"/>
-          <w:szCs w:val="40"/>
-        </w:rPr>
-      </w:pPr>
+        <w:pStyle w:val="Heading1"/>
+      </w:pPr>
+    </w:p>
+    <w:p>
       <w:r>
         <w:br w:type="page"/>
       </w:r>
     </w:p>
     <w:p>
       <w:pPr>
-        <w:pStyle w:val="Naslov1"/>
+        <w:pStyle w:val="Heading1"/>
         <w:numPr>
           <w:ilvl w:val="0"/>
-          <w:numId w:val="6"/>
+          <w:numId w:val="14"/>
         </w:numPr>
       </w:pPr>
-      <w:bookmarkStart w:id="0" w:name="_Toc195559129"/>
+      <w:bookmarkStart w:id="2" w:name="_Toc195604128"/>
       <w:r>
         <w:lastRenderedPageBreak/>
-        <w:t>Povzetek</w:t>
-      </w:r>
-      <w:bookmarkEnd w:id="0"/>
-    </w:p>
-    <w:p>
-      <w:pPr>
-        <w:pStyle w:val="Naslov1"/>
-        <w:numPr>
-          <w:ilvl w:val="0"/>
-          <w:numId w:val="6"/>
-        </w:numPr>
-      </w:pPr>
+        <w:t>Uvo</w:t>
+      </w:r>
+      <w:r>
+        <w:t>d</w:t>
+      </w:r>
+      <w:bookmarkEnd w:id="2"/>
+    </w:p>
+    <w:p>
+      <w:r>
+        <w:t>Odločil sem se za videoigro, saj</w:t>
+      </w:r>
+      <w:r>
+        <w:t xml:space="preserve"> menim</w:t>
+      </w:r>
+      <w:r>
+        <w:t xml:space="preserve"> da </w:t>
+      </w:r>
+      <w:r>
+        <w:t xml:space="preserve">razvoj igre združuje </w:t>
+      </w:r>
+      <w:r>
+        <w:t>različna področja znan</w:t>
+      </w:r>
+      <w:r>
+        <w:t>j</w:t>
+      </w:r>
+      <w:r>
+        <w:t>a računalništva in programiranja z drugimi veščinami, kot so logično razmišljanje, načrtovanje uporabniške izkušnje, umetniško izražanje in tehnična izvedba.</w:t>
+      </w:r>
+      <w:r>
+        <w:t xml:space="preserve"> Videoigre predstavljajo odlično priložnost za uporabo pridobljenega znanja v praksi, saj vključujejo delo z grafiko, zvokom, fizikalnimi sistemi, algoritmi ter uporabniškim vmesnikom. </w:t>
+      </w:r>
+    </w:p>
+    <w:p>
+      <w:pPr>
+        <w:jc w:val="left"/>
+      </w:pPr>
+      <w:r>
+        <w:t xml:space="preserve">Igra je izdelana v tridimenzionalnem okolju, saj so mi kot igralcu in razvijalcu takšne igre bolj všeč. Odločil sem se za </w:t>
+      </w:r>
+      <w:proofErr w:type="spellStart"/>
+      <w:r>
+        <w:t>enoigralsko</w:t>
+      </w:r>
+      <w:proofErr w:type="spellEnd"/>
+      <w:r>
+        <w:t xml:space="preserve"> zasnovo, ker sem se želel osredotočiti predvsem na logiko igranja, vizualno podobo ter mehanike igre, namesto na kompleksno implementacijo </w:t>
+      </w:r>
+      <w:proofErr w:type="spellStart"/>
+      <w:r>
+        <w:t>večigralske</w:t>
+      </w:r>
+      <w:proofErr w:type="spellEnd"/>
+      <w:r>
+        <w:t xml:space="preserve"> funkcionalnosti.</w:t>
+      </w:r>
+    </w:p>
+    <w:p>
+      <w:pPr>
+        <w:jc w:val="left"/>
+      </w:pPr>
+      <w:r>
+        <w:t xml:space="preserve">Igra temelji na temačnem, napetem vzdušju, kjer se igralec prebudi v </w:t>
+      </w:r>
+      <w:r>
+        <w:t xml:space="preserve">zaporu </w:t>
+      </w:r>
+      <w:r>
+        <w:t>brez spomina in mora z reševanjem ugank ter izogibanjem svetlobnim pastem najti pot na prostost. Eden ključnih elementov igre je svetloba – šibka svetloba nasprotniku</w:t>
+      </w:r>
+      <w:r>
+        <w:t xml:space="preserve"> (robotu)</w:t>
+      </w:r>
+      <w:r>
+        <w:t xml:space="preserve"> razkrije igralčevo lokacijo, medtem ko močna svetloba igralca takoj uniči. Glavni cilj igre je uspešno pobegniti iz </w:t>
+      </w:r>
+      <w:r>
+        <w:t>zapora</w:t>
+      </w:r>
+      <w:r>
+        <w:t xml:space="preserve"> z</w:t>
+      </w:r>
+      <w:r>
+        <w:t xml:space="preserve"> reševanjem ugank</w:t>
+      </w:r>
+      <w:r>
+        <w:t>,</w:t>
+      </w:r>
+      <w:r>
+        <w:t xml:space="preserve"> uporabo</w:t>
+      </w:r>
+      <w:r>
+        <w:t xml:space="preserve"> skrivalnih taktik in pozornega raziskovanja okolja.</w:t>
+      </w:r>
       <w:r>
         <w:br w:type="page"/>
       </w:r>
     </w:p>
     <w:p>
       <w:pPr>
-        <w:pStyle w:val="Naslov1"/>
+        <w:pStyle w:val="Heading1"/>
         <w:numPr>
           <w:ilvl w:val="0"/>
           <w:numId w:val="13"/>
         </w:numPr>
       </w:pPr>
-      <w:bookmarkStart w:id="1" w:name="_Toc195559130"/>
+      <w:bookmarkStart w:id="3" w:name="_Toc195604129"/>
       <w:r>
         <w:lastRenderedPageBreak/>
-        <w:t>Uvo</w:t>
+        <w:t>Opis projekt</w:t>
+      </w:r>
+      <w:r>
+        <w:t>a</w:t>
+      </w:r>
+      <w:bookmarkEnd w:id="3"/>
+    </w:p>
+    <w:p>
+      <w:pPr>
+        <w:pStyle w:val="Heading2"/>
+      </w:pPr>
+      <w:bookmarkStart w:id="4" w:name="_Toc195604130"/>
+      <w:r>
+        <w:t>Ključne mehanike</w:t>
+      </w:r>
+      <w:bookmarkEnd w:id="4"/>
+    </w:p>
+    <w:p>
+      <w:pPr>
+        <w:pStyle w:val="Heading3"/>
+        <w:numPr>
+          <w:ilvl w:val="2"/>
+          <w:numId w:val="13"/>
+        </w:numPr>
+      </w:pPr>
+      <w:bookmarkStart w:id="5" w:name="_Toc195604131"/>
+      <w:r>
+        <w:t>Mehanike igralca</w:t>
+      </w:r>
+      <w:bookmarkEnd w:id="5"/>
+    </w:p>
+    <w:p>
+      <w:pPr>
+        <w:ind w:left="360"/>
+      </w:pPr>
+      <w:r>
+        <w:t>Glavna mehanika, ki jo igralec potrebuje, je premikanje po prostoru</w:t>
+      </w:r>
+      <w:r>
+        <w:t>. Ta mu bo omogočila raziskovanje in odkrivanje.</w:t>
+      </w:r>
+      <w:r>
+        <w:t xml:space="preserve"> Igralec ima možnost počepa, ki mu omogoči, da se skrije za višje predmete, a se premika počasneje in možnost teka, ki</w:t>
+      </w:r>
+      <w:r>
+        <w:t xml:space="preserve"> pa</w:t>
+      </w:r>
+      <w:r>
+        <w:t xml:space="preserve"> se mora </w:t>
+      </w:r>
+      <w:r>
+        <w:t xml:space="preserve">ponovno </w:t>
+      </w:r>
+      <w:r>
+        <w:t>generirati</w:t>
+      </w:r>
+      <w:r>
+        <w:t>, ko igralec ne teče</w:t>
+      </w:r>
+      <w:r>
+        <w:t>.</w:t>
+      </w:r>
+      <w:r>
+        <w:t xml:space="preserve"> Naslednja pomembna mehanika je </w:t>
+      </w:r>
+      <w:r>
+        <w:t>pobiranje</w:t>
+      </w:r>
+      <w:r>
+        <w:t xml:space="preserve"> in </w:t>
+      </w:r>
+      <w:r>
+        <w:t>hranjenje najdenih uporabnih predmetov v svojih rokah.</w:t>
+      </w:r>
+      <w:r>
+        <w:t xml:space="preserve"> Seveda mora igralec imeti tudi sposobnost uporabe teh predmetov.</w:t>
+      </w:r>
+      <w:r>
+        <w:t xml:space="preserve"> </w:t>
+      </w:r>
+    </w:p>
+    <w:p>
+      <w:pPr>
+        <w:pStyle w:val="Heading3"/>
+        <w:numPr>
+          <w:ilvl w:val="2"/>
+          <w:numId w:val="13"/>
+        </w:numPr>
+      </w:pPr>
+      <w:bookmarkStart w:id="6" w:name="_Toc195604132"/>
+      <w:r>
+        <w:t>Mehanike robota</w:t>
+      </w:r>
+      <w:bookmarkEnd w:id="6"/>
+    </w:p>
+    <w:p>
+      <w:pPr>
+        <w:ind w:left="360"/>
+      </w:pPr>
+      <w:r>
+        <w:t>Glavna mehanika robota je njegova umetna inteligenca.</w:t>
+      </w:r>
+      <w:r>
+        <w:t xml:space="preserve"> Robot se zna premikati po prostoru med ključnimi točkami.</w:t>
+      </w:r>
+      <w:r>
+        <w:t xml:space="preserve"> Ko robot v svojem snopu svetlobe zazna igralca, preneha</w:t>
+      </w:r>
+      <w:r>
+        <w:t xml:space="preserve"> </w:t>
+      </w:r>
+      <w:r>
+        <w:t>premikanje med ključnimi vnaprej določenimi točkami in zač</w:t>
+      </w:r>
+      <w:r>
+        <w:t>ne</w:t>
+      </w:r>
+      <w:r>
+        <w:t xml:space="preserve"> loviti igralca.</w:t>
+      </w:r>
+      <w:r>
+        <w:t xml:space="preserve"> </w:t>
+      </w:r>
+      <w:r>
+        <w:t xml:space="preserve">Ko igralca ne vidi več, se zavrti okoli </w:t>
+      </w:r>
+      <w:r>
+        <w:t>za 360 stopinj okoli sebe</w:t>
+      </w:r>
+      <w:r>
+        <w:t xml:space="preserve"> </w:t>
+      </w:r>
+      <w:r>
+        <w:t>in poskuša igralca še zadnjič najti.</w:t>
+      </w:r>
+      <w:r>
+        <w:t xml:space="preserve"> </w:t>
+      </w:r>
+    </w:p>
+    <w:p>
+      <w:pPr>
+        <w:ind w:left="360"/>
+      </w:pPr>
+      <w:r>
+        <w:t>Ključen del, ki robotu doda bolj zanimivo vrednost kot nasprotniku, je njegov spremenljiv šop svetlobe.</w:t>
+      </w:r>
+      <w:r>
+        <w:t xml:space="preserve"> Ko samo patruljira med točkami, </w:t>
+      </w:r>
+      <w:r>
+        <w:t>j</w:t>
+      </w:r>
+      <w:r>
+        <w:t>e njegov šop svetlobe srednje dolg in srednje širok.</w:t>
+      </w:r>
+      <w:r>
+        <w:t xml:space="preserve"> Ko igralca opazi, se njegov šop svetloba skrajša in postane širši. To mu pomaga pri sledenju igralcu.</w:t>
+      </w:r>
+      <w:r>
+        <w:t xml:space="preserve"> </w:t>
+      </w:r>
+      <w:r>
+        <w:t xml:space="preserve">Ko igralca izgubi in naredi obrat okoli sebe, je njegov šop svetlobe zelo dolg in ozek. </w:t>
+      </w:r>
+    </w:p>
+    <w:p>
+      <w:pPr>
+        <w:pStyle w:val="Heading3"/>
+        <w:numPr>
+          <w:ilvl w:val="2"/>
+          <w:numId w:val="13"/>
+        </w:numPr>
+      </w:pPr>
+      <w:bookmarkStart w:id="7" w:name="_Toc195604133"/>
+      <w:r>
+        <w:t xml:space="preserve">Mehanike </w:t>
+      </w:r>
+      <w:r>
+        <w:t>predmetov</w:t>
+      </w:r>
+      <w:bookmarkEnd w:id="7"/>
+    </w:p>
+    <w:p>
+      <w:pPr>
+        <w:ind w:left="360"/>
+      </w:pPr>
+      <w:r>
+        <w:t xml:space="preserve">Pod mehanike </w:t>
+      </w:r>
+      <w:r>
+        <w:t>predm</w:t>
+      </w:r>
+      <w:r>
+        <w:t>etov</w:t>
+      </w:r>
+      <w:r>
+        <w:t xml:space="preserve"> spadajo vse mehanike, ki so potrebne za delovanje</w:t>
+      </w:r>
+      <w:r>
+        <w:t xml:space="preserve"> predmetov v okolju</w:t>
+      </w:r>
+      <w:r>
+        <w:t>.</w:t>
+      </w:r>
+      <w:r>
+        <w:t xml:space="preserve"> </w:t>
+      </w:r>
+    </w:p>
+    <w:p>
+      <w:pPr>
+        <w:ind w:left="360"/>
+      </w:pPr>
+      <w:r>
+        <w:t>Glavn</w:t>
+      </w:r>
+      <w:r>
+        <w:t>a mehanika</w:t>
+      </w:r>
+      <w:r>
+        <w:t xml:space="preserve">, ki deluje z igralčevo mehaniko interakcije, </w:t>
+      </w:r>
+      <w:r>
+        <w:t>je ta ki določi kaj se bo zgodilo ko igralec uporabi določen predmet</w:t>
+      </w:r>
+      <w:r>
+        <w:t xml:space="preserve"> (npr. </w:t>
+      </w:r>
+      <w:r>
+        <w:t xml:space="preserve">ko igralec </w:t>
+      </w:r>
+      <w:proofErr w:type="spellStart"/>
+      <w:r>
+        <w:t>interaktira</w:t>
+      </w:r>
+      <w:proofErr w:type="spellEnd"/>
+      <w:r>
+        <w:t xml:space="preserve"> z vrati, se morajo ta premakniti</w:t>
+      </w:r>
+      <w:r>
+        <w:t>)</w:t>
+      </w:r>
+      <w:r>
+        <w:t>.</w:t>
+      </w:r>
+      <w:r>
+        <w:t xml:space="preserve"> Ta mehanika je prisotna povsod, kjer igralec uporablja katerekoli predmete v zaporu.</w:t>
+      </w:r>
+    </w:p>
+    <w:p>
+      <w:pPr>
+        <w:pStyle w:val="Heading3"/>
+        <w:numPr>
+          <w:ilvl w:val="2"/>
+          <w:numId w:val="13"/>
+        </w:numPr>
+      </w:pPr>
+      <w:bookmarkStart w:id="8" w:name="_Toc195604134"/>
+      <w:r>
+        <w:t>Mehanika uporabniškega vmesnika</w:t>
+      </w:r>
+      <w:bookmarkEnd w:id="8"/>
+    </w:p>
+    <w:p>
+      <w:pPr>
+        <w:ind w:left="360"/>
+      </w:pPr>
+      <w:r>
+        <w:t>Prva stvar, s katero se sreča igralec, ko zažene igro, je glavni meni. Na tem meniju ima igralec različne možnosti. Te so možnost začetka igre, možnost nastavitev in prikaza kontrol in izhod iz igre. V zavihku za nastavitve, so nastavitve zvoka, ki se morajo ohraniti tudi po tem ko je igralec začel igro.</w:t>
+      </w:r>
+      <w:r>
+        <w:t xml:space="preserve"> </w:t>
+      </w:r>
+    </w:p>
+    <w:p>
+      <w:pPr>
+        <w:ind w:left="360"/>
+      </w:pPr>
+      <w:r>
+        <w:t>Igralec ima ob igranju na zaslonu prikazano število nabojev za puško</w:t>
+      </w:r>
+      <w:r>
+        <w:t xml:space="preserve"> in </w:t>
+      </w:r>
+      <w:r>
+        <w:t xml:space="preserve">koliko </w:t>
+      </w:r>
+      <w:r>
+        <w:t>časa še lahko teče.</w:t>
+      </w:r>
+      <w:r>
+        <w:t xml:space="preserve"> Tako je stalno informiran o pomembnih podatkih.</w:t>
+      </w:r>
+      <w:r>
+        <w:t xml:space="preserve"> Ki jih potrebuje za beg pred robotom.</w:t>
+      </w:r>
+      <w:r>
+        <w:t xml:space="preserve"> </w:t>
+      </w:r>
+    </w:p>
+    <w:p>
+      <w:pPr>
+        <w:pStyle w:val="Heading2"/>
+      </w:pPr>
+      <w:bookmarkStart w:id="9" w:name="_Toc195604135"/>
+      <w:r>
+        <w:lastRenderedPageBreak/>
+        <w:t>Uporabljena orodja</w:t>
+      </w:r>
+      <w:bookmarkEnd w:id="9"/>
+    </w:p>
+    <w:p>
+      <w:pPr>
+        <w:ind w:left="360"/>
+      </w:pPr>
+      <w:r>
+        <w:t>Za izdelavo izdelka sem uporabil</w:t>
+      </w:r>
+      <w:r>
+        <w:t xml:space="preserve"> </w:t>
+      </w:r>
+      <w:r>
+        <w:t xml:space="preserve">različne </w:t>
+      </w:r>
+      <w:r>
+        <w:t>računalnišk</w:t>
+      </w:r>
+      <w:r>
+        <w:t xml:space="preserve">e </w:t>
+      </w:r>
+      <w:r>
+        <w:t>program</w:t>
+      </w:r>
+      <w:r>
+        <w:t>e</w:t>
+      </w:r>
+      <w:r>
+        <w:t>, ki s</w:t>
+      </w:r>
+      <w:r>
+        <w:t xml:space="preserve">o </w:t>
+      </w:r>
+      <w:r>
+        <w:t xml:space="preserve">mi </w:t>
+      </w:r>
+      <w:r>
+        <w:t xml:space="preserve">neposredno </w:t>
+      </w:r>
+      <w:r>
+        <w:t>pomagal</w:t>
+      </w:r>
+      <w:r>
+        <w:t>i</w:t>
+      </w:r>
+      <w:r>
+        <w:t xml:space="preserve"> pri izdelavi zaključenega projekta</w:t>
+      </w:r>
+      <w:r>
+        <w:t>.</w:t>
+      </w:r>
+    </w:p>
+    <w:p>
+      <w:pPr>
+        <w:pStyle w:val="Heading3"/>
+        <w:numPr>
+          <w:ilvl w:val="2"/>
+          <w:numId w:val="13"/>
+        </w:numPr>
+      </w:pPr>
+      <w:bookmarkStart w:id="10" w:name="_Toc195604136"/>
+      <w:proofErr w:type="spellStart"/>
+      <w:r>
+        <w:t>Unity</w:t>
+      </w:r>
+      <w:proofErr w:type="spellEnd"/>
+      <w:r>
+        <w:t xml:space="preserve"> 2022 LTS</w:t>
+      </w:r>
+      <w:bookmarkEnd w:id="10"/>
+    </w:p>
+    <w:p>
+      <w:pPr>
+        <w:ind w:left="360"/>
+      </w:pPr>
+      <w:r>
+        <w:t xml:space="preserve">Glavno orodje, ki sem ga uporabil je </w:t>
+      </w:r>
+      <w:r>
+        <w:t xml:space="preserve">zmogljivo in vsestransko okolje za razvoj iger (ang. </w:t>
+      </w:r>
+      <w:r>
+        <w:t>g</w:t>
+      </w:r>
+      <w:r>
+        <w:t xml:space="preserve">ame </w:t>
+      </w:r>
+      <w:proofErr w:type="spellStart"/>
+      <w:r>
+        <w:t>engine</w:t>
+      </w:r>
+      <w:proofErr w:type="spellEnd"/>
+      <w:r>
+        <w:t>)</w:t>
+      </w:r>
+      <w:r>
+        <w:t>, ki omogoča izdelavo 2D in 3D aplikacij na različnih platformah, kot so Windows, Androi</w:t>
       </w:r>
       <w:r>
         <w:t>d</w:t>
       </w:r>
-      <w:bookmarkEnd w:id="1"/>
-    </w:p>
-    <w:p>
-      <w:r>
-        <w:t>Odločil sem se za videoigro, saj</w:t>
-      </w:r>
-      <w:r>
-        <w:t xml:space="preserve"> menim</w:t>
-      </w:r>
-      <w:r>
-        <w:t xml:space="preserve"> da </w:t>
-      </w:r>
-      <w:r>
-        <w:t xml:space="preserve">razvoj igre združuje </w:t>
-      </w:r>
-      <w:r>
-        <w:t>različna področja znan</w:t>
-      </w:r>
-      <w:r>
-        <w:t>j</w:t>
-      </w:r>
-      <w:r>
-        <w:t>a računalništva in programiranja z drugimi veščinami, kot so logično razmišljanje, načrtovanje uporabniške izkušnje, umetniško izražanje in tehnična izvedba.</w:t>
-      </w:r>
-      <w:r>
-        <w:t xml:space="preserve"> Videoigre predstavljajo odlično priložnost za uporabo pridobljenega znanja v praksi, saj vključujejo delo z grafiko, zvokom, fizikalnimi sistemi, algoritmi ter uporabniškim vmesnikom. </w:t>
-      </w:r>
-    </w:p>
-    <w:p>
-      <w:pPr>
+      <w:r>
+        <w:t xml:space="preserve">, </w:t>
+      </w:r>
+      <w:proofErr w:type="spellStart"/>
+      <w:r>
+        <w:t>iOS</w:t>
+      </w:r>
+      <w:proofErr w:type="spellEnd"/>
+      <w:r>
+        <w:t xml:space="preserve">, </w:t>
+      </w:r>
+      <w:proofErr w:type="spellStart"/>
+      <w:r>
+        <w:t>WebGL</w:t>
+      </w:r>
+      <w:proofErr w:type="spellEnd"/>
+      <w:r>
+        <w:t>, konzole in druge.</w:t>
+      </w:r>
+      <w:r>
+        <w:t xml:space="preserve"> Zaradi svoje prilagodljivosti, široke podpore in obsežne dokumentacije je ena izmed najbolj priljubljenih izbir med neodvisnimi razvijalci iger </w:t>
+      </w:r>
+      <w:r>
+        <w:t>in profesionalnimi studi</w:t>
+      </w:r>
+      <w:r>
+        <w:t>i.</w:t>
+      </w:r>
+    </w:p>
+    <w:p>
+      <w:pPr>
+        <w:ind w:left="360"/>
+      </w:pPr>
+      <w:proofErr w:type="spellStart"/>
+      <w:r>
+        <w:t>Unity</w:t>
+      </w:r>
+      <w:proofErr w:type="spellEnd"/>
+      <w:r>
+        <w:t xml:space="preserve"> omogoča vizualno urejanje prizorišč preko svojega urejevalnika</w:t>
+      </w:r>
+      <w:r>
+        <w:t>, kjer lahko razvijalec postavlja objekte, svetlobne vire, kamere, skripte in druge komponente.</w:t>
+      </w:r>
+      <w:r>
+        <w:t xml:space="preserve"> Poleg tega omogoča zelo močan fizikalni pogon, ki omogoča simulacijo gibanja, trkov, gravitacije in drugih pojavov.</w:t>
+      </w:r>
+      <w:r>
+        <w:t xml:space="preserve"> </w:t>
+      </w:r>
+    </w:p>
+    <w:p>
+      <w:pPr>
+        <w:ind w:left="360"/>
+      </w:pPr>
+      <w:r>
+        <w:t xml:space="preserve">Zelo pomembna lastnost </w:t>
+      </w:r>
+      <w:proofErr w:type="spellStart"/>
+      <w:r>
+        <w:t>Unityja</w:t>
+      </w:r>
+      <w:proofErr w:type="spellEnd"/>
+      <w:r>
+        <w:t xml:space="preserve"> je njegova </w:t>
+      </w:r>
+      <w:proofErr w:type="spellStart"/>
+      <w:r>
+        <w:t>podpra</w:t>
+      </w:r>
+      <w:proofErr w:type="spellEnd"/>
+      <w:r>
+        <w:t xml:space="preserve"> C# »</w:t>
+      </w:r>
+      <w:proofErr w:type="spellStart"/>
+      <w:r>
+        <w:t>skriptiranju</w:t>
+      </w:r>
+      <w:proofErr w:type="spellEnd"/>
+      <w:r>
+        <w:t>«, kar razvijalcu omogoča popoln nadzor nad logiko igre in obnaša jem posameznih objektov.</w:t>
+      </w:r>
+      <w:r>
+        <w:t xml:space="preserve"> </w:t>
+      </w:r>
+    </w:p>
+    <w:p>
+      <w:pPr>
+        <w:ind w:left="360"/>
+      </w:pPr>
+      <w:proofErr w:type="spellStart"/>
+      <w:r>
+        <w:t>Unity</w:t>
+      </w:r>
+      <w:proofErr w:type="spellEnd"/>
+      <w:r>
+        <w:t xml:space="preserve"> vsebuje tudi široko knjižnico brezplačnih in plačljivih sredstev</w:t>
+      </w:r>
+      <w:r>
+        <w:t xml:space="preserve"> (</w:t>
+      </w:r>
+      <w:r>
+        <w:t>predvsem 3D modelov</w:t>
+      </w:r>
+      <w:r>
+        <w:t>),</w:t>
+      </w:r>
+      <w:r>
+        <w:t xml:space="preserve"> kjer razvijalci med sabo delijo že pripravljene modele, skripte, zvočne efekte, animacije in druga sredstva, kar zelo pospeši razvoj videoigre.</w:t>
+      </w:r>
+      <w:r>
+        <w:t xml:space="preserve"> Vsa sredstva, za katere imamo licenco</w:t>
+      </w:r>
+      <w:r>
+        <w:t xml:space="preserve">, lahko </w:t>
+      </w:r>
+      <w:r>
+        <w:t xml:space="preserve">preprosto </w:t>
+      </w:r>
+      <w:r>
+        <w:t>dodamo v naš projekt</w:t>
+      </w:r>
+      <w:r>
+        <w:t xml:space="preserve"> brez vmesnih korakov.</w:t>
+      </w:r>
+      <w:r>
+        <w:t xml:space="preserve"> </w:t>
+      </w:r>
+    </w:p>
+    <w:p>
+      <w:pPr>
+        <w:ind w:left="360"/>
+      </w:pPr>
+      <w:r>
+        <w:t xml:space="preserve">Odločil sem se za različico 2022 LTS (LTS – </w:t>
+      </w:r>
+      <w:proofErr w:type="spellStart"/>
+      <w:r>
+        <w:t>long</w:t>
+      </w:r>
+      <w:proofErr w:type="spellEnd"/>
+      <w:r>
+        <w:t xml:space="preserve"> term </w:t>
+      </w:r>
+      <w:proofErr w:type="spellStart"/>
+      <w:r>
+        <w:t>support</w:t>
+      </w:r>
+      <w:proofErr w:type="spellEnd"/>
+      <w:r>
+        <w:t xml:space="preserve">), saj je že dolgo v uporabi in ima ogromno podpore in dokumentacije in je tudi zadnja LTS izdaja. </w:t>
+      </w:r>
+    </w:p>
+    <w:p>
+      <w:pPr>
+        <w:ind w:left="360"/>
+      </w:pPr>
+    </w:p>
+    <w:p>
+      <w:pPr>
+        <w:pStyle w:val="Heading3"/>
+        <w:numPr>
+          <w:ilvl w:val="2"/>
+          <w:numId w:val="13"/>
+        </w:numPr>
+      </w:pPr>
+      <w:bookmarkStart w:id="11" w:name="_Toc195604137"/>
+      <w:proofErr w:type="spellStart"/>
+      <w:r>
+        <w:t>Visual</w:t>
+      </w:r>
+      <w:proofErr w:type="spellEnd"/>
+      <w:r>
+        <w:t xml:space="preserve"> </w:t>
+      </w:r>
+      <w:r>
+        <w:t>S</w:t>
+      </w:r>
+      <w:r>
+        <w:t>tudi</w:t>
+      </w:r>
+      <w:r>
+        <w:t>o</w:t>
+      </w:r>
+      <w:r>
+        <w:t xml:space="preserve"> 20</w:t>
+      </w:r>
+      <w:r>
+        <w:t>19</w:t>
+      </w:r>
+      <w:bookmarkEnd w:id="11"/>
+    </w:p>
+    <w:p>
+      <w:pPr>
+        <w:ind w:left="360"/>
         <w:jc w:val="left"/>
       </w:pPr>
-      <w:r>
-        <w:t xml:space="preserve">Igra je izdelana v tridimenzionalnem okolju, saj so mi kot igralcu in razvijalcu takšne igre bolj všeč. Odločil sem se za </w:t>
-      </w:r>
       <w:proofErr w:type="spellStart"/>
       <w:r>
-        <w:t>enoigralsko</w:t>
+        <w:t>Visual</w:t>
       </w:r>
       <w:proofErr w:type="spellEnd"/>
       <w:r>
-        <w:t xml:space="preserve"> zasnovo, ker sem se želel osredotočiti predvsem na logiko igranja, vizualno podobo ter mehanike igre, namesto na kompleksno implementacijo </w:t>
+        <w:t xml:space="preserve"> studio je integrirano razvojno okolje (IDE), ki ga razvija Microsoft. Uporablja se za pisanje, urejanje, pregledovanje in </w:t>
       </w:r>
       <w:proofErr w:type="spellStart"/>
       <w:r>
-        <w:t>večigralske</w:t>
+        <w:t>razhroščevanje</w:t>
       </w:r>
       <w:proofErr w:type="spellEnd"/>
       <w:r>
-        <w:t xml:space="preserve"> funkcionalnosti.</w:t>
-      </w:r>
-    </w:p>
-    <w:p>
-      <w:pPr>
+        <w:t xml:space="preserve"> kode v različnih programskih jezikih. V pogonu </w:t>
+      </w:r>
+      <w:proofErr w:type="spellStart"/>
+      <w:r>
+        <w:t>Unity</w:t>
+      </w:r>
+      <w:proofErr w:type="spellEnd"/>
+      <w:r>
+        <w:t xml:space="preserve"> je </w:t>
+      </w:r>
+      <w:proofErr w:type="spellStart"/>
+      <w:r>
+        <w:t>Visual</w:t>
+      </w:r>
+      <w:proofErr w:type="spellEnd"/>
+      <w:r>
+        <w:t xml:space="preserve"> Studio nastavljen kot privzeti urejevalnik</w:t>
+      </w:r>
+      <w:r>
+        <w:t>. Uporablja se ga za pisanje C# skript, ki se uporabljajo za implementacijo logike.</w:t>
+      </w:r>
+    </w:p>
+    <w:p>
+      <w:pPr>
+        <w:ind w:left="360"/>
         <w:jc w:val="left"/>
       </w:pPr>
       <w:r>
-        <w:t xml:space="preserve">Igra temelji na temačnem, napetem vzdušju, kjer se igralec prebudi v </w:t>
-      </w:r>
-      <w:r>
-        <w:t xml:space="preserve">zaporu </w:t>
-      </w:r>
-      <w:r>
-        <w:t>brez spomina in mora z reševanjem ugank ter izogibanjem svetlobnim pastem najti pot na prostost. Eden ključnih elementov igre je svetloba – šibka svetloba nasprotniku</w:t>
-      </w:r>
-      <w:r>
-        <w:t xml:space="preserve"> (robotu)</w:t>
-      </w:r>
-      <w:r>
-        <w:t xml:space="preserve"> razkrije igralčevo lokacijo, medtem ko močna svetloba igralca takoj uniči. Glavni cilj igre je uspešno pobegniti iz </w:t>
-      </w:r>
-      <w:r>
-        <w:t>zapora</w:t>
-      </w:r>
-      <w:r>
-        <w:t xml:space="preserve"> z</w:t>
-      </w:r>
-      <w:r>
-        <w:t xml:space="preserve"> reševanjem ugank</w:t>
-      </w:r>
-      <w:r>
-        <w:t>,</w:t>
-      </w:r>
-      <w:r>
-        <w:t xml:space="preserve"> uporabo</w:t>
-      </w:r>
-      <w:r>
-        <w:t xml:space="preserve"> skrivalnih taktik in pozornega raziskovanja okolja.</w:t>
-      </w:r>
-      <w:r>
-        <w:br w:type="page"/>
-      </w:r>
-    </w:p>
-    <w:p>
-      <w:pPr>
-        <w:pStyle w:val="Naslov1"/>
+        <w:t>IDE omogoča pametno dopolnjevanje kode (</w:t>
+      </w:r>
+      <w:proofErr w:type="spellStart"/>
+      <w:r>
+        <w:t>IntelliSense</w:t>
+      </w:r>
+      <w:proofErr w:type="spellEnd"/>
+      <w:r>
+        <w:t>), pregled nad sintakso, hitro iskanje napak (</w:t>
+      </w:r>
+      <w:proofErr w:type="spellStart"/>
+      <w:r>
+        <w:t>debugging</w:t>
+      </w:r>
+      <w:proofErr w:type="spellEnd"/>
+      <w:r>
+        <w:t xml:space="preserve">), integracijo z upravljalniki različic (npr. </w:t>
+      </w:r>
+      <w:proofErr w:type="spellStart"/>
+      <w:r>
+        <w:t>Git</w:t>
+      </w:r>
+      <w:proofErr w:type="spellEnd"/>
+      <w:r>
+        <w:t xml:space="preserve">) ter organizirano upravljanje projektnih datotek. </w:t>
+      </w:r>
+      <w:proofErr w:type="spellStart"/>
+      <w:r>
+        <w:t>Visual</w:t>
+      </w:r>
+      <w:proofErr w:type="spellEnd"/>
+      <w:r>
+        <w:t xml:space="preserve"> Studio je tesno integriran z </w:t>
+      </w:r>
+      <w:proofErr w:type="spellStart"/>
+      <w:r>
+        <w:t>Unityjem</w:t>
+      </w:r>
+      <w:proofErr w:type="spellEnd"/>
+      <w:r>
+        <w:t xml:space="preserve">, kar pomeni, da se spremembe v kodi takoj odražajo v pogonu, z napredno podporo za </w:t>
+      </w:r>
+      <w:proofErr w:type="spellStart"/>
+      <w:r>
+        <w:t>Unity</w:t>
+      </w:r>
+      <w:proofErr w:type="spellEnd"/>
+      <w:r>
+        <w:t>-specifične</w:t>
+      </w:r>
+      <w:r>
+        <w:t xml:space="preserve"> funkcije</w:t>
+      </w:r>
+      <w:r>
+        <w:t xml:space="preserve">, kot so </w:t>
+      </w:r>
+      <w:proofErr w:type="spellStart"/>
+      <w:r>
+        <w:t>MonoBehaviour</w:t>
+      </w:r>
+      <w:proofErr w:type="spellEnd"/>
+      <w:r>
+        <w:t xml:space="preserve"> razredi, </w:t>
+      </w:r>
+      <w:proofErr w:type="spellStart"/>
+      <w:r>
+        <w:t>Unity</w:t>
+      </w:r>
+      <w:proofErr w:type="spellEnd"/>
+      <w:r>
+        <w:t xml:space="preserve"> dogodki in </w:t>
+      </w:r>
+      <w:proofErr w:type="spellStart"/>
+      <w:r>
+        <w:t>serializacija</w:t>
+      </w:r>
+      <w:proofErr w:type="spellEnd"/>
+      <w:r>
+        <w:t xml:space="preserve"> objektov.</w:t>
+      </w:r>
+    </w:p>
+    <w:p>
+      <w:pPr>
+        <w:ind w:left="360"/>
+        <w:jc w:val="left"/>
+      </w:pPr>
+      <w:r>
+        <w:t>IDE omogoča pregled nad sintakso, hitro iskanje napak</w:t>
+      </w:r>
+      <w:r>
+        <w:t xml:space="preserve">, </w:t>
+      </w:r>
+      <w:r>
+        <w:t xml:space="preserve">integracijo z upravljalniki različic </w:t>
+      </w:r>
+      <w:r>
+        <w:t xml:space="preserve">(npr. </w:t>
+      </w:r>
+      <w:proofErr w:type="spellStart"/>
+      <w:r>
+        <w:t>Git</w:t>
+      </w:r>
+      <w:proofErr w:type="spellEnd"/>
+      <w:r>
+        <w:t xml:space="preserve">) </w:t>
+      </w:r>
+      <w:r>
+        <w:t xml:space="preserve">ter organizirano upravljanje projektnih datotek. </w:t>
+      </w:r>
+      <w:r>
+        <w:t xml:space="preserve">Spremembe v </w:t>
+      </w:r>
+      <w:r>
+        <w:lastRenderedPageBreak/>
+        <w:t xml:space="preserve">kodi se </w:t>
+      </w:r>
+      <w:r>
+        <w:t>hitro izrazijo tudi v pogonu, tako da lahko razvijanje poteka hitro in nemoteno.</w:t>
+      </w:r>
+      <w:r>
+        <w:t xml:space="preserve"> Ima tudi vgrajeno podporo za specifične funkcije </w:t>
+      </w:r>
+      <w:proofErr w:type="spellStart"/>
+      <w:r>
+        <w:t>Unityja</w:t>
+      </w:r>
+      <w:proofErr w:type="spellEnd"/>
+      <w:r>
+        <w:t xml:space="preserve"> kot so </w:t>
+      </w:r>
+      <w:proofErr w:type="spellStart"/>
+      <w:r>
+        <w:t>naprimer</w:t>
+      </w:r>
+      <w:proofErr w:type="spellEnd"/>
+      <w:r>
+        <w:t xml:space="preserve"> funkcije razreda </w:t>
+      </w:r>
+      <w:proofErr w:type="spellStart"/>
+      <w:r>
+        <w:t>MonoBehaviour</w:t>
+      </w:r>
+      <w:proofErr w:type="spellEnd"/>
+      <w:r>
+        <w:t>.</w:t>
+      </w:r>
+    </w:p>
+    <w:p>
+      <w:pPr>
+        <w:pStyle w:val="Heading3"/>
+        <w:numPr>
+          <w:ilvl w:val="2"/>
+          <w:numId w:val="13"/>
+        </w:numPr>
+      </w:pPr>
+      <w:bookmarkStart w:id="12" w:name="_Toc195604138"/>
+      <w:proofErr w:type="spellStart"/>
+      <w:r>
+        <w:t>GitHub</w:t>
+      </w:r>
+      <w:bookmarkEnd w:id="12"/>
+      <w:proofErr w:type="spellEnd"/>
+      <w:r>
+        <w:t xml:space="preserve"> </w:t>
+      </w:r>
+    </w:p>
+    <w:p>
+      <w:pPr>
+        <w:ind w:left="360"/>
+      </w:pPr>
+      <w:r>
+        <w:t xml:space="preserve">LOREM </w:t>
+      </w:r>
+      <w:commentRangeStart w:id="13"/>
+      <w:r>
+        <w:t>IPSUM</w:t>
+      </w:r>
+      <w:commentRangeEnd w:id="13"/>
+      <w:r>
+        <w:rPr>
+          <w:rStyle w:val="CommentReference"/>
+        </w:rPr>
+        <w:commentReference w:id="13"/>
+      </w:r>
+    </w:p>
+    <w:p>
+      <w:pPr>
+        <w:pStyle w:val="Heading1"/>
         <w:numPr>
           <w:ilvl w:val="0"/>
           <w:numId w:val="13"/>
         </w:numPr>
       </w:pPr>
-      <w:bookmarkStart w:id="2" w:name="_Toc195559131"/>
-      <w:r>
-        <w:lastRenderedPageBreak/>
-        <w:t>Opis projekt</w:t>
-      </w:r>
-      <w:r>
-        <w:t>a</w:t>
-      </w:r>
-      <w:bookmarkEnd w:id="2"/>
-    </w:p>
-    <w:p>
-      <w:pPr>
-        <w:pStyle w:val="Naslov2"/>
-      </w:pPr>
-      <w:bookmarkStart w:id="3" w:name="_Toc195559132"/>
-      <w:r>
-        <w:t>Ključne mehanike</w:t>
-      </w:r>
-      <w:bookmarkEnd w:id="3"/>
-    </w:p>
-    <w:p>
-      <w:pPr>
-        <w:pStyle w:val="Naslov3"/>
-        <w:numPr>
-          <w:ilvl w:val="2"/>
-          <w:numId w:val="13"/>
-        </w:numPr>
-      </w:pPr>
-      <w:bookmarkStart w:id="4" w:name="_Toc195559133"/>
-      <w:r>
-        <w:t>Mehanike igralca</w:t>
-      </w:r>
-      <w:bookmarkEnd w:id="4"/>
+      <w:bookmarkStart w:id="14" w:name="_Toc195604139"/>
+      <w:r>
+        <w:t>Postopek izdelave</w:t>
+      </w:r>
+      <w:bookmarkEnd w:id="14"/>
+    </w:p>
+    <w:p>
+      <w:pPr>
+        <w:pStyle w:val="Heading2"/>
+      </w:pPr>
+      <w:bookmarkStart w:id="15" w:name="_Toc195604140"/>
+      <w:r>
+        <w:t>Načrtovanje</w:t>
+      </w:r>
+      <w:bookmarkEnd w:id="15"/>
     </w:p>
     <w:p>
       <w:pPr>
         <w:ind w:left="360"/>
       </w:pPr>
       <w:r>
-        <w:t>Glavna mehanika, ki jo igralec potrebuje, je premikanje po prostoru</w:t>
-      </w:r>
-      <w:r>
-        <w:t>. Ta mu bo omogočila raziskovanje in odkrivanje.</w:t>
-      </w:r>
-      <w:r>
-        <w:t xml:space="preserve"> Igralec ima možnost počepa, ki mu omogoči, da se skrije za višje predmete, a se premika počasneje in možnost teka, ki</w:t>
-      </w:r>
-      <w:r>
-        <w:t xml:space="preserve"> pa</w:t>
-      </w:r>
-      <w:r>
-        <w:t xml:space="preserve"> se mora </w:t>
-      </w:r>
-      <w:r>
-        <w:t xml:space="preserve">ponovno </w:t>
-      </w:r>
-      <w:r>
-        <w:t>generirati</w:t>
-      </w:r>
-      <w:r>
-        <w:t>, ko igralec ne teče</w:t>
-      </w:r>
+        <w:t xml:space="preserve">Podrobneje bom opisal kako sem se lotil izdelavi videoigre. </w:t>
+      </w:r>
+      <w:r>
+        <w:t>Bolj se bom osredotočil na različne metode in ne toliko na dejanske dele igre.</w:t>
+      </w:r>
+      <w:r>
+        <w:t xml:space="preserve"> Na to se bom osredotočil v naslednjem poglavju.</w:t>
+      </w:r>
+    </w:p>
+    <w:p>
+      <w:pPr>
+        <w:ind w:left="360"/>
+      </w:pPr>
+      <w:r>
+        <w:t>Na začetku sem si zastavil osnovno idejo igre in cilje, ki jih želim z njo doseči.</w:t>
+      </w:r>
+      <w:r>
+        <w:t xml:space="preserve"> </w:t>
+      </w:r>
+      <w:r>
+        <w:t>S tem sem imel kar nekaj problemov, saj si nisem hotel zastaviti nečesa, česar nebom mogel izvesti.</w:t>
+      </w:r>
+      <w:r>
+        <w:t xml:space="preserve"> Idejo sem razvijal okoli ocene svojih zmožnosti in o svoji preferenci za igre.</w:t>
+      </w:r>
+      <w:r>
+        <w:t xml:space="preserve"> </w:t>
+      </w:r>
+    </w:p>
+    <w:p>
+      <w:pPr>
+        <w:ind w:left="360"/>
+      </w:pPr>
+      <w:r>
+        <w:t>Po kar dolgih premislekih sem končno pristal na končno idejo.</w:t>
+      </w:r>
+      <w:r>
+        <w:t xml:space="preserve"> Inspiracijo za igro sem vzel iz različnih prvoosebnih iger iz žanre »</w:t>
+      </w:r>
+      <w:proofErr w:type="spellStart"/>
+      <w:r>
+        <w:t>horror</w:t>
+      </w:r>
+      <w:proofErr w:type="spellEnd"/>
+      <w:r>
+        <w:t xml:space="preserve"> </w:t>
+      </w:r>
+      <w:proofErr w:type="spellStart"/>
+      <w:r>
+        <w:t>survival</w:t>
+      </w:r>
+      <w:proofErr w:type="spellEnd"/>
+      <w:r>
+        <w:t>«.</w:t>
+      </w:r>
+      <w:r>
+        <w:t xml:space="preserve"> </w:t>
+      </w:r>
+      <w:r>
+        <w:t>Mentorju sem oddal dokument, z natančnejšimi opisi funkcionalnost in ostalimi opisi igre.</w:t>
+      </w:r>
+      <w:r>
+        <w:t xml:space="preserve"> Naknadno sem narisal tudi načrt igralnega prostora, vendar se je ta kar zelo spremenil.</w:t>
+      </w:r>
+    </w:p>
+    <w:p>
+      <w:pPr>
+        <w:pStyle w:val="Heading2"/>
+      </w:pPr>
+      <w:bookmarkStart w:id="16" w:name="_Toc195604141"/>
+      <w:r>
+        <w:t xml:space="preserve">Spoznavanje orodja </w:t>
+      </w:r>
+      <w:proofErr w:type="spellStart"/>
+      <w:r>
+        <w:t>Unity</w:t>
+      </w:r>
+      <w:bookmarkEnd w:id="16"/>
+      <w:proofErr w:type="spellEnd"/>
+    </w:p>
+    <w:p>
+      <w:pPr>
+        <w:ind w:left="360"/>
+      </w:pPr>
+      <w:r>
+        <w:t xml:space="preserve">Ker orodja </w:t>
+      </w:r>
+      <w:proofErr w:type="spellStart"/>
+      <w:r>
+        <w:t>Unity</w:t>
+      </w:r>
+      <w:proofErr w:type="spellEnd"/>
+      <w:r>
+        <w:t xml:space="preserve"> v takšni meri, kot sem rabil uporabljati za ta izdelek, še nisem uporabljal, sem se z njim seznanil preko videoposnetkov iz </w:t>
+      </w:r>
+      <w:r>
+        <w:t xml:space="preserve">spletne </w:t>
+      </w:r>
+      <w:r>
+        <w:t>platforme YouTube</w:t>
+      </w:r>
+      <w:r>
+        <w:t xml:space="preserve"> </w:t>
+      </w:r>
+      <w:r>
+        <w:t>ter z uporabo</w:t>
+      </w:r>
+      <w:r>
+        <w:t xml:space="preserve"> umetne inteligence </w:t>
+      </w:r>
+      <w:proofErr w:type="spellStart"/>
+      <w:r>
+        <w:t>ChatGPT</w:t>
+      </w:r>
+      <w:proofErr w:type="spellEnd"/>
       <w:r>
         <w:t>.</w:t>
       </w:r>
       <w:r>
-        <w:t xml:space="preserve"> Naslednja pomembna mehanika je </w:t>
-      </w:r>
-      <w:r>
-        <w:t>pobiranje</w:t>
-      </w:r>
-      <w:r>
-        <w:t xml:space="preserve"> in </w:t>
-      </w:r>
-      <w:r>
-        <w:t>hranjenje najdenih uporabnih predmetov v svojih rokah.</w:t>
-      </w:r>
-      <w:r>
-        <w:t xml:space="preserve"> Seveda mora igralec imeti tudi sposobnost uporabe teh predmetov.</w:t>
-      </w:r>
-      <w:r>
         <w:t xml:space="preserve"> </w:t>
       </w:r>
-    </w:p>
-    <w:p>
-      <w:pPr>
-        <w:pStyle w:val="Naslov3"/>
-        <w:numPr>
-          <w:ilvl w:val="2"/>
-          <w:numId w:val="13"/>
-        </w:numPr>
-      </w:pPr>
-      <w:bookmarkStart w:id="5" w:name="_Toc195559134"/>
-      <w:r>
-        <w:t>Mehanike robota</w:t>
-      </w:r>
-      <w:bookmarkEnd w:id="5"/>
+      <w:r>
+        <w:t>Ti viri so mi omogočili da</w:t>
+      </w:r>
+      <w:r>
+        <w:t xml:space="preserve"> sem</w:t>
+      </w:r>
+      <w:r>
+        <w:t xml:space="preserve"> se hitro naučil osnovnih principov delovanja orodja</w:t>
+      </w:r>
+      <w:r>
+        <w:t xml:space="preserve"> in uporabe skript v jeziku C# ter različnih </w:t>
+      </w:r>
+      <w:proofErr w:type="spellStart"/>
+      <w:r>
+        <w:t>Unityjevih</w:t>
+      </w:r>
+      <w:proofErr w:type="spellEnd"/>
+      <w:r>
+        <w:t xml:space="preserve"> razredov</w:t>
+      </w:r>
+      <w:r>
+        <w:t xml:space="preserve"> in metod</w:t>
+      </w:r>
+      <w:r>
+        <w:t xml:space="preserve">. </w:t>
+      </w:r>
+      <w:r>
+        <w:t>Z njihovo pomočjo sem lahko vzpostavil nekaj začetnih funkcionalnosti, ki so bile ključne za nadaljnji razvoj igre.</w:t>
+      </w:r>
     </w:p>
     <w:p>
       <w:pPr>
         <w:ind w:left="360"/>
       </w:pPr>
       <w:r>
-        <w:t>Glavna mehanika robota je njegova umetna inteligenca.</w:t>
-      </w:r>
-      <w:r>
-        <w:t xml:space="preserve"> Robot se zna premikati po prostoru med ključnimi točkami.</w:t>
-      </w:r>
-      <w:r>
-        <w:t xml:space="preserve"> Ko robot v svojem snopu svetlobe zazna igralca, preneha</w:t>
+        <w:t>Najbolj pomembn</w:t>
+      </w:r>
+      <w:r>
+        <w:t>a naloga</w:t>
+      </w:r>
+      <w:r>
+        <w:t xml:space="preserve"> je bil</w:t>
+      </w:r>
+      <w:r>
+        <w:t>a implementacij</w:t>
+      </w:r>
+      <w:r>
+        <w:t xml:space="preserve">a </w:t>
+      </w:r>
+      <w:r>
+        <w:t>premikanje igralca.</w:t>
       </w:r>
       <w:r>
         <w:t xml:space="preserve"> </w:t>
       </w:r>
       <w:r>
-        <w:t>premikanje med ključnimi vnaprej določenimi točkami in zač</w:t>
-      </w:r>
-      <w:r>
-        <w:t>ne</w:t>
-      </w:r>
-      <w:r>
-        <w:t xml:space="preserve"> loviti igralca.</w:t>
-      </w:r>
-      <w:r>
-        <w:t xml:space="preserve"> </w:t>
-      </w:r>
-      <w:r>
-        <w:t xml:space="preserve">Ko igralca ne vidi več, se zavrti okoli </w:t>
-      </w:r>
-      <w:r>
-        <w:t>za 360 stopinj okoli sebe</w:t>
-      </w:r>
-      <w:r>
-        <w:t xml:space="preserve"> </w:t>
-      </w:r>
-      <w:r>
-        <w:t>in poskuša igralca še zadnjič najti.</w:t>
-      </w:r>
-      <w:r>
-        <w:t xml:space="preserve"> </w:t>
+        <w:t>To je predstavljalo osnovo za testiranje drugih mehanik, kot so interakcija s predmeti, zaznavanje svetlobe in delovanje sovražnika.</w:t>
+      </w:r>
+      <w:r>
+        <w:t xml:space="preserve"> Ko sem pridobil več znanja in boljše razumevanje principov objektno usmerjenega programiranja znotraj </w:t>
+      </w:r>
+      <w:proofErr w:type="spellStart"/>
+      <w:r>
+        <w:t>Unity</w:t>
+      </w:r>
+      <w:proofErr w:type="spellEnd"/>
+      <w:r>
+        <w:t>-ja, sem vse začetne skripte preuredil ali jih povsem na novo napisal. Na ta način sem jih prilagodil svojemu načinu kodiranja in zagotovil, da so delovale usklajeno z ostalimi funkcionalnostmi igre.</w:t>
       </w:r>
     </w:p>
     <w:p>
@@ -2416,939 +3300,25 @@
         <w:ind w:left="360"/>
       </w:pPr>
       <w:r>
-        <w:t>Ključen del, ki robotu doda bolj zanimivo vrednost kot nasprotniku, je njegov spremenljiv šop svetlobe.</w:t>
-      </w:r>
-      <w:r>
-        <w:t xml:space="preserve"> Ko samo patruljira med točkami, </w:t>
-      </w:r>
-      <w:r>
-        <w:t>j</w:t>
-      </w:r>
-      <w:r>
-        <w:t>e njegov šop svetlobe srednje dolg in srednje širok.</w:t>
-      </w:r>
-      <w:r>
-        <w:t xml:space="preserve"> Ko igralca opazi, se njegov šop svetloba skrajša in postane širši. To mu pomaga pri sledenju igralcu.</w:t>
-      </w:r>
-      <w:r>
-        <w:t xml:space="preserve"> </w:t>
-      </w:r>
-      <w:r>
-        <w:t xml:space="preserve">Ko igralca izgubi in naredi obrat okoli sebe, je njegov šop svetlobe zelo dolg in ozek. </w:t>
-      </w:r>
-    </w:p>
-    <w:p>
-      <w:pPr>
-        <w:pStyle w:val="Naslov3"/>
-        <w:numPr>
-          <w:ilvl w:val="2"/>
-          <w:numId w:val="13"/>
-        </w:numPr>
-      </w:pPr>
-      <w:bookmarkStart w:id="6" w:name="_Toc195559135"/>
-      <w:r>
-        <w:t xml:space="preserve">Mehanike </w:t>
-      </w:r>
-      <w:r>
-        <w:t>predmetov</w:t>
-      </w:r>
-      <w:bookmarkEnd w:id="6"/>
-    </w:p>
-    <w:p>
-      <w:pPr>
-        <w:ind w:left="360"/>
-      </w:pPr>
-      <w:r>
-        <w:t xml:space="preserve">Pod mehanike </w:t>
-      </w:r>
-      <w:r>
-        <w:t>predm</w:t>
-      </w:r>
-      <w:r>
-        <w:t>etov</w:t>
-      </w:r>
-      <w:r>
-        <w:t xml:space="preserve"> spadajo vse mehanike, ki so potrebne za delovanje</w:t>
-      </w:r>
-      <w:r>
-        <w:t xml:space="preserve"> predmetov v okolju</w:t>
+        <w:t>Ta proces sprotnega učenja je bil ključen, saj mi je omogočil, da sem svoje znanje poglobil in ga hkrati uporabljal</w:t>
       </w:r>
       <w:r>
         <w:t>.</w:t>
       </w:r>
-      <w:r>
-        <w:t xml:space="preserve"> </w:t>
-      </w:r>
-    </w:p>
-    <w:p>
-      <w:pPr>
-        <w:ind w:left="360"/>
-      </w:pPr>
-      <w:r>
-        <w:t>Glavn</w:t>
-      </w:r>
-      <w:r>
-        <w:t>a mehanika</w:t>
-      </w:r>
-      <w:r>
-        <w:t xml:space="preserve">, ki deluje z igralčevo mehaniko interakcije, </w:t>
-      </w:r>
-      <w:r>
-        <w:t>je ta ki določi kaj se bo zgodilo ko igralec uporabi določen predmet</w:t>
-      </w:r>
-      <w:r>
-        <w:t xml:space="preserve"> (npr. </w:t>
-      </w:r>
-      <w:r>
-        <w:t xml:space="preserve">ko igralec </w:t>
-      </w:r>
-      <w:proofErr w:type="spellStart"/>
-      <w:r>
-        <w:t>interaktira</w:t>
-      </w:r>
-      <w:proofErr w:type="spellEnd"/>
-      <w:r>
-        <w:t xml:space="preserve"> z vrati, se morajo ta premakniti</w:t>
-      </w:r>
-      <w:r>
-        <w:t>)</w:t>
-      </w:r>
-      <w:r>
-        <w:t>.</w:t>
-      </w:r>
-      <w:r>
-        <w:t xml:space="preserve"> Ta mehanika je prisotna povsod, kjer igralec uporablja katerekoli predmete v zaporu.</w:t>
-      </w:r>
-    </w:p>
-    <w:p>
-      <w:pPr>
-        <w:pStyle w:val="Naslov3"/>
-        <w:numPr>
-          <w:ilvl w:val="2"/>
-          <w:numId w:val="13"/>
-        </w:numPr>
-      </w:pPr>
-      <w:bookmarkStart w:id="7" w:name="_Toc195559136"/>
-      <w:r>
-        <w:t>Mehanika uporabniškega vmesnika</w:t>
-      </w:r>
-      <w:bookmarkEnd w:id="7"/>
-    </w:p>
-    <w:p>
-      <w:pPr>
-        <w:ind w:left="360"/>
-      </w:pPr>
-      <w:r>
-        <w:t>Prva stvar, s katero se sreča igralec, ko zažene igro, je glavni meni. Na tem meniju ima igralec različne možnosti. Te so možnost začetka igre, možnost nastavitev in prikaza kontrol in izhod iz igre. V zavihku za nastavitve, so nastavitve zvoka, ki se morajo ohraniti tudi po tem ko je igralec začel igro.</w:t>
-      </w:r>
-      <w:r>
-        <w:t xml:space="preserve"> </w:t>
-      </w:r>
-    </w:p>
-    <w:p>
-      <w:pPr>
-        <w:ind w:left="360"/>
-      </w:pPr>
-      <w:r>
-        <w:t>Igralec ima ob igranju na zaslonu prikazano število nabojev za puško</w:t>
-      </w:r>
-      <w:r>
-        <w:t xml:space="preserve"> in </w:t>
-      </w:r>
-      <w:r>
-        <w:t xml:space="preserve">koliko </w:t>
-      </w:r>
-      <w:r>
-        <w:t>časa še lahko teče.</w:t>
-      </w:r>
-      <w:r>
-        <w:t xml:space="preserve"> Tako je stalno informiran o pomembnih podatkih.</w:t>
-      </w:r>
-      <w:r>
-        <w:t xml:space="preserve"> Ki jih potrebuje za beg pred robotom.</w:t>
-      </w:r>
-      <w:r>
-        <w:t xml:space="preserve"> </w:t>
-      </w:r>
-    </w:p>
-    <w:p>
-      <w:pPr>
-        <w:pStyle w:val="Naslov2"/>
-      </w:pPr>
-      <w:bookmarkStart w:id="8" w:name="_Toc195559137"/>
-      <w:r>
-        <w:lastRenderedPageBreak/>
-        <w:t>Uporabljena orodja</w:t>
-      </w:r>
-      <w:bookmarkEnd w:id="8"/>
-    </w:p>
-    <w:p>
-      <w:pPr>
-        <w:ind w:left="360"/>
-      </w:pPr>
-      <w:r>
-        <w:t>Za izdelavo izdelka sem uporabil</w:t>
-      </w:r>
-      <w:r>
-        <w:t xml:space="preserve"> </w:t>
-      </w:r>
-      <w:r>
-        <w:t xml:space="preserve">različne </w:t>
-      </w:r>
-      <w:r>
-        <w:t>računalnišk</w:t>
-      </w:r>
-      <w:r>
-        <w:t xml:space="preserve">e </w:t>
-      </w:r>
-      <w:r>
-        <w:t>program</w:t>
-      </w:r>
-      <w:r>
-        <w:t>e</w:t>
-      </w:r>
-      <w:r>
-        <w:t>, ki s</w:t>
-      </w:r>
-      <w:r>
-        <w:t xml:space="preserve">o </w:t>
-      </w:r>
-      <w:r>
-        <w:t xml:space="preserve">mi </w:t>
-      </w:r>
-      <w:r>
-        <w:t xml:space="preserve">neposredno </w:t>
-      </w:r>
-      <w:r>
-        <w:t>pomagal</w:t>
-      </w:r>
-      <w:r>
-        <w:t>i</w:t>
-      </w:r>
-      <w:r>
-        <w:t xml:space="preserve"> pri izdelavi zaključenega projekta</w:t>
-      </w:r>
-      <w:r>
-        <w:t>.</w:t>
-      </w:r>
-    </w:p>
-    <w:p>
-      <w:pPr>
-        <w:pStyle w:val="Naslov3"/>
-        <w:numPr>
-          <w:ilvl w:val="2"/>
-          <w:numId w:val="13"/>
-        </w:numPr>
-      </w:pPr>
-      <w:bookmarkStart w:id="9" w:name="_Toc195559138"/>
-      <w:proofErr w:type="spellStart"/>
-      <w:r>
-        <w:t>Unity</w:t>
-      </w:r>
-      <w:proofErr w:type="spellEnd"/>
-      <w:r>
-        <w:t xml:space="preserve"> 2022 LTS</w:t>
-      </w:r>
-      <w:bookmarkEnd w:id="9"/>
-    </w:p>
-    <w:p>
-      <w:pPr>
-        <w:ind w:left="360"/>
-      </w:pPr>
-      <w:r>
-        <w:t xml:space="preserve">Glavno orodje, ki sem ga uporabil je </w:t>
-      </w:r>
-      <w:r>
-        <w:t xml:space="preserve">zmogljivo in vsestransko okolje za razvoj iger (ang. </w:t>
-      </w:r>
-      <w:r>
-        <w:t>g</w:t>
-      </w:r>
-      <w:r>
-        <w:t xml:space="preserve">ame </w:t>
-      </w:r>
-      <w:proofErr w:type="spellStart"/>
-      <w:r>
-        <w:t>engine</w:t>
-      </w:r>
-      <w:proofErr w:type="spellEnd"/>
-      <w:r>
-        <w:t>)</w:t>
-      </w:r>
-      <w:r>
-        <w:t>, ki omogoča izdelavo 2D in 3D aplikacij na različnih platformah, kot so Windows, Androi</w:t>
-      </w:r>
-      <w:r>
-        <w:t>d</w:t>
-      </w:r>
-      <w:r>
-        <w:t xml:space="preserve">, </w:t>
-      </w:r>
-      <w:proofErr w:type="spellStart"/>
-      <w:r>
-        <w:t>iOS</w:t>
-      </w:r>
-      <w:proofErr w:type="spellEnd"/>
-      <w:r>
-        <w:t xml:space="preserve">, </w:t>
-      </w:r>
-      <w:proofErr w:type="spellStart"/>
-      <w:r>
-        <w:t>WebGL</w:t>
-      </w:r>
-      <w:proofErr w:type="spellEnd"/>
-      <w:r>
-        <w:t>, konzole in druge.</w:t>
-      </w:r>
-      <w:r>
-        <w:t xml:space="preserve"> Zaradi svoje prilagodljivosti, široke podpore in obsežne dokumentacije je ena izmed najbolj priljubljenih izbir med neodvisnimi razvijalci iger </w:t>
-      </w:r>
-      <w:r>
-        <w:t>in profesionalnimi studi</w:t>
-      </w:r>
-      <w:r>
-        <w:t>i.</w:t>
-      </w:r>
-    </w:p>
-    <w:p>
-      <w:pPr>
-        <w:ind w:left="360"/>
-      </w:pPr>
-      <w:proofErr w:type="spellStart"/>
-      <w:r>
-        <w:t>Unity</w:t>
-      </w:r>
-      <w:proofErr w:type="spellEnd"/>
-      <w:r>
-        <w:t xml:space="preserve"> omogoča vizualno urejanje prizorišč preko svojega urejevalnika</w:t>
-      </w:r>
-      <w:r>
-        <w:t>, kjer lahko razvijalec postavlja objekte, svetlobne vire, kamere, skripte in druge komponente.</w:t>
-      </w:r>
-      <w:r>
-        <w:t xml:space="preserve"> Poleg tega omogoča zelo močan fizikalni pogon, ki omogoča simulacijo gibanja, trkov, gravitacije in drugih pojavov.</w:t>
-      </w:r>
-      <w:r>
-        <w:t xml:space="preserve"> </w:t>
-      </w:r>
-    </w:p>
-    <w:p>
-      <w:pPr>
-        <w:ind w:left="360"/>
-      </w:pPr>
-      <w:r>
-        <w:t xml:space="preserve">Zelo pomembna lastnost </w:t>
-      </w:r>
-      <w:proofErr w:type="spellStart"/>
-      <w:r>
-        <w:t>Unityja</w:t>
-      </w:r>
-      <w:proofErr w:type="spellEnd"/>
-      <w:r>
-        <w:t xml:space="preserve"> je njegova </w:t>
-      </w:r>
-      <w:proofErr w:type="spellStart"/>
-      <w:r>
-        <w:t>podpra</w:t>
-      </w:r>
-      <w:proofErr w:type="spellEnd"/>
-      <w:r>
-        <w:t xml:space="preserve"> C# »</w:t>
-      </w:r>
-      <w:proofErr w:type="spellStart"/>
-      <w:r>
-        <w:t>skriptiranju</w:t>
-      </w:r>
-      <w:proofErr w:type="spellEnd"/>
-      <w:r>
-        <w:t>«, kar razvijalcu omogoča popoln nadzor nad logiko igre in obnaša jem posameznih objektov.</w:t>
-      </w:r>
-      <w:r>
-        <w:t xml:space="preserve"> </w:t>
-      </w:r>
-    </w:p>
-    <w:p>
-      <w:pPr>
-        <w:ind w:left="360"/>
-      </w:pPr>
-      <w:proofErr w:type="spellStart"/>
-      <w:r>
-        <w:t>Unity</w:t>
-      </w:r>
-      <w:proofErr w:type="spellEnd"/>
-      <w:r>
-        <w:t xml:space="preserve"> vsebuje tudi široko knjižnico brezplačnih in plačljivih sredstev</w:t>
-      </w:r>
-      <w:r>
-        <w:t xml:space="preserve"> (</w:t>
-      </w:r>
-      <w:r>
-        <w:t>predvsem 3D modelov</w:t>
-      </w:r>
-      <w:r>
-        <w:t>),</w:t>
-      </w:r>
-      <w:r>
-        <w:t xml:space="preserve"> kjer razvijalci med sabo delijo že pripravljene modele, skripte, zvočne efekte, animacije in druga sredstva, kar zelo pospeši razvoj videoigre.</w:t>
-      </w:r>
-      <w:r>
-        <w:t xml:space="preserve"> Vsa sredstva, za katere imamo licenco</w:t>
-      </w:r>
-      <w:r>
-        <w:t xml:space="preserve">, lahko </w:t>
-      </w:r>
-      <w:r>
-        <w:t xml:space="preserve">preprosto </w:t>
-      </w:r>
-      <w:r>
-        <w:t>dodamo v naš projekt</w:t>
-      </w:r>
-      <w:r>
-        <w:t xml:space="preserve"> brez vmesnih korakov.</w:t>
-      </w:r>
-      <w:r>
-        <w:t xml:space="preserve"> </w:t>
-      </w:r>
-    </w:p>
-    <w:p>
-      <w:pPr>
-        <w:ind w:left="360"/>
-      </w:pPr>
-      <w:r>
-        <w:t xml:space="preserve">Odločil sem se za različico 2022 LTS (LTS – </w:t>
-      </w:r>
-      <w:proofErr w:type="spellStart"/>
-      <w:r>
-        <w:t>long</w:t>
-      </w:r>
-      <w:proofErr w:type="spellEnd"/>
-      <w:r>
-        <w:t xml:space="preserve"> term </w:t>
-      </w:r>
-      <w:proofErr w:type="spellStart"/>
-      <w:r>
-        <w:t>support</w:t>
-      </w:r>
-      <w:proofErr w:type="spellEnd"/>
-      <w:r>
-        <w:t xml:space="preserve">), saj je že dolgo v uporabi in ima ogromno podpore in dokumentacije in je tudi zadnja LTS izdaja. </w:t>
-      </w:r>
-    </w:p>
-    <w:p>
-      <w:pPr>
-        <w:ind w:left="360"/>
-      </w:pPr>
-    </w:p>
-    <w:p>
-      <w:pPr>
-        <w:pStyle w:val="Naslov3"/>
-        <w:numPr>
-          <w:ilvl w:val="2"/>
-          <w:numId w:val="13"/>
-        </w:numPr>
-      </w:pPr>
-      <w:bookmarkStart w:id="10" w:name="_Toc195559139"/>
-      <w:proofErr w:type="spellStart"/>
-      <w:r>
-        <w:t>Visual</w:t>
-      </w:r>
-      <w:proofErr w:type="spellEnd"/>
-      <w:r>
-        <w:t xml:space="preserve"> </w:t>
-      </w:r>
-      <w:r>
-        <w:t>S</w:t>
-      </w:r>
-      <w:r>
-        <w:t>tudi</w:t>
-      </w:r>
-      <w:r>
-        <w:t>o</w:t>
-      </w:r>
-      <w:r>
-        <w:t xml:space="preserve"> 20</w:t>
-      </w:r>
-      <w:r>
-        <w:t>19</w:t>
-      </w:r>
-      <w:bookmarkEnd w:id="10"/>
-    </w:p>
-    <w:p>
-      <w:pPr>
-        <w:ind w:left="360"/>
+    </w:p>
+    <w:p>
+      <w:pPr>
         <w:jc w:val="left"/>
       </w:pPr>
-      <w:proofErr w:type="spellStart"/>
-      <w:r>
-        <w:t>Visual</w:t>
-      </w:r>
-      <w:proofErr w:type="spellEnd"/>
-      <w:r>
-        <w:t xml:space="preserve"> studio je integrirano razvojno okolje (IDE), ki ga razvija Microsoft. Uporablja se za pisanje, urejanje, pregledovanje in </w:t>
-      </w:r>
-      <w:proofErr w:type="spellStart"/>
-      <w:r>
-        <w:t>razhroščevanje</w:t>
-      </w:r>
-      <w:proofErr w:type="spellEnd"/>
-      <w:r>
-        <w:t xml:space="preserve"> kode v različnih programskih jezikih. V pogonu </w:t>
-      </w:r>
-      <w:proofErr w:type="spellStart"/>
-      <w:r>
-        <w:t>Unity</w:t>
-      </w:r>
-      <w:proofErr w:type="spellEnd"/>
-      <w:r>
-        <w:t xml:space="preserve"> je </w:t>
-      </w:r>
-      <w:proofErr w:type="spellStart"/>
-      <w:r>
-        <w:t>Visual</w:t>
-      </w:r>
-      <w:proofErr w:type="spellEnd"/>
-      <w:r>
-        <w:t xml:space="preserve"> Studio nastavljen kot privzeti urejevalnik</w:t>
-      </w:r>
-      <w:r>
-        <w:t>. Uporablja se ga za pisanje C# skript, ki se uporabljajo za implementacijo logike.</w:t>
-      </w:r>
-    </w:p>
-    <w:p>
-      <w:pPr>
-        <w:ind w:left="360"/>
-        <w:jc w:val="left"/>
-      </w:pPr>
-      <w:r>
-        <w:t>IDE omogoča pametno dopolnjevanje kode (</w:t>
-      </w:r>
-      <w:proofErr w:type="spellStart"/>
-      <w:r>
-        <w:t>IntelliSense</w:t>
-      </w:r>
-      <w:proofErr w:type="spellEnd"/>
-      <w:r>
-        <w:t>), pregled nad sintakso, hitro iskanje napak (</w:t>
-      </w:r>
-      <w:proofErr w:type="spellStart"/>
-      <w:r>
-        <w:t>debugging</w:t>
-      </w:r>
-      <w:proofErr w:type="spellEnd"/>
-      <w:r>
-        <w:t xml:space="preserve">), integracijo z upravljalniki različic (npr. </w:t>
-      </w:r>
-      <w:proofErr w:type="spellStart"/>
-      <w:r>
-        <w:t>Git</w:t>
-      </w:r>
-      <w:proofErr w:type="spellEnd"/>
-      <w:r>
-        <w:t xml:space="preserve">) ter organizirano upravljanje projektnih datotek. </w:t>
-      </w:r>
-      <w:proofErr w:type="spellStart"/>
-      <w:r>
-        <w:t>Visual</w:t>
-      </w:r>
-      <w:proofErr w:type="spellEnd"/>
-      <w:r>
-        <w:t xml:space="preserve"> Studio je tesno integriran z </w:t>
-      </w:r>
-      <w:proofErr w:type="spellStart"/>
-      <w:r>
-        <w:t>Unityjem</w:t>
-      </w:r>
-      <w:proofErr w:type="spellEnd"/>
-      <w:r>
-        <w:t xml:space="preserve">, kar pomeni, da se spremembe v kodi takoj odražajo v pogonu, z napredno podporo za </w:t>
-      </w:r>
-      <w:proofErr w:type="spellStart"/>
-      <w:r>
-        <w:t>Unity</w:t>
-      </w:r>
-      <w:proofErr w:type="spellEnd"/>
-      <w:r>
-        <w:t>-specifične</w:t>
-      </w:r>
-      <w:r>
-        <w:t xml:space="preserve"> funkcije</w:t>
-      </w:r>
-      <w:r>
-        <w:t xml:space="preserve">, kot so </w:t>
-      </w:r>
-      <w:proofErr w:type="spellStart"/>
-      <w:r>
-        <w:t>MonoBehaviour</w:t>
-      </w:r>
-      <w:proofErr w:type="spellEnd"/>
-      <w:r>
-        <w:t xml:space="preserve"> razredi, </w:t>
-      </w:r>
-      <w:proofErr w:type="spellStart"/>
-      <w:r>
-        <w:t>Unity</w:t>
-      </w:r>
-      <w:proofErr w:type="spellEnd"/>
-      <w:r>
-        <w:t xml:space="preserve"> dogodki in </w:t>
-      </w:r>
-      <w:proofErr w:type="spellStart"/>
-      <w:r>
-        <w:t>serializacija</w:t>
-      </w:r>
-      <w:proofErr w:type="spellEnd"/>
-      <w:r>
-        <w:t xml:space="preserve"> objektov.</w:t>
-      </w:r>
-    </w:p>
-    <w:p>
-      <w:pPr>
-        <w:ind w:left="360"/>
-        <w:jc w:val="left"/>
-      </w:pPr>
-      <w:r>
-        <w:t>IDE omogoča pregled nad sintakso, hitro iskanje napak</w:t>
-      </w:r>
-      <w:r>
-        <w:t xml:space="preserve">, </w:t>
-      </w:r>
-      <w:r>
-        <w:t xml:space="preserve">integracijo z upravljalniki različic </w:t>
-      </w:r>
-      <w:r>
-        <w:t xml:space="preserve">(npr. </w:t>
-      </w:r>
-      <w:proofErr w:type="spellStart"/>
-      <w:r>
-        <w:t>Git</w:t>
-      </w:r>
-      <w:proofErr w:type="spellEnd"/>
-      <w:r>
-        <w:t xml:space="preserve">) </w:t>
-      </w:r>
-      <w:r>
-        <w:t xml:space="preserve">ter organizirano upravljanje projektnih datotek. </w:t>
-      </w:r>
-      <w:r>
-        <w:t xml:space="preserve">Spremembe v </w:t>
-      </w:r>
-      <w:r>
-        <w:lastRenderedPageBreak/>
-        <w:t xml:space="preserve">kodi se </w:t>
-      </w:r>
-      <w:r>
-        <w:t>hitro izrazijo tudi v pogonu, tako da lahko razvijanje poteka hitro in nemoteno.</w:t>
-      </w:r>
-      <w:r>
-        <w:t xml:space="preserve"> Ima tudi vgrajeno podporo za specifične funkcije </w:t>
-      </w:r>
-      <w:proofErr w:type="spellStart"/>
-      <w:r>
-        <w:t>Unityja</w:t>
-      </w:r>
-      <w:proofErr w:type="spellEnd"/>
-      <w:r>
-        <w:t xml:space="preserve"> kot so </w:t>
-      </w:r>
-      <w:proofErr w:type="spellStart"/>
-      <w:r>
-        <w:t>naprimer</w:t>
-      </w:r>
-      <w:proofErr w:type="spellEnd"/>
-      <w:r>
-        <w:t xml:space="preserve"> funkcije razreda </w:t>
-      </w:r>
-      <w:proofErr w:type="spellStart"/>
-      <w:r>
-        <w:t>MonoBehaviour</w:t>
-      </w:r>
-      <w:proofErr w:type="spellEnd"/>
-      <w:r>
-        <w:t>.</w:t>
-      </w:r>
-    </w:p>
-    <w:p>
-      <w:pPr>
-        <w:pStyle w:val="Naslov3"/>
-        <w:numPr>
-          <w:ilvl w:val="2"/>
-          <w:numId w:val="13"/>
-        </w:numPr>
-      </w:pPr>
-      <w:bookmarkStart w:id="11" w:name="_Toc195559140"/>
-      <w:proofErr w:type="spellStart"/>
-      <w:r>
-        <w:t>GitHub</w:t>
-      </w:r>
-      <w:bookmarkEnd w:id="11"/>
-      <w:proofErr w:type="spellEnd"/>
-      <w:r>
-        <w:t xml:space="preserve"> </w:t>
-      </w:r>
-    </w:p>
-    <w:p>
-      <w:pPr>
-        <w:ind w:left="360"/>
-      </w:pPr>
-      <w:r>
-        <w:t xml:space="preserve">LOREM </w:t>
-      </w:r>
-      <w:commentRangeStart w:id="12"/>
-      <w:r>
-        <w:t>IPSUM</w:t>
-      </w:r>
-      <w:commentRangeEnd w:id="12"/>
-      <w:r>
-        <w:rPr>
-          <w:rStyle w:val="Pripombasklic"/>
-        </w:rPr>
-        <w:commentReference w:id="12"/>
-      </w:r>
-    </w:p>
-    <w:p>
-      <w:pPr>
-        <w:pStyle w:val="Naslov1"/>
-        <w:numPr>
-          <w:ilvl w:val="0"/>
-          <w:numId w:val="13"/>
-        </w:numPr>
-      </w:pPr>
-      <w:bookmarkStart w:id="13" w:name="_Toc195559141"/>
-      <w:r>
-        <w:t>Postopek izdelave</w:t>
-      </w:r>
-      <w:bookmarkEnd w:id="13"/>
-    </w:p>
-    <w:p>
-      <w:pPr>
-        <w:pStyle w:val="Naslov2"/>
-      </w:pPr>
-      <w:bookmarkStart w:id="14" w:name="_Toc195559142"/>
-      <w:r>
-        <w:t>Načrtovanje</w:t>
-      </w:r>
-      <w:bookmarkEnd w:id="14"/>
-    </w:p>
-    <w:p>
-      <w:pPr>
-        <w:ind w:left="360"/>
-      </w:pPr>
-      <w:r>
-        <w:t xml:space="preserve">Podrobneje bom opisal kako sem se lotil izdelavi videoigre. </w:t>
-      </w:r>
-      <w:r>
-        <w:t>Bolj se bom osredotočil na različne metode in ne toliko na dejanske dele igre.</w:t>
-      </w:r>
-      <w:r>
-        <w:t xml:space="preserve"> Na to se bom osredotočil v naslednjem poglavju.</w:t>
-      </w:r>
-    </w:p>
-    <w:p>
-      <w:pPr>
-        <w:ind w:left="360"/>
-      </w:pPr>
-      <w:r>
-        <w:t>Na začetku sem si zastavil osnovno idejo igre in cilje, ki jih želim z njo doseči.</w:t>
-      </w:r>
-      <w:r>
-        <w:t xml:space="preserve"> </w:t>
-      </w:r>
-      <w:r>
-        <w:t>S tem sem imel kar nekaj problemov, saj si nisem hotel zastaviti nečesa, česar nebom mogel izvesti.</w:t>
-      </w:r>
-      <w:r>
-        <w:t xml:space="preserve"> Idejo sem razvijal okoli ocene svojih zmožnosti in o svoji preferenci za igre.</w:t>
-      </w:r>
-      <w:r>
-        <w:t xml:space="preserve"> </w:t>
-      </w:r>
-    </w:p>
-    <w:p>
-      <w:pPr>
-        <w:ind w:left="360"/>
-      </w:pPr>
-      <w:r>
-        <w:t>Po kar dolgih premislekih sem končno pristal na končno idejo.</w:t>
-      </w:r>
-      <w:r>
-        <w:t xml:space="preserve"> Inspiracijo za igro sem vzel iz različnih prvoosebnih iger iz žanre »</w:t>
-      </w:r>
-      <w:proofErr w:type="spellStart"/>
-      <w:r>
-        <w:t>horror</w:t>
-      </w:r>
-      <w:proofErr w:type="spellEnd"/>
-      <w:r>
-        <w:t xml:space="preserve"> </w:t>
-      </w:r>
-      <w:proofErr w:type="spellStart"/>
-      <w:r>
-        <w:t>survival</w:t>
-      </w:r>
-      <w:proofErr w:type="spellEnd"/>
-      <w:r>
-        <w:t>«.</w:t>
-      </w:r>
-      <w:r>
-        <w:t xml:space="preserve"> </w:t>
-      </w:r>
-      <w:r>
-        <w:t>Mentorju sem oddal dokument, z natančnejšimi opisi funkcionalnost in ostalimi opisi igre.</w:t>
-      </w:r>
-      <w:r>
-        <w:t xml:space="preserve"> Naknadno sem narisal tudi načrt igralnega prostora, vendar se je ta kar zelo spremenil.</w:t>
-      </w:r>
-    </w:p>
-    <w:p>
-      <w:pPr>
-        <w:pStyle w:val="Naslov2"/>
-      </w:pPr>
-      <w:bookmarkStart w:id="15" w:name="_Toc195559143"/>
-      <w:r>
-        <w:t xml:space="preserve">Spoznavanje orodja </w:t>
-      </w:r>
-      <w:proofErr w:type="spellStart"/>
-      <w:r>
-        <w:t>Unity</w:t>
-      </w:r>
-      <w:bookmarkEnd w:id="15"/>
-      <w:proofErr w:type="spellEnd"/>
-    </w:p>
-    <w:p>
-      <w:pPr>
-        <w:ind w:left="360"/>
-      </w:pPr>
-      <w:r>
-        <w:t xml:space="preserve">Ker orodja </w:t>
-      </w:r>
-      <w:proofErr w:type="spellStart"/>
-      <w:r>
-        <w:t>Unity</w:t>
-      </w:r>
-      <w:proofErr w:type="spellEnd"/>
-      <w:r>
-        <w:t xml:space="preserve"> v takšni meri, kot sem rabil uporabljati za ta izdelek, še nisem uporabljal, sem se z njim seznanil preko videoposnetkov iz </w:t>
-      </w:r>
-      <w:r>
-        <w:t xml:space="preserve">spletne </w:t>
-      </w:r>
-      <w:r>
-        <w:t>platforme YouTube</w:t>
-      </w:r>
-      <w:r>
-        <w:t xml:space="preserve"> </w:t>
-      </w:r>
-      <w:r>
-        <w:t>ter z uporabo</w:t>
-      </w:r>
-      <w:r>
-        <w:t xml:space="preserve"> umetne inteligence </w:t>
-      </w:r>
-      <w:proofErr w:type="spellStart"/>
-      <w:r>
-        <w:t>ChatGPT</w:t>
-      </w:r>
-      <w:proofErr w:type="spellEnd"/>
-      <w:r>
-        <w:t>.</w:t>
-      </w:r>
-      <w:r>
-        <w:t xml:space="preserve"> </w:t>
-      </w:r>
-      <w:r>
-        <w:t>Ti viri so mi omogočili da</w:t>
-      </w:r>
-      <w:r>
-        <w:t xml:space="preserve"> sem</w:t>
-      </w:r>
-      <w:r>
-        <w:t xml:space="preserve"> se hitro naučil osnovnih principov delovanja orodja</w:t>
-      </w:r>
-      <w:r>
-        <w:t xml:space="preserve"> in uporabe skript v jeziku C# ter različnih </w:t>
-      </w:r>
-      <w:proofErr w:type="spellStart"/>
-      <w:r>
-        <w:t>Unityjevih</w:t>
-      </w:r>
-      <w:proofErr w:type="spellEnd"/>
-      <w:r>
-        <w:t xml:space="preserve"> razredov</w:t>
-      </w:r>
-      <w:r>
-        <w:t xml:space="preserve"> in metod</w:t>
-      </w:r>
-      <w:r>
-        <w:t xml:space="preserve">. </w:t>
-      </w:r>
-      <w:r>
-        <w:t>Z njihovo pomočjo sem lahko vzpostavil nekaj začetnih funkcionalnosti, ki so bile ključne za nadaljnji razvoj igre.</w:t>
-      </w:r>
-    </w:p>
-    <w:p>
-      <w:pPr>
-        <w:ind w:left="360"/>
-      </w:pPr>
-      <w:r>
-        <w:t>Najbolj pomembn</w:t>
-      </w:r>
-      <w:r>
-        <w:t>a naloga</w:t>
-      </w:r>
-      <w:r>
-        <w:t xml:space="preserve"> je bil</w:t>
-      </w:r>
-      <w:r>
-        <w:t>a implementacij</w:t>
-      </w:r>
-      <w:r>
-        <w:t xml:space="preserve">a </w:t>
-      </w:r>
-      <w:r>
-        <w:t>premikanje igralca.</w:t>
-      </w:r>
-      <w:r>
-        <w:t xml:space="preserve"> </w:t>
-      </w:r>
-      <w:r>
-        <w:t>To je predstavljalo osnovo za testiranje drugih mehanik, kot so interakcija s predmeti, zaznavanje svetlobe in delovanje sovražnika.</w:t>
-      </w:r>
-      <w:r>
-        <w:t xml:space="preserve"> Ko sem pridobil več znanja in boljše razumevanje principov objektno usmerjenega programiranja znotraj </w:t>
-      </w:r>
-      <w:proofErr w:type="spellStart"/>
-      <w:r>
-        <w:t>Unity</w:t>
-      </w:r>
-      <w:proofErr w:type="spellEnd"/>
-      <w:r>
-        <w:t>-ja, sem vse začetne skripte preuredil ali jih povsem na novo napisal. Na ta način sem jih prilagodil svojemu načinu kodiranja in zagotovil, da so delovale usklajeno z ostalimi funkcionalnostmi igre.</w:t>
-      </w:r>
-    </w:p>
-    <w:p>
-      <w:pPr>
-        <w:ind w:left="360"/>
-      </w:pPr>
-      <w:r>
-        <w:t>Ta proces sprotnega učenja je bil ključen, saj mi je omogočil, da sem svoje znanje poglobil in ga hkrati uporabljal</w:t>
-      </w:r>
-      <w:r>
-        <w:t>.</w:t>
-      </w:r>
-    </w:p>
-    <w:p>
-      <w:pPr>
-        <w:jc w:val="left"/>
-      </w:pPr>
       <w:r>
         <w:br w:type="page"/>
       </w:r>
     </w:p>
     <w:p>
       <w:pPr>
-        <w:pStyle w:val="Naslov2"/>
-      </w:pPr>
-      <w:bookmarkStart w:id="16" w:name="_Toc195559144"/>
+        <w:pStyle w:val="Heading2"/>
+      </w:pPr>
+      <w:bookmarkStart w:id="17" w:name="_Toc195604142"/>
       <w:r>
         <w:lastRenderedPageBreak/>
         <w:t xml:space="preserve">Izdelava </w:t>
@@ -3359,7 +3329,7 @@
       <w:r>
         <w:t>prototipa</w:t>
       </w:r>
-      <w:bookmarkEnd w:id="16"/>
+      <w:bookmarkEnd w:id="17"/>
     </w:p>
     <w:p>
       <w:pPr>
@@ -3417,13 +3387,9 @@
     </w:p>
     <w:p>
       <w:pPr>
-        <w:pStyle w:val="Naslov3"/>
-        <w:numPr>
-          <w:ilvl w:val="2"/>
-          <w:numId w:val="13"/>
-        </w:numPr>
-      </w:pPr>
-      <w:bookmarkStart w:id="17" w:name="_Toc195559145"/>
+        <w:pStyle w:val="Heading4"/>
+      </w:pPr>
+      <w:bookmarkStart w:id="18" w:name="_Toc195604143"/>
       <w:r>
         <w:t xml:space="preserve">Izdelava </w:t>
       </w:r>
@@ -3442,7 +3408,7 @@
       <w:r>
         <w:t>ov</w:t>
       </w:r>
-      <w:bookmarkEnd w:id="17"/>
+      <w:bookmarkEnd w:id="18"/>
     </w:p>
     <w:p>
       <w:pPr>
@@ -3471,19 +3437,19 @@
       <w:pPr>
         <w:ind w:left="360"/>
         <w:rPr>
-          <w:rStyle w:val="Krepko"/>
+          <w:rStyle w:val="Strong"/>
         </w:rPr>
       </w:pPr>
       <w:r>
         <w:rPr>
-          <w:rStyle w:val="Krepko"/>
+          <w:rStyle w:val="Strong"/>
         </w:rPr>
         <w:t xml:space="preserve">Orodje </w:t>
       </w:r>
       <w:proofErr w:type="spellStart"/>
       <w:r>
         <w:rPr>
-          <w:rStyle w:val="Krepko"/>
+          <w:rStyle w:val="Strong"/>
         </w:rPr>
         <w:t>ProBuilder</w:t>
       </w:r>
@@ -3518,16 +3484,16 @@
       <w:r>
         <w:t xml:space="preserve">, vendar ga je potrebno </w:t>
       </w:r>
-      <w:commentRangeStart w:id="18"/>
+      <w:commentRangeStart w:id="19"/>
       <w:r>
         <w:t>naložiti</w:t>
       </w:r>
-      <w:commentRangeEnd w:id="18"/>
+      <w:commentRangeEnd w:id="19"/>
       <w:r>
         <w:rPr>
-          <w:rStyle w:val="Pripombasklic"/>
+          <w:rStyle w:val="CommentReference"/>
         </w:rPr>
-        <w:commentReference w:id="18"/>
+        <w:commentReference w:id="19"/>
       </w:r>
       <w:r>
         <w:t>.</w:t>
@@ -3537,12 +3503,12 @@
       <w:pPr>
         <w:ind w:left="360"/>
         <w:rPr>
-          <w:rStyle w:val="Krepko"/>
+          <w:rStyle w:val="Strong"/>
         </w:rPr>
       </w:pPr>
       <w:r>
         <w:rPr>
-          <w:rStyle w:val="Krepko"/>
+          <w:rStyle w:val="Strong"/>
         </w:rPr>
         <w:t>Izdelava skladišča</w:t>
       </w:r>
@@ -3630,12 +3596,12 @@
       <w:pPr>
         <w:ind w:left="360"/>
         <w:rPr>
-          <w:rStyle w:val="Krepko"/>
+          <w:rStyle w:val="Strong"/>
         </w:rPr>
       </w:pPr>
       <w:r>
         <w:rPr>
-          <w:rStyle w:val="Krepko"/>
+          <w:rStyle w:val="Strong"/>
         </w:rPr>
         <w:t>Izdelava sobe za videonadzor</w:t>
       </w:r>
@@ -3660,7 +3626,7 @@
       </w:pPr>
       <w:r>
         <w:rPr>
-          <w:rStyle w:val="Krepko"/>
+          <w:rStyle w:val="Strong"/>
           <w:b w:val="0"/>
           <w:bCs w:val="0"/>
         </w:rPr>
@@ -3668,7 +3634,7 @@
       </w:r>
       <w:r>
         <w:rPr>
-          <w:rStyle w:val="Krepko"/>
+          <w:rStyle w:val="Strong"/>
           <w:b w:val="0"/>
           <w:bCs w:val="0"/>
         </w:rPr>
@@ -3676,7 +3642,7 @@
       </w:r>
       <w:r>
         <w:rPr>
-          <w:rStyle w:val="Krepko"/>
+          <w:rStyle w:val="Strong"/>
           <w:b w:val="0"/>
           <w:bCs w:val="0"/>
         </w:rPr>
@@ -3684,7 +3650,7 @@
       </w:r>
       <w:r>
         <w:rPr>
-          <w:rStyle w:val="Krepko"/>
+          <w:rStyle w:val="Strong"/>
           <w:b w:val="0"/>
           <w:bCs w:val="0"/>
         </w:rPr>
@@ -3692,7 +3658,7 @@
       </w:r>
       <w:r>
         <w:rPr>
-          <w:rStyle w:val="Krepko"/>
+          <w:rStyle w:val="Strong"/>
           <w:b w:val="0"/>
           <w:bCs w:val="0"/>
         </w:rPr>
@@ -3700,7 +3666,7 @@
       </w:r>
       <w:r>
         <w:rPr>
-          <w:rStyle w:val="Krepko"/>
+          <w:rStyle w:val="Strong"/>
           <w:b w:val="0"/>
           <w:bCs w:val="0"/>
         </w:rPr>
@@ -3708,31 +3674,23 @@
       </w:r>
       <w:r>
         <w:rPr>
-          <w:rStyle w:val="Krepko"/>
+          <w:rStyle w:val="Strong"/>
           <w:b w:val="0"/>
           <w:bCs w:val="0"/>
         </w:rPr>
-        <w:t>.</w:t>
+        <w:t xml:space="preserve"> in </w:t>
       </w:r>
       <w:r>
         <w:rPr>
-          <w:rStyle w:val="Krepko"/>
+          <w:rStyle w:val="Strong"/>
           <w:b w:val="0"/>
           <w:bCs w:val="0"/>
         </w:rPr>
-        <w:t xml:space="preserve"> To so miza, stol, računalniška periferija in nekaj drugih okrasnih predmetov.</w:t>
+        <w:t>model mrtvega paznika, ki je v roki držal ključ</w:t>
       </w:r>
       <w:r>
         <w:rPr>
-          <w:rStyle w:val="Krepko"/>
-          <w:b w:val="0"/>
-          <w:bCs w:val="0"/>
-        </w:rPr>
-        <w:t xml:space="preserve"> V sobo sem dodal tudi 3D model mrtvega paznika, ki je v roki držal ključ</w:t>
-      </w:r>
-      <w:r>
-        <w:rPr>
-          <w:rStyle w:val="Krepko"/>
+          <w:rStyle w:val="Strong"/>
           <w:b w:val="0"/>
           <w:bCs w:val="0"/>
         </w:rPr>
@@ -3740,7 +3698,7 @@
       </w:r>
       <w:r>
         <w:rPr>
-          <w:rStyle w:val="Krepko"/>
+          <w:rStyle w:val="Strong"/>
           <w:b w:val="0"/>
           <w:bCs w:val="0"/>
         </w:rPr>
@@ -3760,14 +3718,14 @@
       <w:pPr>
         <w:ind w:left="360"/>
         <w:rPr>
-          <w:rStyle w:val="Krepko"/>
+          <w:rStyle w:val="Strong"/>
           <w:b w:val="0"/>
           <w:bCs w:val="0"/>
         </w:rPr>
       </w:pPr>
       <w:r>
         <w:rPr>
-          <w:rStyle w:val="Krepko"/>
+          <w:rStyle w:val="Strong"/>
           <w:b w:val="0"/>
           <w:bCs w:val="0"/>
         </w:rPr>
@@ -3776,461 +3734,447 @@
     </w:p>
     <w:p>
       <w:pPr>
+        <w:pStyle w:val="Heading3"/>
+        <w:ind w:firstLine="360"/>
+      </w:pPr>
+      <w:r>
+        <w:br w:type="page"/>
+      </w:r>
+      <w:bookmarkStart w:id="20" w:name="_Toc195604144"/>
+      <w:r>
+        <w:lastRenderedPageBreak/>
+        <w:t xml:space="preserve">3.2.2 </w:t>
+      </w:r>
+      <w:r>
+        <w:t xml:space="preserve">Ločene </w:t>
+      </w:r>
+      <w:r>
+        <w:t>funkci</w:t>
+      </w:r>
+      <w:r>
+        <w:rPr>
+          <w:rStyle w:val="Heading4Char"/>
+        </w:rPr>
+        <w:t>onalnosti</w:t>
+      </w:r>
+      <w:bookmarkEnd w:id="20"/>
+    </w:p>
+    <w:p>
+      <w:pPr>
+        <w:ind w:left="360"/>
+        <w:rPr>
+          <w:rStyle w:val="Strong"/>
+        </w:rPr>
+      </w:pPr>
+      <w:r>
+        <w:t>Ko sem imel prostor za testiranje (skladiščna soba)</w:t>
+      </w:r>
+      <w:r>
+        <w:t xml:space="preserve">, sem se lotil </w:t>
+      </w:r>
+      <w:r>
+        <w:t xml:space="preserve">pisanju novih funkcionalnosti. Najbolj pomembna je Umetna inteligenca robota. </w:t>
+      </w:r>
+    </w:p>
+    <w:p>
+      <w:pPr>
+        <w:ind w:left="360"/>
+        <w:rPr>
+          <w:rStyle w:val="Strong"/>
+        </w:rPr>
+      </w:pPr>
+      <w:r>
+        <w:rPr>
+          <w:rStyle w:val="Strong"/>
+        </w:rPr>
+        <w:t xml:space="preserve">Orodje </w:t>
+      </w:r>
+      <w:proofErr w:type="spellStart"/>
+      <w:r>
+        <w:rPr>
+          <w:rStyle w:val="Strong"/>
+        </w:rPr>
+        <w:t>NavMesh</w:t>
+      </w:r>
+      <w:proofErr w:type="spellEnd"/>
+    </w:p>
+    <w:p>
+      <w:pPr>
+        <w:ind w:left="360"/>
+      </w:pPr>
+      <w:r>
+        <w:t xml:space="preserve">Osrednji del robotove umetne inteligence, je </w:t>
+      </w:r>
+      <w:proofErr w:type="spellStart"/>
+      <w:r>
+        <w:t>Unityjevo</w:t>
+      </w:r>
+      <w:proofErr w:type="spellEnd"/>
+      <w:r>
+        <w:t xml:space="preserve"> orodje </w:t>
+      </w:r>
+      <w:proofErr w:type="spellStart"/>
+      <w:r>
+        <w:t>NavMesh</w:t>
+      </w:r>
+      <w:proofErr w:type="spellEnd"/>
+      <w:r>
+        <w:t>.</w:t>
+      </w:r>
+      <w:r>
+        <w:t xml:space="preserve"> </w:t>
+      </w:r>
+      <w:r>
+        <w:t>To orodje omogoča, da določimo površine po katerih se bo robot lahko premika</w:t>
+      </w:r>
+      <w:r>
+        <w:t>l</w:t>
+      </w:r>
+      <w:r>
+        <w:t>, ki se imenujejo »</w:t>
+      </w:r>
+      <w:proofErr w:type="spellStart"/>
+      <w:r>
+        <w:t>NavMeshSurface</w:t>
+      </w:r>
+      <w:proofErr w:type="spellEnd"/>
+      <w:r>
+        <w:t xml:space="preserve">«. </w:t>
+      </w:r>
+      <w:r>
+        <w:t xml:space="preserve">Nato naredimo </w:t>
+      </w:r>
+      <w:r>
+        <w:t xml:space="preserve">na </w:t>
+      </w:r>
+      <w:proofErr w:type="spellStart"/>
+      <w:r>
+        <w:t>objektum</w:t>
+      </w:r>
+      <w:proofErr w:type="spellEnd"/>
+      <w:r>
+        <w:t xml:space="preserve"> ki se bo po površinah premikač, ustvarimo </w:t>
+      </w:r>
+      <w:r>
+        <w:t xml:space="preserve">agenta </w:t>
+      </w:r>
+      <w:r>
+        <w:t>»</w:t>
+      </w:r>
+      <w:proofErr w:type="spellStart"/>
+      <w:r>
+        <w:t>NavMeshAgent</w:t>
+      </w:r>
+      <w:proofErr w:type="spellEnd"/>
+      <w:r>
+        <w:t xml:space="preserve">«. </w:t>
+      </w:r>
+      <w:r>
+        <w:t xml:space="preserve">Z njegovo pomočjo lahko določimo mere našega </w:t>
+      </w:r>
+      <w:r>
+        <w:t xml:space="preserve">objekta, ki bodo </w:t>
+      </w:r>
+      <w:r>
+        <w:t xml:space="preserve">bile uporabljene za </w:t>
+      </w:r>
+      <w:r>
+        <w:t xml:space="preserve">generiranje </w:t>
+      </w:r>
+      <w:proofErr w:type="spellStart"/>
+      <w:r>
+        <w:t>NavMesh</w:t>
+      </w:r>
+      <w:proofErr w:type="spellEnd"/>
+      <w:r>
+        <w:t xml:space="preserve"> površine.</w:t>
+      </w:r>
+      <w:r>
+        <w:t xml:space="preserve"> Znotraj orodja je tudi več metod, ki jih lahko uporabljamo za upravljanje z agentom na površini.</w:t>
+      </w:r>
+      <w:r>
+        <w:t xml:space="preserve"> </w:t>
+      </w:r>
+    </w:p>
+    <w:p>
+      <w:pPr>
+        <w:ind w:left="360"/>
+        <w:rPr>
+          <w:rStyle w:val="Strong"/>
+        </w:rPr>
+      </w:pPr>
+      <w:r>
+        <w:rPr>
+          <w:rStyle w:val="Strong"/>
+        </w:rPr>
+        <w:t>Umetna inteligenca robota</w:t>
+      </w:r>
+    </w:p>
+    <w:p>
+      <w:pPr>
+        <w:ind w:left="360"/>
+      </w:pPr>
+      <w:r>
+        <w:t>Začel sem z preprostim premikanje robota med naprej določenim naborom točk.</w:t>
+      </w:r>
+      <w:r>
+        <w:t xml:space="preserve"> Z uporabo </w:t>
+      </w:r>
+      <w:proofErr w:type="spellStart"/>
+      <w:r>
+        <w:t>NavMesh</w:t>
+      </w:r>
+      <w:proofErr w:type="spellEnd"/>
+      <w:r>
+        <w:t xml:space="preserve"> orodja je bilo to zelo preprosto. </w:t>
+      </w:r>
+      <w:r>
+        <w:t>Ko je to delovalo</w:t>
+      </w:r>
+      <w:r>
+        <w:t xml:space="preserve">, sem dodal novo stanje robota, ki se </w:t>
+      </w:r>
+      <w:r>
+        <w:t xml:space="preserve">je </w:t>
+      </w:r>
+      <w:r>
+        <w:t>zač</w:t>
+      </w:r>
+      <w:r>
+        <w:t xml:space="preserve">elo </w:t>
+      </w:r>
+      <w:r>
+        <w:t xml:space="preserve">izvajati, ko te </w:t>
+      </w:r>
+      <w:r>
+        <w:t xml:space="preserve">je </w:t>
+      </w:r>
+      <w:r>
+        <w:t>opazi</w:t>
+      </w:r>
+      <w:r>
+        <w:t xml:space="preserve">l </w:t>
+      </w:r>
+      <w:r>
+        <w:t>v svojem snopu svetlobe.</w:t>
+      </w:r>
+      <w:r>
+        <w:t xml:space="preserve"> Robot se </w:t>
+      </w:r>
+      <w:r>
+        <w:t xml:space="preserve">je </w:t>
+      </w:r>
+      <w:r>
+        <w:t>premika</w:t>
+      </w:r>
+      <w:r>
+        <w:t xml:space="preserve">l </w:t>
+      </w:r>
+      <w:r>
+        <w:t>proti zad</w:t>
+      </w:r>
+      <w:r>
+        <w:t>n</w:t>
+      </w:r>
+      <w:r>
+        <w:t>ji lokaciji, kjer te je videl</w:t>
+      </w:r>
+      <w:r>
+        <w:t>.</w:t>
+      </w:r>
+      <w:r>
+        <w:t xml:space="preserve"> </w:t>
+      </w:r>
+      <w:r>
+        <w:t>Ko te je izgubil, se je prestavil nazaj v gibanje med točkami</w:t>
+      </w:r>
+      <w:r>
+        <w:t>.</w:t>
+      </w:r>
+      <w:r>
+        <w:t xml:space="preserve"> </w:t>
+      </w:r>
+    </w:p>
+    <w:p>
+      <w:pPr>
+        <w:ind w:left="360"/>
+        <w:rPr>
+          <w:rStyle w:val="Strong"/>
+        </w:rPr>
+      </w:pPr>
+      <w:r>
+        <w:rPr>
+          <w:rStyle w:val="Strong"/>
+        </w:rPr>
+        <w:t>Šibke in močne luči</w:t>
+      </w:r>
+    </w:p>
+    <w:p>
+      <w:pPr>
+        <w:ind w:left="360"/>
+      </w:pPr>
+      <w:r>
+        <w:t>Nato sem začel z logiko šibkih in močnih luči.</w:t>
+      </w:r>
+      <w:r>
+        <w:t xml:space="preserve"> Ko je igralec stopil v šibek snop usmerjene svetlobe, se je robot zagnal proti igralčevi</w:t>
+      </w:r>
+      <w:r>
+        <w:t xml:space="preserve"> lokaciji</w:t>
+      </w:r>
+      <w:r>
+        <w:t xml:space="preserve"> in nato nadaljeval tako kot sem to </w:t>
+      </w:r>
+      <w:r>
+        <w:t>prej opisal.</w:t>
+      </w:r>
+      <w:r>
+        <w:t xml:space="preserve"> Logika močnih luči je bila zelo podobna, vendar se razen izpisa na zaslon, da se je igra končala, ni zgodilo nič drugega, saj sem se odločil da bom igralski vmesnik naredil čisto na koncu, ker ni</w:t>
+      </w:r>
+      <w:r>
+        <w:t xml:space="preserve"> bil</w:t>
+      </w:r>
+      <w:r>
+        <w:t xml:space="preserve"> glavna prioriteta. </w:t>
+      </w:r>
+    </w:p>
+    <w:p>
+      <w:pPr>
+        <w:ind w:left="360"/>
+        <w:rPr>
+          <w:rStyle w:val="Strong"/>
+        </w:rPr>
+      </w:pPr>
+      <w:r>
+        <w:rPr>
+          <w:rStyle w:val="Strong"/>
+        </w:rPr>
+        <w:t>Interakcijski sistem</w:t>
+      </w:r>
+      <w:r>
+        <w:rPr>
+          <w:rStyle w:val="Strong"/>
+        </w:rPr>
+        <w:t xml:space="preserve"> in inventar</w:t>
+      </w:r>
+    </w:p>
+    <w:p>
+      <w:pPr>
+        <w:ind w:left="360"/>
+      </w:pPr>
+      <w:r>
+        <w:t>Dodal sem zelo pomemben sistem, ki je igralcu omogočal</w:t>
+      </w:r>
+      <w:r>
+        <w:t>, da je pobral predmete in jih hranil v svojem dvomestnem inventarju.</w:t>
+      </w:r>
+      <w:r>
+        <w:t xml:space="preserve"> Med njima je lahko menjal in predmete tudi spuščal iz in</w:t>
+      </w:r>
+      <w:r>
+        <w:t>vent</w:t>
+      </w:r>
+      <w:r>
+        <w:t>arja.</w:t>
+      </w:r>
+      <w:r>
+        <w:t xml:space="preserve"> Nato sem sistem dodelal z funkcionalnostjo uporabe predmetov, tam kjer je to potrebno. Na primer igralec je lahko odklenil ključavnico </w:t>
+      </w:r>
+      <w:r>
+        <w:t>s</w:t>
+      </w:r>
+      <w:r>
+        <w:t xml:space="preserve"> ključem, če </w:t>
+      </w:r>
+      <w:r>
+        <w:t>ga je imel v rokah.</w:t>
+      </w:r>
+    </w:p>
+    <w:p>
+      <w:pPr>
+        <w:ind w:left="360"/>
+        <w:rPr>
+          <w:rStyle w:val="Strong"/>
+        </w:rPr>
+      </w:pPr>
+      <w:r>
+        <w:rPr>
+          <w:rStyle w:val="Strong"/>
+        </w:rPr>
+        <w:t>Pištola za kratko onemogočitev robota in naboji</w:t>
+      </w:r>
+    </w:p>
+    <w:p>
+      <w:pPr>
+        <w:ind w:left="360"/>
+      </w:pPr>
+      <w:r>
+        <w:t xml:space="preserve">S pomočjo </w:t>
+      </w:r>
+      <w:r>
+        <w:t xml:space="preserve">interakcijskega sistema, sem lahko naredil pištolo, iz katere </w:t>
+      </w:r>
+      <w:r>
+        <w:t xml:space="preserve">je </w:t>
+      </w:r>
+      <w:r>
+        <w:t>igralec ustreli</w:t>
+      </w:r>
+      <w:r>
+        <w:t>l</w:t>
+      </w:r>
+      <w:r>
+        <w:t xml:space="preserve"> naboje, ki</w:t>
+      </w:r>
+      <w:r>
+        <w:t xml:space="preserve"> jih najde v različnih prostorih.</w:t>
+      </w:r>
+      <w:r>
+        <w:t xml:space="preserve"> </w:t>
+      </w:r>
+      <w:r>
+        <w:t>Ko je naboj robota zadel, se je izvajanje njegove skripte ustavilo za določen čas.</w:t>
+      </w:r>
+      <w:r>
+        <w:t xml:space="preserve"> </w:t>
+      </w:r>
+      <w:r>
+        <w:t>Seveda je lahko puško hranil v inventarju</w:t>
+      </w:r>
+      <w:r>
+        <w:t>.</w:t>
+      </w:r>
+      <w:r>
+        <w:t xml:space="preserve"> </w:t>
+      </w:r>
+      <w:r>
+        <w:t xml:space="preserve"> </w:t>
+      </w:r>
+    </w:p>
+    <w:p>
+      <w:pPr>
         <w:jc w:val="left"/>
         <w:rPr>
-          <w:rFonts w:eastAsiaTheme="majorEastAsia" w:cstheme="majorBidi"/>
-          <w:color w:val="0F4761" w:themeColor="accent1" w:themeShade="BF"/>
-          <w:sz w:val="28"/>
-          <w:szCs w:val="28"/>
+          <w:rStyle w:val="Strong"/>
         </w:rPr>
       </w:pPr>
       <w:r>
+        <w:rPr>
+          <w:rStyle w:val="Strong"/>
+        </w:rPr>
         <w:br w:type="page"/>
       </w:r>
-    </w:p>
-    <w:p>
-      <w:pPr>
-        <w:pStyle w:val="Naslov3"/>
-        <w:numPr>
-          <w:ilvl w:val="2"/>
-          <w:numId w:val="13"/>
-        </w:numPr>
-        <w:rPr>
-          <w:rStyle w:val="Naslov4Znak"/>
-        </w:rPr>
-      </w:pPr>
-      <w:bookmarkStart w:id="19" w:name="_Toc195559146"/>
-      <w:r>
-        <w:lastRenderedPageBreak/>
-        <w:t xml:space="preserve">Ločene </w:t>
-      </w:r>
-      <w:r>
-        <w:t>funkci</w:t>
-      </w:r>
-      <w:r>
-        <w:rPr>
-          <w:rStyle w:val="Naslov4Znak"/>
-        </w:rPr>
-        <w:t>onalnosti</w:t>
-      </w:r>
-      <w:bookmarkEnd w:id="19"/>
     </w:p>
     <w:p>
       <w:pPr>
         <w:ind w:left="360"/>
         <w:rPr>
-          <w:rStyle w:val="Krepko"/>
+          <w:rStyle w:val="Strong"/>
         </w:rPr>
       </w:pPr>
       <w:r>
-        <w:t>Ko sem imel prostor za testiranje (skladiščna soba)</w:t>
-      </w:r>
-      <w:r>
-        <w:t xml:space="preserve">, sem se lotil </w:t>
-      </w:r>
-      <w:r>
-        <w:t xml:space="preserve">pisanju novih funkcionalnosti. Najbolj pomembna je Umetna inteligenca robota. </w:t>
-      </w:r>
-    </w:p>
-    <w:p>
-      <w:pPr>
-        <w:ind w:left="360"/>
         <w:rPr>
-          <w:rStyle w:val="Krepko"/>
-        </w:rPr>
-      </w:pPr>
-      <w:r>
-        <w:rPr>
-          <w:rStyle w:val="Krepko"/>
-        </w:rPr>
-        <w:t xml:space="preserve">Orodje </w:t>
-      </w:r>
-      <w:proofErr w:type="spellStart"/>
-      <w:r>
-        <w:rPr>
-          <w:rStyle w:val="Krepko"/>
-        </w:rPr>
-        <w:t>NavMesh</w:t>
-      </w:r>
-      <w:proofErr w:type="spellEnd"/>
-    </w:p>
-    <w:p>
-      <w:pPr>
-        <w:ind w:left="360"/>
-      </w:pPr>
-      <w:r>
-        <w:t xml:space="preserve">Osrednji del robotove umetne inteligence, je </w:t>
-      </w:r>
-      <w:proofErr w:type="spellStart"/>
-      <w:r>
-        <w:t>Unityjevo</w:t>
-      </w:r>
-      <w:proofErr w:type="spellEnd"/>
-      <w:r>
-        <w:t xml:space="preserve"> orodje </w:t>
-      </w:r>
-      <w:proofErr w:type="spellStart"/>
-      <w:r>
-        <w:t>NavMesh</w:t>
-      </w:r>
-      <w:proofErr w:type="spellEnd"/>
-      <w:r>
-        <w:t>.</w:t>
-      </w:r>
-      <w:r>
-        <w:t xml:space="preserve"> </w:t>
-      </w:r>
-      <w:r>
-        <w:t>To orodje omogoča, da določimo površine po katerih se bo robot lahko premika</w:t>
-      </w:r>
-      <w:r>
-        <w:t>l</w:t>
-      </w:r>
-      <w:r>
-        <w:t>, ki se imenujejo »</w:t>
-      </w:r>
-      <w:proofErr w:type="spellStart"/>
-      <w:r>
-        <w:t>NavMeshSurface</w:t>
-      </w:r>
-      <w:proofErr w:type="spellEnd"/>
-      <w:r>
-        <w:t xml:space="preserve">«. </w:t>
-      </w:r>
-      <w:r>
-        <w:t xml:space="preserve">Nato naredimo </w:t>
-      </w:r>
-      <w:r>
-        <w:t xml:space="preserve">na </w:t>
-      </w:r>
-      <w:proofErr w:type="spellStart"/>
-      <w:r>
-        <w:t>objektum</w:t>
-      </w:r>
-      <w:proofErr w:type="spellEnd"/>
-      <w:r>
-        <w:t xml:space="preserve"> ki se bo po površinah premikač, ustvarimo </w:t>
-      </w:r>
-      <w:r>
-        <w:t xml:space="preserve">agenta </w:t>
-      </w:r>
-      <w:r>
-        <w:t>»</w:t>
-      </w:r>
-      <w:proofErr w:type="spellStart"/>
-      <w:r>
-        <w:t>NavMeshAgent</w:t>
-      </w:r>
-      <w:proofErr w:type="spellEnd"/>
-      <w:r>
-        <w:t xml:space="preserve">«. </w:t>
-      </w:r>
-      <w:r>
-        <w:t xml:space="preserve">Z njegovo pomočjo lahko določimo mere našega </w:t>
-      </w:r>
-      <w:r>
-        <w:t xml:space="preserve">objekta, ki bodo </w:t>
-      </w:r>
-      <w:r>
-        <w:t xml:space="preserve">bile uporabljene za </w:t>
-      </w:r>
-      <w:r>
-        <w:t xml:space="preserve">generiranje </w:t>
-      </w:r>
-      <w:proofErr w:type="spellStart"/>
-      <w:r>
-        <w:t>NavMesh</w:t>
-      </w:r>
-      <w:proofErr w:type="spellEnd"/>
-      <w:r>
-        <w:t xml:space="preserve"> površine.</w:t>
-      </w:r>
-      <w:r>
-        <w:t xml:space="preserve"> Znotraj orodja je tudi več metod, ki jih lahko uporabljamo za upravljanje z agentom na površini.</w:t>
-      </w:r>
-      <w:r>
-        <w:t xml:space="preserve"> </w:t>
-      </w:r>
-    </w:p>
-    <w:p>
-      <w:pPr>
-        <w:ind w:left="360"/>
-        <w:rPr>
-          <w:rStyle w:val="Krepko"/>
-        </w:rPr>
-      </w:pPr>
-      <w:r>
-        <w:rPr>
-          <w:rStyle w:val="Krepko"/>
-        </w:rPr>
-        <w:t>Umetna inteligenca robota</w:t>
-      </w:r>
-    </w:p>
-    <w:p>
-      <w:pPr>
-        <w:ind w:left="360"/>
-      </w:pPr>
-      <w:r>
-        <w:t>Začel sem z preprostim premikanje robota med naprej določenim naborom točk.</w:t>
-      </w:r>
-      <w:r>
-        <w:t xml:space="preserve"> Z uporabo </w:t>
-      </w:r>
-      <w:proofErr w:type="spellStart"/>
-      <w:r>
-        <w:t>NavMesh</w:t>
-      </w:r>
-      <w:proofErr w:type="spellEnd"/>
-      <w:r>
-        <w:t xml:space="preserve"> orodja je bilo to zelo preprosto. </w:t>
-      </w:r>
-      <w:r>
-        <w:t>Ko je to delovalo</w:t>
-      </w:r>
-      <w:r>
-        <w:t xml:space="preserve">, sem dodal novo stanje robota, ki se </w:t>
-      </w:r>
-      <w:r>
-        <w:t xml:space="preserve">je </w:t>
-      </w:r>
-      <w:r>
-        <w:t>zač</w:t>
-      </w:r>
-      <w:r>
-        <w:t xml:space="preserve">elo </w:t>
-      </w:r>
-      <w:r>
-        <w:t xml:space="preserve">izvajati, ko te </w:t>
-      </w:r>
-      <w:r>
-        <w:t xml:space="preserve">je </w:t>
-      </w:r>
-      <w:r>
-        <w:t>opazi</w:t>
-      </w:r>
-      <w:r>
-        <w:t xml:space="preserve">l </w:t>
-      </w:r>
-      <w:r>
-        <w:t>v svojem snopu svetlobe.</w:t>
-      </w:r>
-      <w:r>
-        <w:t xml:space="preserve"> Robot se </w:t>
-      </w:r>
-      <w:r>
-        <w:t xml:space="preserve">je </w:t>
-      </w:r>
-      <w:r>
-        <w:t>premika</w:t>
-      </w:r>
-      <w:r>
-        <w:t xml:space="preserve">l </w:t>
-      </w:r>
-      <w:r>
-        <w:t>proti zad</w:t>
-      </w:r>
-      <w:r>
-        <w:t>n</w:t>
-      </w:r>
-      <w:r>
-        <w:t>ji lokaciji, kjer te je videl</w:t>
-      </w:r>
-      <w:r>
-        <w:t>.</w:t>
-      </w:r>
-      <w:r>
-        <w:t xml:space="preserve"> </w:t>
-      </w:r>
-      <w:r>
-        <w:t>Ko te je izgubil, se je prestavil nazaj v gibanje med točkami</w:t>
-      </w:r>
-      <w:r>
-        <w:t>.</w:t>
-      </w:r>
-      <w:r>
-        <w:t xml:space="preserve"> </w:t>
-      </w:r>
-    </w:p>
-    <w:p>
-      <w:pPr>
-        <w:ind w:left="360"/>
-        <w:rPr>
-          <w:rStyle w:val="Krepko"/>
-        </w:rPr>
-      </w:pPr>
-      <w:r>
-        <w:rPr>
-          <w:rStyle w:val="Krepko"/>
-        </w:rPr>
-        <w:t>Šibke in močne luči</w:t>
-      </w:r>
-    </w:p>
-    <w:p>
-      <w:pPr>
-        <w:ind w:left="360"/>
-      </w:pPr>
-      <w:r>
-        <w:t>Nato sem začel z logiko šibkih in močnih luči.</w:t>
-      </w:r>
-      <w:r>
-        <w:t xml:space="preserve"> Ko je igralec stopil v šibek snop usmerjene svetlobe, se je robot zagnal proti igralčevi</w:t>
-      </w:r>
-      <w:r>
-        <w:t xml:space="preserve"> lokaciji</w:t>
-      </w:r>
-      <w:r>
-        <w:t xml:space="preserve"> in nato nadaljeval tako kot sem to </w:t>
-      </w:r>
-      <w:r>
-        <w:t>prej opisal.</w:t>
-      </w:r>
-      <w:r>
-        <w:t xml:space="preserve"> Logika močnih luči je bila zelo podobna, vendar se razen izpisa na zaslon, da se je igra končala, ni zgodilo nič drugega, saj sem se odločil da bom igralski vmesnik naredil čisto na koncu, ker ni</w:t>
-      </w:r>
-      <w:r>
-        <w:t xml:space="preserve"> bil</w:t>
-      </w:r>
-      <w:r>
-        <w:t xml:space="preserve"> glavna prioriteta. </w:t>
-      </w:r>
-    </w:p>
-    <w:p>
-      <w:pPr>
-        <w:ind w:left="360"/>
-        <w:rPr>
-          <w:rStyle w:val="Krepko"/>
-        </w:rPr>
-      </w:pPr>
-      <w:r>
-        <w:rPr>
-          <w:rStyle w:val="Krepko"/>
-        </w:rPr>
-        <w:t>Interakcijski sistem</w:t>
-      </w:r>
-      <w:r>
-        <w:rPr>
-          <w:rStyle w:val="Krepko"/>
-        </w:rPr>
-        <w:t xml:space="preserve"> in inventar</w:t>
-      </w:r>
-    </w:p>
-    <w:p>
-      <w:pPr>
-        <w:ind w:left="360"/>
-      </w:pPr>
-      <w:r>
-        <w:t>Dodal sem zelo pomemben sistem, ki je igralcu omogočal</w:t>
-      </w:r>
-      <w:r>
-        <w:t>, da je pobral predmete in jih hranil v svojem dvomestnem inventarju.</w:t>
-      </w:r>
-      <w:r>
-        <w:t xml:space="preserve"> Med njima je lahko menjal in predmete tudi spuščal iz in</w:t>
-      </w:r>
-      <w:r>
-        <w:t>vent</w:t>
-      </w:r>
-      <w:r>
-        <w:t>arja.</w:t>
-      </w:r>
-      <w:r>
-        <w:t xml:space="preserve"> Nato sem sistem dodelal z funkcionalnostjo uporabe predmetov, tam kjer je to potrebno. Na primer igralec je lahko odklenil ključavnico </w:t>
-      </w:r>
-      <w:r>
-        <w:t>s</w:t>
-      </w:r>
-      <w:r>
-        <w:t xml:space="preserve"> ključem, če </w:t>
-      </w:r>
-      <w:r>
-        <w:t>ga je imel v rokah.</w:t>
-      </w:r>
-    </w:p>
-    <w:p>
-      <w:pPr>
-        <w:ind w:left="360"/>
-        <w:rPr>
-          <w:rStyle w:val="Krepko"/>
-        </w:rPr>
-      </w:pPr>
-      <w:r>
-        <w:rPr>
-          <w:rStyle w:val="Krepko"/>
-        </w:rPr>
-        <w:t>Pištola za kratko onemogočitev robota in naboji</w:t>
-      </w:r>
-    </w:p>
-    <w:p>
-      <w:pPr>
-        <w:ind w:left="360"/>
-      </w:pPr>
-      <w:r>
-        <w:t xml:space="preserve">S pomočjo </w:t>
-      </w:r>
-      <w:r>
-        <w:t xml:space="preserve">interakcijskega sistema, sem lahko naredil pištolo, iz katere </w:t>
-      </w:r>
-      <w:r>
-        <w:t xml:space="preserve">je </w:t>
-      </w:r>
-      <w:r>
-        <w:t>igralec ustreli</w:t>
-      </w:r>
-      <w:r>
-        <w:t>l</w:t>
-      </w:r>
-      <w:r>
-        <w:t xml:space="preserve"> naboje, ki</w:t>
-      </w:r>
-      <w:r>
-        <w:t xml:space="preserve"> jih najde v različnih prostorih.</w:t>
-      </w:r>
-      <w:r>
-        <w:t xml:space="preserve"> </w:t>
-      </w:r>
-      <w:r>
-        <w:t>Ko je naboj robota zadel, se je izvajanje njegove skripte ustavilo za določen čas.</w:t>
-      </w:r>
-      <w:r>
-        <w:t xml:space="preserve"> </w:t>
-      </w:r>
-      <w:r>
-        <w:t>Seveda je lahko puško hranil v inventarju</w:t>
-      </w:r>
-      <w:r>
-        <w:t>.</w:t>
-      </w:r>
-      <w:r>
-        <w:t xml:space="preserve"> </w:t>
-      </w:r>
-      <w:r>
-        <w:t xml:space="preserve"> </w:t>
-      </w:r>
-    </w:p>
-    <w:p>
-      <w:pPr>
-        <w:jc w:val="left"/>
-        <w:rPr>
-          <w:rStyle w:val="Krepko"/>
-        </w:rPr>
-      </w:pPr>
-      <w:r>
-        <w:rPr>
-          <w:rStyle w:val="Krepko"/>
-        </w:rPr>
-        <w:br w:type="page"/>
-      </w:r>
-    </w:p>
-    <w:p>
-      <w:pPr>
-        <w:ind w:left="360"/>
-        <w:rPr>
-          <w:rStyle w:val="Krepko"/>
-        </w:rPr>
-      </w:pPr>
-      <w:r>
-        <w:rPr>
-          <w:rStyle w:val="Krepko"/>
+          <w:rStyle w:val="Strong"/>
         </w:rPr>
         <w:lastRenderedPageBreak/>
         <w:t>Nočna očala</w:t>
@@ -4261,19 +4205,19 @@
     </w:p>
     <w:p>
       <w:pPr>
-        <w:pStyle w:val="Naslov2"/>
-      </w:pPr>
-      <w:bookmarkStart w:id="20" w:name="_Toc195559147"/>
+        <w:pStyle w:val="Heading2"/>
+      </w:pPr>
+      <w:bookmarkStart w:id="21" w:name="_Toc195604145"/>
       <w:r>
         <w:t>Druga faza izdelave</w:t>
       </w:r>
-      <w:bookmarkEnd w:id="20"/>
+      <w:bookmarkEnd w:id="21"/>
     </w:p>
     <w:p>
       <w:pPr>
         <w:ind w:left="360"/>
         <w:rPr>
-          <w:rStyle w:val="Krepko"/>
+          <w:rStyle w:val="Strong"/>
         </w:rPr>
       </w:pPr>
       <w:r>
@@ -4306,7 +4250,7 @@
     </w:p>
     <w:p>
       <w:pPr>
-        <w:pStyle w:val="Naslov4"/>
+        <w:pStyle w:val="Heading4"/>
       </w:pPr>
       <w:r>
         <w:t xml:space="preserve">Izdelava novih </w:t>
@@ -4349,18 +4293,18 @@
       <w:pPr>
         <w:ind w:left="360"/>
         <w:rPr>
-          <w:rStyle w:val="Krepko"/>
+          <w:rStyle w:val="Strong"/>
         </w:rPr>
       </w:pPr>
       <w:r>
         <w:rPr>
-          <w:rStyle w:val="Krepko"/>
+          <w:rStyle w:val="Strong"/>
         </w:rPr>
         <w:t>Povečan</w:t>
       </w:r>
       <w:r>
         <w:rPr>
-          <w:rStyle w:val="Krepko"/>
+          <w:rStyle w:val="Strong"/>
         </w:rPr>
         <w:t xml:space="preserve"> skladiščni prostor</w:t>
       </w:r>
@@ -4386,12 +4330,12 @@
       <w:pPr>
         <w:ind w:left="360"/>
         <w:rPr>
-          <w:rStyle w:val="Krepko"/>
+          <w:rStyle w:val="Strong"/>
         </w:rPr>
       </w:pPr>
       <w:r>
         <w:rPr>
-          <w:rStyle w:val="Krepko"/>
+          <w:rStyle w:val="Strong"/>
         </w:rPr>
         <w:t>Prostor s celicami</w:t>
       </w:r>
@@ -4435,24 +4379,24 @@
       <w:pPr>
         <w:ind w:left="360"/>
         <w:rPr>
-          <w:rStyle w:val="Krepko"/>
+          <w:rStyle w:val="Strong"/>
         </w:rPr>
       </w:pPr>
       <w:r>
         <w:rPr>
-          <w:rStyle w:val="Krepko"/>
+          <w:rStyle w:val="Strong"/>
         </w:rPr>
         <w:t xml:space="preserve">Prostor </w:t>
       </w:r>
       <w:r>
         <w:rPr>
-          <w:rStyle w:val="Krepko"/>
+          <w:rStyle w:val="Strong"/>
         </w:rPr>
         <w:t>z</w:t>
       </w:r>
       <w:r>
         <w:rPr>
-          <w:rStyle w:val="Krepko"/>
+          <w:rStyle w:val="Strong"/>
         </w:rPr>
         <w:t xml:space="preserve"> osebnimi omaricami paznikov</w:t>
       </w:r>
@@ -4490,18 +4434,18 @@
       <w:pPr>
         <w:ind w:left="360"/>
         <w:rPr>
-          <w:rStyle w:val="Krepko"/>
+          <w:rStyle w:val="Strong"/>
         </w:rPr>
       </w:pPr>
       <w:r>
         <w:rPr>
-          <w:rStyle w:val="Krepko"/>
+          <w:rStyle w:val="Strong"/>
         </w:rPr>
         <w:t xml:space="preserve">Prostor </w:t>
       </w:r>
       <w:r>
         <w:rPr>
-          <w:rStyle w:val="Krepko"/>
+          <w:rStyle w:val="Strong"/>
         </w:rPr>
         <w:t>z vhodom do sobe z omaricami</w:t>
       </w:r>
@@ -4510,47 +4454,226 @@
       <w:pPr>
         <w:ind w:left="360"/>
       </w:pPr>
-    </w:p>
-    <w:p>
-      <w:pPr>
-        <w:ind w:left="360"/>
-      </w:pPr>
-    </w:p>
-    <w:p>
-      <w:pPr>
-        <w:ind w:left="360"/>
-      </w:pPr>
-    </w:p>
-    <w:p>
-      <w:pPr>
-        <w:ind w:left="360"/>
-      </w:pPr>
+      <w:r>
+        <w:t>Dodal sem prvi prostor, kjer bo igralec moral rešiti uganko, da pride do naslednjega prostora.</w:t>
+      </w:r>
+      <w:r>
+        <w:t xml:space="preserve"> Pred </w:t>
+      </w:r>
+      <w:r>
+        <w:t xml:space="preserve">prej omenjen prostor z omaricami sem dodal prostor s petimi zaporednimi vrati in jih povezal </w:t>
+      </w:r>
+      <w:r>
+        <w:t>z stikali, kjer premik vsakega stikala spremeni stanje (odprta ali zaprta)</w:t>
+      </w:r>
+      <w:r>
+        <w:t xml:space="preserve"> vrat, ki so mu vnaprej določena.</w:t>
+      </w:r>
     </w:p>
     <w:p>
       <w:pPr>
         <w:ind w:left="360"/>
         <w:rPr>
-          <w:rStyle w:val="Krepko"/>
+          <w:rStyle w:val="Strong"/>
         </w:rPr>
       </w:pPr>
+      <w:r>
+        <w:rPr>
+          <w:rStyle w:val="Strong"/>
+        </w:rPr>
+        <w:lastRenderedPageBreak/>
+        <w:t>Povezava prostorov s hodniki</w:t>
+      </w:r>
     </w:p>
     <w:p>
       <w:pPr>
         <w:ind w:left="360"/>
       </w:pPr>
+      <w:r>
+        <w:t>Prostore sem povezal s hodniki</w:t>
+      </w:r>
+      <w:r>
+        <w:t>. Dodal sem več nepotrebnih zavojev in prehodov, ki pripomorejo k igralčevi izgubljenosti</w:t>
+      </w:r>
+      <w:r>
+        <w:t>, ampak mu v primeru, da ga robot začne loviti, pomagajo pri pobegu.</w:t>
+      </w:r>
+      <w:r>
+        <w:t xml:space="preserve"> </w:t>
+      </w:r>
+      <w:r>
+        <w:t xml:space="preserve"> </w:t>
+      </w:r>
+    </w:p>
+    <w:p>
+      <w:pPr>
+        <w:pStyle w:val="Heading4"/>
+      </w:pPr>
+      <w:r>
+        <w:t>Izdelava glavnega menija</w:t>
+      </w:r>
+    </w:p>
+    <w:p>
+      <w:pPr>
+        <w:ind w:left="360"/>
+      </w:pPr>
+      <w:r>
+        <w:t>Glavni meni sem postavil v čisto novo sceno, kjer lahko igralec nastavi različne nastavitve in nato začne igro.</w:t>
+      </w:r>
+      <w:r>
+        <w:t xml:space="preserve"> Ko pritisne tipko za začetek igre, se mu prikaže druga scena, na kateri se delal do sedaj</w:t>
+      </w:r>
+      <w:r>
+        <w:t xml:space="preserve">. </w:t>
+      </w:r>
     </w:p>
     <w:p>
       <w:pPr>
         <w:ind w:left="360"/>
         <w:rPr>
-          <w:rStyle w:val="Krepko"/>
+          <w:rStyle w:val="Strong"/>
         </w:rPr>
       </w:pPr>
-    </w:p>
-    <w:p>
-      <w:pPr>
+      <w:r>
         <w:rPr>
-          <w:rStyle w:val="Krepko"/>
+          <w:rStyle w:val="Strong"/>
+        </w:rPr>
+        <w:t>Izgled menija</w:t>
+      </w:r>
+    </w:p>
+    <w:p>
+      <w:pPr>
+        <w:ind w:left="360"/>
+      </w:pPr>
+      <w:r>
+        <w:t>Da bi glavni meni naredil zanimiv, sem namesto uporabe 2D elementov, v ozadje postavil nekaj sten, ki predstavljajo en del neke črne sobe in vanjo postavil luč, ki utripa.</w:t>
+      </w:r>
+      <w:r>
+        <w:t xml:space="preserve"> </w:t>
+      </w:r>
+      <w:r>
+        <w:t>Tudi gumbe in ostale elemente sem uskladil</w:t>
+      </w:r>
+      <w:r>
+        <w:t xml:space="preserve"> z odtenki sive, rdeče in črn</w:t>
+      </w:r>
+      <w:r>
+        <w:t>o</w:t>
+      </w:r>
+      <w:r>
+        <w:t>.</w:t>
+      </w:r>
+      <w:r>
+        <w:t xml:space="preserve"> </w:t>
+      </w:r>
+    </w:p>
+    <w:p>
+      <w:pPr>
+        <w:ind w:left="360"/>
+        <w:rPr>
+          <w:rStyle w:val="Strong"/>
+        </w:rPr>
+      </w:pPr>
+      <w:r>
+        <w:rPr>
+          <w:rStyle w:val="Strong"/>
+        </w:rPr>
+        <w:t>Interakcija na meniju</w:t>
+      </w:r>
+    </w:p>
+    <w:p>
+      <w:pPr>
+        <w:ind w:left="360"/>
+      </w:pPr>
+      <w:r>
+        <w:t>V meni sem dodal gumbe, in dodal 2 različna podmenija</w:t>
+      </w:r>
+      <w:r>
+        <w:t xml:space="preserve"> </w:t>
+      </w:r>
+      <w:r>
+        <w:t xml:space="preserve">. Eden </w:t>
+      </w:r>
+      <w:r>
+        <w:t xml:space="preserve">je </w:t>
+      </w:r>
+      <w:r>
+        <w:t xml:space="preserve">igralcu prikazal </w:t>
+      </w:r>
+      <w:r>
+        <w:t>vse kontrole ki jih mora poznati pred igranjem.</w:t>
+      </w:r>
+      <w:r>
+        <w:t xml:space="preserve"> Drugi podmeni mu je prikazal različne nastavitve zvoka.</w:t>
+      </w:r>
+      <w:r>
+        <w:t xml:space="preserve"> </w:t>
+      </w:r>
+    </w:p>
+    <w:p>
+      <w:pPr>
+        <w:ind w:left="360"/>
+        <w:rPr>
+          <w:rStyle w:val="Strong"/>
+        </w:rPr>
+      </w:pPr>
+    </w:p>
+    <w:p>
+      <w:pPr>
+        <w:ind w:left="360"/>
+      </w:pPr>
+      <w:r>
+        <w:t xml:space="preserve"> </w:t>
+      </w:r>
+      <w:r>
+        <w:t xml:space="preserve"> </w:t>
+      </w:r>
+    </w:p>
+    <w:p>
+      <w:pPr>
+        <w:ind w:left="360"/>
+      </w:pPr>
+    </w:p>
+    <w:p>
+      <w:pPr>
+        <w:ind w:left="360"/>
+      </w:pPr>
+    </w:p>
+    <w:p>
+      <w:pPr>
+        <w:ind w:left="360"/>
+      </w:pPr>
+    </w:p>
+    <w:p>
+      <w:pPr>
+        <w:ind w:left="360"/>
+      </w:pPr>
+    </w:p>
+    <w:p>
+      <w:pPr>
+        <w:ind w:left="360"/>
+        <w:rPr>
+          <w:rStyle w:val="Strong"/>
+        </w:rPr>
+      </w:pPr>
+    </w:p>
+    <w:p>
+      <w:pPr>
+        <w:ind w:left="360"/>
+      </w:pPr>
+    </w:p>
+    <w:p>
+      <w:pPr>
+        <w:ind w:left="360"/>
+        <w:rPr>
+          <w:rStyle w:val="Strong"/>
+        </w:rPr>
+      </w:pPr>
+    </w:p>
+    <w:p>
+      <w:pPr>
+        <w:rPr>
+          <w:rStyle w:val="Strong"/>
         </w:rPr>
       </w:pPr>
     </w:p>
@@ -4583,15 +4706,15 @@
 
 <file path=word/comments.xml><?xml version="1.0" encoding="utf-8"?>
 <w:comments xmlns:wpc="http://schemas.microsoft.com/office/word/2010/wordprocessingCanvas" xmlns:cx="http://schemas.microsoft.com/office/drawing/2014/chartex" xmlns:cx1="http://schemas.microsoft.com/office/drawing/2015/9/8/chartex" xmlns:cx2="http://schemas.microsoft.com/office/drawing/2015/10/21/chartex" xmlns:cx3="http://schemas.microsoft.com/office/drawing/2016/5/9/chartex" xmlns:cx4="http://schemas.microsoft.com/office/drawing/2016/5/10/chartex" xmlns:cx5="http://schemas.microsoft.com/office/drawing/2016/5/11/chartex" xmlns:cx6="http://schemas.microsoft.com/office/drawing/2016/5/12/chartex" xmlns:cx7="http://schemas.microsoft.com/office/drawing/2016/5/13/chartex" xmlns:cx8="http://schemas.microsoft.com/office/drawing/2016/5/14/chartex" xmlns:mc="http://schemas.openxmlformats.org/markup-compatibility/2006" xmlns:aink="http://schemas.microsoft.com/office/drawing/2016/ink" xmlns:am3d="http://schemas.microsoft.com/office/drawing/2017/model3d" xmlns:o="urn:schemas-microsoft-com:office:office" xmlns:oel="http://schemas.microsoft.com/office/2019/extlst" xmlns:r="http://schemas.openxmlformats.org/officeDocument/2006/relationships" xmlns:m="http://schemas.openxmlformats.org/officeDocument/2006/math" xmlns:v="urn:schemas-microsoft-com:vml" xmlns:wp14="http://schemas.microsoft.com/office/word/2010/wordprocessingDrawing" xmlns:wp="http://schemas.openxmlformats.org/drawingml/2006/wordprocessingDrawing" xmlns:w10="urn:schemas-microsoft-com:office:word" xmlns:w="http://schemas.openxmlformats.org/wordprocessingml/2006/main" xmlns:w14="http://schemas.microsoft.com/office/word/2010/wordml" xmlns:w15="http://schemas.microsoft.com/office/word/2012/wordml" xmlns:w16cex="http://schemas.microsoft.com/office/word/2018/wordml/cex" xmlns:w16cid="http://schemas.microsoft.com/office/word/2016/wordml/cid" xmlns:w16="http://schemas.microsoft.com/office/word/2018/wordml" xmlns:w16du="http://schemas.microsoft.com/office/word/2023/wordml/word16du" xmlns:w16sdtdh="http://schemas.microsoft.com/office/word/2020/wordml/sdtdatahash" xmlns:w16sdtfl="http://schemas.microsoft.com/office/word/2024/wordml/sdtformatlock" xmlns:w16se="http://schemas.microsoft.com/office/word/2015/wordml/symex" xmlns:wpg="http://schemas.microsoft.com/office/word/2010/wordprocessingGroup" xmlns:wpi="http://schemas.microsoft.com/office/word/2010/wordprocessingInk" xmlns:wne="http://schemas.microsoft.com/office/word/2006/wordml" xmlns:wps="http://schemas.microsoft.com/office/word/2010/wordprocessingShape" mc:Ignorable="w14 w15 w16se w16cid w16 w16cex w16sdtdh w16sdtfl w16du wp14">
-  <w:comment w:id="12" w:author="Boštjan Skubic (R4A)" w:date="2025-04-14T20:01:00Z" w:initials="BS">
-    <w:p>
-      <w:pPr>
-        <w:pStyle w:val="Pripombabesedilo"/>
+  <w:comment w:id="13" w:author="Boštjan Skubic (R4A)" w:date="2025-04-14T20:01:00Z" w:initials="BS">
+    <w:p>
+      <w:pPr>
+        <w:pStyle w:val="CommentText"/>
         <w:jc w:val="left"/>
       </w:pPr>
       <w:r>
         <w:rPr>
-          <w:rStyle w:val="Pripombasklic"/>
+          <w:rStyle w:val="CommentReference"/>
         </w:rPr>
         <w:annotationRef/>
       </w:r>
@@ -4600,15 +4723,15 @@
       </w:r>
     </w:p>
   </w:comment>
-  <w:comment w:id="18" w:author="Boštjan Skubic (R4A)" w:date="2025-04-14T20:01:00Z" w:initials="BS">
-    <w:p>
-      <w:pPr>
-        <w:pStyle w:val="Pripombabesedilo"/>
+  <w:comment w:id="19" w:author="Boštjan Skubic (R4A)" w:date="2025-04-14T20:01:00Z" w:initials="BS">
+    <w:p>
+      <w:pPr>
+        <w:pStyle w:val="CommentText"/>
         <w:jc w:val="left"/>
       </w:pPr>
       <w:r>
         <w:rPr>
-          <w:rStyle w:val="Pripombasklic"/>
+          <w:rStyle w:val="CommentReference"/>
         </w:rPr>
         <w:annotationRef/>
       </w:r>
@@ -4695,7 +4818,7 @@
 <w:hdr xmlns:wpc="http://schemas.microsoft.com/office/word/2010/wordprocessingCanvas" xmlns:cx="http://schemas.microsoft.com/office/drawing/2014/chartex" xmlns:cx1="http://schemas.microsoft.com/office/drawing/2015/9/8/chartex" xmlns:cx2="http://schemas.microsoft.com/office/drawing/2015/10/21/chartex" xmlns:cx3="http://schemas.microsoft.com/office/drawing/2016/5/9/chartex" xmlns:cx4="http://schemas.microsoft.com/office/drawing/2016/5/10/chartex" xmlns:cx5="http://schemas.microsoft.com/office/drawing/2016/5/11/chartex" xmlns:cx6="http://schemas.microsoft.com/office/drawing/2016/5/12/chartex" xmlns:cx7="http://schemas.microsoft.com/office/drawing/2016/5/13/chartex" xmlns:cx8="http://schemas.microsoft.com/office/drawing/2016/5/14/chartex" xmlns:mc="http://schemas.openxmlformats.org/markup-compatibility/2006" xmlns:aink="http://schemas.microsoft.com/office/drawing/2016/ink" xmlns:am3d="http://schemas.microsoft.com/office/drawing/2017/model3d" xmlns:o="urn:schemas-microsoft-com:office:office" xmlns:oel="http://schemas.microsoft.com/office/2019/extlst" xmlns:r="http://schemas.openxmlformats.org/officeDocument/2006/relationships" xmlns:m="http://schemas.openxmlformats.org/officeDocument/2006/math" xmlns:v="urn:schemas-microsoft-com:vml" xmlns:wp14="http://schemas.microsoft.com/office/word/2010/wordprocessingDrawing" xmlns:wp="http://schemas.openxmlformats.org/drawingml/2006/wordprocessingDrawing" xmlns:w10="urn:schemas-microsoft-com:office:word" xmlns:w="http://schemas.openxmlformats.org/wordprocessingml/2006/main" xmlns:w14="http://schemas.microsoft.com/office/word/2010/wordml" xmlns:w15="http://schemas.microsoft.com/office/word/2012/wordml" xmlns:w16cex="http://schemas.microsoft.com/office/word/2018/wordml/cex" xmlns:w16cid="http://schemas.microsoft.com/office/word/2016/wordml/cid" xmlns:w16="http://schemas.microsoft.com/office/word/2018/wordml" xmlns:w16du="http://schemas.microsoft.com/office/word/2023/wordml/word16du" xmlns:w16sdtdh="http://schemas.microsoft.com/office/word/2020/wordml/sdtdatahash" xmlns:w16sdtfl="http://schemas.microsoft.com/office/word/2024/wordml/sdtformatlock" xmlns:w16se="http://schemas.microsoft.com/office/word/2015/wordml/symex" xmlns:wpg="http://schemas.microsoft.com/office/word/2010/wordprocessingGroup" xmlns:wpi="http://schemas.microsoft.com/office/word/2010/wordprocessingInk" xmlns:wne="http://schemas.microsoft.com/office/word/2006/wordml" xmlns:wps="http://schemas.microsoft.com/office/word/2010/wordprocessingShape" mc:Ignorable="w14 w15 w16se w16cid w16 w16cex w16sdtdh w16sdtfl w16du wp14">
   <w:p>
     <w:pPr>
-      <w:pStyle w:val="Glava"/>
+      <w:pStyle w:val="Header"/>
     </w:pPr>
   </w:p>
 </w:hdr>
@@ -5980,6 +6103,95 @@
     </w:lvl>
   </w:abstractNum>
   <w:abstractNum w:abstractNumId="12" w15:restartNumberingAfterBreak="0">
+    <w:nsid w:val="6EE938A8"/>
+    <w:multiLevelType w:val="hybridMultilevel"/>
+    <w:tmpl w:val="40986C3A"/>
+    <w:lvl w:ilvl="0" w:tplc="2000000F">
+      <w:start w:val="1"/>
+      <w:numFmt w:val="decimal"/>
+      <w:lvlText w:val="%1."/>
+      <w:lvlJc w:val="left"/>
+      <w:pPr>
+        <w:ind w:left="720" w:hanging="360"/>
+      </w:pPr>
+      <w:rPr>
+        <w:rFonts w:hint="default"/>
+      </w:rPr>
+    </w:lvl>
+    <w:lvl w:ilvl="1" w:tplc="20000019" w:tentative="1">
+      <w:start w:val="1"/>
+      <w:numFmt w:val="lowerLetter"/>
+      <w:lvlText w:val="%2."/>
+      <w:lvlJc w:val="left"/>
+      <w:pPr>
+        <w:ind w:left="1440" w:hanging="360"/>
+      </w:pPr>
+    </w:lvl>
+    <w:lvl w:ilvl="2" w:tplc="2000001B" w:tentative="1">
+      <w:start w:val="1"/>
+      <w:numFmt w:val="lowerRoman"/>
+      <w:lvlText w:val="%3."/>
+      <w:lvlJc w:val="right"/>
+      <w:pPr>
+        <w:ind w:left="2160" w:hanging="180"/>
+      </w:pPr>
+    </w:lvl>
+    <w:lvl w:ilvl="3" w:tplc="2000000F" w:tentative="1">
+      <w:start w:val="1"/>
+      <w:numFmt w:val="decimal"/>
+      <w:lvlText w:val="%4."/>
+      <w:lvlJc w:val="left"/>
+      <w:pPr>
+        <w:ind w:left="2880" w:hanging="360"/>
+      </w:pPr>
+    </w:lvl>
+    <w:lvl w:ilvl="4" w:tplc="20000019" w:tentative="1">
+      <w:start w:val="1"/>
+      <w:numFmt w:val="lowerLetter"/>
+      <w:lvlText w:val="%5."/>
+      <w:lvlJc w:val="left"/>
+      <w:pPr>
+        <w:ind w:left="3600" w:hanging="360"/>
+      </w:pPr>
+    </w:lvl>
+    <w:lvl w:ilvl="5" w:tplc="2000001B" w:tentative="1">
+      <w:start w:val="1"/>
+      <w:numFmt w:val="lowerRoman"/>
+      <w:lvlText w:val="%6."/>
+      <w:lvlJc w:val="right"/>
+      <w:pPr>
+        <w:ind w:left="4320" w:hanging="180"/>
+      </w:pPr>
+    </w:lvl>
+    <w:lvl w:ilvl="6" w:tplc="2000000F" w:tentative="1">
+      <w:start w:val="1"/>
+      <w:numFmt w:val="decimal"/>
+      <w:lvlText w:val="%7."/>
+      <w:lvlJc w:val="left"/>
+      <w:pPr>
+        <w:ind w:left="5040" w:hanging="360"/>
+      </w:pPr>
+    </w:lvl>
+    <w:lvl w:ilvl="7" w:tplc="20000019" w:tentative="1">
+      <w:start w:val="1"/>
+      <w:numFmt w:val="lowerLetter"/>
+      <w:lvlText w:val="%8."/>
+      <w:lvlJc w:val="left"/>
+      <w:pPr>
+        <w:ind w:left="5760" w:hanging="360"/>
+      </w:pPr>
+    </w:lvl>
+    <w:lvl w:ilvl="8" w:tplc="2000001B" w:tentative="1">
+      <w:start w:val="1"/>
+      <w:numFmt w:val="lowerRoman"/>
+      <w:lvlText w:val="%9."/>
+      <w:lvlJc w:val="right"/>
+      <w:pPr>
+        <w:ind w:left="6480" w:hanging="180"/>
+      </w:pPr>
+    </w:lvl>
+  </w:abstractNum>
+  <w:abstractNum w:abstractNumId="13" w15:restartNumberingAfterBreak="0">
     <w:nsid w:val="7F7D3116"/>
     <w:multiLevelType w:val="multilevel"/>
     <w:tmpl w:val="8ED61664"/>
@@ -5998,7 +6210,7 @@
     <w:lvl w:ilvl="1">
       <w:start w:val="1"/>
       <w:numFmt w:val="decimal"/>
-      <w:pStyle w:val="Naslov2"/>
+      <w:pStyle w:val="Heading2"/>
       <w:isLgl/>
       <w:lvlText w:val="%1.%2"/>
       <w:lvlJc w:val="left"/>
@@ -6012,12 +6224,12 @@
     <w:lvl w:ilvl="2">
       <w:start w:val="1"/>
       <w:numFmt w:val="decimal"/>
-      <w:pStyle w:val="Naslov4"/>
+      <w:pStyle w:val="Heading4"/>
       <w:isLgl/>
       <w:lvlText w:val="%1.%2.%3"/>
       <w:lvlJc w:val="left"/>
       <w:pPr>
-        <w:ind w:left="1080" w:hanging="720"/>
+        <w:ind w:left="3555" w:hanging="720"/>
       </w:pPr>
       <w:rPr>
         <w:rFonts w:hint="default"/>
@@ -6139,7 +6351,70 @@
     <w:abstractNumId w:val="9"/>
   </w:num>
   <w:num w:numId="13" w16cid:durableId="2121483765">
+    <w:abstractNumId w:val="13"/>
+  </w:num>
+  <w:num w:numId="14" w16cid:durableId="786630579">
     <w:abstractNumId w:val="12"/>
+  </w:num>
+  <w:num w:numId="15" w16cid:durableId="443696567">
+    <w:abstractNumId w:val="13"/>
+    <w:lvlOverride w:ilvl="0">
+      <w:startOverride w:val="3"/>
+    </w:lvlOverride>
+    <w:lvlOverride w:ilvl="1">
+      <w:startOverride w:val="2"/>
+    </w:lvlOverride>
+    <w:lvlOverride w:ilvl="2">
+      <w:startOverride w:val="2"/>
+    </w:lvlOverride>
+  </w:num>
+  <w:num w:numId="16" w16cid:durableId="1988850626">
+    <w:abstractNumId w:val="13"/>
+    <w:lvlOverride w:ilvl="0">
+      <w:startOverride w:val="3"/>
+    </w:lvlOverride>
+    <w:lvlOverride w:ilvl="1">
+      <w:startOverride w:val="2"/>
+    </w:lvlOverride>
+    <w:lvlOverride w:ilvl="2">
+      <w:startOverride w:val="2"/>
+    </w:lvlOverride>
+  </w:num>
+  <w:num w:numId="17" w16cid:durableId="569732676">
+    <w:abstractNumId w:val="13"/>
+    <w:lvlOverride w:ilvl="0">
+      <w:startOverride w:val="3"/>
+    </w:lvlOverride>
+    <w:lvlOverride w:ilvl="1">
+      <w:startOverride w:val="2"/>
+    </w:lvlOverride>
+    <w:lvlOverride w:ilvl="2">
+      <w:startOverride w:val="2"/>
+    </w:lvlOverride>
+  </w:num>
+  <w:num w:numId="18" w16cid:durableId="1266157198">
+    <w:abstractNumId w:val="13"/>
+    <w:lvlOverride w:ilvl="0">
+      <w:startOverride w:val="3"/>
+    </w:lvlOverride>
+    <w:lvlOverride w:ilvl="1">
+      <w:startOverride w:val="2"/>
+    </w:lvlOverride>
+    <w:lvlOverride w:ilvl="2">
+      <w:startOverride w:val="2"/>
+    </w:lvlOverride>
+  </w:num>
+  <w:num w:numId="19" w16cid:durableId="1799253443">
+    <w:abstractNumId w:val="13"/>
+    <w:lvlOverride w:ilvl="0">
+      <w:startOverride w:val="3"/>
+    </w:lvlOverride>
+    <w:lvlOverride w:ilvl="1">
+      <w:startOverride w:val="2"/>
+    </w:lvlOverride>
+    <w:lvlOverride w:ilvl="2">
+      <w:startOverride w:val="2"/>
+    </w:lvlOverride>
   </w:num>
 </w:numbering>
 </file>
@@ -6549,7 +6824,7 @@
     <w:lsdException w:name="Unresolved Mention" w:semiHidden="1" w:unhideWhenUsed="1"/>
     <w:lsdException w:name="Smart Link" w:semiHidden="1" w:unhideWhenUsed="1"/>
   </w:latentStyles>
-  <w:style w:type="paragraph" w:default="1" w:styleId="Navaden">
+  <w:style w:type="paragraph" w:default="1" w:styleId="Normal">
     <w:name w:val="Normal"/>
     <w:qFormat/>
     <w:rsid w:val="00F3648D"/>
@@ -6560,11 +6835,11 @@
       <w:rFonts w:ascii="Arial" w:hAnsi="Arial" w:cs="Arial"/>
     </w:rPr>
   </w:style>
-  <w:style w:type="paragraph" w:styleId="Naslov1">
+  <w:style w:type="paragraph" w:styleId="Heading1">
     <w:name w:val="heading 1"/>
-    <w:basedOn w:val="Navaden"/>
-    <w:next w:val="Navaden"/>
-    <w:link w:val="Naslov1Znak"/>
+    <w:basedOn w:val="Normal"/>
+    <w:next w:val="Normal"/>
+    <w:link w:val="Heading1Char"/>
     <w:uiPriority w:val="9"/>
     <w:qFormat/>
     <w:rsid w:val="007E70A4"/>
@@ -6581,11 +6856,11 @@
       <w:szCs w:val="40"/>
     </w:rPr>
   </w:style>
-  <w:style w:type="paragraph" w:styleId="Naslov2">
+  <w:style w:type="paragraph" w:styleId="Heading2">
     <w:name w:val="heading 2"/>
-    <w:basedOn w:val="Navaden"/>
-    <w:next w:val="Navaden"/>
-    <w:link w:val="Naslov2Znak"/>
+    <w:basedOn w:val="Normal"/>
+    <w:next w:val="Normal"/>
+    <w:link w:val="Heading2Char"/>
     <w:uiPriority w:val="9"/>
     <w:unhideWhenUsed/>
     <w:qFormat/>
@@ -6607,11 +6882,11 @@
       <w:szCs w:val="32"/>
     </w:rPr>
   </w:style>
-  <w:style w:type="paragraph" w:styleId="Naslov3">
+  <w:style w:type="paragraph" w:styleId="Heading3">
     <w:name w:val="heading 3"/>
-    <w:basedOn w:val="Navaden"/>
-    <w:next w:val="Navaden"/>
-    <w:link w:val="Naslov3Znak"/>
+    <w:basedOn w:val="Normal"/>
+    <w:next w:val="Normal"/>
+    <w:link w:val="Heading3Char"/>
     <w:uiPriority w:val="9"/>
     <w:unhideWhenUsed/>
     <w:qFormat/>
@@ -6629,11 +6904,11 @@
       <w:szCs w:val="28"/>
     </w:rPr>
   </w:style>
-  <w:style w:type="paragraph" w:styleId="Naslov4">
+  <w:style w:type="paragraph" w:styleId="Heading4">
     <w:name w:val="heading 4"/>
-    <w:basedOn w:val="Naslov3"/>
-    <w:next w:val="Navaden"/>
-    <w:link w:val="Naslov4Znak"/>
+    <w:basedOn w:val="Heading3"/>
+    <w:next w:val="Normal"/>
+    <w:link w:val="Heading4Char"/>
     <w:uiPriority w:val="9"/>
     <w:unhideWhenUsed/>
     <w:qFormat/>
@@ -6643,14 +6918,15 @@
         <w:ilvl w:val="2"/>
         <w:numId w:val="13"/>
       </w:numPr>
+      <w:ind w:left="1080"/>
       <w:outlineLvl w:val="3"/>
     </w:pPr>
   </w:style>
-  <w:style w:type="paragraph" w:styleId="Naslov5">
+  <w:style w:type="paragraph" w:styleId="Heading5">
     <w:name w:val="heading 5"/>
-    <w:basedOn w:val="Navaden"/>
-    <w:next w:val="Navaden"/>
-    <w:link w:val="Naslov5Znak"/>
+    <w:basedOn w:val="Normal"/>
+    <w:next w:val="Normal"/>
+    <w:link w:val="Heading5Char"/>
     <w:uiPriority w:val="9"/>
     <w:semiHidden/>
     <w:unhideWhenUsed/>
@@ -6667,11 +6943,11 @@
       <w:color w:val="0F4761" w:themeColor="accent1" w:themeShade="BF"/>
     </w:rPr>
   </w:style>
-  <w:style w:type="paragraph" w:styleId="Naslov6">
+  <w:style w:type="paragraph" w:styleId="Heading6">
     <w:name w:val="heading 6"/>
-    <w:basedOn w:val="Navaden"/>
-    <w:next w:val="Navaden"/>
-    <w:link w:val="Naslov6Znak"/>
+    <w:basedOn w:val="Normal"/>
+    <w:next w:val="Normal"/>
+    <w:link w:val="Heading6Char"/>
     <w:uiPriority w:val="9"/>
     <w:semiHidden/>
     <w:unhideWhenUsed/>
@@ -6690,11 +6966,11 @@
       <w:color w:val="595959" w:themeColor="text1" w:themeTint="A6"/>
     </w:rPr>
   </w:style>
-  <w:style w:type="paragraph" w:styleId="Naslov7">
+  <w:style w:type="paragraph" w:styleId="Heading7">
     <w:name w:val="heading 7"/>
-    <w:basedOn w:val="Navaden"/>
-    <w:next w:val="Navaden"/>
-    <w:link w:val="Naslov7Znak"/>
+    <w:basedOn w:val="Normal"/>
+    <w:next w:val="Normal"/>
+    <w:link w:val="Heading7Char"/>
     <w:uiPriority w:val="9"/>
     <w:semiHidden/>
     <w:unhideWhenUsed/>
@@ -6711,11 +6987,11 @@
       <w:color w:val="595959" w:themeColor="text1" w:themeTint="A6"/>
     </w:rPr>
   </w:style>
-  <w:style w:type="paragraph" w:styleId="Naslov8">
+  <w:style w:type="paragraph" w:styleId="Heading8">
     <w:name w:val="heading 8"/>
-    <w:basedOn w:val="Navaden"/>
-    <w:next w:val="Navaden"/>
-    <w:link w:val="Naslov8Znak"/>
+    <w:basedOn w:val="Normal"/>
+    <w:next w:val="Normal"/>
+    <w:link w:val="Heading8Char"/>
     <w:uiPriority w:val="9"/>
     <w:semiHidden/>
     <w:unhideWhenUsed/>
@@ -6734,11 +7010,11 @@
       <w:color w:val="272727" w:themeColor="text1" w:themeTint="D8"/>
     </w:rPr>
   </w:style>
-  <w:style w:type="paragraph" w:styleId="Naslov9">
+  <w:style w:type="paragraph" w:styleId="Heading9">
     <w:name w:val="heading 9"/>
-    <w:basedOn w:val="Navaden"/>
-    <w:next w:val="Navaden"/>
-    <w:link w:val="Naslov9Znak"/>
+    <w:basedOn w:val="Normal"/>
+    <w:next w:val="Normal"/>
+    <w:link w:val="Heading9Char"/>
     <w:uiPriority w:val="9"/>
     <w:semiHidden/>
     <w:unhideWhenUsed/>
@@ -6755,12 +7031,12 @@
       <w:color w:val="272727" w:themeColor="text1" w:themeTint="D8"/>
     </w:rPr>
   </w:style>
-  <w:style w:type="character" w:default="1" w:styleId="Privzetapisavaodstavka">
+  <w:style w:type="character" w:default="1" w:styleId="DefaultParagraphFont">
     <w:name w:val="Default Paragraph Font"/>
     <w:uiPriority w:val="1"/>
     <w:unhideWhenUsed/>
   </w:style>
-  <w:style w:type="table" w:default="1" w:styleId="Navadnatabela">
+  <w:style w:type="table" w:default="1" w:styleId="TableNormal">
     <w:name w:val="Normal Table"/>
     <w:uiPriority w:val="99"/>
     <w:semiHidden/>
@@ -6775,16 +7051,16 @@
       </w:tblCellMar>
     </w:tblPr>
   </w:style>
-  <w:style w:type="numbering" w:default="1" w:styleId="Brezseznama">
+  <w:style w:type="numbering" w:default="1" w:styleId="NoList">
     <w:name w:val="No List"/>
     <w:uiPriority w:val="99"/>
     <w:semiHidden/>
     <w:unhideWhenUsed/>
   </w:style>
-  <w:style w:type="character" w:customStyle="1" w:styleId="Naslov1Znak">
-    <w:name w:val="Naslov 1 Znak"/>
-    <w:basedOn w:val="Privzetapisavaodstavka"/>
-    <w:link w:val="Naslov1"/>
+  <w:style w:type="character" w:customStyle="1" w:styleId="Heading1Char">
+    <w:name w:val="Heading 1 Char"/>
+    <w:basedOn w:val="DefaultParagraphFont"/>
+    <w:link w:val="Heading1"/>
     <w:uiPriority w:val="9"/>
     <w:rsid w:val="007E70A4"/>
     <w:rPr>
@@ -6794,10 +7070,10 @@
       <w:szCs w:val="40"/>
     </w:rPr>
   </w:style>
-  <w:style w:type="character" w:customStyle="1" w:styleId="Naslov2Znak">
-    <w:name w:val="Naslov 2 Znak"/>
-    <w:basedOn w:val="Privzetapisavaodstavka"/>
-    <w:link w:val="Naslov2"/>
+  <w:style w:type="character" w:customStyle="1" w:styleId="Heading2Char">
+    <w:name w:val="Heading 2 Char"/>
+    <w:basedOn w:val="DefaultParagraphFont"/>
+    <w:link w:val="Heading2"/>
     <w:uiPriority w:val="9"/>
     <w:rsid w:val="00B35F69"/>
     <w:rPr>
@@ -6808,10 +7084,10 @@
       <w:lang w:val="sl-SI"/>
     </w:rPr>
   </w:style>
-  <w:style w:type="character" w:customStyle="1" w:styleId="Naslov3Znak">
-    <w:name w:val="Naslov 3 Znak"/>
-    <w:basedOn w:val="Privzetapisavaodstavka"/>
-    <w:link w:val="Naslov3"/>
+  <w:style w:type="character" w:customStyle="1" w:styleId="Heading3Char">
+    <w:name w:val="Heading 3 Char"/>
+    <w:basedOn w:val="DefaultParagraphFont"/>
+    <w:link w:val="Heading3"/>
     <w:uiPriority w:val="9"/>
     <w:rsid w:val="007E70A4"/>
     <w:rPr>
@@ -6821,10 +7097,10 @@
       <w:szCs w:val="28"/>
     </w:rPr>
   </w:style>
-  <w:style w:type="character" w:customStyle="1" w:styleId="Naslov4Znak">
-    <w:name w:val="Naslov 4 Znak"/>
-    <w:basedOn w:val="Privzetapisavaodstavka"/>
-    <w:link w:val="Naslov4"/>
+  <w:style w:type="character" w:customStyle="1" w:styleId="Heading4Char">
+    <w:name w:val="Heading 4 Char"/>
+    <w:basedOn w:val="DefaultParagraphFont"/>
+    <w:link w:val="Heading4"/>
     <w:uiPriority w:val="9"/>
     <w:rsid w:val="00244E08"/>
     <w:rPr>
@@ -6835,10 +7111,10 @@
       <w:lang w:val="sl-SI"/>
     </w:rPr>
   </w:style>
-  <w:style w:type="character" w:customStyle="1" w:styleId="Naslov5Znak">
-    <w:name w:val="Naslov 5 Znak"/>
-    <w:basedOn w:val="Privzetapisavaodstavka"/>
-    <w:link w:val="Naslov5"/>
+  <w:style w:type="character" w:customStyle="1" w:styleId="Heading5Char">
+    <w:name w:val="Heading 5 Char"/>
+    <w:basedOn w:val="DefaultParagraphFont"/>
+    <w:link w:val="Heading5"/>
     <w:uiPriority w:val="9"/>
     <w:semiHidden/>
     <w:rsid w:val="007E70A4"/>
@@ -6847,10 +7123,10 @@
       <w:color w:val="0F4761" w:themeColor="accent1" w:themeShade="BF"/>
     </w:rPr>
   </w:style>
-  <w:style w:type="character" w:customStyle="1" w:styleId="Naslov6Znak">
-    <w:name w:val="Naslov 6 Znak"/>
-    <w:basedOn w:val="Privzetapisavaodstavka"/>
-    <w:link w:val="Naslov6"/>
+  <w:style w:type="character" w:customStyle="1" w:styleId="Heading6Char">
+    <w:name w:val="Heading 6 Char"/>
+    <w:basedOn w:val="DefaultParagraphFont"/>
+    <w:link w:val="Heading6"/>
     <w:uiPriority w:val="9"/>
     <w:semiHidden/>
     <w:rsid w:val="007E70A4"/>
@@ -6861,10 +7137,10 @@
       <w:color w:val="595959" w:themeColor="text1" w:themeTint="A6"/>
     </w:rPr>
   </w:style>
-  <w:style w:type="character" w:customStyle="1" w:styleId="Naslov7Znak">
-    <w:name w:val="Naslov 7 Znak"/>
-    <w:basedOn w:val="Privzetapisavaodstavka"/>
-    <w:link w:val="Naslov7"/>
+  <w:style w:type="character" w:customStyle="1" w:styleId="Heading7Char">
+    <w:name w:val="Heading 7 Char"/>
+    <w:basedOn w:val="DefaultParagraphFont"/>
+    <w:link w:val="Heading7"/>
     <w:uiPriority w:val="9"/>
     <w:semiHidden/>
     <w:rsid w:val="007E70A4"/>
@@ -6873,10 +7149,10 @@
       <w:color w:val="595959" w:themeColor="text1" w:themeTint="A6"/>
     </w:rPr>
   </w:style>
-  <w:style w:type="character" w:customStyle="1" w:styleId="Naslov8Znak">
-    <w:name w:val="Naslov 8 Znak"/>
-    <w:basedOn w:val="Privzetapisavaodstavka"/>
-    <w:link w:val="Naslov8"/>
+  <w:style w:type="character" w:customStyle="1" w:styleId="Heading8Char">
+    <w:name w:val="Heading 8 Char"/>
+    <w:basedOn w:val="DefaultParagraphFont"/>
+    <w:link w:val="Heading8"/>
     <w:uiPriority w:val="9"/>
     <w:semiHidden/>
     <w:rsid w:val="007E70A4"/>
@@ -6887,10 +7163,10 @@
       <w:color w:val="272727" w:themeColor="text1" w:themeTint="D8"/>
     </w:rPr>
   </w:style>
-  <w:style w:type="character" w:customStyle="1" w:styleId="Naslov9Znak">
-    <w:name w:val="Naslov 9 Znak"/>
-    <w:basedOn w:val="Privzetapisavaodstavka"/>
-    <w:link w:val="Naslov9"/>
+  <w:style w:type="character" w:customStyle="1" w:styleId="Heading9Char">
+    <w:name w:val="Heading 9 Char"/>
+    <w:basedOn w:val="DefaultParagraphFont"/>
+    <w:link w:val="Heading9"/>
     <w:uiPriority w:val="9"/>
     <w:semiHidden/>
     <w:rsid w:val="007E70A4"/>
@@ -6899,11 +7175,11 @@
       <w:color w:val="272727" w:themeColor="text1" w:themeTint="D8"/>
     </w:rPr>
   </w:style>
-  <w:style w:type="paragraph" w:styleId="Naslov">
+  <w:style w:type="paragraph" w:styleId="Title">
     <w:name w:val="Title"/>
-    <w:basedOn w:val="Navaden"/>
-    <w:next w:val="Navaden"/>
-    <w:link w:val="NaslovZnak"/>
+    <w:basedOn w:val="Normal"/>
+    <w:next w:val="Normal"/>
+    <w:link w:val="TitleChar"/>
     <w:uiPriority w:val="10"/>
     <w:qFormat/>
     <w:rsid w:val="007E70A4"/>
@@ -6919,10 +7195,10 @@
       <w:szCs w:val="56"/>
     </w:rPr>
   </w:style>
-  <w:style w:type="character" w:customStyle="1" w:styleId="NaslovZnak">
-    <w:name w:val="Naslov Znak"/>
-    <w:basedOn w:val="Privzetapisavaodstavka"/>
-    <w:link w:val="Naslov"/>
+  <w:style w:type="character" w:customStyle="1" w:styleId="TitleChar">
+    <w:name w:val="Title Char"/>
+    <w:basedOn w:val="DefaultParagraphFont"/>
+    <w:link w:val="Title"/>
     <w:uiPriority w:val="10"/>
     <w:rsid w:val="007E70A4"/>
     <w:rPr>
@@ -6933,11 +7209,11 @@
       <w:szCs w:val="56"/>
     </w:rPr>
   </w:style>
-  <w:style w:type="paragraph" w:styleId="Podnaslov">
+  <w:style w:type="paragraph" w:styleId="Subtitle">
     <w:name w:val="Subtitle"/>
-    <w:basedOn w:val="Navaden"/>
-    <w:next w:val="Navaden"/>
-    <w:link w:val="PodnaslovZnak"/>
+    <w:basedOn w:val="Normal"/>
+    <w:next w:val="Normal"/>
+    <w:link w:val="SubtitleChar"/>
     <w:uiPriority w:val="11"/>
     <w:qFormat/>
     <w:rsid w:val="007E70A4"/>
@@ -6954,10 +7230,10 @@
       <w:szCs w:val="28"/>
     </w:rPr>
   </w:style>
-  <w:style w:type="character" w:customStyle="1" w:styleId="PodnaslovZnak">
-    <w:name w:val="Podnaslov Znak"/>
-    <w:basedOn w:val="Privzetapisavaodstavka"/>
-    <w:link w:val="Podnaslov"/>
+  <w:style w:type="character" w:customStyle="1" w:styleId="SubtitleChar">
+    <w:name w:val="Subtitle Char"/>
+    <w:basedOn w:val="DefaultParagraphFont"/>
+    <w:link w:val="Subtitle"/>
     <w:uiPriority w:val="11"/>
     <w:rsid w:val="007E70A4"/>
     <w:rPr>
@@ -6968,11 +7244,11 @@
       <w:szCs w:val="28"/>
     </w:rPr>
   </w:style>
-  <w:style w:type="paragraph" w:styleId="Citat">
+  <w:style w:type="paragraph" w:styleId="Quote">
     <w:name w:val="Quote"/>
-    <w:basedOn w:val="Navaden"/>
-    <w:next w:val="Navaden"/>
-    <w:link w:val="CitatZnak"/>
+    <w:basedOn w:val="Normal"/>
+    <w:next w:val="Normal"/>
+    <w:link w:val="QuoteChar"/>
     <w:uiPriority w:val="29"/>
     <w:qFormat/>
     <w:rsid w:val="007E70A4"/>
@@ -6986,10 +7262,10 @@
       <w:color w:val="404040" w:themeColor="text1" w:themeTint="BF"/>
     </w:rPr>
   </w:style>
-  <w:style w:type="character" w:customStyle="1" w:styleId="CitatZnak">
-    <w:name w:val="Citat Znak"/>
-    <w:basedOn w:val="Privzetapisavaodstavka"/>
-    <w:link w:val="Citat"/>
+  <w:style w:type="character" w:customStyle="1" w:styleId="QuoteChar">
+    <w:name w:val="Quote Char"/>
+    <w:basedOn w:val="DefaultParagraphFont"/>
+    <w:link w:val="Quote"/>
     <w:uiPriority w:val="29"/>
     <w:rsid w:val="007E70A4"/>
     <w:rPr>
@@ -6998,9 +7274,9 @@
       <w:color w:val="404040" w:themeColor="text1" w:themeTint="BF"/>
     </w:rPr>
   </w:style>
-  <w:style w:type="paragraph" w:styleId="Odstavekseznama">
+  <w:style w:type="paragraph" w:styleId="ListParagraph">
     <w:name w:val="List Paragraph"/>
-    <w:basedOn w:val="Navaden"/>
+    <w:basedOn w:val="Normal"/>
     <w:uiPriority w:val="34"/>
     <w:qFormat/>
     <w:rsid w:val="007E70A4"/>
@@ -7009,9 +7285,9 @@
       <w:contextualSpacing/>
     </w:pPr>
   </w:style>
-  <w:style w:type="character" w:styleId="Intenzivenpoudarek">
+  <w:style w:type="character" w:styleId="IntenseEmphasis">
     <w:name w:val="Intense Emphasis"/>
-    <w:basedOn w:val="Privzetapisavaodstavka"/>
+    <w:basedOn w:val="DefaultParagraphFont"/>
     <w:uiPriority w:val="21"/>
     <w:qFormat/>
     <w:rsid w:val="007E70A4"/>
@@ -7021,11 +7297,11 @@
       <w:color w:val="0F4761" w:themeColor="accent1" w:themeShade="BF"/>
     </w:rPr>
   </w:style>
-  <w:style w:type="paragraph" w:styleId="Intenzivencitat">
+  <w:style w:type="paragraph" w:styleId="IntenseQuote">
     <w:name w:val="Intense Quote"/>
-    <w:basedOn w:val="Navaden"/>
-    <w:next w:val="Navaden"/>
-    <w:link w:val="IntenzivencitatZnak"/>
+    <w:basedOn w:val="Normal"/>
+    <w:next w:val="Normal"/>
+    <w:link w:val="IntenseQuoteChar"/>
     <w:uiPriority w:val="30"/>
     <w:qFormat/>
     <w:rsid w:val="007E70A4"/>
@@ -7044,10 +7320,10 @@
       <w:color w:val="0F4761" w:themeColor="accent1" w:themeShade="BF"/>
     </w:rPr>
   </w:style>
-  <w:style w:type="character" w:customStyle="1" w:styleId="IntenzivencitatZnak">
-    <w:name w:val="Intenziven citat Znak"/>
-    <w:basedOn w:val="Privzetapisavaodstavka"/>
-    <w:link w:val="Intenzivencitat"/>
+  <w:style w:type="character" w:customStyle="1" w:styleId="IntenseQuoteChar">
+    <w:name w:val="Intense Quote Char"/>
+    <w:basedOn w:val="DefaultParagraphFont"/>
+    <w:link w:val="IntenseQuote"/>
     <w:uiPriority w:val="30"/>
     <w:rsid w:val="007E70A4"/>
     <w:rPr>
@@ -7056,9 +7332,9 @@
       <w:color w:val="0F4761" w:themeColor="accent1" w:themeShade="BF"/>
     </w:rPr>
   </w:style>
-  <w:style w:type="character" w:styleId="Intenzivensklic">
+  <w:style w:type="character" w:styleId="IntenseReference">
     <w:name w:val="Intense Reference"/>
-    <w:basedOn w:val="Privzetapisavaodstavka"/>
+    <w:basedOn w:val="DefaultParagraphFont"/>
     <w:uiPriority w:val="32"/>
     <w:qFormat/>
     <w:rsid w:val="007E70A4"/>
@@ -7070,10 +7346,10 @@
       <w:spacing w:val="5"/>
     </w:rPr>
   </w:style>
-  <w:style w:type="paragraph" w:styleId="Glava">
+  <w:style w:type="paragraph" w:styleId="Header">
     <w:name w:val="header"/>
-    <w:basedOn w:val="Navaden"/>
-    <w:link w:val="GlavaZnak"/>
+    <w:basedOn w:val="Normal"/>
+    <w:link w:val="HeaderChar"/>
     <w:uiPriority w:val="99"/>
     <w:unhideWhenUsed/>
     <w:rsid w:val="007E70A4"/>
@@ -7085,17 +7361,17 @@
       <w:spacing w:after="0" w:line="240" w:lineRule="auto"/>
     </w:pPr>
   </w:style>
-  <w:style w:type="character" w:customStyle="1" w:styleId="GlavaZnak">
-    <w:name w:val="Glava Znak"/>
-    <w:basedOn w:val="Privzetapisavaodstavka"/>
-    <w:link w:val="Glava"/>
+  <w:style w:type="character" w:customStyle="1" w:styleId="HeaderChar">
+    <w:name w:val="Header Char"/>
+    <w:basedOn w:val="DefaultParagraphFont"/>
+    <w:link w:val="Header"/>
     <w:uiPriority w:val="99"/>
     <w:rsid w:val="007E70A4"/>
   </w:style>
-  <w:style w:type="paragraph" w:styleId="Noga">
+  <w:style w:type="paragraph" w:styleId="Footer">
     <w:name w:val="footer"/>
-    <w:basedOn w:val="Navaden"/>
-    <w:link w:val="NogaZnak"/>
+    <w:basedOn w:val="Normal"/>
+    <w:link w:val="FooterChar"/>
     <w:uiPriority w:val="99"/>
     <w:unhideWhenUsed/>
     <w:rsid w:val="007E70A4"/>
@@ -7107,16 +7383,16 @@
       <w:spacing w:after="0" w:line="240" w:lineRule="auto"/>
     </w:pPr>
   </w:style>
-  <w:style w:type="character" w:customStyle="1" w:styleId="NogaZnak">
-    <w:name w:val="Noga Znak"/>
-    <w:basedOn w:val="Privzetapisavaodstavka"/>
-    <w:link w:val="Noga"/>
+  <w:style w:type="character" w:customStyle="1" w:styleId="FooterChar">
+    <w:name w:val="Footer Char"/>
+    <w:basedOn w:val="DefaultParagraphFont"/>
+    <w:link w:val="Footer"/>
     <w:uiPriority w:val="99"/>
     <w:rsid w:val="007E70A4"/>
   </w:style>
-  <w:style w:type="character" w:styleId="Pripombasklic">
+  <w:style w:type="character" w:styleId="CommentReference">
     <w:name w:val="annotation reference"/>
-    <w:basedOn w:val="Privzetapisavaodstavka"/>
+    <w:basedOn w:val="DefaultParagraphFont"/>
     <w:uiPriority w:val="99"/>
     <w:semiHidden/>
     <w:unhideWhenUsed/>
@@ -7126,10 +7402,10 @@
       <w:szCs w:val="16"/>
     </w:rPr>
   </w:style>
-  <w:style w:type="paragraph" w:styleId="Pripombabesedilo">
+  <w:style w:type="paragraph" w:styleId="CommentText">
     <w:name w:val="annotation text"/>
-    <w:basedOn w:val="Navaden"/>
-    <w:link w:val="PripombabesediloZnak"/>
+    <w:basedOn w:val="Normal"/>
+    <w:link w:val="CommentTextChar"/>
     <w:uiPriority w:val="99"/>
     <w:unhideWhenUsed/>
     <w:rsid w:val="00973657"/>
@@ -7141,10 +7417,10 @@
       <w:szCs w:val="20"/>
     </w:rPr>
   </w:style>
-  <w:style w:type="character" w:customStyle="1" w:styleId="PripombabesediloZnak">
-    <w:name w:val="Pripomba – besedilo Znak"/>
-    <w:basedOn w:val="Privzetapisavaodstavka"/>
-    <w:link w:val="Pripombabesedilo"/>
+  <w:style w:type="character" w:customStyle="1" w:styleId="CommentTextChar">
+    <w:name w:val="Comment Text Char"/>
+    <w:basedOn w:val="DefaultParagraphFont"/>
+    <w:link w:val="CommentText"/>
     <w:uiPriority w:val="99"/>
     <w:rsid w:val="00973657"/>
     <w:rPr>
@@ -7154,11 +7430,11 @@
       <w:lang w:val="sl-SI"/>
     </w:rPr>
   </w:style>
-  <w:style w:type="paragraph" w:styleId="Zadevapripombe">
+  <w:style w:type="paragraph" w:styleId="CommentSubject">
     <w:name w:val="annotation subject"/>
-    <w:basedOn w:val="Pripombabesedilo"/>
-    <w:next w:val="Pripombabesedilo"/>
-    <w:link w:val="ZadevapripombeZnak"/>
+    <w:basedOn w:val="CommentText"/>
+    <w:next w:val="CommentText"/>
+    <w:link w:val="CommentSubjectChar"/>
     <w:uiPriority w:val="99"/>
     <w:semiHidden/>
     <w:unhideWhenUsed/>
@@ -7168,10 +7444,10 @@
       <w:bCs/>
     </w:rPr>
   </w:style>
-  <w:style w:type="character" w:customStyle="1" w:styleId="ZadevapripombeZnak">
-    <w:name w:val="Zadeva pripombe Znak"/>
-    <w:basedOn w:val="PripombabesediloZnak"/>
-    <w:link w:val="Zadevapripombe"/>
+  <w:style w:type="character" w:customStyle="1" w:styleId="CommentSubjectChar">
+    <w:name w:val="Comment Subject Char"/>
+    <w:basedOn w:val="CommentTextChar"/>
+    <w:link w:val="CommentSubject"/>
     <w:uiPriority w:val="99"/>
     <w:semiHidden/>
     <w:rsid w:val="00973657"/>
@@ -7184,9 +7460,9 @@
       <w:lang w:val="sl-SI"/>
     </w:rPr>
   </w:style>
-  <w:style w:type="character" w:styleId="Krepko">
+  <w:style w:type="character" w:styleId="Strong">
     <w:name w:val="Strong"/>
-    <w:basedOn w:val="Privzetapisavaodstavka"/>
+    <w:basedOn w:val="DefaultParagraphFont"/>
     <w:uiPriority w:val="22"/>
     <w:qFormat/>
     <w:rsid w:val="00B32BAB"/>
@@ -7195,10 +7471,10 @@
       <w:bCs/>
     </w:rPr>
   </w:style>
-  <w:style w:type="paragraph" w:styleId="NaslovTOC">
+  <w:style w:type="paragraph" w:styleId="TOCHeading">
     <w:name w:val="TOC Heading"/>
-    <w:basedOn w:val="Naslov1"/>
-    <w:next w:val="Navaden"/>
+    <w:basedOn w:val="Heading1"/>
+    <w:next w:val="Normal"/>
     <w:uiPriority w:val="39"/>
     <w:unhideWhenUsed/>
     <w:qFormat/>
@@ -7216,10 +7492,10 @@
       <w14:ligatures w14:val="none"/>
     </w:rPr>
   </w:style>
-  <w:style w:type="paragraph" w:styleId="Kazalovsebine1">
+  <w:style w:type="paragraph" w:styleId="TOC1">
     <w:name w:val="toc 1"/>
-    <w:basedOn w:val="Navaden"/>
-    <w:next w:val="Navaden"/>
+    <w:basedOn w:val="Normal"/>
+    <w:next w:val="Normal"/>
     <w:autoRedefine/>
     <w:uiPriority w:val="39"/>
     <w:unhideWhenUsed/>
@@ -7228,10 +7504,10 @@
       <w:spacing w:after="100"/>
     </w:pPr>
   </w:style>
-  <w:style w:type="paragraph" w:styleId="Kazalovsebine2">
+  <w:style w:type="paragraph" w:styleId="TOC2">
     <w:name w:val="toc 2"/>
-    <w:basedOn w:val="Navaden"/>
-    <w:next w:val="Navaden"/>
+    <w:basedOn w:val="Normal"/>
+    <w:next w:val="Normal"/>
     <w:autoRedefine/>
     <w:uiPriority w:val="39"/>
     <w:unhideWhenUsed/>
@@ -7241,10 +7517,10 @@
       <w:ind w:left="240"/>
     </w:pPr>
   </w:style>
-  <w:style w:type="paragraph" w:styleId="Kazalovsebine3">
+  <w:style w:type="paragraph" w:styleId="TOC3">
     <w:name w:val="toc 3"/>
-    <w:basedOn w:val="Navaden"/>
-    <w:next w:val="Navaden"/>
+    <w:basedOn w:val="Normal"/>
+    <w:next w:val="Normal"/>
     <w:autoRedefine/>
     <w:uiPriority w:val="39"/>
     <w:unhideWhenUsed/>
@@ -7254,9 +7530,9 @@
       <w:ind w:left="480"/>
     </w:pPr>
   </w:style>
-  <w:style w:type="character" w:styleId="Hiperpovezava">
+  <w:style w:type="character" w:styleId="Hyperlink">
     <w:name w:val="Hyperlink"/>
-    <w:basedOn w:val="Privzetapisavaodstavka"/>
+    <w:basedOn w:val="DefaultParagraphFont"/>
     <w:uiPriority w:val="99"/>
     <w:unhideWhenUsed/>
     <w:rsid w:val="00880E88"/>

--- a/PorociloMatura.docx
+++ b/PorociloMatura.docx
@@ -4,9 +4,6 @@
   <w:body>
     <w:p>
       <w:r>
-        <w:rPr>
-          <w:noProof/>
-        </w:rPr>
         <w:drawing>
           <wp:inline distT="0" distB="0" distL="0" distR="0" wp14:anchorId="1B68ED0C" wp14:editId="26DBE05B">
             <wp:extent cx="5263243" cy="672338"/>
@@ -135,9 +132,6 @@
         <w:jc w:val="center"/>
       </w:pPr>
       <w:r>
-        <w:rPr>
-          <w:noProof/>
-        </w:rPr>
         <mc:AlternateContent>
           <mc:Choice Requires="wps">
             <w:drawing>
@@ -234,9 +228,6 @@
         </mc:AlternateContent>
       </w:r>
       <w:r>
-        <w:rPr>
-          <w:noProof/>
-        </w:rPr>
         <mc:AlternateContent>
           <mc:Choice Requires="wps">
             <w:drawing>
@@ -412,8 +403,7 @@
             </w:tabs>
             <w:rPr>
               <w:rFonts w:asciiTheme="minorHAnsi" w:eastAsiaTheme="minorEastAsia" w:hAnsiTheme="minorHAnsi" w:cstheme="minorBidi"/>
-              <w:noProof/>
-              <w:lang w:val="en-SI" w:eastAsia="en-SI"/>
+              <w:lang w:eastAsia="en-SI"/>
             </w:rPr>
           </w:pPr>
           <w:r>
@@ -429,54 +419,46 @@
             <w:r>
               <w:rPr>
                 <w:rStyle w:val="Hyperlink"/>
-                <w:noProof/>
               </w:rPr>
               <w:t>Povzetek</w:t>
             </w:r>
             <w:r>
               <w:rPr>
-                <w:noProof/>
                 <w:webHidden/>
               </w:rPr>
               <w:tab/>
             </w:r>
             <w:r>
               <w:rPr>
-                <w:noProof/>
                 <w:webHidden/>
               </w:rPr>
               <w:fldChar w:fldCharType="begin"/>
             </w:r>
             <w:r>
               <w:rPr>
-                <w:noProof/>
                 <w:webHidden/>
               </w:rPr>
               <w:instrText xml:space="preserve"> PAGEREF _Toc195604126 \h </w:instrText>
             </w:r>
             <w:r>
               <w:rPr>
-                <w:noProof/>
-                <w:webHidden/>
-              </w:rPr>
-            </w:r>
-            <w:r>
-              <w:rPr>
-                <w:noProof/>
+                <w:webHidden/>
+              </w:rPr>
+            </w:r>
+            <w:r>
+              <w:rPr>
                 <w:webHidden/>
               </w:rPr>
               <w:fldChar w:fldCharType="separate"/>
             </w:r>
             <w:r>
               <w:rPr>
-                <w:noProof/>
                 <w:webHidden/>
               </w:rPr>
               <w:t>2</w:t>
             </w:r>
             <w:r>
               <w:rPr>
-                <w:noProof/>
                 <w:webHidden/>
               </w:rPr>
               <w:fldChar w:fldCharType="end"/>
@@ -491,62 +473,53 @@
             </w:tabs>
             <w:rPr>
               <w:rFonts w:asciiTheme="minorHAnsi" w:eastAsiaTheme="minorEastAsia" w:hAnsiTheme="minorHAnsi" w:cstheme="minorBidi"/>
-              <w:noProof/>
-              <w:lang w:val="en-SI" w:eastAsia="en-SI"/>
+              <w:lang w:eastAsia="en-SI"/>
             </w:rPr>
           </w:pPr>
           <w:hyperlink w:anchor="_Toc195604127" w:history="1">
             <w:r>
               <w:rPr>
                 <w:rStyle w:val="Hyperlink"/>
-                <w:noProof/>
               </w:rPr>
               <w:t>Kazalo Vsebine</w:t>
             </w:r>
             <w:r>
               <w:rPr>
-                <w:noProof/>
                 <w:webHidden/>
               </w:rPr>
               <w:tab/>
             </w:r>
             <w:r>
               <w:rPr>
-                <w:noProof/>
                 <w:webHidden/>
               </w:rPr>
               <w:fldChar w:fldCharType="begin"/>
             </w:r>
             <w:r>
               <w:rPr>
-                <w:noProof/>
                 <w:webHidden/>
               </w:rPr>
               <w:instrText xml:space="preserve"> PAGEREF _Toc195604127 \h </w:instrText>
             </w:r>
             <w:r>
               <w:rPr>
-                <w:noProof/>
-                <w:webHidden/>
-              </w:rPr>
-            </w:r>
-            <w:r>
-              <w:rPr>
-                <w:noProof/>
+                <w:webHidden/>
+              </w:rPr>
+            </w:r>
+            <w:r>
+              <w:rPr>
                 <w:webHidden/>
               </w:rPr>
               <w:fldChar w:fldCharType="separate"/>
             </w:r>
             <w:r>
               <w:rPr>
-                <w:noProof/>
                 <w:webHidden/>
               </w:rPr>
               <w:t>3</w:t>
             </w:r>
             <w:r>
               <w:rPr>
-                <w:noProof/>
                 <w:webHidden/>
               </w:rPr>
               <w:fldChar w:fldCharType="end"/>
@@ -562,77 +535,66 @@
             </w:tabs>
             <w:rPr>
               <w:rFonts w:asciiTheme="minorHAnsi" w:eastAsiaTheme="minorEastAsia" w:hAnsiTheme="minorHAnsi" w:cstheme="minorBidi"/>
-              <w:noProof/>
-              <w:lang w:val="en-SI" w:eastAsia="en-SI"/>
+              <w:lang w:eastAsia="en-SI"/>
             </w:rPr>
           </w:pPr>
           <w:hyperlink w:anchor="_Toc195604128" w:history="1">
             <w:r>
               <w:rPr>
                 <w:rStyle w:val="Hyperlink"/>
-                <w:noProof/>
               </w:rPr>
               <w:t>2.</w:t>
             </w:r>
             <w:r>
               <w:rPr>
                 <w:rFonts w:asciiTheme="minorHAnsi" w:eastAsiaTheme="minorEastAsia" w:hAnsiTheme="minorHAnsi" w:cstheme="minorBidi"/>
-                <w:noProof/>
-                <w:lang w:val="en-SI" w:eastAsia="en-SI"/>
+                <w:lang w:eastAsia="en-SI"/>
               </w:rPr>
               <w:tab/>
             </w:r>
             <w:r>
               <w:rPr>
                 <w:rStyle w:val="Hyperlink"/>
-                <w:noProof/>
               </w:rPr>
               <w:t>Uvod</w:t>
             </w:r>
             <w:r>
               <w:rPr>
-                <w:noProof/>
                 <w:webHidden/>
               </w:rPr>
               <w:tab/>
             </w:r>
             <w:r>
               <w:rPr>
-                <w:noProof/>
                 <w:webHidden/>
               </w:rPr>
               <w:fldChar w:fldCharType="begin"/>
             </w:r>
             <w:r>
               <w:rPr>
-                <w:noProof/>
                 <w:webHidden/>
               </w:rPr>
               <w:instrText xml:space="preserve"> PAGEREF _Toc195604128 \h </w:instrText>
             </w:r>
             <w:r>
               <w:rPr>
-                <w:noProof/>
-                <w:webHidden/>
-              </w:rPr>
-            </w:r>
-            <w:r>
-              <w:rPr>
-                <w:noProof/>
+                <w:webHidden/>
+              </w:rPr>
+            </w:r>
+            <w:r>
+              <w:rPr>
                 <w:webHidden/>
               </w:rPr>
               <w:fldChar w:fldCharType="separate"/>
             </w:r>
             <w:r>
               <w:rPr>
-                <w:noProof/>
                 <w:webHidden/>
               </w:rPr>
               <w:t>4</w:t>
             </w:r>
             <w:r>
               <w:rPr>
-                <w:noProof/>
                 <w:webHidden/>
               </w:rPr>
               <w:fldChar w:fldCharType="end"/>
@@ -648,77 +610,66 @@
             </w:tabs>
             <w:rPr>
               <w:rFonts w:asciiTheme="minorHAnsi" w:eastAsiaTheme="minorEastAsia" w:hAnsiTheme="minorHAnsi" w:cstheme="minorBidi"/>
-              <w:noProof/>
-              <w:lang w:val="en-SI" w:eastAsia="en-SI"/>
+              <w:lang w:eastAsia="en-SI"/>
             </w:rPr>
           </w:pPr>
           <w:hyperlink w:anchor="_Toc195604129" w:history="1">
             <w:r>
               <w:rPr>
                 <w:rStyle w:val="Hyperlink"/>
-                <w:noProof/>
               </w:rPr>
               <w:t>3.</w:t>
             </w:r>
             <w:r>
               <w:rPr>
                 <w:rFonts w:asciiTheme="minorHAnsi" w:eastAsiaTheme="minorEastAsia" w:hAnsiTheme="minorHAnsi" w:cstheme="minorBidi"/>
-                <w:noProof/>
-                <w:lang w:val="en-SI" w:eastAsia="en-SI"/>
+                <w:lang w:eastAsia="en-SI"/>
               </w:rPr>
               <w:tab/>
             </w:r>
             <w:r>
               <w:rPr>
                 <w:rStyle w:val="Hyperlink"/>
-                <w:noProof/>
               </w:rPr>
               <w:t>Opis projekta</w:t>
             </w:r>
             <w:r>
               <w:rPr>
-                <w:noProof/>
                 <w:webHidden/>
               </w:rPr>
               <w:tab/>
             </w:r>
             <w:r>
               <w:rPr>
-                <w:noProof/>
                 <w:webHidden/>
               </w:rPr>
               <w:fldChar w:fldCharType="begin"/>
             </w:r>
             <w:r>
               <w:rPr>
-                <w:noProof/>
                 <w:webHidden/>
               </w:rPr>
               <w:instrText xml:space="preserve"> PAGEREF _Toc195604129 \h </w:instrText>
             </w:r>
             <w:r>
               <w:rPr>
-                <w:noProof/>
-                <w:webHidden/>
-              </w:rPr>
-            </w:r>
-            <w:r>
-              <w:rPr>
-                <w:noProof/>
+                <w:webHidden/>
+              </w:rPr>
+            </w:r>
+            <w:r>
+              <w:rPr>
                 <w:webHidden/>
               </w:rPr>
               <w:fldChar w:fldCharType="separate"/>
             </w:r>
             <w:r>
               <w:rPr>
-                <w:noProof/>
                 <w:webHidden/>
               </w:rPr>
               <w:t>5</w:t>
             </w:r>
             <w:r>
               <w:rPr>
-                <w:noProof/>
                 <w:webHidden/>
               </w:rPr>
               <w:fldChar w:fldCharType="end"/>
@@ -734,77 +685,66 @@
             </w:tabs>
             <w:rPr>
               <w:rFonts w:asciiTheme="minorHAnsi" w:eastAsiaTheme="minorEastAsia" w:hAnsiTheme="minorHAnsi" w:cstheme="minorBidi"/>
-              <w:noProof/>
-              <w:lang w:val="en-SI" w:eastAsia="en-SI"/>
+              <w:lang w:eastAsia="en-SI"/>
             </w:rPr>
           </w:pPr>
           <w:hyperlink w:anchor="_Toc195604130" w:history="1">
             <w:r>
               <w:rPr>
                 <w:rStyle w:val="Hyperlink"/>
-                <w:noProof/>
               </w:rPr>
               <w:t>3.1</w:t>
             </w:r>
             <w:r>
               <w:rPr>
                 <w:rFonts w:asciiTheme="minorHAnsi" w:eastAsiaTheme="minorEastAsia" w:hAnsiTheme="minorHAnsi" w:cstheme="minorBidi"/>
-                <w:noProof/>
-                <w:lang w:val="en-SI" w:eastAsia="en-SI"/>
+                <w:lang w:eastAsia="en-SI"/>
               </w:rPr>
               <w:tab/>
             </w:r>
             <w:r>
               <w:rPr>
                 <w:rStyle w:val="Hyperlink"/>
-                <w:noProof/>
               </w:rPr>
               <w:t>Ključne mehanike</w:t>
             </w:r>
             <w:r>
               <w:rPr>
-                <w:noProof/>
                 <w:webHidden/>
               </w:rPr>
               <w:tab/>
             </w:r>
             <w:r>
               <w:rPr>
-                <w:noProof/>
                 <w:webHidden/>
               </w:rPr>
               <w:fldChar w:fldCharType="begin"/>
             </w:r>
             <w:r>
               <w:rPr>
-                <w:noProof/>
                 <w:webHidden/>
               </w:rPr>
               <w:instrText xml:space="preserve"> PAGEREF _Toc195604130 \h </w:instrText>
             </w:r>
             <w:r>
               <w:rPr>
-                <w:noProof/>
-                <w:webHidden/>
-              </w:rPr>
-            </w:r>
-            <w:r>
-              <w:rPr>
-                <w:noProof/>
+                <w:webHidden/>
+              </w:rPr>
+            </w:r>
+            <w:r>
+              <w:rPr>
                 <w:webHidden/>
               </w:rPr>
               <w:fldChar w:fldCharType="separate"/>
             </w:r>
             <w:r>
               <w:rPr>
-                <w:noProof/>
                 <w:webHidden/>
               </w:rPr>
               <w:t>5</w:t>
             </w:r>
             <w:r>
               <w:rPr>
-                <w:noProof/>
                 <w:webHidden/>
               </w:rPr>
               <w:fldChar w:fldCharType="end"/>
@@ -820,77 +760,66 @@
             </w:tabs>
             <w:rPr>
               <w:rFonts w:asciiTheme="minorHAnsi" w:eastAsiaTheme="minorEastAsia" w:hAnsiTheme="minorHAnsi" w:cstheme="minorBidi"/>
-              <w:noProof/>
-              <w:lang w:val="en-SI" w:eastAsia="en-SI"/>
+              <w:lang w:eastAsia="en-SI"/>
             </w:rPr>
           </w:pPr>
           <w:hyperlink w:anchor="_Toc195604131" w:history="1">
             <w:r>
               <w:rPr>
                 <w:rStyle w:val="Hyperlink"/>
-                <w:noProof/>
               </w:rPr>
               <w:t>3.1.1</w:t>
             </w:r>
             <w:r>
               <w:rPr>
                 <w:rFonts w:asciiTheme="minorHAnsi" w:eastAsiaTheme="minorEastAsia" w:hAnsiTheme="minorHAnsi" w:cstheme="minorBidi"/>
-                <w:noProof/>
-                <w:lang w:val="en-SI" w:eastAsia="en-SI"/>
+                <w:lang w:eastAsia="en-SI"/>
               </w:rPr>
               <w:tab/>
             </w:r>
             <w:r>
               <w:rPr>
                 <w:rStyle w:val="Hyperlink"/>
-                <w:noProof/>
               </w:rPr>
               <w:t>Mehanike igralca</w:t>
             </w:r>
             <w:r>
               <w:rPr>
-                <w:noProof/>
                 <w:webHidden/>
               </w:rPr>
               <w:tab/>
             </w:r>
             <w:r>
               <w:rPr>
-                <w:noProof/>
                 <w:webHidden/>
               </w:rPr>
               <w:fldChar w:fldCharType="begin"/>
             </w:r>
             <w:r>
               <w:rPr>
-                <w:noProof/>
                 <w:webHidden/>
               </w:rPr>
               <w:instrText xml:space="preserve"> PAGEREF _Toc195604131 \h </w:instrText>
             </w:r>
             <w:r>
               <w:rPr>
-                <w:noProof/>
-                <w:webHidden/>
-              </w:rPr>
-            </w:r>
-            <w:r>
-              <w:rPr>
-                <w:noProof/>
+                <w:webHidden/>
+              </w:rPr>
+            </w:r>
+            <w:r>
+              <w:rPr>
                 <w:webHidden/>
               </w:rPr>
               <w:fldChar w:fldCharType="separate"/>
             </w:r>
             <w:r>
               <w:rPr>
-                <w:noProof/>
                 <w:webHidden/>
               </w:rPr>
               <w:t>5</w:t>
             </w:r>
             <w:r>
               <w:rPr>
-                <w:noProof/>
                 <w:webHidden/>
               </w:rPr>
               <w:fldChar w:fldCharType="end"/>
@@ -906,77 +835,66 @@
             </w:tabs>
             <w:rPr>
               <w:rFonts w:asciiTheme="minorHAnsi" w:eastAsiaTheme="minorEastAsia" w:hAnsiTheme="minorHAnsi" w:cstheme="minorBidi"/>
-              <w:noProof/>
-              <w:lang w:val="en-SI" w:eastAsia="en-SI"/>
+              <w:lang w:eastAsia="en-SI"/>
             </w:rPr>
           </w:pPr>
           <w:hyperlink w:anchor="_Toc195604132" w:history="1">
             <w:r>
               <w:rPr>
                 <w:rStyle w:val="Hyperlink"/>
-                <w:noProof/>
               </w:rPr>
               <w:t>3.1.2</w:t>
             </w:r>
             <w:r>
               <w:rPr>
                 <w:rFonts w:asciiTheme="minorHAnsi" w:eastAsiaTheme="minorEastAsia" w:hAnsiTheme="minorHAnsi" w:cstheme="minorBidi"/>
-                <w:noProof/>
-                <w:lang w:val="en-SI" w:eastAsia="en-SI"/>
+                <w:lang w:eastAsia="en-SI"/>
               </w:rPr>
               <w:tab/>
             </w:r>
             <w:r>
               <w:rPr>
                 <w:rStyle w:val="Hyperlink"/>
-                <w:noProof/>
               </w:rPr>
               <w:t>Mehanike robota</w:t>
             </w:r>
             <w:r>
               <w:rPr>
-                <w:noProof/>
                 <w:webHidden/>
               </w:rPr>
               <w:tab/>
             </w:r>
             <w:r>
               <w:rPr>
-                <w:noProof/>
                 <w:webHidden/>
               </w:rPr>
               <w:fldChar w:fldCharType="begin"/>
             </w:r>
             <w:r>
               <w:rPr>
-                <w:noProof/>
                 <w:webHidden/>
               </w:rPr>
               <w:instrText xml:space="preserve"> PAGEREF _Toc195604132 \h </w:instrText>
             </w:r>
             <w:r>
               <w:rPr>
-                <w:noProof/>
-                <w:webHidden/>
-              </w:rPr>
-            </w:r>
-            <w:r>
-              <w:rPr>
-                <w:noProof/>
+                <w:webHidden/>
+              </w:rPr>
+            </w:r>
+            <w:r>
+              <w:rPr>
                 <w:webHidden/>
               </w:rPr>
               <w:fldChar w:fldCharType="separate"/>
             </w:r>
             <w:r>
               <w:rPr>
-                <w:noProof/>
                 <w:webHidden/>
               </w:rPr>
               <w:t>5</w:t>
             </w:r>
             <w:r>
               <w:rPr>
-                <w:noProof/>
                 <w:webHidden/>
               </w:rPr>
               <w:fldChar w:fldCharType="end"/>
@@ -992,77 +910,66 @@
             </w:tabs>
             <w:rPr>
               <w:rFonts w:asciiTheme="minorHAnsi" w:eastAsiaTheme="minorEastAsia" w:hAnsiTheme="minorHAnsi" w:cstheme="minorBidi"/>
-              <w:noProof/>
-              <w:lang w:val="en-SI" w:eastAsia="en-SI"/>
+              <w:lang w:eastAsia="en-SI"/>
             </w:rPr>
           </w:pPr>
           <w:hyperlink w:anchor="_Toc195604133" w:history="1">
             <w:r>
               <w:rPr>
                 <w:rStyle w:val="Hyperlink"/>
-                <w:noProof/>
               </w:rPr>
               <w:t>3.1.3</w:t>
             </w:r>
             <w:r>
               <w:rPr>
                 <w:rFonts w:asciiTheme="minorHAnsi" w:eastAsiaTheme="minorEastAsia" w:hAnsiTheme="minorHAnsi" w:cstheme="minorBidi"/>
-                <w:noProof/>
-                <w:lang w:val="en-SI" w:eastAsia="en-SI"/>
+                <w:lang w:eastAsia="en-SI"/>
               </w:rPr>
               <w:tab/>
             </w:r>
             <w:r>
               <w:rPr>
                 <w:rStyle w:val="Hyperlink"/>
-                <w:noProof/>
               </w:rPr>
               <w:t>Mehanike predmetov</w:t>
             </w:r>
             <w:r>
               <w:rPr>
-                <w:noProof/>
                 <w:webHidden/>
               </w:rPr>
               <w:tab/>
             </w:r>
             <w:r>
               <w:rPr>
-                <w:noProof/>
                 <w:webHidden/>
               </w:rPr>
               <w:fldChar w:fldCharType="begin"/>
             </w:r>
             <w:r>
               <w:rPr>
-                <w:noProof/>
                 <w:webHidden/>
               </w:rPr>
               <w:instrText xml:space="preserve"> PAGEREF _Toc195604133 \h </w:instrText>
             </w:r>
             <w:r>
               <w:rPr>
-                <w:noProof/>
-                <w:webHidden/>
-              </w:rPr>
-            </w:r>
-            <w:r>
-              <w:rPr>
-                <w:noProof/>
+                <w:webHidden/>
+              </w:rPr>
+            </w:r>
+            <w:r>
+              <w:rPr>
                 <w:webHidden/>
               </w:rPr>
               <w:fldChar w:fldCharType="separate"/>
             </w:r>
             <w:r>
               <w:rPr>
-                <w:noProof/>
                 <w:webHidden/>
               </w:rPr>
               <w:t>5</w:t>
             </w:r>
             <w:r>
               <w:rPr>
-                <w:noProof/>
                 <w:webHidden/>
               </w:rPr>
               <w:fldChar w:fldCharType="end"/>
@@ -1078,77 +985,66 @@
             </w:tabs>
             <w:rPr>
               <w:rFonts w:asciiTheme="minorHAnsi" w:eastAsiaTheme="minorEastAsia" w:hAnsiTheme="minorHAnsi" w:cstheme="minorBidi"/>
-              <w:noProof/>
-              <w:lang w:val="en-SI" w:eastAsia="en-SI"/>
+              <w:lang w:eastAsia="en-SI"/>
             </w:rPr>
           </w:pPr>
           <w:hyperlink w:anchor="_Toc195604134" w:history="1">
             <w:r>
               <w:rPr>
                 <w:rStyle w:val="Hyperlink"/>
-                <w:noProof/>
               </w:rPr>
               <w:t>3.1.4</w:t>
             </w:r>
             <w:r>
               <w:rPr>
                 <w:rFonts w:asciiTheme="minorHAnsi" w:eastAsiaTheme="minorEastAsia" w:hAnsiTheme="minorHAnsi" w:cstheme="minorBidi"/>
-                <w:noProof/>
-                <w:lang w:val="en-SI" w:eastAsia="en-SI"/>
+                <w:lang w:eastAsia="en-SI"/>
               </w:rPr>
               <w:tab/>
             </w:r>
             <w:r>
               <w:rPr>
                 <w:rStyle w:val="Hyperlink"/>
-                <w:noProof/>
               </w:rPr>
               <w:t>Mehanika uporabniškega vmesnika</w:t>
             </w:r>
             <w:r>
               <w:rPr>
-                <w:noProof/>
                 <w:webHidden/>
               </w:rPr>
               <w:tab/>
             </w:r>
             <w:r>
               <w:rPr>
-                <w:noProof/>
                 <w:webHidden/>
               </w:rPr>
               <w:fldChar w:fldCharType="begin"/>
             </w:r>
             <w:r>
               <w:rPr>
-                <w:noProof/>
                 <w:webHidden/>
               </w:rPr>
               <w:instrText xml:space="preserve"> PAGEREF _Toc195604134 \h </w:instrText>
             </w:r>
             <w:r>
               <w:rPr>
-                <w:noProof/>
-                <w:webHidden/>
-              </w:rPr>
-            </w:r>
-            <w:r>
-              <w:rPr>
-                <w:noProof/>
+                <w:webHidden/>
+              </w:rPr>
+            </w:r>
+            <w:r>
+              <w:rPr>
                 <w:webHidden/>
               </w:rPr>
               <w:fldChar w:fldCharType="separate"/>
             </w:r>
             <w:r>
               <w:rPr>
-                <w:noProof/>
                 <w:webHidden/>
               </w:rPr>
               <w:t>5</w:t>
             </w:r>
             <w:r>
               <w:rPr>
-                <w:noProof/>
                 <w:webHidden/>
               </w:rPr>
               <w:fldChar w:fldCharType="end"/>
@@ -1164,77 +1060,66 @@
             </w:tabs>
             <w:rPr>
               <w:rFonts w:asciiTheme="minorHAnsi" w:eastAsiaTheme="minorEastAsia" w:hAnsiTheme="minorHAnsi" w:cstheme="minorBidi"/>
-              <w:noProof/>
-              <w:lang w:val="en-SI" w:eastAsia="en-SI"/>
+              <w:lang w:eastAsia="en-SI"/>
             </w:rPr>
           </w:pPr>
           <w:hyperlink w:anchor="_Toc195604135" w:history="1">
             <w:r>
               <w:rPr>
                 <w:rStyle w:val="Hyperlink"/>
-                <w:noProof/>
               </w:rPr>
               <w:t>3.2</w:t>
             </w:r>
             <w:r>
               <w:rPr>
                 <w:rFonts w:asciiTheme="minorHAnsi" w:eastAsiaTheme="minorEastAsia" w:hAnsiTheme="minorHAnsi" w:cstheme="minorBidi"/>
-                <w:noProof/>
-                <w:lang w:val="en-SI" w:eastAsia="en-SI"/>
+                <w:lang w:eastAsia="en-SI"/>
               </w:rPr>
               <w:tab/>
             </w:r>
             <w:r>
               <w:rPr>
                 <w:rStyle w:val="Hyperlink"/>
-                <w:noProof/>
               </w:rPr>
               <w:t>Uporabljena orodja</w:t>
             </w:r>
             <w:r>
               <w:rPr>
-                <w:noProof/>
                 <w:webHidden/>
               </w:rPr>
               <w:tab/>
             </w:r>
             <w:r>
               <w:rPr>
-                <w:noProof/>
                 <w:webHidden/>
               </w:rPr>
               <w:fldChar w:fldCharType="begin"/>
             </w:r>
             <w:r>
               <w:rPr>
-                <w:noProof/>
                 <w:webHidden/>
               </w:rPr>
               <w:instrText xml:space="preserve"> PAGEREF _Toc195604135 \h </w:instrText>
             </w:r>
             <w:r>
               <w:rPr>
-                <w:noProof/>
-                <w:webHidden/>
-              </w:rPr>
-            </w:r>
-            <w:r>
-              <w:rPr>
-                <w:noProof/>
+                <w:webHidden/>
+              </w:rPr>
+            </w:r>
+            <w:r>
+              <w:rPr>
                 <w:webHidden/>
               </w:rPr>
               <w:fldChar w:fldCharType="separate"/>
             </w:r>
             <w:r>
               <w:rPr>
-                <w:noProof/>
                 <w:webHidden/>
               </w:rPr>
               <w:t>6</w:t>
             </w:r>
             <w:r>
               <w:rPr>
-                <w:noProof/>
                 <w:webHidden/>
               </w:rPr>
               <w:fldChar w:fldCharType="end"/>
@@ -1250,77 +1135,66 @@
             </w:tabs>
             <w:rPr>
               <w:rFonts w:asciiTheme="minorHAnsi" w:eastAsiaTheme="minorEastAsia" w:hAnsiTheme="minorHAnsi" w:cstheme="minorBidi"/>
-              <w:noProof/>
-              <w:lang w:val="en-SI" w:eastAsia="en-SI"/>
+              <w:lang w:eastAsia="en-SI"/>
             </w:rPr>
           </w:pPr>
           <w:hyperlink w:anchor="_Toc195604136" w:history="1">
             <w:r>
               <w:rPr>
                 <w:rStyle w:val="Hyperlink"/>
-                <w:noProof/>
               </w:rPr>
               <w:t>3.2.1</w:t>
             </w:r>
             <w:r>
               <w:rPr>
                 <w:rFonts w:asciiTheme="minorHAnsi" w:eastAsiaTheme="minorEastAsia" w:hAnsiTheme="minorHAnsi" w:cstheme="minorBidi"/>
-                <w:noProof/>
-                <w:lang w:val="en-SI" w:eastAsia="en-SI"/>
+                <w:lang w:eastAsia="en-SI"/>
               </w:rPr>
               <w:tab/>
             </w:r>
             <w:r>
               <w:rPr>
                 <w:rStyle w:val="Hyperlink"/>
-                <w:noProof/>
               </w:rPr>
               <w:t>Unity 2022 LTS</w:t>
             </w:r>
             <w:r>
               <w:rPr>
-                <w:noProof/>
                 <w:webHidden/>
               </w:rPr>
               <w:tab/>
             </w:r>
             <w:r>
               <w:rPr>
-                <w:noProof/>
                 <w:webHidden/>
               </w:rPr>
               <w:fldChar w:fldCharType="begin"/>
             </w:r>
             <w:r>
               <w:rPr>
-                <w:noProof/>
                 <w:webHidden/>
               </w:rPr>
               <w:instrText xml:space="preserve"> PAGEREF _Toc195604136 \h </w:instrText>
             </w:r>
             <w:r>
               <w:rPr>
-                <w:noProof/>
-                <w:webHidden/>
-              </w:rPr>
-            </w:r>
-            <w:r>
-              <w:rPr>
-                <w:noProof/>
+                <w:webHidden/>
+              </w:rPr>
+            </w:r>
+            <w:r>
+              <w:rPr>
                 <w:webHidden/>
               </w:rPr>
               <w:fldChar w:fldCharType="separate"/>
             </w:r>
             <w:r>
               <w:rPr>
-                <w:noProof/>
                 <w:webHidden/>
               </w:rPr>
               <w:t>6</w:t>
             </w:r>
             <w:r>
               <w:rPr>
-                <w:noProof/>
                 <w:webHidden/>
               </w:rPr>
               <w:fldChar w:fldCharType="end"/>
@@ -1336,77 +1210,66 @@
             </w:tabs>
             <w:rPr>
               <w:rFonts w:asciiTheme="minorHAnsi" w:eastAsiaTheme="minorEastAsia" w:hAnsiTheme="minorHAnsi" w:cstheme="minorBidi"/>
-              <w:noProof/>
-              <w:lang w:val="en-SI" w:eastAsia="en-SI"/>
+              <w:lang w:eastAsia="en-SI"/>
             </w:rPr>
           </w:pPr>
           <w:hyperlink w:anchor="_Toc195604137" w:history="1">
             <w:r>
               <w:rPr>
                 <w:rStyle w:val="Hyperlink"/>
-                <w:noProof/>
               </w:rPr>
               <w:t>3.2.2</w:t>
             </w:r>
             <w:r>
               <w:rPr>
                 <w:rFonts w:asciiTheme="minorHAnsi" w:eastAsiaTheme="minorEastAsia" w:hAnsiTheme="minorHAnsi" w:cstheme="minorBidi"/>
-                <w:noProof/>
-                <w:lang w:val="en-SI" w:eastAsia="en-SI"/>
+                <w:lang w:eastAsia="en-SI"/>
               </w:rPr>
               <w:tab/>
             </w:r>
             <w:r>
               <w:rPr>
                 <w:rStyle w:val="Hyperlink"/>
-                <w:noProof/>
               </w:rPr>
               <w:t>Visual Studio 2019</w:t>
             </w:r>
             <w:r>
               <w:rPr>
-                <w:noProof/>
                 <w:webHidden/>
               </w:rPr>
               <w:tab/>
             </w:r>
             <w:r>
               <w:rPr>
-                <w:noProof/>
                 <w:webHidden/>
               </w:rPr>
               <w:fldChar w:fldCharType="begin"/>
             </w:r>
             <w:r>
               <w:rPr>
-                <w:noProof/>
                 <w:webHidden/>
               </w:rPr>
               <w:instrText xml:space="preserve"> PAGEREF _Toc195604137 \h </w:instrText>
             </w:r>
             <w:r>
               <w:rPr>
-                <w:noProof/>
-                <w:webHidden/>
-              </w:rPr>
-            </w:r>
-            <w:r>
-              <w:rPr>
-                <w:noProof/>
+                <w:webHidden/>
+              </w:rPr>
+            </w:r>
+            <w:r>
+              <w:rPr>
                 <w:webHidden/>
               </w:rPr>
               <w:fldChar w:fldCharType="separate"/>
             </w:r>
             <w:r>
               <w:rPr>
-                <w:noProof/>
                 <w:webHidden/>
               </w:rPr>
               <w:t>6</w:t>
             </w:r>
             <w:r>
               <w:rPr>
-                <w:noProof/>
                 <w:webHidden/>
               </w:rPr>
               <w:fldChar w:fldCharType="end"/>
@@ -1422,77 +1285,66 @@
             </w:tabs>
             <w:rPr>
               <w:rFonts w:asciiTheme="minorHAnsi" w:eastAsiaTheme="minorEastAsia" w:hAnsiTheme="minorHAnsi" w:cstheme="minorBidi"/>
-              <w:noProof/>
-              <w:lang w:val="en-SI" w:eastAsia="en-SI"/>
+              <w:lang w:eastAsia="en-SI"/>
             </w:rPr>
           </w:pPr>
           <w:hyperlink w:anchor="_Toc195604138" w:history="1">
             <w:r>
               <w:rPr>
                 <w:rStyle w:val="Hyperlink"/>
-                <w:noProof/>
               </w:rPr>
               <w:t>3.2.3</w:t>
             </w:r>
             <w:r>
               <w:rPr>
                 <w:rFonts w:asciiTheme="minorHAnsi" w:eastAsiaTheme="minorEastAsia" w:hAnsiTheme="minorHAnsi" w:cstheme="minorBidi"/>
-                <w:noProof/>
-                <w:lang w:val="en-SI" w:eastAsia="en-SI"/>
+                <w:lang w:eastAsia="en-SI"/>
               </w:rPr>
               <w:tab/>
             </w:r>
             <w:r>
               <w:rPr>
                 <w:rStyle w:val="Hyperlink"/>
-                <w:noProof/>
               </w:rPr>
               <w:t>GitHub</w:t>
             </w:r>
             <w:r>
               <w:rPr>
-                <w:noProof/>
                 <w:webHidden/>
               </w:rPr>
               <w:tab/>
             </w:r>
             <w:r>
               <w:rPr>
-                <w:noProof/>
                 <w:webHidden/>
               </w:rPr>
               <w:fldChar w:fldCharType="begin"/>
             </w:r>
             <w:r>
               <w:rPr>
-                <w:noProof/>
                 <w:webHidden/>
               </w:rPr>
               <w:instrText xml:space="preserve"> PAGEREF _Toc195604138 \h </w:instrText>
             </w:r>
             <w:r>
               <w:rPr>
-                <w:noProof/>
-                <w:webHidden/>
-              </w:rPr>
-            </w:r>
-            <w:r>
-              <w:rPr>
-                <w:noProof/>
+                <w:webHidden/>
+              </w:rPr>
+            </w:r>
+            <w:r>
+              <w:rPr>
                 <w:webHidden/>
               </w:rPr>
               <w:fldChar w:fldCharType="separate"/>
             </w:r>
             <w:r>
               <w:rPr>
-                <w:noProof/>
                 <w:webHidden/>
               </w:rPr>
               <w:t>7</w:t>
             </w:r>
             <w:r>
               <w:rPr>
-                <w:noProof/>
                 <w:webHidden/>
               </w:rPr>
               <w:fldChar w:fldCharType="end"/>
@@ -1508,77 +1360,66 @@
             </w:tabs>
             <w:rPr>
               <w:rFonts w:asciiTheme="minorHAnsi" w:eastAsiaTheme="minorEastAsia" w:hAnsiTheme="minorHAnsi" w:cstheme="minorBidi"/>
-              <w:noProof/>
-              <w:lang w:val="en-SI" w:eastAsia="en-SI"/>
+              <w:lang w:eastAsia="en-SI"/>
             </w:rPr>
           </w:pPr>
           <w:hyperlink w:anchor="_Toc195604139" w:history="1">
             <w:r>
               <w:rPr>
                 <w:rStyle w:val="Hyperlink"/>
-                <w:noProof/>
               </w:rPr>
               <w:t>4.</w:t>
             </w:r>
             <w:r>
               <w:rPr>
                 <w:rFonts w:asciiTheme="minorHAnsi" w:eastAsiaTheme="minorEastAsia" w:hAnsiTheme="minorHAnsi" w:cstheme="minorBidi"/>
-                <w:noProof/>
-                <w:lang w:val="en-SI" w:eastAsia="en-SI"/>
+                <w:lang w:eastAsia="en-SI"/>
               </w:rPr>
               <w:tab/>
             </w:r>
             <w:r>
               <w:rPr>
                 <w:rStyle w:val="Hyperlink"/>
-                <w:noProof/>
               </w:rPr>
               <w:t>Postopek izdelave</w:t>
             </w:r>
             <w:r>
               <w:rPr>
-                <w:noProof/>
                 <w:webHidden/>
               </w:rPr>
               <w:tab/>
             </w:r>
             <w:r>
               <w:rPr>
-                <w:noProof/>
                 <w:webHidden/>
               </w:rPr>
               <w:fldChar w:fldCharType="begin"/>
             </w:r>
             <w:r>
               <w:rPr>
-                <w:noProof/>
                 <w:webHidden/>
               </w:rPr>
               <w:instrText xml:space="preserve"> PAGEREF _Toc195604139 \h </w:instrText>
             </w:r>
             <w:r>
               <w:rPr>
-                <w:noProof/>
-                <w:webHidden/>
-              </w:rPr>
-            </w:r>
-            <w:r>
-              <w:rPr>
-                <w:noProof/>
+                <w:webHidden/>
+              </w:rPr>
+            </w:r>
+            <w:r>
+              <w:rPr>
                 <w:webHidden/>
               </w:rPr>
               <w:fldChar w:fldCharType="separate"/>
             </w:r>
             <w:r>
               <w:rPr>
-                <w:noProof/>
                 <w:webHidden/>
               </w:rPr>
               <w:t>7</w:t>
             </w:r>
             <w:r>
               <w:rPr>
-                <w:noProof/>
                 <w:webHidden/>
               </w:rPr>
               <w:fldChar w:fldCharType="end"/>
@@ -1594,77 +1435,66 @@
             </w:tabs>
             <w:rPr>
               <w:rFonts w:asciiTheme="minorHAnsi" w:eastAsiaTheme="minorEastAsia" w:hAnsiTheme="minorHAnsi" w:cstheme="minorBidi"/>
-              <w:noProof/>
-              <w:lang w:val="en-SI" w:eastAsia="en-SI"/>
+              <w:lang w:eastAsia="en-SI"/>
             </w:rPr>
           </w:pPr>
           <w:hyperlink w:anchor="_Toc195604140" w:history="1">
             <w:r>
               <w:rPr>
                 <w:rStyle w:val="Hyperlink"/>
-                <w:noProof/>
               </w:rPr>
               <w:t>4.1</w:t>
             </w:r>
             <w:r>
               <w:rPr>
                 <w:rFonts w:asciiTheme="minorHAnsi" w:eastAsiaTheme="minorEastAsia" w:hAnsiTheme="minorHAnsi" w:cstheme="minorBidi"/>
-                <w:noProof/>
-                <w:lang w:val="en-SI" w:eastAsia="en-SI"/>
+                <w:lang w:eastAsia="en-SI"/>
               </w:rPr>
               <w:tab/>
             </w:r>
             <w:r>
               <w:rPr>
                 <w:rStyle w:val="Hyperlink"/>
-                <w:noProof/>
               </w:rPr>
               <w:t>Načrtovanje</w:t>
             </w:r>
             <w:r>
               <w:rPr>
-                <w:noProof/>
                 <w:webHidden/>
               </w:rPr>
               <w:tab/>
             </w:r>
             <w:r>
               <w:rPr>
-                <w:noProof/>
                 <w:webHidden/>
               </w:rPr>
               <w:fldChar w:fldCharType="begin"/>
             </w:r>
             <w:r>
               <w:rPr>
-                <w:noProof/>
                 <w:webHidden/>
               </w:rPr>
               <w:instrText xml:space="preserve"> PAGEREF _Toc195604140 \h </w:instrText>
             </w:r>
             <w:r>
               <w:rPr>
-                <w:noProof/>
-                <w:webHidden/>
-              </w:rPr>
-            </w:r>
-            <w:r>
-              <w:rPr>
-                <w:noProof/>
+                <w:webHidden/>
+              </w:rPr>
+            </w:r>
+            <w:r>
+              <w:rPr>
                 <w:webHidden/>
               </w:rPr>
               <w:fldChar w:fldCharType="separate"/>
             </w:r>
             <w:r>
               <w:rPr>
-                <w:noProof/>
                 <w:webHidden/>
               </w:rPr>
               <w:t>7</w:t>
             </w:r>
             <w:r>
               <w:rPr>
-                <w:noProof/>
                 <w:webHidden/>
               </w:rPr>
               <w:fldChar w:fldCharType="end"/>
@@ -1680,77 +1510,66 @@
             </w:tabs>
             <w:rPr>
               <w:rFonts w:asciiTheme="minorHAnsi" w:eastAsiaTheme="minorEastAsia" w:hAnsiTheme="minorHAnsi" w:cstheme="minorBidi"/>
-              <w:noProof/>
-              <w:lang w:val="en-SI" w:eastAsia="en-SI"/>
+              <w:lang w:eastAsia="en-SI"/>
             </w:rPr>
           </w:pPr>
           <w:hyperlink w:anchor="_Toc195604141" w:history="1">
             <w:r>
               <w:rPr>
                 <w:rStyle w:val="Hyperlink"/>
-                <w:noProof/>
               </w:rPr>
               <w:t>4.2</w:t>
             </w:r>
             <w:r>
               <w:rPr>
                 <w:rFonts w:asciiTheme="minorHAnsi" w:eastAsiaTheme="minorEastAsia" w:hAnsiTheme="minorHAnsi" w:cstheme="minorBidi"/>
-                <w:noProof/>
-                <w:lang w:val="en-SI" w:eastAsia="en-SI"/>
+                <w:lang w:eastAsia="en-SI"/>
               </w:rPr>
               <w:tab/>
             </w:r>
             <w:r>
               <w:rPr>
                 <w:rStyle w:val="Hyperlink"/>
-                <w:noProof/>
               </w:rPr>
               <w:t>Spoznavanje orodja Unity</w:t>
             </w:r>
             <w:r>
               <w:rPr>
-                <w:noProof/>
                 <w:webHidden/>
               </w:rPr>
               <w:tab/>
             </w:r>
             <w:r>
               <w:rPr>
-                <w:noProof/>
                 <w:webHidden/>
               </w:rPr>
               <w:fldChar w:fldCharType="begin"/>
             </w:r>
             <w:r>
               <w:rPr>
-                <w:noProof/>
                 <w:webHidden/>
               </w:rPr>
               <w:instrText xml:space="preserve"> PAGEREF _Toc195604141 \h </w:instrText>
             </w:r>
             <w:r>
               <w:rPr>
-                <w:noProof/>
-                <w:webHidden/>
-              </w:rPr>
-            </w:r>
-            <w:r>
-              <w:rPr>
-                <w:noProof/>
+                <w:webHidden/>
+              </w:rPr>
+            </w:r>
+            <w:r>
+              <w:rPr>
                 <w:webHidden/>
               </w:rPr>
               <w:fldChar w:fldCharType="separate"/>
             </w:r>
             <w:r>
               <w:rPr>
-                <w:noProof/>
                 <w:webHidden/>
               </w:rPr>
               <w:t>7</w:t>
             </w:r>
             <w:r>
               <w:rPr>
-                <w:noProof/>
                 <w:webHidden/>
               </w:rPr>
               <w:fldChar w:fldCharType="end"/>
@@ -1766,77 +1585,66 @@
             </w:tabs>
             <w:rPr>
               <w:rFonts w:asciiTheme="minorHAnsi" w:eastAsiaTheme="minorEastAsia" w:hAnsiTheme="minorHAnsi" w:cstheme="minorBidi"/>
-              <w:noProof/>
-              <w:lang w:val="en-SI" w:eastAsia="en-SI"/>
+              <w:lang w:eastAsia="en-SI"/>
             </w:rPr>
           </w:pPr>
           <w:hyperlink w:anchor="_Toc195604142" w:history="1">
             <w:r>
               <w:rPr>
                 <w:rStyle w:val="Hyperlink"/>
-                <w:noProof/>
               </w:rPr>
               <w:t>4.3</w:t>
             </w:r>
             <w:r>
               <w:rPr>
                 <w:rFonts w:asciiTheme="minorHAnsi" w:eastAsiaTheme="minorEastAsia" w:hAnsiTheme="minorHAnsi" w:cstheme="minorBidi"/>
-                <w:noProof/>
-                <w:lang w:val="en-SI" w:eastAsia="en-SI"/>
+                <w:lang w:eastAsia="en-SI"/>
               </w:rPr>
               <w:tab/>
             </w:r>
             <w:r>
               <w:rPr>
                 <w:rStyle w:val="Hyperlink"/>
-                <w:noProof/>
               </w:rPr>
               <w:t>Izdelava delujočega prototipa</w:t>
             </w:r>
             <w:r>
               <w:rPr>
-                <w:noProof/>
                 <w:webHidden/>
               </w:rPr>
               <w:tab/>
             </w:r>
             <w:r>
               <w:rPr>
-                <w:noProof/>
                 <w:webHidden/>
               </w:rPr>
               <w:fldChar w:fldCharType="begin"/>
             </w:r>
             <w:r>
               <w:rPr>
-                <w:noProof/>
                 <w:webHidden/>
               </w:rPr>
               <w:instrText xml:space="preserve"> PAGEREF _Toc195604142 \h </w:instrText>
             </w:r>
             <w:r>
               <w:rPr>
-                <w:noProof/>
-                <w:webHidden/>
-              </w:rPr>
-            </w:r>
-            <w:r>
-              <w:rPr>
-                <w:noProof/>
+                <w:webHidden/>
+              </w:rPr>
+            </w:r>
+            <w:r>
+              <w:rPr>
                 <w:webHidden/>
               </w:rPr>
               <w:fldChar w:fldCharType="separate"/>
             </w:r>
             <w:r>
               <w:rPr>
-                <w:noProof/>
                 <w:webHidden/>
               </w:rPr>
               <w:t>8</w:t>
             </w:r>
             <w:r>
               <w:rPr>
-                <w:noProof/>
                 <w:webHidden/>
               </w:rPr>
               <w:fldChar w:fldCharType="end"/>
@@ -1852,77 +1660,66 @@
             </w:tabs>
             <w:rPr>
               <w:rFonts w:asciiTheme="minorHAnsi" w:eastAsiaTheme="minorEastAsia" w:hAnsiTheme="minorHAnsi" w:cstheme="minorBidi"/>
-              <w:noProof/>
-              <w:lang w:val="en-SI" w:eastAsia="en-SI"/>
+              <w:lang w:eastAsia="en-SI"/>
             </w:rPr>
           </w:pPr>
           <w:hyperlink w:anchor="_Toc195604143" w:history="1">
             <w:r>
               <w:rPr>
                 <w:rStyle w:val="Hyperlink"/>
-                <w:noProof/>
               </w:rPr>
               <w:t>4.3.1</w:t>
             </w:r>
             <w:r>
               <w:rPr>
                 <w:rFonts w:asciiTheme="minorHAnsi" w:eastAsiaTheme="minorEastAsia" w:hAnsiTheme="minorHAnsi" w:cstheme="minorBidi"/>
-                <w:noProof/>
-                <w:lang w:val="en-SI" w:eastAsia="en-SI"/>
+                <w:lang w:eastAsia="en-SI"/>
               </w:rPr>
               <w:tab/>
             </w:r>
             <w:r>
               <w:rPr>
                 <w:rStyle w:val="Hyperlink"/>
-                <w:noProof/>
               </w:rPr>
               <w:t>Izdelava prvih prostorov</w:t>
             </w:r>
             <w:r>
               <w:rPr>
-                <w:noProof/>
                 <w:webHidden/>
               </w:rPr>
               <w:tab/>
             </w:r>
             <w:r>
               <w:rPr>
-                <w:noProof/>
                 <w:webHidden/>
               </w:rPr>
               <w:fldChar w:fldCharType="begin"/>
             </w:r>
             <w:r>
               <w:rPr>
-                <w:noProof/>
                 <w:webHidden/>
               </w:rPr>
               <w:instrText xml:space="preserve"> PAGEREF _Toc195604143 \h </w:instrText>
             </w:r>
             <w:r>
               <w:rPr>
-                <w:noProof/>
-                <w:webHidden/>
-              </w:rPr>
-            </w:r>
-            <w:r>
-              <w:rPr>
-                <w:noProof/>
+                <w:webHidden/>
+              </w:rPr>
+            </w:r>
+            <w:r>
+              <w:rPr>
                 <w:webHidden/>
               </w:rPr>
               <w:fldChar w:fldCharType="separate"/>
             </w:r>
             <w:r>
               <w:rPr>
-                <w:noProof/>
                 <w:webHidden/>
               </w:rPr>
               <w:t>8</w:t>
             </w:r>
             <w:r>
               <w:rPr>
-                <w:noProof/>
                 <w:webHidden/>
               </w:rPr>
               <w:fldChar w:fldCharType="end"/>
@@ -1938,77 +1735,66 @@
             </w:tabs>
             <w:rPr>
               <w:rFonts w:asciiTheme="minorHAnsi" w:eastAsiaTheme="minorEastAsia" w:hAnsiTheme="minorHAnsi" w:cstheme="minorBidi"/>
-              <w:noProof/>
-              <w:lang w:val="en-SI" w:eastAsia="en-SI"/>
+              <w:lang w:eastAsia="en-SI"/>
             </w:rPr>
           </w:pPr>
           <w:hyperlink w:anchor="_Toc195604144" w:history="1">
             <w:r>
               <w:rPr>
                 <w:rStyle w:val="Hyperlink"/>
-                <w:noProof/>
               </w:rPr>
               <w:t>4.3.2</w:t>
             </w:r>
             <w:r>
               <w:rPr>
                 <w:rFonts w:asciiTheme="minorHAnsi" w:eastAsiaTheme="minorEastAsia" w:hAnsiTheme="minorHAnsi" w:cstheme="minorBidi"/>
-                <w:noProof/>
-                <w:lang w:val="en-SI" w:eastAsia="en-SI"/>
+                <w:lang w:eastAsia="en-SI"/>
               </w:rPr>
               <w:tab/>
             </w:r>
             <w:r>
               <w:rPr>
                 <w:rStyle w:val="Hyperlink"/>
-                <w:noProof/>
               </w:rPr>
               <w:t>Ločene funkcionalnosti</w:t>
             </w:r>
             <w:r>
               <w:rPr>
-                <w:noProof/>
                 <w:webHidden/>
               </w:rPr>
               <w:tab/>
             </w:r>
             <w:r>
               <w:rPr>
-                <w:noProof/>
                 <w:webHidden/>
               </w:rPr>
               <w:fldChar w:fldCharType="begin"/>
             </w:r>
             <w:r>
               <w:rPr>
-                <w:noProof/>
                 <w:webHidden/>
               </w:rPr>
               <w:instrText xml:space="preserve"> PAGEREF _Toc195604144 \h </w:instrText>
             </w:r>
             <w:r>
               <w:rPr>
-                <w:noProof/>
-                <w:webHidden/>
-              </w:rPr>
-            </w:r>
-            <w:r>
-              <w:rPr>
-                <w:noProof/>
+                <w:webHidden/>
+              </w:rPr>
+            </w:r>
+            <w:r>
+              <w:rPr>
                 <w:webHidden/>
               </w:rPr>
               <w:fldChar w:fldCharType="separate"/>
             </w:r>
             <w:r>
               <w:rPr>
-                <w:noProof/>
                 <w:webHidden/>
               </w:rPr>
               <w:t>9</w:t>
             </w:r>
             <w:r>
               <w:rPr>
-                <w:noProof/>
                 <w:webHidden/>
               </w:rPr>
               <w:fldChar w:fldCharType="end"/>
@@ -2024,77 +1810,66 @@
             </w:tabs>
             <w:rPr>
               <w:rFonts w:asciiTheme="minorHAnsi" w:eastAsiaTheme="minorEastAsia" w:hAnsiTheme="minorHAnsi" w:cstheme="minorBidi"/>
-              <w:noProof/>
-              <w:lang w:val="en-SI" w:eastAsia="en-SI"/>
+              <w:lang w:eastAsia="en-SI"/>
             </w:rPr>
           </w:pPr>
           <w:hyperlink w:anchor="_Toc195604145" w:history="1">
             <w:r>
               <w:rPr>
                 <w:rStyle w:val="Hyperlink"/>
-                <w:noProof/>
               </w:rPr>
               <w:t>4.4</w:t>
             </w:r>
             <w:r>
               <w:rPr>
                 <w:rFonts w:asciiTheme="minorHAnsi" w:eastAsiaTheme="minorEastAsia" w:hAnsiTheme="minorHAnsi" w:cstheme="minorBidi"/>
-                <w:noProof/>
-                <w:lang w:val="en-SI" w:eastAsia="en-SI"/>
+                <w:lang w:eastAsia="en-SI"/>
               </w:rPr>
               <w:tab/>
             </w:r>
             <w:r>
               <w:rPr>
                 <w:rStyle w:val="Hyperlink"/>
-                <w:noProof/>
               </w:rPr>
               <w:t>Druga faza izdelave</w:t>
             </w:r>
             <w:r>
               <w:rPr>
-                <w:noProof/>
                 <w:webHidden/>
               </w:rPr>
               <w:tab/>
             </w:r>
             <w:r>
               <w:rPr>
-                <w:noProof/>
                 <w:webHidden/>
               </w:rPr>
               <w:fldChar w:fldCharType="begin"/>
             </w:r>
             <w:r>
               <w:rPr>
-                <w:noProof/>
                 <w:webHidden/>
               </w:rPr>
               <w:instrText xml:space="preserve"> PAGEREF _Toc195604145 \h </w:instrText>
             </w:r>
             <w:r>
               <w:rPr>
-                <w:noProof/>
-                <w:webHidden/>
-              </w:rPr>
-            </w:r>
-            <w:r>
-              <w:rPr>
-                <w:noProof/>
+                <w:webHidden/>
+              </w:rPr>
+            </w:r>
+            <w:r>
+              <w:rPr>
                 <w:webHidden/>
               </w:rPr>
               <w:fldChar w:fldCharType="separate"/>
             </w:r>
             <w:r>
               <w:rPr>
-                <w:noProof/>
                 <w:webHidden/>
               </w:rPr>
               <w:t>10</w:t>
             </w:r>
             <w:r>
               <w:rPr>
-                <w:noProof/>
                 <w:webHidden/>
               </w:rPr>
               <w:fldChar w:fldCharType="end"/>
@@ -3413,224 +3188,30 @@
     <w:p>
       <w:pPr>
         <w:ind w:left="360"/>
-      </w:pPr>
-      <w:r>
-        <w:t xml:space="preserve">Začel sem </w:t>
-      </w:r>
-      <w:r>
-        <w:t>sem z izdelavo prostorov zapora.</w:t>
-      </w:r>
-      <w:r>
-        <w:t xml:space="preserve"> Odločil sem se da bom za začetek naredil skladiščno sobo, ki bo osrednji prostor kje se bosta srečala igralec in robot</w:t>
-      </w:r>
-      <w:r>
-        <w:t>, nato pa še sobo za video nadzor, ki bo igralcu prišla zelo prav.</w:t>
-      </w:r>
-      <w:r>
-        <w:t xml:space="preserve"> </w:t>
-      </w:r>
-      <w:r>
-        <w:t>Nisem se osredotočal na izgled, vendar sem poskušal implementirati čim več stvari.</w:t>
-      </w:r>
-    </w:p>
-    <w:p>
-      <w:pPr>
-        <w:ind w:left="360"/>
-        <w:rPr>
-          <w:rStyle w:val="Strong"/>
-        </w:rPr>
-      </w:pPr>
-      <w:r>
-        <w:rPr>
-          <w:rStyle w:val="Strong"/>
-        </w:rPr>
-        <w:t xml:space="preserve">Orodje </w:t>
-      </w:r>
-      <w:proofErr w:type="spellStart"/>
-      <w:r>
-        <w:rPr>
-          <w:rStyle w:val="Strong"/>
-        </w:rPr>
-        <w:t>ProBuilder</w:t>
-      </w:r>
-      <w:proofErr w:type="spellEnd"/>
-    </w:p>
-    <w:p>
-      <w:pPr>
-        <w:ind w:left="360"/>
-      </w:pPr>
-      <w:r>
-        <w:t>Glavno orodje, ki mi je pomagalo pri hitre</w:t>
-      </w:r>
-      <w:r>
-        <w:t>m</w:t>
-      </w:r>
-      <w:r>
-        <w:t xml:space="preserve">, ustvarjanju prostorov, je bilo orodje </w:t>
-      </w:r>
-      <w:proofErr w:type="spellStart"/>
-      <w:r>
-        <w:t>ProBuilder</w:t>
-      </w:r>
-      <w:proofErr w:type="spellEnd"/>
-      <w:r>
-        <w:t xml:space="preserve">, ki obstaja znotraj </w:t>
-      </w:r>
-      <w:proofErr w:type="spellStart"/>
-      <w:r>
-        <w:t>Unityja</w:t>
-      </w:r>
-      <w:proofErr w:type="spellEnd"/>
-      <w:r>
-        <w:t xml:space="preserve">, vendar ga je potrebno </w:t>
-      </w:r>
-      <w:commentRangeStart w:id="19"/>
-      <w:r>
-        <w:t>naložiti</w:t>
-      </w:r>
-      <w:commentRangeEnd w:id="19"/>
-      <w:r>
-        <w:rPr>
-          <w:rStyle w:val="CommentReference"/>
-        </w:rPr>
-        <w:commentReference w:id="19"/>
-      </w:r>
-      <w:r>
-        <w:t>.</w:t>
-      </w:r>
-    </w:p>
-    <w:p>
-      <w:pPr>
-        <w:ind w:left="360"/>
-        <w:rPr>
-          <w:rStyle w:val="Strong"/>
-        </w:rPr>
-      </w:pPr>
-      <w:r>
-        <w:rPr>
-          <w:rStyle w:val="Strong"/>
-        </w:rPr>
-        <w:t>Izdelava skladišča</w:t>
-      </w:r>
-    </w:p>
-    <w:p>
-      <w:pPr>
-        <w:ind w:left="360"/>
-      </w:pPr>
-      <w:r>
-        <w:t>V prostor sem dodal različne 3D modele pridobljene iz prej opisanega »</w:t>
-      </w:r>
-      <w:proofErr w:type="spellStart"/>
-      <w:r>
-        <w:t>Asset</w:t>
-      </w:r>
-      <w:proofErr w:type="spellEnd"/>
-      <w:r>
-        <w:t xml:space="preserve"> store-a«</w:t>
-      </w:r>
-      <w:r>
-        <w:t xml:space="preserve">. </w:t>
-      </w:r>
-      <w:r>
-        <w:t xml:space="preserve">Cilj je bil ustvariti prostor, ki za robota in igralca ustvarja prednosti in slabosti. </w:t>
-      </w:r>
-      <w:r>
-        <w:t>Igralec se lahko premika po ožjih prehodih skozi katere robot ne more, vendar v prostoru ni dejanskih sten ampak različne prehode ločujejo prazne regalne omare, ki omogočajo robotovemu snopu svetlobe da vidi skoznje.</w:t>
-      </w:r>
-      <w:r>
-        <w:t xml:space="preserve"> </w:t>
-      </w:r>
-      <w:r>
-        <w:t>Dodal sem tudi različne 3D objekte kot so škatle, sodi, viličarji in drugi objekti, ki jih najdemo v skladišču</w:t>
-      </w:r>
-      <w:r>
-        <w:t>, ki igralcu omogočajo</w:t>
-      </w:r>
-      <w:r>
-        <w:t xml:space="preserve"> da se za njimi skrije pred šopom svetlobe.</w:t>
-      </w:r>
-      <w:r>
-        <w:t xml:space="preserve"> </w:t>
-      </w:r>
-      <w:r>
-        <w:t>N</w:t>
-      </w:r>
-      <w:r>
-        <w:t>e</w:t>
-      </w:r>
-      <w:r>
-        <w:t>k</w:t>
-      </w:r>
-      <w:r>
-        <w:t>a</w:t>
-      </w:r>
-      <w:r>
-        <w:t xml:space="preserve">tere </w:t>
-      </w:r>
-      <w:r>
-        <w:t xml:space="preserve">regalne omare </w:t>
-      </w:r>
-      <w:r>
-        <w:t xml:space="preserve">sem </w:t>
-      </w:r>
-      <w:r>
-        <w:t>tudi prevrnil oziroma jih nagnil, k</w:t>
-      </w:r>
-      <w:r>
-        <w:t>ar</w:t>
-      </w:r>
-      <w:r>
-        <w:t xml:space="preserve"> </w:t>
-      </w:r>
-      <w:r>
-        <w:t>pripomore k zapuščenemu občutku</w:t>
-      </w:r>
-      <w:r>
-        <w:t>.</w:t>
-      </w:r>
-      <w:r>
-        <w:t xml:space="preserve"> </w:t>
-      </w:r>
-    </w:p>
-    <w:p>
-      <w:pPr>
-        <w:ind w:left="360"/>
-        <w:rPr>
-          <w:rStyle w:val="Strong"/>
-        </w:rPr>
-      </w:pPr>
-      <w:r>
-        <w:rPr>
-          <w:rStyle w:val="Strong"/>
-        </w:rPr>
-        <w:t>Izdelava sobe za videonadzor</w:t>
-      </w:r>
-    </w:p>
-    <w:p>
-      <w:pPr>
-        <w:ind w:left="360"/>
-      </w:pPr>
-      <w:r>
-        <w:t>Sobot CCTV sem naredil robotu nedostopno in služi kakor »varna soba«</w:t>
-      </w:r>
-      <w:r>
-        <w:t xml:space="preserve">. V njej lahko igralec </w:t>
-      </w:r>
-      <w:r>
-        <w:t>opazuje različne dele zapora in planira svojo naslednjo pot.</w:t>
-      </w:r>
-    </w:p>
-    <w:p>
-      <w:pPr>
-        <w:ind w:left="360"/>
-      </w:pPr>
-      <w:r>
         <w:rPr>
           <w:rStyle w:val="Strong"/>
           <w:b w:val="0"/>
           <w:bCs w:val="0"/>
         </w:rPr>
-        <w:t xml:space="preserve">Sobo </w:t>
+      </w:pPr>
+      <w:r>
+        <w:t xml:space="preserve">Najprej sem ustvaril osrednji prostor – skladišče, kjer se odvija večina interakcij med igralcem in robotom. Nato sem dodal še sobo za videonadzor, ki igralcu omogoča opazovanje drugih prostorov. Prostore sem oblikoval s pomočjo orodja </w:t>
+      </w:r>
+      <w:proofErr w:type="spellStart"/>
+      <w:r>
+        <w:t>ProBuilder</w:t>
+      </w:r>
+      <w:proofErr w:type="spellEnd"/>
+      <w:r>
+        <w:t xml:space="preserve">, 3D modele pa sem pridobil iz </w:t>
+      </w:r>
+      <w:proofErr w:type="spellStart"/>
+      <w:r>
+        <w:t>Asset</w:t>
+      </w:r>
+      <w:proofErr w:type="spellEnd"/>
+      <w:r>
+        <w:t xml:space="preserve"> Store-a. Skladišče je zasnovano tako, da omogoča skrivanje in različne poti, medtem ko je soba za nadzor varna cona z mrtvim paznikom, ki drži ključ.</w:t>
       </w:r>
       <w:r>
         <w:rPr>
@@ -3638,718 +3219,1190 @@
           <w:b w:val="0"/>
           <w:bCs w:val="0"/>
         </w:rPr>
-        <w:t>je manjša. V</w:t>
-      </w:r>
-      <w:r>
-        <w:rPr>
-          <w:rStyle w:val="Strong"/>
-          <w:b w:val="0"/>
-          <w:bCs w:val="0"/>
-        </w:rPr>
-        <w:t xml:space="preserve">anjo </w:t>
-      </w:r>
-      <w:r>
-        <w:rPr>
-          <w:rStyle w:val="Strong"/>
-          <w:b w:val="0"/>
-          <w:bCs w:val="0"/>
-        </w:rPr>
-        <w:t xml:space="preserve">sem </w:t>
-      </w:r>
-      <w:r>
-        <w:rPr>
-          <w:rStyle w:val="Strong"/>
-          <w:b w:val="0"/>
-          <w:bCs w:val="0"/>
-        </w:rPr>
-        <w:t>dodal 3D</w:t>
-      </w:r>
-      <w:r>
-        <w:rPr>
-          <w:rStyle w:val="Strong"/>
-          <w:b w:val="0"/>
-          <w:bCs w:val="0"/>
-        </w:rPr>
-        <w:t xml:space="preserve"> pisarniške modele</w:t>
-      </w:r>
-      <w:r>
-        <w:rPr>
-          <w:rStyle w:val="Strong"/>
-          <w:b w:val="0"/>
-          <w:bCs w:val="0"/>
-        </w:rPr>
-        <w:t xml:space="preserve"> in </w:t>
-      </w:r>
-      <w:r>
-        <w:rPr>
-          <w:rStyle w:val="Strong"/>
-          <w:b w:val="0"/>
-          <w:bCs w:val="0"/>
-        </w:rPr>
-        <w:t>model mrtvega paznika, ki je v roki držal ključ</w:t>
-      </w:r>
-      <w:r>
-        <w:rPr>
-          <w:rStyle w:val="Strong"/>
-          <w:b w:val="0"/>
-          <w:bCs w:val="0"/>
-        </w:rPr>
-        <w:t>, ki ga igralec lahko pobere.</w:t>
-      </w:r>
-      <w:r>
-        <w:rPr>
-          <w:rStyle w:val="Strong"/>
-          <w:b w:val="0"/>
-          <w:bCs w:val="0"/>
-        </w:rPr>
-        <w:t xml:space="preserve"> N</w:t>
-      </w:r>
-      <w:r>
-        <w:t xml:space="preserve">apisal </w:t>
-      </w:r>
-      <w:r>
-        <w:t xml:space="preserve">sem </w:t>
-      </w:r>
-      <w:r>
-        <w:t xml:space="preserve">logiko, ki je igralcu omogočala menjavo med pogledi različnih kamer v zaporu. </w:t>
+        <w:t xml:space="preserve"> </w:t>
       </w:r>
     </w:p>
     <w:p>
       <w:pPr>
-        <w:ind w:left="360"/>
-        <w:rPr>
-          <w:rStyle w:val="Strong"/>
-          <w:b w:val="0"/>
-          <w:bCs w:val="0"/>
-        </w:rPr>
-      </w:pPr>
-      <w:r>
-        <w:rPr>
-          <w:rStyle w:val="Strong"/>
-          <w:b w:val="0"/>
-          <w:bCs w:val="0"/>
-        </w:rPr>
-        <w:t xml:space="preserve"> </w:t>
+        <w:pStyle w:val="Heading3"/>
+        <w:ind w:firstLine="360"/>
+      </w:pPr>
+      <w:r>
+        <w:br w:type="page"/>
+      </w:r>
+      <w:bookmarkStart w:id="19" w:name="_Toc195604144"/>
+      <w:r>
+        <w:lastRenderedPageBreak/>
+        <w:t xml:space="preserve">3.2.2 </w:t>
+      </w:r>
+      <w:bookmarkEnd w:id="19"/>
+      <w:r>
+        <w:t>Razvoj ključnih mehanik</w:t>
       </w:r>
     </w:p>
     <w:p>
       <w:pPr>
-        <w:pStyle w:val="Heading3"/>
-        <w:ind w:firstLine="360"/>
-      </w:pPr>
-      <w:r>
-        <w:br w:type="page"/>
-      </w:r>
-      <w:bookmarkStart w:id="20" w:name="_Toc195604144"/>
-      <w:r>
-        <w:lastRenderedPageBreak/>
-        <w:t xml:space="preserve">3.2.2 </w:t>
-      </w:r>
-      <w:r>
-        <w:t xml:space="preserve">Ločene </w:t>
-      </w:r>
-      <w:r>
-        <w:t>funkci</w:t>
-      </w:r>
-      <w:r>
-        <w:rPr>
-          <w:rStyle w:val="Heading4Char"/>
-        </w:rPr>
-        <w:t>onalnosti</w:t>
-      </w:r>
-      <w:bookmarkEnd w:id="20"/>
+        <w:ind w:left="360"/>
+        <w:rPr>
+          <w:lang w:eastAsia="en-SI"/>
+        </w:rPr>
+      </w:pPr>
+      <w:bookmarkStart w:id="20" w:name="_Toc195604145"/>
+      <w:r>
+        <w:rPr>
+          <w:b/>
+          <w:bCs/>
+          <w:lang w:eastAsia="en-SI"/>
+        </w:rPr>
+        <w:t>Umetna inteligenca robota</w:t>
+      </w:r>
+      <w:r>
+        <w:rPr>
+          <w:lang w:eastAsia="en-SI"/>
+        </w:rPr>
+        <w:t xml:space="preserve"> temelji na orodju </w:t>
+      </w:r>
+      <w:proofErr w:type="spellStart"/>
+      <w:r>
+        <w:rPr>
+          <w:b/>
+          <w:bCs/>
+          <w:lang w:eastAsia="en-SI"/>
+        </w:rPr>
+        <w:t>NavMesh</w:t>
+      </w:r>
+      <w:proofErr w:type="spellEnd"/>
+      <w:r>
+        <w:rPr>
+          <w:lang w:eastAsia="en-SI"/>
+        </w:rPr>
+        <w:t>, ki omogoča premikanje robota med točkami in reagiranje na prisotnost igralca. Ko ga robot opazi, zasleduje njegovo zadnjo znano lokacijo, nato se vrne na patruljno pot.</w:t>
+      </w:r>
     </w:p>
     <w:p>
       <w:pPr>
         <w:ind w:left="360"/>
         <w:rPr>
-          <w:rStyle w:val="Strong"/>
-        </w:rPr>
-      </w:pPr>
-      <w:r>
-        <w:t>Ko sem imel prostor za testiranje (skladiščna soba)</w:t>
-      </w:r>
-      <w:r>
-        <w:t xml:space="preserve">, sem se lotil </w:t>
-      </w:r>
-      <w:r>
-        <w:t xml:space="preserve">pisanju novih funkcionalnosti. Najbolj pomembna je Umetna inteligenca robota. </w:t>
+          <w:lang w:eastAsia="en-SI"/>
+        </w:rPr>
+      </w:pPr>
+      <w:r>
+        <w:rPr>
+          <w:b/>
+          <w:bCs/>
+          <w:lang w:eastAsia="en-SI"/>
+        </w:rPr>
+        <w:t>Sistem svetlobe</w:t>
+      </w:r>
+      <w:r>
+        <w:rPr>
+          <w:lang w:eastAsia="en-SI"/>
+        </w:rPr>
+        <w:t xml:space="preserve"> vključuje šibke in močne svetlobne snope. Šibka svetloba razkrije igralčevo lokacijo, močna pa povzroči smrt (kar se trenutno izrazi le z obvestilom na zaslonu).</w:t>
       </w:r>
     </w:p>
     <w:p>
       <w:pPr>
         <w:ind w:left="360"/>
         <w:rPr>
-          <w:rStyle w:val="Strong"/>
-        </w:rPr>
-      </w:pPr>
-      <w:r>
-        <w:rPr>
-          <w:rStyle w:val="Strong"/>
-        </w:rPr>
-        <w:t xml:space="preserve">Orodje </w:t>
-      </w:r>
-      <w:proofErr w:type="spellStart"/>
-      <w:r>
-        <w:rPr>
-          <w:rStyle w:val="Strong"/>
-        </w:rPr>
-        <w:t>NavMesh</w:t>
-      </w:r>
-      <w:proofErr w:type="spellEnd"/>
+          <w:lang w:eastAsia="en-SI"/>
+        </w:rPr>
+      </w:pPr>
+      <w:r>
+        <w:rPr>
+          <w:b/>
+          <w:bCs/>
+          <w:lang w:eastAsia="en-SI"/>
+        </w:rPr>
+        <w:t>Interakcijski sistem</w:t>
+      </w:r>
+      <w:r>
+        <w:rPr>
+          <w:lang w:eastAsia="en-SI"/>
+        </w:rPr>
+        <w:t xml:space="preserve"> omogoča pobiranje predmetov, dvomestni inventar, uporabo ključev za odklepanje ter uporabo orožja.</w:t>
+      </w:r>
     </w:p>
     <w:p>
       <w:pPr>
         <w:ind w:left="360"/>
-      </w:pPr>
-      <w:r>
-        <w:t xml:space="preserve">Osrednji del robotove umetne inteligence, je </w:t>
-      </w:r>
-      <w:proofErr w:type="spellStart"/>
-      <w:r>
-        <w:t>Unityjevo</w:t>
-      </w:r>
-      <w:proofErr w:type="spellEnd"/>
-      <w:r>
-        <w:t xml:space="preserve"> orodje </w:t>
-      </w:r>
-      <w:proofErr w:type="spellStart"/>
-      <w:r>
-        <w:t>NavMesh</w:t>
-      </w:r>
-      <w:proofErr w:type="spellEnd"/>
-      <w:r>
-        <w:t>.</w:t>
-      </w:r>
-      <w:r>
-        <w:t xml:space="preserve"> </w:t>
-      </w:r>
-      <w:r>
-        <w:t>To orodje omogoča, da določimo površine po katerih se bo robot lahko premika</w:t>
-      </w:r>
-      <w:r>
-        <w:t>l</w:t>
-      </w:r>
-      <w:r>
-        <w:t>, ki se imenujejo »</w:t>
-      </w:r>
-      <w:proofErr w:type="spellStart"/>
-      <w:r>
-        <w:t>NavMeshSurface</w:t>
-      </w:r>
-      <w:proofErr w:type="spellEnd"/>
-      <w:r>
-        <w:t xml:space="preserve">«. </w:t>
-      </w:r>
-      <w:r>
-        <w:t xml:space="preserve">Nato naredimo </w:t>
-      </w:r>
-      <w:r>
-        <w:t xml:space="preserve">na </w:t>
-      </w:r>
-      <w:proofErr w:type="spellStart"/>
-      <w:r>
-        <w:t>objektum</w:t>
-      </w:r>
-      <w:proofErr w:type="spellEnd"/>
-      <w:r>
-        <w:t xml:space="preserve"> ki se bo po površinah premikač, ustvarimo </w:t>
-      </w:r>
-      <w:r>
-        <w:t xml:space="preserve">agenta </w:t>
-      </w:r>
-      <w:r>
-        <w:t>»</w:t>
-      </w:r>
-      <w:proofErr w:type="spellStart"/>
-      <w:r>
-        <w:t>NavMeshAgent</w:t>
-      </w:r>
-      <w:proofErr w:type="spellEnd"/>
-      <w:r>
-        <w:t xml:space="preserve">«. </w:t>
-      </w:r>
-      <w:r>
-        <w:t xml:space="preserve">Z njegovo pomočjo lahko določimo mere našega </w:t>
-      </w:r>
-      <w:r>
-        <w:t xml:space="preserve">objekta, ki bodo </w:t>
-      </w:r>
-      <w:r>
-        <w:t xml:space="preserve">bile uporabljene za </w:t>
-      </w:r>
-      <w:r>
-        <w:t xml:space="preserve">generiranje </w:t>
-      </w:r>
-      <w:proofErr w:type="spellStart"/>
-      <w:r>
-        <w:t>NavMesh</w:t>
-      </w:r>
-      <w:proofErr w:type="spellEnd"/>
-      <w:r>
-        <w:t xml:space="preserve"> površine.</w:t>
-      </w:r>
-      <w:r>
-        <w:t xml:space="preserve"> Znotraj orodja je tudi več metod, ki jih lahko uporabljamo za upravljanje z agentom na površini.</w:t>
-      </w:r>
-      <w:r>
-        <w:t xml:space="preserve"> </w:t>
+        <w:rPr>
+          <w:lang w:eastAsia="en-SI"/>
+        </w:rPr>
+      </w:pPr>
+      <w:r>
+        <w:rPr>
+          <w:b/>
+          <w:bCs/>
+          <w:lang w:eastAsia="en-SI"/>
+        </w:rPr>
+        <w:t>Orožje in nočna očala</w:t>
+      </w:r>
+      <w:r>
+        <w:rPr>
+          <w:lang w:eastAsia="en-SI"/>
+        </w:rPr>
+        <w:t>: Igralec lahko najde pištolo za začasno onesposobitev robota in nočna očala, ki povečajo vidljivost v temi. Očala ne zavzamejo prostora v inventarju in ostanejo aktivna od trenutka, ko jih igralec pobere.</w:t>
+      </w:r>
+    </w:p>
+    <w:bookmarkEnd w:id="20"/>
+    <w:p>
+      <w:pPr>
+        <w:pStyle w:val="Heading2"/>
+      </w:pPr>
+      <w:r>
+        <w:t>Druga faza izdelave</w:t>
       </w:r>
     </w:p>
     <w:p>
       <w:pPr>
-        <w:ind w:left="360"/>
-        <w:rPr>
-          <w:rStyle w:val="Strong"/>
-        </w:rPr>
-      </w:pPr>
-      <w:r>
-        <w:rPr>
-          <w:rStyle w:val="Strong"/>
-        </w:rPr>
-        <w:t>Umetna inteligenca robota</w:t>
+        <w:spacing w:before="100" w:beforeAutospacing="1" w:after="100" w:afterAutospacing="1"/>
+      </w:pPr>
+      <w:r>
+        <w:t>Po uspešni predstavitvi prototipa na drugi konzultaciji z mentorjem, sem nadaljeval z izdelavo igre. Osredotočil sem se na širjenje igralnega prostora, uvajanje prvih ugank in izboljšanje igralne izkušnje z dodatnimi vizualnimi in funkcionalnimi elementi. V tej fazi sem tudi začel urejati uporabniški vmesnik in pripravil glavni meni.</w:t>
       </w:r>
     </w:p>
     <w:p>
       <w:pPr>
-        <w:ind w:left="360"/>
-      </w:pPr>
-      <w:r>
-        <w:t>Začel sem z preprostim premikanje robota med naprej določenim naborom točk.</w:t>
-      </w:r>
-      <w:r>
-        <w:t xml:space="preserve"> Z uporabo </w:t>
-      </w:r>
-      <w:proofErr w:type="spellStart"/>
-      <w:r>
-        <w:t>NavMesh</w:t>
-      </w:r>
-      <w:proofErr w:type="spellEnd"/>
-      <w:r>
-        <w:t xml:space="preserve"> orodja je bilo to zelo preprosto. </w:t>
-      </w:r>
-      <w:r>
-        <w:t>Ko je to delovalo</w:t>
-      </w:r>
-      <w:r>
-        <w:t xml:space="preserve">, sem dodal novo stanje robota, ki se </w:t>
-      </w:r>
-      <w:r>
-        <w:t xml:space="preserve">je </w:t>
-      </w:r>
-      <w:r>
-        <w:t>zač</w:t>
-      </w:r>
-      <w:r>
-        <w:t xml:space="preserve">elo </w:t>
-      </w:r>
-      <w:r>
-        <w:t xml:space="preserve">izvajati, ko te </w:t>
-      </w:r>
-      <w:r>
-        <w:t xml:space="preserve">je </w:t>
-      </w:r>
-      <w:r>
-        <w:t>opazi</w:t>
-      </w:r>
-      <w:r>
-        <w:t xml:space="preserve">l </w:t>
-      </w:r>
-      <w:r>
-        <w:t>v svojem snopu svetlobe.</w:t>
-      </w:r>
-      <w:r>
-        <w:t xml:space="preserve"> Robot se </w:t>
-      </w:r>
-      <w:r>
-        <w:t xml:space="preserve">je </w:t>
-      </w:r>
-      <w:r>
-        <w:t>premika</w:t>
-      </w:r>
-      <w:r>
-        <w:t xml:space="preserve">l </w:t>
-      </w:r>
-      <w:r>
-        <w:t>proti zad</w:t>
-      </w:r>
-      <w:r>
-        <w:t>n</w:t>
-      </w:r>
-      <w:r>
-        <w:t>ji lokaciji, kjer te je videl</w:t>
-      </w:r>
-      <w:r>
-        <w:t>.</w:t>
-      </w:r>
-      <w:r>
-        <w:t xml:space="preserve"> </w:t>
-      </w:r>
-      <w:r>
-        <w:t>Ko te je izgubil, se je prestavil nazaj v gibanje med točkami</w:t>
-      </w:r>
-      <w:r>
-        <w:t>.</w:t>
-      </w:r>
-      <w:r>
-        <w:t xml:space="preserve"> </w:t>
+        <w:pStyle w:val="Heading4"/>
+        <w:numPr>
+          <w:ilvl w:val="0"/>
+          <w:numId w:val="0"/>
+        </w:numPr>
+      </w:pPr>
+      <w:r>
+        <w:t>3.4.1 Razširitev igralnega prostora</w:t>
       </w:r>
     </w:p>
     <w:p>
       <w:pPr>
-        <w:ind w:left="360"/>
+        <w:spacing w:before="100" w:beforeAutospacing="1" w:after="100" w:afterAutospacing="1"/>
+      </w:pPr>
+      <w:r>
+        <w:t xml:space="preserve">Dodal sem več novih prostorov in jih med seboj povezal s hodniki, pri čemer sem še vedno uporabljal orodje </w:t>
+      </w:r>
+      <w:proofErr w:type="spellStart"/>
+      <w:r>
         <w:rPr>
           <w:rStyle w:val="Strong"/>
         </w:rPr>
-      </w:pPr>
+        <w:t>ProBuilder</w:t>
+      </w:r>
+      <w:proofErr w:type="spellEnd"/>
+      <w:r>
+        <w:t xml:space="preserve">. Po mentorjevi povratni informaciji sem znatno povečal </w:t>
+      </w:r>
       <w:r>
         <w:rPr>
           <w:rStyle w:val="Strong"/>
         </w:rPr>
-        <w:t>Šibke in močne luči</w:t>
+        <w:t>skladiščno sobo</w:t>
+      </w:r>
+      <w:r>
+        <w:t xml:space="preserve"> (približno trikrat), kar omogoča več poti za gibanje in skrivanje ter s tem več taktičnih možnosti za igralca.</w:t>
       </w:r>
     </w:p>
     <w:p>
       <w:pPr>
-        <w:ind w:left="360"/>
-      </w:pPr>
-      <w:r>
-        <w:t>Nato sem začel z logiko šibkih in močnih luči.</w:t>
-      </w:r>
-      <w:r>
-        <w:t xml:space="preserve"> Ko je igralec stopil v šibek snop usmerjene svetlobe, se je robot zagnal proti igralčevi</w:t>
-      </w:r>
-      <w:r>
-        <w:t xml:space="preserve"> lokaciji</w:t>
-      </w:r>
-      <w:r>
-        <w:t xml:space="preserve"> in nato nadaljeval tako kot sem to </w:t>
-      </w:r>
-      <w:r>
-        <w:t>prej opisal.</w:t>
-      </w:r>
-      <w:r>
-        <w:t xml:space="preserve"> Logika močnih luči je bila zelo podobna, vendar se razen izpisa na zaslon, da se je igra končala, ni zgodilo nič drugega, saj sem se odločil da bom igralski vmesnik naredil čisto na koncu, ker ni</w:t>
-      </w:r>
-      <w:r>
-        <w:t xml:space="preserve"> bil</w:t>
-      </w:r>
-      <w:r>
-        <w:t xml:space="preserve"> glavna prioriteta. </w:t>
+        <w:spacing w:before="100" w:beforeAutospacing="1" w:after="100" w:afterAutospacing="1"/>
+      </w:pPr>
+      <w:r>
+        <w:t xml:space="preserve">Med pomembnejšimi novimi prostori je tudi </w:t>
+      </w:r>
+      <w:r>
+        <w:rPr>
+          <w:rStyle w:val="Strong"/>
+        </w:rPr>
+        <w:t>hodnik s celicami</w:t>
+      </w:r>
+      <w:r>
+        <w:t xml:space="preserve">, ki služi kot začetna točka igre. V celice sem postavil 3D modele postelj in zapornikov, nekatere sem pustil prazne. V tiste, ki imajo zapornika, sem postavil </w:t>
+      </w:r>
+      <w:r>
+        <w:rPr>
+          <w:rStyle w:val="Strong"/>
+        </w:rPr>
+        <w:t>močno rdečo luč</w:t>
+      </w:r>
+      <w:r>
+        <w:t>, ki z igralčeve perspektive “paralizira” zapornike – s tem igralec že na začetku dobi prvi namig, da je svetloba nevarna. Prazne celice je možno interaktivno odpreti.</w:t>
       </w:r>
     </w:p>
     <w:p>
       <w:pPr>
-        <w:ind w:left="360"/>
+        <w:spacing w:before="100" w:beforeAutospacing="1" w:after="100" w:afterAutospacing="1"/>
+      </w:pPr>
+      <w:r>
+        <w:t xml:space="preserve">Dodana je bila tudi </w:t>
+      </w:r>
+      <w:r>
         <w:rPr>
           <w:rStyle w:val="Strong"/>
         </w:rPr>
-      </w:pPr>
+        <w:t>soba z osebnimi omaricami paznikov</w:t>
+      </w:r>
+      <w:r>
+        <w:t xml:space="preserve">, v kateri igralec najde uporabne predmete. Dve omarici sta zaklenjeni – za odpiranje je potrebno najprej odkleniti ključavnico. V eni se nahaja </w:t>
+      </w:r>
       <w:r>
         <w:rPr>
           <w:rStyle w:val="Strong"/>
         </w:rPr>
-        <w:t>Interakcijski sistem</w:t>
+        <w:t>puška</w:t>
+      </w:r>
+      <w:r>
+        <w:t xml:space="preserve">, v drugi pa </w:t>
       </w:r>
       <w:r>
         <w:rPr>
           <w:rStyle w:val="Strong"/>
         </w:rPr>
-        <w:t xml:space="preserve"> in inventar</w:t>
+        <w:t>nočna očala</w:t>
+      </w:r>
+      <w:r>
+        <w:t>.</w:t>
       </w:r>
     </w:p>
     <w:p>
       <w:pPr>
-        <w:ind w:left="360"/>
-      </w:pPr>
-      <w:r>
-        <w:t>Dodal sem zelo pomemben sistem, ki je igralcu omogočal</w:t>
-      </w:r>
-      <w:r>
-        <w:t>, da je pobral predmete in jih hranil v svojem dvomestnem inventarju.</w:t>
-      </w:r>
-      <w:r>
-        <w:t xml:space="preserve"> Med njima je lahko menjal in predmete tudi spuščal iz in</w:t>
-      </w:r>
-      <w:r>
-        <w:t>vent</w:t>
-      </w:r>
-      <w:r>
-        <w:t>arja.</w:t>
-      </w:r>
-      <w:r>
-        <w:t xml:space="preserve"> Nato sem sistem dodelal z funkcionalnostjo uporabe predmetov, tam kjer je to potrebno. Na primer igralec je lahko odklenil ključavnico </w:t>
-      </w:r>
-      <w:r>
-        <w:t>s</w:t>
-      </w:r>
-      <w:r>
-        <w:t xml:space="preserve"> ključem, če </w:t>
-      </w:r>
-      <w:r>
-        <w:t>ga je imel v rokah.</w:t>
+        <w:jc w:val="left"/>
+        <w:rPr>
+          <w:rFonts w:eastAsiaTheme="majorEastAsia" w:cstheme="majorBidi"/>
+          <w:color w:val="0F4761" w:themeColor="accent1" w:themeShade="BF"/>
+          <w:sz w:val="28"/>
+          <w:szCs w:val="28"/>
+        </w:rPr>
+      </w:pPr>
+      <w:r>
+        <w:br w:type="page"/>
       </w:r>
     </w:p>
     <w:p>
       <w:pPr>
-        <w:ind w:left="360"/>
-        <w:rPr>
-          <w:rStyle w:val="Strong"/>
-        </w:rPr>
-      </w:pPr>
-      <w:r>
-        <w:rPr>
-          <w:rStyle w:val="Strong"/>
-        </w:rPr>
-        <w:t>Pištola za kratko onemogočitev robota in naboji</w:t>
+        <w:pStyle w:val="Heading4"/>
+        <w:numPr>
+          <w:ilvl w:val="0"/>
+          <w:numId w:val="0"/>
+        </w:numPr>
+      </w:pPr>
+      <w:r>
+        <w:lastRenderedPageBreak/>
+        <w:t>3.4.2 Prva uganka</w:t>
       </w:r>
     </w:p>
     <w:p>
-      <w:pPr>
-        <w:ind w:left="360"/>
-      </w:pPr>
-      <w:r>
-        <w:t xml:space="preserve">S pomočjo </w:t>
-      </w:r>
-      <w:r>
-        <w:t xml:space="preserve">interakcijskega sistema, sem lahko naredil pištolo, iz katere </w:t>
-      </w:r>
-      <w:r>
-        <w:t xml:space="preserve">je </w:t>
-      </w:r>
-      <w:r>
-        <w:t>igralec ustreli</w:t>
-      </w:r>
-      <w:r>
-        <w:t>l</w:t>
-      </w:r>
-      <w:r>
-        <w:t xml:space="preserve"> naboje, ki</w:t>
-      </w:r>
-      <w:r>
-        <w:t xml:space="preserve"> jih najde v različnih prostorih.</w:t>
-      </w:r>
-      <w:r>
-        <w:t xml:space="preserve"> </w:t>
-      </w:r>
-      <w:r>
-        <w:t>Ko je naboj robota zadel, se je izvajanje njegove skripte ustavilo za določen čas.</w:t>
-      </w:r>
-      <w:r>
-        <w:t xml:space="preserve"> </w:t>
-      </w:r>
-      <w:r>
-        <w:t>Seveda je lahko puško hranil v inventarju</w:t>
-      </w:r>
-      <w:r>
-        <w:t>.</w:t>
-      </w:r>
-      <w:r>
-        <w:t xml:space="preserve"> </w:t>
-      </w:r>
-      <w:r>
-        <w:t xml:space="preserve"> </w:t>
+      <w:r>
+        <w:t xml:space="preserve">Pred sobo z omaricami sem postavil prvo logično uganko. Gre za prostor s </w:t>
+      </w:r>
+      <w:r>
+        <w:rPr>
+          <w:rStyle w:val="Strong"/>
+        </w:rPr>
+        <w:t>petimi zaporednimi vrati</w:t>
+      </w:r>
+      <w:r>
+        <w:t>, ki so povezana s stikali. Vsako stikalo vpliva na določena vrata (odpre jih ali zapre), cilj pa je, da igralec s pravilnim zaporedjem aktivacij pride do naslednjega prostora. Ta sistem sem sam implementiral s pomočjo skript, ki definirajo povezave med stikali in vrati.</w:t>
       </w:r>
     </w:p>
     <w:p>
       <w:pPr>
-        <w:jc w:val="left"/>
-        <w:rPr>
-          <w:rStyle w:val="Strong"/>
-        </w:rPr>
-      </w:pPr>
-      <w:r>
-        <w:rPr>
-          <w:rStyle w:val="Strong"/>
-        </w:rPr>
-        <w:br w:type="page"/>
+        <w:pStyle w:val="Heading4"/>
+        <w:numPr>
+          <w:ilvl w:val="0"/>
+          <w:numId w:val="0"/>
+        </w:numPr>
+      </w:pPr>
+      <w:r>
+        <w:t>3.4.3 Povezava prostorov s hodniki</w:t>
       </w:r>
     </w:p>
     <w:p>
       <w:pPr>
-        <w:ind w:left="360"/>
+        <w:spacing w:before="100" w:beforeAutospacing="1" w:after="100" w:afterAutospacing="1"/>
+      </w:pPr>
+      <w:r>
+        <w:t xml:space="preserve">Nove prostore sem povezal s hodniki, ki vsebujejo tudi več </w:t>
+      </w:r>
+      <w:r>
         <w:rPr>
           <w:rStyle w:val="Strong"/>
         </w:rPr>
-      </w:pPr>
+        <w:t>slepih zavojev in zmed</w:t>
+      </w:r>
+      <w:r>
+        <w:t xml:space="preserve">, kar otežuje orientacijo. Ti zavoji sicer niso nujni za napredovanje, vendar služijo kot </w:t>
+      </w:r>
       <w:r>
         <w:rPr>
           <w:rStyle w:val="Strong"/>
         </w:rPr>
-        <w:lastRenderedPageBreak/>
-        <w:t>Nočna očala</w:t>
+        <w:t>skrivališča</w:t>
+      </w:r>
+      <w:r>
+        <w:t xml:space="preserve"> ali </w:t>
+      </w:r>
+      <w:r>
+        <w:rPr>
+          <w:rStyle w:val="Strong"/>
+        </w:rPr>
+        <w:t>poti za pobeg</w:t>
+      </w:r>
+      <w:r>
+        <w:t>, ko igralca začne loviti robot.</w:t>
       </w:r>
     </w:p>
     <w:p>
       <w:pPr>
-        <w:ind w:left="360"/>
-      </w:pPr>
-      <w:r>
-        <w:t>Nočna očala sem povezal v interakcijski sistem nato pa dodal logiko, ki okoli igralca razširi vir svetlobe, ki simulira njegov pogled v temi.</w:t>
-      </w:r>
-      <w:r>
-        <w:t xml:space="preserve"> Tako lahko igralec po temu ko pobere ta očala</w:t>
-      </w:r>
-      <w:r>
-        <w:t xml:space="preserve">, </w:t>
-      </w:r>
-      <w:r>
-        <w:t>vidi dlje.</w:t>
-      </w:r>
-      <w:r>
-        <w:t xml:space="preserve"> Pomembno je da ta očala ne zavzemajo mesta v inventarju, ampak so del igralca odkar jih pobere (ne more jih sneti).</w:t>
-      </w:r>
-      <w:r>
-        <w:t xml:space="preserve"> </w:t>
+        <w:pStyle w:val="Heading4"/>
+        <w:numPr>
+          <w:ilvl w:val="0"/>
+          <w:numId w:val="0"/>
+        </w:numPr>
+      </w:pPr>
+      <w:r>
+        <w:t>3.4.4 Izdelava glavnega menija</w:t>
       </w:r>
     </w:p>
     <w:p>
       <w:pPr>
-        <w:pStyle w:val="Heading2"/>
-      </w:pPr>
-      <w:bookmarkStart w:id="21" w:name="_Toc195604145"/>
-      <w:r>
-        <w:t>Druga faza izdelave</w:t>
-      </w:r>
-      <w:bookmarkEnd w:id="21"/>
+        <w:spacing w:before="100" w:beforeAutospacing="1" w:after="100" w:afterAutospacing="1"/>
+      </w:pPr>
+      <w:r>
+        <w:t xml:space="preserve">Začetni meni sem izdelal v ločeni sceni. Igralcu omogoča pregled nad kontrolami, spremembo zvočnih nastavitev in začetek igre. Namesto klasičnega 2D ozadja sem ustvaril </w:t>
+      </w:r>
+      <w:r>
+        <w:rPr>
+          <w:rStyle w:val="Strong"/>
+        </w:rPr>
+        <w:t>temno 3D okolje z utripajočo lučjo</w:t>
+      </w:r>
+      <w:r>
+        <w:t xml:space="preserve">, ki že uvaja vzdušje igre. Barvna shema menija sledi tonu igre – uporablja </w:t>
+      </w:r>
+      <w:r>
+        <w:rPr>
+          <w:rStyle w:val="Strong"/>
+        </w:rPr>
+        <w:t>temne, sive in rdeče odtenke</w:t>
+      </w:r>
+      <w:r>
+        <w:t>.</w:t>
+      </w:r>
     </w:p>
     <w:p>
       <w:pPr>
-        <w:ind w:left="360"/>
-        <w:rPr>
-          <w:rStyle w:val="Strong"/>
-        </w:rPr>
-      </w:pPr>
-      <w:r>
-        <w:t>Ta del izdelave se je začel</w:t>
-      </w:r>
-      <w:r>
-        <w:t xml:space="preserve"> po opravljeni 2. konzultaciji z mentorjem.</w:t>
-      </w:r>
-      <w:r>
-        <w:t xml:space="preserve"> Mentor je potrdil </w:t>
-      </w:r>
-      <w:r>
-        <w:t xml:space="preserve">do sedaj narejene </w:t>
-      </w:r>
-      <w:r>
-        <w:t>stvari in mi naročil naj z delom nadaljujem.</w:t>
-      </w:r>
-      <w:r>
-        <w:t xml:space="preserve"> Zdaj ko so bile glavne funkcionalnosti vzpostavljene, sem lahko začel z razvijanjem mehanik, ki temeljijo na teh glavnih funkcionalnostih</w:t>
-      </w:r>
-      <w:r>
-        <w:t>.</w:t>
-      </w:r>
-      <w:r>
-        <w:t xml:space="preserve"> Dodal sem tudi veliko novih prostorov.</w:t>
-      </w:r>
-      <w:r>
-        <w:t xml:space="preserve"> </w:t>
+        <w:spacing w:before="100" w:beforeAutospacing="1" w:after="100" w:afterAutospacing="1"/>
+        <w:rPr>
+          <w:lang w:val="en-SI"/>
+        </w:rPr>
+      </w:pPr>
+      <w:proofErr w:type="spellStart"/>
+      <w:r>
+        <w:rPr>
+          <w:lang w:val="en-SI"/>
+        </w:rPr>
+        <w:t>Dodana</w:t>
+      </w:r>
+      <w:proofErr w:type="spellEnd"/>
+      <w:r>
+        <w:rPr>
+          <w:lang w:val="en-SI"/>
+        </w:rPr>
+        <w:t xml:space="preserve"> </w:t>
+      </w:r>
+      <w:proofErr w:type="spellStart"/>
+      <w:r>
+        <w:rPr>
+          <w:lang w:val="en-SI"/>
+        </w:rPr>
+        <w:t>sta</w:t>
+      </w:r>
+      <w:proofErr w:type="spellEnd"/>
+      <w:r>
+        <w:rPr>
+          <w:lang w:val="en-SI"/>
+        </w:rPr>
+        <w:t xml:space="preserve"> </w:t>
+      </w:r>
+      <w:proofErr w:type="spellStart"/>
+      <w:r>
+        <w:rPr>
+          <w:lang w:val="en-SI"/>
+        </w:rPr>
+        <w:t>bila</w:t>
+      </w:r>
+      <w:proofErr w:type="spellEnd"/>
+      <w:r>
+        <w:rPr>
+          <w:lang w:val="en-SI"/>
+        </w:rPr>
+        <w:t xml:space="preserve"> </w:t>
+      </w:r>
+      <w:proofErr w:type="spellStart"/>
+      <w:r>
+        <w:rPr>
+          <w:lang w:val="en-SI"/>
+        </w:rPr>
+        <w:t>dva</w:t>
+      </w:r>
+      <w:proofErr w:type="spellEnd"/>
+      <w:r>
+        <w:rPr>
+          <w:lang w:val="en-SI"/>
+        </w:rPr>
+        <w:t xml:space="preserve"> </w:t>
+      </w:r>
+      <w:proofErr w:type="spellStart"/>
+      <w:r>
+        <w:rPr>
+          <w:lang w:val="en-SI"/>
+        </w:rPr>
+        <w:t>podmenija</w:t>
+      </w:r>
+      <w:proofErr w:type="spellEnd"/>
+      <w:r>
+        <w:rPr>
+          <w:lang w:val="en-SI"/>
+        </w:rPr>
+        <w:t>:</w:t>
       </w:r>
     </w:p>
     <w:p>
       <w:pPr>
-        <w:pStyle w:val="Heading4"/>
-      </w:pPr>
-      <w:r>
-        <w:t xml:space="preserve">Izdelava novih </w:t>
-      </w:r>
-      <w:r>
-        <w:t>prostorov</w:t>
+        <w:numPr>
+          <w:ilvl w:val="0"/>
+          <w:numId w:val="21"/>
+        </w:numPr>
+        <w:spacing w:before="100" w:beforeAutospacing="1" w:after="100" w:afterAutospacing="1"/>
+        <w:rPr>
+          <w:lang w:val="en-SI"/>
+        </w:rPr>
+      </w:pPr>
+      <w:r>
+        <w:rPr>
+          <w:b/>
+          <w:bCs/>
+          <w:lang w:val="en-SI"/>
+        </w:rPr>
+        <w:t>“</w:t>
+      </w:r>
+      <w:proofErr w:type="spellStart"/>
+      <w:r>
+        <w:rPr>
+          <w:b/>
+          <w:bCs/>
+          <w:lang w:val="en-SI"/>
+        </w:rPr>
+        <w:t>Nastavitve</w:t>
+      </w:r>
+      <w:proofErr w:type="spellEnd"/>
+      <w:r>
+        <w:rPr>
+          <w:b/>
+          <w:bCs/>
+          <w:lang w:val="en-SI"/>
+        </w:rPr>
+        <w:t>”</w:t>
+      </w:r>
+      <w:r>
+        <w:rPr>
+          <w:lang w:val="en-SI"/>
+        </w:rPr>
+        <w:t xml:space="preserve">, </w:t>
+      </w:r>
+      <w:proofErr w:type="spellStart"/>
+      <w:r>
+        <w:rPr>
+          <w:lang w:val="en-SI"/>
+        </w:rPr>
+        <w:t>kjer</w:t>
+      </w:r>
+      <w:proofErr w:type="spellEnd"/>
+      <w:r>
+        <w:rPr>
+          <w:lang w:val="en-SI"/>
+        </w:rPr>
+        <w:t xml:space="preserve"> </w:t>
+      </w:r>
+      <w:proofErr w:type="spellStart"/>
+      <w:r>
+        <w:rPr>
+          <w:lang w:val="en-SI"/>
+        </w:rPr>
+        <w:t>igralec</w:t>
+      </w:r>
+      <w:proofErr w:type="spellEnd"/>
+      <w:r>
+        <w:rPr>
+          <w:lang w:val="en-SI"/>
+        </w:rPr>
+        <w:t xml:space="preserve"> </w:t>
+      </w:r>
+      <w:proofErr w:type="spellStart"/>
+      <w:r>
+        <w:rPr>
+          <w:lang w:val="en-SI"/>
+        </w:rPr>
+        <w:t>nastavi</w:t>
+      </w:r>
+      <w:proofErr w:type="spellEnd"/>
+      <w:r>
+        <w:rPr>
+          <w:lang w:val="en-SI"/>
+        </w:rPr>
+        <w:t xml:space="preserve"> glasnost </w:t>
+      </w:r>
+      <w:proofErr w:type="spellStart"/>
+      <w:r>
+        <w:rPr>
+          <w:lang w:val="en-SI"/>
+        </w:rPr>
+        <w:t>glasbe</w:t>
+      </w:r>
+      <w:proofErr w:type="spellEnd"/>
+      <w:r>
+        <w:rPr>
+          <w:lang w:val="en-SI"/>
+        </w:rPr>
+        <w:t xml:space="preserve"> in </w:t>
+      </w:r>
+      <w:proofErr w:type="spellStart"/>
+      <w:r>
+        <w:rPr>
+          <w:lang w:val="en-SI"/>
+        </w:rPr>
+        <w:t>učinkov</w:t>
+      </w:r>
+      <w:proofErr w:type="spellEnd"/>
+      <w:r>
+        <w:rPr>
+          <w:lang w:val="en-SI"/>
+        </w:rPr>
+        <w:t>,</w:t>
       </w:r>
     </w:p>
     <w:p>
       <w:pPr>
-        <w:ind w:left="360"/>
-      </w:pPr>
-      <w:r>
-        <w:t>Dodal sem vse preostale nove prostore in jih povezal s hodniki.</w:t>
-      </w:r>
-      <w:r>
-        <w:t xml:space="preserve"> Še kar sem uporabljal v prejšnjem poglavju omenjeno orodje </w:t>
-      </w:r>
-      <w:proofErr w:type="spellStart"/>
-      <w:r>
-        <w:t>ProBuilder</w:t>
-      </w:r>
-      <w:proofErr w:type="spellEnd"/>
-      <w:r>
-        <w:t xml:space="preserve"> za hitro</w:t>
-      </w:r>
-      <w:r>
-        <w:t xml:space="preserve"> modeliranje znotraj </w:t>
-      </w:r>
-      <w:proofErr w:type="spellStart"/>
-      <w:r>
-        <w:t>Unityja</w:t>
-      </w:r>
-      <w:proofErr w:type="spellEnd"/>
-      <w:r>
+        <w:numPr>
+          <w:ilvl w:val="0"/>
+          <w:numId w:val="21"/>
+        </w:numPr>
+        <w:spacing w:before="100" w:beforeAutospacing="1" w:after="100" w:afterAutospacing="1"/>
+        <w:rPr>
+          <w:lang w:val="en-SI"/>
+        </w:rPr>
+      </w:pPr>
+      <w:r>
+        <w:rPr>
+          <w:b/>
+          <w:bCs/>
+          <w:lang w:val="en-SI"/>
+        </w:rPr>
+        <w:t>“</w:t>
+      </w:r>
+      <w:proofErr w:type="spellStart"/>
+      <w:r>
+        <w:rPr>
+          <w:b/>
+          <w:bCs/>
+          <w:lang w:val="en-SI"/>
+        </w:rPr>
+        <w:t>Kontrole</w:t>
+      </w:r>
+      <w:proofErr w:type="spellEnd"/>
+      <w:r>
+        <w:rPr>
+          <w:b/>
+          <w:bCs/>
+          <w:lang w:val="en-SI"/>
+        </w:rPr>
+        <w:t>”</w:t>
+      </w:r>
+      <w:r>
+        <w:rPr>
+          <w:lang w:val="en-SI"/>
+        </w:rPr>
+        <w:t xml:space="preserve">, </w:t>
+      </w:r>
+      <w:proofErr w:type="spellStart"/>
+      <w:r>
+        <w:rPr>
+          <w:lang w:val="en-SI"/>
+        </w:rPr>
+        <w:t>kjer</w:t>
+      </w:r>
+      <w:proofErr w:type="spellEnd"/>
+      <w:r>
+        <w:rPr>
+          <w:lang w:val="en-SI"/>
+        </w:rPr>
+        <w:t xml:space="preserve"> so </w:t>
+      </w:r>
+      <w:proofErr w:type="spellStart"/>
+      <w:r>
+        <w:rPr>
+          <w:lang w:val="en-SI"/>
+        </w:rPr>
+        <w:t>prikazane</w:t>
+      </w:r>
+      <w:proofErr w:type="spellEnd"/>
+      <w:r>
+        <w:rPr>
+          <w:lang w:val="en-SI"/>
+        </w:rPr>
+        <w:t xml:space="preserve"> </w:t>
+      </w:r>
+      <w:proofErr w:type="spellStart"/>
+      <w:r>
+        <w:rPr>
+          <w:lang w:val="en-SI"/>
+        </w:rPr>
+        <w:t>vse</w:t>
+      </w:r>
+      <w:proofErr w:type="spellEnd"/>
+      <w:r>
+        <w:rPr>
+          <w:lang w:val="en-SI"/>
+        </w:rPr>
+        <w:t xml:space="preserve"> </w:t>
+      </w:r>
+      <w:proofErr w:type="spellStart"/>
+      <w:r>
+        <w:rPr>
+          <w:lang w:val="en-SI"/>
+        </w:rPr>
+        <w:t>tipke</w:t>
+      </w:r>
+      <w:proofErr w:type="spellEnd"/>
+      <w:r>
+        <w:rPr>
+          <w:lang w:val="en-SI"/>
+        </w:rPr>
+        <w:t xml:space="preserve">, ki </w:t>
+      </w:r>
+      <w:proofErr w:type="spellStart"/>
+      <w:r>
+        <w:rPr>
+          <w:lang w:val="en-SI"/>
+        </w:rPr>
+        <w:t>jih</w:t>
+      </w:r>
+      <w:proofErr w:type="spellEnd"/>
+      <w:r>
+        <w:rPr>
+          <w:lang w:val="en-SI"/>
+        </w:rPr>
+        <w:t xml:space="preserve"> </w:t>
+      </w:r>
+      <w:proofErr w:type="spellStart"/>
+      <w:r>
+        <w:rPr>
+          <w:lang w:val="en-SI"/>
+        </w:rPr>
+        <w:t>igralec</w:t>
+      </w:r>
+      <w:proofErr w:type="spellEnd"/>
+      <w:r>
+        <w:rPr>
+          <w:lang w:val="en-SI"/>
+        </w:rPr>
+        <w:t xml:space="preserve"> </w:t>
+      </w:r>
+      <w:proofErr w:type="spellStart"/>
+      <w:r>
+        <w:rPr>
+          <w:lang w:val="en-SI"/>
+        </w:rPr>
+        <w:t>potrebuje</w:t>
+      </w:r>
+      <w:proofErr w:type="spellEnd"/>
+      <w:r>
+        <w:rPr>
+          <w:lang w:val="en-SI"/>
+        </w:rPr>
+        <w:t xml:space="preserve"> med </w:t>
+      </w:r>
+      <w:proofErr w:type="spellStart"/>
+      <w:r>
+        <w:rPr>
+          <w:lang w:val="en-SI"/>
+        </w:rPr>
+        <w:t>igro</w:t>
+      </w:r>
+      <w:proofErr w:type="spellEnd"/>
+      <w:r>
+        <w:rPr>
+          <w:lang w:val="en-SI"/>
+        </w:rPr>
         <w:t>.</w:t>
       </w:r>
     </w:p>
     <w:p>
       <w:pPr>
-        <w:ind w:left="360"/>
-        <w:rPr>
-          <w:rStyle w:val="Strong"/>
-        </w:rPr>
-      </w:pPr>
-      <w:r>
-        <w:rPr>
-          <w:rStyle w:val="Strong"/>
-        </w:rPr>
-        <w:t>Povečan</w:t>
-      </w:r>
-      <w:r>
-        <w:rPr>
-          <w:rStyle w:val="Strong"/>
-        </w:rPr>
-        <w:t xml:space="preserve"> skladiščni prostor</w:t>
-      </w:r>
+        <w:pStyle w:val="Heading2"/>
+        <w:rPr>
+          <w:lang w:val="en-SI"/>
+        </w:rPr>
+      </w:pPr>
+      <w:proofErr w:type="spellStart"/>
+      <w:r>
+        <w:rPr>
+          <w:lang w:val="en-SI"/>
+        </w:rPr>
+        <w:t>Končna</w:t>
+      </w:r>
+      <w:proofErr w:type="spellEnd"/>
+      <w:r>
+        <w:rPr>
+          <w:lang w:val="en-SI"/>
+        </w:rPr>
+        <w:t xml:space="preserve"> </w:t>
+      </w:r>
+      <w:proofErr w:type="spellStart"/>
+      <w:r>
+        <w:rPr>
+          <w:lang w:val="en-SI"/>
+        </w:rPr>
+        <w:t>faza</w:t>
+      </w:r>
+      <w:proofErr w:type="spellEnd"/>
+      <w:r>
+        <w:rPr>
+          <w:lang w:val="en-SI"/>
+        </w:rPr>
+        <w:t xml:space="preserve"> </w:t>
+      </w:r>
+      <w:proofErr w:type="spellStart"/>
+      <w:r>
+        <w:rPr>
+          <w:lang w:val="en-SI"/>
+        </w:rPr>
+        <w:t>izdelave</w:t>
+      </w:r>
+      <w:proofErr w:type="spellEnd"/>
     </w:p>
     <w:p>
       <w:pPr>
-        <w:ind w:left="360"/>
-      </w:pPr>
-      <w:r>
-        <w:t xml:space="preserve">Po mentorjevi povratni informaciji sem povečal </w:t>
-      </w:r>
-      <w:r>
-        <w:t>skladiščno sobo za približno 3x.</w:t>
-      </w:r>
-      <w:r>
-        <w:t xml:space="preserve"> Tako je veliko novih poti, ki jih lahko igralec uporabi.</w:t>
-      </w:r>
-      <w:r>
-        <w:t xml:space="preserve"> Tudi sama navigacija po skladišču je zdaj težja in predstavlja igralcu večji izziv.</w:t>
+        <w:rPr>
+          <w:lang w:val="en-SI"/>
+        </w:rPr>
+      </w:pPr>
+      <w:r>
+        <w:rPr>
+          <w:lang w:val="en-SI"/>
+        </w:rPr>
+        <w:t xml:space="preserve">V </w:t>
+      </w:r>
+      <w:proofErr w:type="spellStart"/>
+      <w:r>
+        <w:rPr>
+          <w:lang w:val="en-SI"/>
+        </w:rPr>
+        <w:t>zaključni</w:t>
+      </w:r>
+      <w:proofErr w:type="spellEnd"/>
+      <w:r>
+        <w:rPr>
+          <w:lang w:val="en-SI"/>
+        </w:rPr>
+        <w:t xml:space="preserve"> </w:t>
+      </w:r>
+      <w:proofErr w:type="spellStart"/>
+      <w:r>
+        <w:rPr>
+          <w:lang w:val="en-SI"/>
+        </w:rPr>
+        <w:t>fazi</w:t>
+      </w:r>
+      <w:proofErr w:type="spellEnd"/>
+      <w:r>
+        <w:rPr>
+          <w:lang w:val="en-SI"/>
+        </w:rPr>
+        <w:t xml:space="preserve"> </w:t>
+      </w:r>
+      <w:proofErr w:type="spellStart"/>
+      <w:r>
+        <w:rPr>
+          <w:lang w:val="en-SI"/>
+        </w:rPr>
+        <w:t>sem</w:t>
+      </w:r>
+      <w:proofErr w:type="spellEnd"/>
+      <w:r>
+        <w:rPr>
+          <w:lang w:val="en-SI"/>
+        </w:rPr>
+        <w:t xml:space="preserve"> se </w:t>
+      </w:r>
+      <w:proofErr w:type="spellStart"/>
+      <w:r>
+        <w:rPr>
+          <w:lang w:val="en-SI"/>
+        </w:rPr>
+        <w:t>osredotočil</w:t>
+      </w:r>
+      <w:proofErr w:type="spellEnd"/>
+      <w:r>
+        <w:rPr>
+          <w:lang w:val="en-SI"/>
+        </w:rPr>
+        <w:t xml:space="preserve"> </w:t>
+      </w:r>
+      <w:proofErr w:type="spellStart"/>
+      <w:r>
+        <w:rPr>
+          <w:lang w:val="en-SI"/>
+        </w:rPr>
+        <w:t>na</w:t>
+      </w:r>
+      <w:proofErr w:type="spellEnd"/>
+      <w:r>
+        <w:rPr>
+          <w:lang w:val="en-SI"/>
+        </w:rPr>
+        <w:t xml:space="preserve"> </w:t>
+      </w:r>
+      <w:proofErr w:type="spellStart"/>
+      <w:r>
+        <w:rPr>
+          <w:lang w:val="en-SI"/>
+        </w:rPr>
+        <w:t>izboljšanje</w:t>
+      </w:r>
+      <w:proofErr w:type="spellEnd"/>
+      <w:r>
+        <w:rPr>
+          <w:lang w:val="en-SI"/>
+        </w:rPr>
+        <w:t xml:space="preserve"> </w:t>
+      </w:r>
+      <w:proofErr w:type="spellStart"/>
+      <w:r>
+        <w:rPr>
+          <w:lang w:val="en-SI"/>
+        </w:rPr>
+        <w:t>igralne</w:t>
+      </w:r>
+      <w:proofErr w:type="spellEnd"/>
+      <w:r>
+        <w:rPr>
+          <w:lang w:val="en-SI"/>
+        </w:rPr>
+        <w:t xml:space="preserve"> </w:t>
+      </w:r>
+      <w:proofErr w:type="spellStart"/>
+      <w:r>
+        <w:rPr>
+          <w:lang w:val="en-SI"/>
+        </w:rPr>
+        <w:t>izkušnje</w:t>
+      </w:r>
+      <w:proofErr w:type="spellEnd"/>
+      <w:r>
+        <w:rPr>
+          <w:lang w:val="en-SI"/>
+        </w:rPr>
+        <w:t xml:space="preserve">, </w:t>
+      </w:r>
+      <w:proofErr w:type="spellStart"/>
+      <w:r>
+        <w:rPr>
+          <w:lang w:val="en-SI"/>
+        </w:rPr>
+        <w:t>odpravo</w:t>
+      </w:r>
+      <w:proofErr w:type="spellEnd"/>
+      <w:r>
+        <w:rPr>
+          <w:lang w:val="en-SI"/>
+        </w:rPr>
+        <w:t xml:space="preserve"> </w:t>
+      </w:r>
+      <w:proofErr w:type="spellStart"/>
+      <w:r>
+        <w:rPr>
+          <w:lang w:val="en-SI"/>
+        </w:rPr>
+        <w:t>napak</w:t>
+      </w:r>
+      <w:proofErr w:type="spellEnd"/>
+      <w:r>
+        <w:rPr>
+          <w:lang w:val="en-SI"/>
+        </w:rPr>
+        <w:t xml:space="preserve">, </w:t>
+      </w:r>
+      <w:proofErr w:type="spellStart"/>
+      <w:r>
+        <w:rPr>
+          <w:lang w:val="en-SI"/>
+        </w:rPr>
+        <w:t>dodajanje</w:t>
+      </w:r>
+      <w:proofErr w:type="spellEnd"/>
+      <w:r>
+        <w:rPr>
+          <w:lang w:val="en-SI"/>
+        </w:rPr>
+        <w:t xml:space="preserve"> </w:t>
+      </w:r>
+      <w:proofErr w:type="spellStart"/>
+      <w:r>
+        <w:rPr>
+          <w:lang w:val="en-SI"/>
+        </w:rPr>
+        <w:t>manjkajočih</w:t>
+      </w:r>
+      <w:proofErr w:type="spellEnd"/>
+      <w:r>
+        <w:rPr>
+          <w:lang w:val="en-SI"/>
+        </w:rPr>
+        <w:t xml:space="preserve"> </w:t>
+      </w:r>
+      <w:proofErr w:type="spellStart"/>
+      <w:r>
+        <w:rPr>
+          <w:lang w:val="en-SI"/>
+        </w:rPr>
+        <w:t>elementov</w:t>
+      </w:r>
+      <w:proofErr w:type="spellEnd"/>
+      <w:r>
+        <w:rPr>
+          <w:lang w:val="en-SI"/>
+        </w:rPr>
+        <w:t xml:space="preserve"> </w:t>
+      </w:r>
+      <w:proofErr w:type="spellStart"/>
+      <w:r>
+        <w:rPr>
+          <w:lang w:val="en-SI"/>
+        </w:rPr>
+        <w:t>izgled</w:t>
+      </w:r>
+      <w:proofErr w:type="spellEnd"/>
+      <w:r>
+        <w:rPr>
+          <w:lang w:val="en-SI"/>
+        </w:rPr>
+        <w:t xml:space="preserve"> </w:t>
+      </w:r>
+      <w:proofErr w:type="spellStart"/>
+      <w:r>
+        <w:rPr>
+          <w:lang w:val="en-SI"/>
+        </w:rPr>
+        <w:t>igre</w:t>
+      </w:r>
+      <w:proofErr w:type="spellEnd"/>
+      <w:r>
+        <w:rPr>
+          <w:lang w:val="en-SI"/>
+        </w:rPr>
+        <w:t xml:space="preserve"> </w:t>
+      </w:r>
+      <w:proofErr w:type="spellStart"/>
+      <w:r>
+        <w:rPr>
+          <w:lang w:val="en-SI"/>
+        </w:rPr>
+        <w:t>ter</w:t>
+      </w:r>
+      <w:proofErr w:type="spellEnd"/>
+      <w:r>
+        <w:rPr>
+          <w:lang w:val="en-SI"/>
+        </w:rPr>
+        <w:t xml:space="preserve"> </w:t>
+      </w:r>
+      <w:proofErr w:type="spellStart"/>
+      <w:r>
+        <w:rPr>
+          <w:lang w:val="en-SI"/>
+        </w:rPr>
+        <w:t>optimizacijo</w:t>
+      </w:r>
+      <w:proofErr w:type="spellEnd"/>
+      <w:r>
+        <w:rPr>
+          <w:lang w:val="en-SI"/>
+        </w:rPr>
+        <w:t xml:space="preserve"> in </w:t>
+      </w:r>
+      <w:proofErr w:type="spellStart"/>
+      <w:r>
+        <w:rPr>
+          <w:lang w:val="en-SI"/>
+        </w:rPr>
+        <w:t>pripravo</w:t>
+      </w:r>
+      <w:proofErr w:type="spellEnd"/>
+      <w:r>
+        <w:rPr>
+          <w:lang w:val="en-SI"/>
+        </w:rPr>
+        <w:t xml:space="preserve"> </w:t>
+      </w:r>
+      <w:proofErr w:type="spellStart"/>
+      <w:r>
+        <w:rPr>
+          <w:lang w:val="en-SI"/>
+        </w:rPr>
+        <w:t>igre</w:t>
+      </w:r>
+      <w:proofErr w:type="spellEnd"/>
+      <w:r>
+        <w:rPr>
+          <w:lang w:val="en-SI"/>
+        </w:rPr>
+        <w:t xml:space="preserve"> </w:t>
+      </w:r>
+      <w:proofErr w:type="spellStart"/>
+      <w:r>
+        <w:rPr>
+          <w:lang w:val="en-SI"/>
+        </w:rPr>
+        <w:t>na</w:t>
+      </w:r>
+      <w:proofErr w:type="spellEnd"/>
+      <w:r>
+        <w:rPr>
+          <w:lang w:val="en-SI"/>
+        </w:rPr>
+        <w:t xml:space="preserve"> </w:t>
+      </w:r>
+      <w:proofErr w:type="spellStart"/>
+      <w:r>
+        <w:rPr>
+          <w:lang w:val="en-SI"/>
+        </w:rPr>
+        <w:t>predstavitev</w:t>
+      </w:r>
+      <w:proofErr w:type="spellEnd"/>
+      <w:r>
+        <w:rPr>
+          <w:lang w:val="en-SI"/>
+        </w:rPr>
+        <w:t>.</w:t>
       </w:r>
     </w:p>
     <w:p>
       <w:pPr>
-        <w:ind w:left="360"/>
-        <w:rPr>
-          <w:rStyle w:val="Strong"/>
-        </w:rPr>
-      </w:pPr>
-      <w:r>
-        <w:rPr>
-          <w:rStyle w:val="Strong"/>
-        </w:rPr>
-        <w:t>Prostor s celicami</w:t>
-      </w:r>
+        <w:pStyle w:val="Heading4"/>
+        <w:rPr>
+          <w:lang w:val="en-SI"/>
+        </w:rPr>
+      </w:pPr>
+      <w:proofErr w:type="spellStart"/>
+      <w:r>
+        <w:rPr>
+          <w:lang w:val="en-SI"/>
+        </w:rPr>
+        <w:t>Ključavnica</w:t>
+      </w:r>
+      <w:proofErr w:type="spellEnd"/>
+      <w:r>
+        <w:rPr>
+          <w:lang w:val="en-SI"/>
+        </w:rPr>
+        <w:t xml:space="preserve"> s </w:t>
+      </w:r>
+      <w:proofErr w:type="spellStart"/>
+      <w:r>
+        <w:rPr>
+          <w:lang w:val="en-SI"/>
+        </w:rPr>
+        <w:t>kodo</w:t>
+      </w:r>
+      <w:proofErr w:type="spellEnd"/>
+      <w:r>
+        <w:rPr>
+          <w:lang w:val="en-SI"/>
+        </w:rPr>
+        <w:t xml:space="preserve"> in </w:t>
+      </w:r>
+      <w:proofErr w:type="spellStart"/>
+      <w:r>
+        <w:rPr>
+          <w:lang w:val="en-SI"/>
+        </w:rPr>
+        <w:t>zvočni</w:t>
+      </w:r>
+      <w:proofErr w:type="spellEnd"/>
+      <w:r>
+        <w:rPr>
+          <w:lang w:val="en-SI"/>
+        </w:rPr>
+        <w:t xml:space="preserve"> </w:t>
+      </w:r>
+      <w:proofErr w:type="spellStart"/>
+      <w:r>
+        <w:rPr>
+          <w:lang w:val="en-SI"/>
+        </w:rPr>
+        <w:t>namigi</w:t>
+      </w:r>
+      <w:proofErr w:type="spellEnd"/>
     </w:p>
     <w:p>
-      <w:pPr>
-        <w:ind w:left="360"/>
-      </w:pPr>
-      <w:r>
-        <w:t>Dodal sem zelo pomemben prostor, ki je tudi prostor kjer igralec začne igro.</w:t>
-      </w:r>
-      <w:r>
-        <w:t xml:space="preserve"> To sicer ni ločen prostor, ker so kletke postavljene kar ob prehodu, ki povezuje dva druga prostora</w:t>
-      </w:r>
+      <w:r>
+        <w:t xml:space="preserve">V tej fazi sem </w:t>
+      </w:r>
+      <w:r>
+        <w:t>ob</w:t>
+      </w:r>
+      <w:r>
+        <w:t xml:space="preserve"> skladišč</w:t>
+      </w:r>
+      <w:r>
+        <w:t xml:space="preserve">na vrata </w:t>
+      </w:r>
+      <w:r>
+        <w:t xml:space="preserve">dodal </w:t>
+      </w:r>
+      <w:r>
+        <w:rPr>
+          <w:b/>
+          <w:bCs/>
+        </w:rPr>
+        <w:t>številčnico (</w:t>
+      </w:r>
+      <w:proofErr w:type="spellStart"/>
+      <w:r>
+        <w:rPr>
+          <w:b/>
+          <w:bCs/>
+        </w:rPr>
+        <w:t>keypad</w:t>
+      </w:r>
+      <w:proofErr w:type="spellEnd"/>
+      <w:r>
+        <w:rPr>
+          <w:b/>
+          <w:bCs/>
+        </w:rPr>
+        <w:t>)</w:t>
+      </w:r>
+      <w:r>
+        <w:t xml:space="preserve">, ki omogoča vnos štirimestne kode za odklepanje glavnih vrat. Da bi igralca vodil do rešitve, sem vključil </w:t>
+      </w:r>
+      <w:r>
+        <w:rPr>
+          <w:b/>
+          <w:bCs/>
+        </w:rPr>
+        <w:t>zvočne posnetke</w:t>
+      </w:r>
+      <w:r>
+        <w:t xml:space="preserve">, kjer bivši zapornik, ki je iz zapora zbežal, igralcu daje namige kako ugotoviti pravilno kodo za </w:t>
+      </w:r>
+      <w:proofErr w:type="spellStart"/>
+      <w:r>
+        <w:t>kljičavnico</w:t>
+      </w:r>
+      <w:proofErr w:type="spellEnd"/>
       <w:r>
         <w:t>.</w:t>
       </w:r>
@@ -4357,342 +4410,2271 @@
         <w:t xml:space="preserve"> </w:t>
       </w:r>
       <w:r>
-        <w:t>V celice sem postavil 3D modele postelj in nanje postavil 3D model zapornika</w:t>
-      </w:r>
-      <w:r>
-        <w:t>. Nekatere celice sem pustil prazne, tiste ki pa imajo zapornika pa sem opremil s močno rdečo lučjo ki iz igralčevega vidika paralizirajo zapornike tako da ne morejo pobegniti.</w:t>
-      </w:r>
-      <w:r>
-        <w:t xml:space="preserve"> To je igralčev prvi znak da so luči nevarne.</w:t>
-      </w:r>
-      <w:r>
-        <w:t xml:space="preserve"> Vključil sem tudi </w:t>
-      </w:r>
-      <w:r>
-        <w:t>sistem za interakcijo tako, da lahko igralec prazne celice odpre</w:t>
-      </w:r>
-      <w:r>
-        <w:t xml:space="preserve">. </w:t>
+        <w:t>Tako igralec pridobi občutek vodenja, brez da bi bil proces prelahek ali preveč očiten.</w:t>
       </w:r>
     </w:p>
     <w:p>
       <w:pPr>
-        <w:ind w:left="360"/>
-        <w:rPr>
-          <w:rStyle w:val="Strong"/>
-        </w:rPr>
-      </w:pPr>
-      <w:r>
-        <w:rPr>
-          <w:rStyle w:val="Strong"/>
-        </w:rPr>
-        <w:t xml:space="preserve">Prostor </w:t>
-      </w:r>
-      <w:r>
-        <w:rPr>
-          <w:rStyle w:val="Strong"/>
-        </w:rPr>
-        <w:t>z</w:t>
-      </w:r>
-      <w:r>
-        <w:rPr>
-          <w:rStyle w:val="Strong"/>
-        </w:rPr>
-        <w:t xml:space="preserve"> osebnimi omaricami paznikov</w:t>
-      </w:r>
+        <w:pStyle w:val="Heading4"/>
+        <w:rPr>
+          <w:lang w:val="en-SI"/>
+        </w:rPr>
+      </w:pPr>
+      <w:proofErr w:type="spellStart"/>
+      <w:r>
+        <w:rPr>
+          <w:lang w:val="en-SI"/>
+        </w:rPr>
+        <w:t>Dodajanje</w:t>
+      </w:r>
+      <w:proofErr w:type="spellEnd"/>
+      <w:r>
+        <w:rPr>
+          <w:lang w:val="en-SI"/>
+        </w:rPr>
+        <w:t xml:space="preserve"> </w:t>
+      </w:r>
+      <w:proofErr w:type="spellStart"/>
+      <w:r>
+        <w:rPr>
+          <w:lang w:val="en-SI"/>
+        </w:rPr>
+        <w:t>tekstur</w:t>
+      </w:r>
+      <w:proofErr w:type="spellEnd"/>
     </w:p>
     <w:p>
       <w:pPr>
-        <w:ind w:left="360"/>
-      </w:pPr>
-      <w:r>
-        <w:t>Dodal sem prostor, v katerega sem postavil 3D modele omaric</w:t>
-      </w:r>
-      <w:r>
-        <w:t xml:space="preserve">. </w:t>
-      </w:r>
-      <w:r>
-        <w:t>Vanje sem implementiral sistem</w:t>
-      </w:r>
-      <w:r>
-        <w:t xml:space="preserve"> interakcije, tako da lahko igralec vrata omaric odpira in zapira.</w:t>
-      </w:r>
-      <w:r>
-        <w:t xml:space="preserve"> Na dvoje omaric sem dodal tudi ključavnico in zanje napisal potrebne skripte, ki bodo skrbele, da mora igralec ključavnico odkleniti preden jo lahko odpre.</w:t>
-      </w:r>
-      <w:r>
-        <w:t xml:space="preserve"> V prvo omarico sem dodal puško</w:t>
-      </w:r>
-      <w:r>
-        <w:t>, v drugo omarico pa nočna očala.</w:t>
-      </w:r>
-      <w:r>
-        <w:t xml:space="preserve"> </w:t>
+        <w:rPr>
+          <w:lang w:val="en-SI"/>
+        </w:rPr>
+      </w:pPr>
+      <w:r>
+        <w:rPr>
+          <w:lang w:val="en-SI"/>
+        </w:rPr>
+        <w:t xml:space="preserve">Za </w:t>
+      </w:r>
+      <w:proofErr w:type="spellStart"/>
+      <w:r>
+        <w:rPr>
+          <w:lang w:val="en-SI"/>
+        </w:rPr>
+        <w:t>bolj</w:t>
+      </w:r>
+      <w:proofErr w:type="spellEnd"/>
+      <w:r>
+        <w:rPr>
+          <w:lang w:val="en-SI"/>
+        </w:rPr>
+        <w:t xml:space="preserve"> </w:t>
+      </w:r>
+      <w:proofErr w:type="spellStart"/>
+      <w:r>
+        <w:rPr>
+          <w:lang w:val="en-SI"/>
+        </w:rPr>
+        <w:t>realistično</w:t>
+      </w:r>
+      <w:proofErr w:type="spellEnd"/>
+      <w:r>
+        <w:rPr>
+          <w:lang w:val="en-SI"/>
+        </w:rPr>
+        <w:t xml:space="preserve"> in </w:t>
+      </w:r>
+      <w:proofErr w:type="spellStart"/>
+      <w:r>
+        <w:rPr>
+          <w:lang w:val="en-SI"/>
+        </w:rPr>
+        <w:t>privlačno</w:t>
+      </w:r>
+      <w:proofErr w:type="spellEnd"/>
+      <w:r>
+        <w:rPr>
+          <w:lang w:val="en-SI"/>
+        </w:rPr>
+        <w:t xml:space="preserve"> </w:t>
+      </w:r>
+      <w:proofErr w:type="spellStart"/>
+      <w:r>
+        <w:rPr>
+          <w:lang w:val="en-SI"/>
+        </w:rPr>
+        <w:t>izkušnjo</w:t>
+      </w:r>
+      <w:proofErr w:type="spellEnd"/>
+      <w:r>
+        <w:rPr>
+          <w:lang w:val="en-SI"/>
+        </w:rPr>
+        <w:t xml:space="preserve"> </w:t>
+      </w:r>
+      <w:proofErr w:type="spellStart"/>
+      <w:r>
+        <w:rPr>
+          <w:lang w:val="en-SI"/>
+        </w:rPr>
+        <w:t>sem</w:t>
+      </w:r>
+      <w:proofErr w:type="spellEnd"/>
+      <w:r>
+        <w:rPr>
+          <w:lang w:val="en-SI"/>
+        </w:rPr>
+        <w:t xml:space="preserve"> </w:t>
+      </w:r>
+      <w:proofErr w:type="spellStart"/>
+      <w:r>
+        <w:rPr>
+          <w:lang w:val="en-SI"/>
+        </w:rPr>
+        <w:t>površinam</w:t>
+      </w:r>
+      <w:proofErr w:type="spellEnd"/>
+      <w:r>
+        <w:rPr>
+          <w:lang w:val="en-SI"/>
+        </w:rPr>
+        <w:t xml:space="preserve"> </w:t>
+      </w:r>
+      <w:proofErr w:type="spellStart"/>
+      <w:r>
+        <w:rPr>
+          <w:lang w:val="en-SI"/>
+        </w:rPr>
+        <w:t>dodal</w:t>
+      </w:r>
+      <w:proofErr w:type="spellEnd"/>
+      <w:r>
+        <w:rPr>
+          <w:lang w:val="en-SI"/>
+        </w:rPr>
+        <w:t xml:space="preserve"> </w:t>
+      </w:r>
+      <w:proofErr w:type="spellStart"/>
+      <w:r>
+        <w:rPr>
+          <w:lang w:val="en-SI"/>
+        </w:rPr>
+        <w:t>teksture</w:t>
+      </w:r>
+      <w:proofErr w:type="spellEnd"/>
+      <w:r>
+        <w:rPr>
+          <w:lang w:val="en-SI"/>
+        </w:rPr>
+        <w:t xml:space="preserve">, </w:t>
+      </w:r>
+      <w:proofErr w:type="spellStart"/>
+      <w:r>
+        <w:rPr>
+          <w:lang w:val="en-SI"/>
+        </w:rPr>
+        <w:t>tako</w:t>
+      </w:r>
+      <w:proofErr w:type="spellEnd"/>
+      <w:r>
+        <w:rPr>
+          <w:lang w:val="en-SI"/>
+        </w:rPr>
+        <w:t xml:space="preserve"> da so </w:t>
+      </w:r>
+      <w:proofErr w:type="spellStart"/>
+      <w:r>
+        <w:rPr>
+          <w:lang w:val="en-SI"/>
+        </w:rPr>
+        <w:t>imele</w:t>
+      </w:r>
+      <w:proofErr w:type="spellEnd"/>
+      <w:r>
+        <w:rPr>
+          <w:lang w:val="en-SI"/>
+        </w:rPr>
+        <w:t xml:space="preserve"> </w:t>
+      </w:r>
+      <w:proofErr w:type="spellStart"/>
+      <w:r>
+        <w:rPr>
+          <w:lang w:val="en-SI"/>
+        </w:rPr>
+        <w:t>dejanski</w:t>
+      </w:r>
+      <w:proofErr w:type="spellEnd"/>
+      <w:r>
+        <w:rPr>
+          <w:lang w:val="en-SI"/>
+        </w:rPr>
+        <w:t xml:space="preserve"> </w:t>
+      </w:r>
+      <w:proofErr w:type="spellStart"/>
+      <w:r>
+        <w:rPr>
+          <w:lang w:val="en-SI"/>
+        </w:rPr>
+        <w:t>izgled</w:t>
+      </w:r>
+      <w:proofErr w:type="spellEnd"/>
+      <w:r>
+        <w:rPr>
+          <w:lang w:val="en-SI"/>
+        </w:rPr>
+        <w:t>.</w:t>
+      </w:r>
+      <w:r>
+        <w:rPr>
+          <w:lang w:val="en-SI"/>
+        </w:rPr>
+        <w:t xml:space="preserve"> Poleg </w:t>
+      </w:r>
+      <w:proofErr w:type="spellStart"/>
+      <w:r>
+        <w:rPr>
+          <w:lang w:val="en-SI"/>
+        </w:rPr>
+        <w:t>tega</w:t>
+      </w:r>
+      <w:proofErr w:type="spellEnd"/>
+      <w:r>
+        <w:rPr>
+          <w:lang w:val="en-SI"/>
+        </w:rPr>
+        <w:t xml:space="preserve"> </w:t>
+      </w:r>
+      <w:proofErr w:type="spellStart"/>
+      <w:r>
+        <w:rPr>
+          <w:lang w:val="en-SI"/>
+        </w:rPr>
+        <w:t>sem</w:t>
+      </w:r>
+      <w:proofErr w:type="spellEnd"/>
+      <w:r>
+        <w:rPr>
+          <w:lang w:val="en-SI"/>
+        </w:rPr>
+        <w:t xml:space="preserve"> v </w:t>
+      </w:r>
+      <w:proofErr w:type="spellStart"/>
+      <w:r>
+        <w:rPr>
+          <w:lang w:val="en-SI"/>
+        </w:rPr>
+        <w:t>okolje</w:t>
+      </w:r>
+      <w:proofErr w:type="spellEnd"/>
+      <w:r>
+        <w:rPr>
+          <w:lang w:val="en-SI"/>
+        </w:rPr>
+        <w:t xml:space="preserve"> </w:t>
+      </w:r>
+      <w:proofErr w:type="spellStart"/>
+      <w:r>
+        <w:rPr>
+          <w:lang w:val="en-SI"/>
+        </w:rPr>
+        <w:t>vključil</w:t>
+      </w:r>
+      <w:proofErr w:type="spellEnd"/>
+      <w:r>
+        <w:rPr>
+          <w:lang w:val="en-SI"/>
+        </w:rPr>
+        <w:t xml:space="preserve"> </w:t>
+      </w:r>
+      <w:proofErr w:type="spellStart"/>
+      <w:r>
+        <w:rPr>
+          <w:lang w:val="en-SI"/>
+        </w:rPr>
+        <w:t>dodatne</w:t>
+      </w:r>
+      <w:proofErr w:type="spellEnd"/>
+      <w:r>
+        <w:rPr>
+          <w:lang w:val="en-SI"/>
+        </w:rPr>
+        <w:t xml:space="preserve"> 3D </w:t>
+      </w:r>
+      <w:proofErr w:type="spellStart"/>
+      <w:r>
+        <w:rPr>
+          <w:lang w:val="en-SI"/>
+        </w:rPr>
+        <w:t>modele</w:t>
+      </w:r>
+      <w:proofErr w:type="spellEnd"/>
+      <w:r>
+        <w:rPr>
+          <w:lang w:val="en-SI"/>
+        </w:rPr>
+        <w:t xml:space="preserve">, s </w:t>
+      </w:r>
+      <w:proofErr w:type="spellStart"/>
+      <w:r>
+        <w:rPr>
+          <w:lang w:val="en-SI"/>
+        </w:rPr>
+        <w:t>čimer</w:t>
+      </w:r>
+      <w:proofErr w:type="spellEnd"/>
+      <w:r>
+        <w:rPr>
+          <w:lang w:val="en-SI"/>
+        </w:rPr>
+        <w:t xml:space="preserve"> </w:t>
+      </w:r>
+      <w:proofErr w:type="spellStart"/>
+      <w:r>
+        <w:rPr>
+          <w:lang w:val="en-SI"/>
+        </w:rPr>
+        <w:t>sem</w:t>
+      </w:r>
+      <w:proofErr w:type="spellEnd"/>
+      <w:r>
+        <w:rPr>
+          <w:lang w:val="en-SI"/>
+        </w:rPr>
+        <w:t xml:space="preserve"> </w:t>
+      </w:r>
+      <w:proofErr w:type="spellStart"/>
+      <w:r>
+        <w:rPr>
+          <w:lang w:val="en-SI"/>
+        </w:rPr>
+        <w:t>izboljšal</w:t>
+      </w:r>
+      <w:proofErr w:type="spellEnd"/>
+      <w:r>
+        <w:rPr>
+          <w:lang w:val="en-SI"/>
+        </w:rPr>
+        <w:t xml:space="preserve"> </w:t>
+      </w:r>
+      <w:proofErr w:type="spellStart"/>
+      <w:r>
+        <w:rPr>
+          <w:lang w:val="en-SI"/>
+        </w:rPr>
+        <w:t>ubčutek</w:t>
+      </w:r>
+      <w:proofErr w:type="spellEnd"/>
+      <w:r>
+        <w:rPr>
+          <w:lang w:val="en-SI"/>
+        </w:rPr>
+        <w:t xml:space="preserve"> </w:t>
+      </w:r>
+      <w:proofErr w:type="spellStart"/>
+      <w:r>
+        <w:rPr>
+          <w:lang w:val="en-SI"/>
+        </w:rPr>
+        <w:t>zapuiščenega</w:t>
+      </w:r>
+      <w:proofErr w:type="spellEnd"/>
+      <w:r>
+        <w:rPr>
+          <w:lang w:val="en-SI"/>
+        </w:rPr>
+        <w:t xml:space="preserve"> in </w:t>
+      </w:r>
+      <w:proofErr w:type="spellStart"/>
+      <w:r>
+        <w:rPr>
+          <w:lang w:val="en-SI"/>
+        </w:rPr>
+        <w:t>nevarnega</w:t>
+      </w:r>
+      <w:proofErr w:type="spellEnd"/>
+      <w:r>
+        <w:rPr>
+          <w:lang w:val="en-SI"/>
+        </w:rPr>
+        <w:t xml:space="preserve"> </w:t>
+      </w:r>
+      <w:proofErr w:type="spellStart"/>
+      <w:r>
+        <w:rPr>
+          <w:lang w:val="en-SI"/>
+        </w:rPr>
+        <w:t>prostora</w:t>
+      </w:r>
+      <w:proofErr w:type="spellEnd"/>
+      <w:r>
+        <w:rPr>
+          <w:lang w:val="en-SI"/>
+        </w:rPr>
+        <w:t>.</w:t>
       </w:r>
     </w:p>
     <w:p>
       <w:pPr>
-        <w:ind w:left="360"/>
-        <w:rPr>
-          <w:rStyle w:val="Strong"/>
-        </w:rPr>
-      </w:pPr>
-      <w:r>
-        <w:rPr>
-          <w:rStyle w:val="Strong"/>
-        </w:rPr>
-        <w:t xml:space="preserve">Prostor </w:t>
-      </w:r>
-      <w:r>
-        <w:rPr>
-          <w:rStyle w:val="Strong"/>
-        </w:rPr>
-        <w:t>z vhodom do sobe z omaricami</w:t>
-      </w:r>
+        <w:pStyle w:val="Heading4"/>
+        <w:rPr>
+          <w:lang w:val="en-SI"/>
+        </w:rPr>
+      </w:pPr>
+      <w:proofErr w:type="spellStart"/>
+      <w:r>
+        <w:rPr>
+          <w:lang w:val="en-SI"/>
+        </w:rPr>
+        <w:lastRenderedPageBreak/>
+        <w:t>Dodajanje</w:t>
+      </w:r>
+      <w:proofErr w:type="spellEnd"/>
+      <w:r>
+        <w:rPr>
+          <w:lang w:val="en-SI"/>
+        </w:rPr>
+        <w:t xml:space="preserve"> </w:t>
+      </w:r>
+      <w:proofErr w:type="spellStart"/>
+      <w:r>
+        <w:rPr>
+          <w:lang w:val="en-SI"/>
+        </w:rPr>
+        <w:t>zvočnih</w:t>
+      </w:r>
+      <w:proofErr w:type="spellEnd"/>
+      <w:r>
+        <w:rPr>
+          <w:lang w:val="en-SI"/>
+        </w:rPr>
+        <w:t xml:space="preserve"> </w:t>
+      </w:r>
+      <w:proofErr w:type="spellStart"/>
+      <w:r>
+        <w:rPr>
+          <w:lang w:val="en-SI"/>
+        </w:rPr>
+        <w:t>efektov</w:t>
+      </w:r>
+      <w:proofErr w:type="spellEnd"/>
     </w:p>
     <w:p>
       <w:pPr>
-        <w:ind w:left="360"/>
-      </w:pPr>
-      <w:r>
-        <w:t>Dodal sem prvi prostor, kjer bo igralec moral rešiti uganko, da pride do naslednjega prostora.</w:t>
-      </w:r>
-      <w:r>
-        <w:t xml:space="preserve"> Pred </w:t>
-      </w:r>
-      <w:r>
-        <w:t xml:space="preserve">prej omenjen prostor z omaricami sem dodal prostor s petimi zaporednimi vrati in jih povezal </w:t>
-      </w:r>
-      <w:r>
-        <w:t>z stikali, kjer premik vsakega stikala spremeni stanje (odprta ali zaprta)</w:t>
-      </w:r>
-      <w:r>
-        <w:t xml:space="preserve"> vrat, ki so mu vnaprej določena.</w:t>
+        <w:rPr>
+          <w:lang w:val="en-SI"/>
+        </w:rPr>
+      </w:pPr>
+      <w:r>
+        <w:rPr>
+          <w:lang w:val="en-SI"/>
+        </w:rPr>
+        <w:t xml:space="preserve">Da bi </w:t>
+      </w:r>
+      <w:proofErr w:type="spellStart"/>
+      <w:r>
+        <w:rPr>
+          <w:lang w:val="en-SI"/>
+        </w:rPr>
+        <w:t>igralec</w:t>
+      </w:r>
+      <w:proofErr w:type="spellEnd"/>
+      <w:r>
+        <w:rPr>
+          <w:lang w:val="en-SI"/>
+        </w:rPr>
+        <w:t xml:space="preserve"> </w:t>
+      </w:r>
+      <w:proofErr w:type="spellStart"/>
+      <w:r>
+        <w:rPr>
+          <w:lang w:val="en-SI"/>
+        </w:rPr>
+        <w:t>lažje</w:t>
+      </w:r>
+      <w:proofErr w:type="spellEnd"/>
+      <w:r>
+        <w:rPr>
+          <w:lang w:val="en-SI"/>
+        </w:rPr>
+        <w:t xml:space="preserve"> </w:t>
+      </w:r>
+      <w:proofErr w:type="spellStart"/>
+      <w:r>
+        <w:rPr>
+          <w:lang w:val="en-SI"/>
+        </w:rPr>
+        <w:t>razumel</w:t>
+      </w:r>
+      <w:proofErr w:type="spellEnd"/>
+      <w:r>
+        <w:rPr>
+          <w:lang w:val="en-SI"/>
+        </w:rPr>
+        <w:t xml:space="preserve">, v </w:t>
+      </w:r>
+      <w:proofErr w:type="spellStart"/>
+      <w:r>
+        <w:rPr>
+          <w:lang w:val="en-SI"/>
+        </w:rPr>
+        <w:t>kateri</w:t>
+      </w:r>
+      <w:proofErr w:type="spellEnd"/>
+      <w:r>
+        <w:rPr>
+          <w:lang w:val="en-SI"/>
+        </w:rPr>
+        <w:t xml:space="preserve"> </w:t>
+      </w:r>
+      <w:proofErr w:type="spellStart"/>
+      <w:r>
+        <w:rPr>
+          <w:lang w:val="en-SI"/>
+        </w:rPr>
+        <w:t>fazi</w:t>
+      </w:r>
+      <w:proofErr w:type="spellEnd"/>
+      <w:r>
+        <w:rPr>
+          <w:lang w:val="en-SI"/>
+        </w:rPr>
+        <w:t xml:space="preserve"> je robot (</w:t>
+      </w:r>
+      <w:proofErr w:type="spellStart"/>
+      <w:r>
+        <w:rPr>
+          <w:lang w:val="en-SI"/>
+        </w:rPr>
+        <w:t>ali</w:t>
+      </w:r>
+      <w:proofErr w:type="spellEnd"/>
+      <w:r>
+        <w:rPr>
+          <w:lang w:val="en-SI"/>
+        </w:rPr>
+        <w:t xml:space="preserve"> </w:t>
+      </w:r>
+      <w:proofErr w:type="spellStart"/>
+      <w:r>
+        <w:rPr>
+          <w:lang w:val="en-SI"/>
+        </w:rPr>
+        <w:t>igralca</w:t>
+      </w:r>
+      <w:proofErr w:type="spellEnd"/>
+      <w:r>
+        <w:rPr>
+          <w:lang w:val="en-SI"/>
+        </w:rPr>
+        <w:t xml:space="preserve"> </w:t>
+      </w:r>
+      <w:proofErr w:type="spellStart"/>
+      <w:r>
+        <w:rPr>
+          <w:lang w:val="en-SI"/>
+        </w:rPr>
+        <w:t>vidi</w:t>
+      </w:r>
+      <w:proofErr w:type="spellEnd"/>
+      <w:r>
+        <w:rPr>
+          <w:lang w:val="en-SI"/>
+        </w:rPr>
+        <w:t xml:space="preserve"> in ga </w:t>
+      </w:r>
+      <w:proofErr w:type="spellStart"/>
+      <w:r>
+        <w:rPr>
+          <w:lang w:val="en-SI"/>
+        </w:rPr>
+        <w:t>lovi</w:t>
+      </w:r>
+      <w:proofErr w:type="spellEnd"/>
+      <w:r>
+        <w:rPr>
+          <w:lang w:val="en-SI"/>
+        </w:rPr>
+        <w:t xml:space="preserve"> </w:t>
+      </w:r>
+      <w:proofErr w:type="spellStart"/>
+      <w:r>
+        <w:rPr>
+          <w:lang w:val="en-SI"/>
+        </w:rPr>
+        <w:t>ali</w:t>
+      </w:r>
+      <w:proofErr w:type="spellEnd"/>
+      <w:r>
+        <w:rPr>
+          <w:lang w:val="en-SI"/>
+        </w:rPr>
+        <w:t xml:space="preserve"> ne), </w:t>
+      </w:r>
+      <w:proofErr w:type="spellStart"/>
+      <w:r>
+        <w:rPr>
+          <w:lang w:val="en-SI"/>
+        </w:rPr>
+        <w:t>sem</w:t>
+      </w:r>
+      <w:proofErr w:type="spellEnd"/>
+      <w:r>
+        <w:rPr>
+          <w:lang w:val="en-SI"/>
+        </w:rPr>
+        <w:t xml:space="preserve"> mu </w:t>
+      </w:r>
+      <w:proofErr w:type="spellStart"/>
+      <w:r>
+        <w:rPr>
+          <w:lang w:val="en-SI"/>
+        </w:rPr>
+        <w:t>dodal</w:t>
+      </w:r>
+      <w:proofErr w:type="spellEnd"/>
+      <w:r>
+        <w:rPr>
+          <w:lang w:val="en-SI"/>
+        </w:rPr>
+        <w:t xml:space="preserve"> </w:t>
+      </w:r>
+      <w:proofErr w:type="spellStart"/>
+      <w:r>
+        <w:rPr>
+          <w:lang w:val="en-SI"/>
+        </w:rPr>
+        <w:t>dva</w:t>
+      </w:r>
+      <w:proofErr w:type="spellEnd"/>
+      <w:r>
+        <w:rPr>
+          <w:lang w:val="en-SI"/>
+        </w:rPr>
+        <w:t xml:space="preserve"> </w:t>
+      </w:r>
+      <w:proofErr w:type="spellStart"/>
+      <w:r>
+        <w:rPr>
+          <w:lang w:val="en-SI"/>
+        </w:rPr>
+        <w:t>zvočna</w:t>
+      </w:r>
+      <w:proofErr w:type="spellEnd"/>
+      <w:r>
+        <w:rPr>
+          <w:lang w:val="en-SI"/>
+        </w:rPr>
+        <w:t xml:space="preserve"> </w:t>
+      </w:r>
+      <w:proofErr w:type="spellStart"/>
+      <w:r>
+        <w:rPr>
+          <w:lang w:val="en-SI"/>
+        </w:rPr>
+        <w:t>efekta</w:t>
+      </w:r>
+      <w:proofErr w:type="spellEnd"/>
+      <w:r>
+        <w:rPr>
+          <w:lang w:val="en-SI"/>
+        </w:rPr>
+        <w:t>:</w:t>
       </w:r>
     </w:p>
     <w:p>
       <w:pPr>
-        <w:ind w:left="360"/>
-        <w:rPr>
-          <w:rStyle w:val="Strong"/>
-        </w:rPr>
-      </w:pPr>
-      <w:r>
-        <w:rPr>
-          <w:rStyle w:val="Strong"/>
-        </w:rPr>
-        <w:lastRenderedPageBreak/>
-        <w:t>Povezava prostorov s hodniki</w:t>
-      </w:r>
+        <w:pStyle w:val="ListParagraph"/>
+        <w:numPr>
+          <w:ilvl w:val="0"/>
+          <w:numId w:val="22"/>
+        </w:numPr>
+        <w:rPr>
+          <w:lang w:val="en-SI"/>
+        </w:rPr>
+      </w:pPr>
+      <w:r>
+        <w:rPr>
+          <w:lang w:val="en-SI"/>
+        </w:rPr>
+        <w:t xml:space="preserve">Ko </w:t>
+      </w:r>
+      <w:proofErr w:type="spellStart"/>
+      <w:r>
+        <w:rPr>
+          <w:lang w:val="en-SI"/>
+        </w:rPr>
+        <w:t>mirno</w:t>
+      </w:r>
+      <w:proofErr w:type="spellEnd"/>
+      <w:r>
+        <w:rPr>
+          <w:lang w:val="en-SI"/>
+        </w:rPr>
+        <w:t xml:space="preserve"> </w:t>
+      </w:r>
+      <w:proofErr w:type="spellStart"/>
+      <w:r>
+        <w:rPr>
+          <w:lang w:val="en-SI"/>
+        </w:rPr>
+        <w:t>patruljira</w:t>
+      </w:r>
+      <w:proofErr w:type="spellEnd"/>
+      <w:r>
+        <w:rPr>
+          <w:lang w:val="en-SI"/>
+        </w:rPr>
+        <w:t xml:space="preserve">, </w:t>
+      </w:r>
+      <w:proofErr w:type="spellStart"/>
+      <w:r>
+        <w:rPr>
+          <w:lang w:val="en-SI"/>
+        </w:rPr>
+        <w:t>spušča</w:t>
+      </w:r>
+      <w:proofErr w:type="spellEnd"/>
+      <w:r>
+        <w:rPr>
+          <w:lang w:val="en-SI"/>
+        </w:rPr>
+        <w:t xml:space="preserve"> </w:t>
+      </w:r>
+      <w:proofErr w:type="spellStart"/>
+      <w:r>
+        <w:rPr>
+          <w:lang w:val="en-SI"/>
+        </w:rPr>
+        <w:t>stalen</w:t>
+      </w:r>
+      <w:proofErr w:type="spellEnd"/>
+      <w:r>
+        <w:rPr>
+          <w:lang w:val="en-SI"/>
+        </w:rPr>
+        <w:t xml:space="preserve"> </w:t>
+      </w:r>
+      <w:proofErr w:type="spellStart"/>
+      <w:r>
+        <w:rPr>
+          <w:lang w:val="en-SI"/>
+        </w:rPr>
+        <w:t>miren</w:t>
+      </w:r>
+      <w:proofErr w:type="spellEnd"/>
+      <w:r>
+        <w:rPr>
+          <w:lang w:val="en-SI"/>
+        </w:rPr>
+        <w:t xml:space="preserve"> </w:t>
+      </w:r>
+      <w:proofErr w:type="spellStart"/>
+      <w:r>
+        <w:rPr>
+          <w:lang w:val="en-SI"/>
+        </w:rPr>
+        <w:t>zvok</w:t>
+      </w:r>
+      <w:proofErr w:type="spellEnd"/>
+      <w:r>
+        <w:rPr>
+          <w:lang w:val="en-SI"/>
+        </w:rPr>
+        <w:t xml:space="preserve"> </w:t>
+      </w:r>
+      <w:proofErr w:type="spellStart"/>
+      <w:r>
+        <w:rPr>
+          <w:lang w:val="en-SI"/>
+        </w:rPr>
+        <w:t>statike</w:t>
+      </w:r>
+      <w:proofErr w:type="spellEnd"/>
     </w:p>
     <w:p>
       <w:pPr>
-        <w:ind w:left="360"/>
-      </w:pPr>
-      <w:r>
-        <w:t>Prostore sem povezal s hodniki</w:t>
-      </w:r>
-      <w:r>
-        <w:t>. Dodal sem več nepotrebnih zavojev in prehodov, ki pripomorejo k igralčevi izgubljenosti</w:t>
-      </w:r>
-      <w:r>
-        <w:t>, ampak mu v primeru, da ga robot začne loviti, pomagajo pri pobegu.</w:t>
-      </w:r>
-      <w:r>
-        <w:t xml:space="preserve"> </w:t>
-      </w:r>
-      <w:r>
-        <w:t xml:space="preserve"> </w:t>
-      </w:r>
+        <w:pStyle w:val="ListParagraph"/>
+        <w:numPr>
+          <w:ilvl w:val="0"/>
+          <w:numId w:val="22"/>
+        </w:numPr>
+        <w:rPr>
+          <w:lang w:val="en-SI"/>
+        </w:rPr>
+      </w:pPr>
+      <w:r>
+        <w:rPr>
+          <w:lang w:val="en-SI"/>
+        </w:rPr>
+        <w:t xml:space="preserve">Ko </w:t>
+      </w:r>
+      <w:proofErr w:type="spellStart"/>
+      <w:r>
+        <w:rPr>
+          <w:lang w:val="en-SI"/>
+        </w:rPr>
+        <w:t>igralca</w:t>
+      </w:r>
+      <w:proofErr w:type="spellEnd"/>
+      <w:r>
+        <w:rPr>
+          <w:lang w:val="en-SI"/>
+        </w:rPr>
+        <w:t xml:space="preserve"> </w:t>
+      </w:r>
+      <w:proofErr w:type="spellStart"/>
+      <w:r>
+        <w:rPr>
+          <w:lang w:val="en-SI"/>
+        </w:rPr>
+        <w:t>vidi</w:t>
+      </w:r>
+      <w:proofErr w:type="spellEnd"/>
+      <w:r>
+        <w:rPr>
+          <w:lang w:val="en-SI"/>
+        </w:rPr>
+        <w:t xml:space="preserve"> in ga </w:t>
+      </w:r>
+      <w:proofErr w:type="spellStart"/>
+      <w:r>
+        <w:rPr>
+          <w:lang w:val="en-SI"/>
+        </w:rPr>
+        <w:t>lovi</w:t>
+      </w:r>
+      <w:proofErr w:type="spellEnd"/>
+      <w:r>
+        <w:rPr>
+          <w:lang w:val="en-SI"/>
+        </w:rPr>
+        <w:t xml:space="preserve"> </w:t>
+      </w:r>
+      <w:proofErr w:type="spellStart"/>
+      <w:r>
+        <w:rPr>
+          <w:lang w:val="en-SI"/>
+        </w:rPr>
+        <w:t>spušča</w:t>
+      </w:r>
+      <w:proofErr w:type="spellEnd"/>
+      <w:r>
+        <w:rPr>
+          <w:lang w:val="en-SI"/>
+        </w:rPr>
+        <w:t xml:space="preserve"> </w:t>
+      </w:r>
+      <w:proofErr w:type="spellStart"/>
+      <w:r>
+        <w:rPr>
+          <w:lang w:val="en-SI"/>
+        </w:rPr>
+        <w:t>nevaren</w:t>
+      </w:r>
+      <w:proofErr w:type="spellEnd"/>
+      <w:r>
+        <w:rPr>
+          <w:lang w:val="en-SI"/>
+        </w:rPr>
+        <w:t xml:space="preserve"> </w:t>
+      </w:r>
+      <w:proofErr w:type="spellStart"/>
+      <w:r>
+        <w:rPr>
+          <w:lang w:val="en-SI"/>
+        </w:rPr>
+        <w:t>zvo</w:t>
+      </w:r>
+      <w:r>
+        <w:rPr>
+          <w:lang w:val="en-SI"/>
+        </w:rPr>
+        <w:t>k</w:t>
+      </w:r>
+      <w:proofErr w:type="spellEnd"/>
+      <w:r>
+        <w:rPr>
+          <w:lang w:val="en-SI"/>
+        </w:rPr>
+        <w:t xml:space="preserve"> </w:t>
+      </w:r>
+      <w:proofErr w:type="spellStart"/>
+      <w:r>
+        <w:rPr>
+          <w:lang w:val="en-SI"/>
+        </w:rPr>
+        <w:t>alarma</w:t>
+      </w:r>
+      <w:proofErr w:type="spellEnd"/>
     </w:p>
     <w:p>
       <w:pPr>
-        <w:pStyle w:val="Heading4"/>
-      </w:pPr>
-      <w:r>
-        <w:t>Izdelava glavnega menija</w:t>
-      </w:r>
+        <w:rPr>
+          <w:lang w:val="en-SI"/>
+        </w:rPr>
+      </w:pPr>
+      <w:r>
+        <w:rPr>
+          <w:lang w:val="en-SI"/>
+        </w:rPr>
+        <w:t xml:space="preserve">S </w:t>
+      </w:r>
+      <w:proofErr w:type="spellStart"/>
+      <w:r>
+        <w:rPr>
+          <w:lang w:val="en-SI"/>
+        </w:rPr>
+        <w:t>tem</w:t>
+      </w:r>
+      <w:proofErr w:type="spellEnd"/>
+      <w:r>
+        <w:rPr>
+          <w:lang w:val="en-SI"/>
+        </w:rPr>
+        <w:t xml:space="preserve"> </w:t>
+      </w:r>
+      <w:proofErr w:type="spellStart"/>
+      <w:r>
+        <w:rPr>
+          <w:lang w:val="en-SI"/>
+        </w:rPr>
+        <w:t>sem</w:t>
+      </w:r>
+      <w:proofErr w:type="spellEnd"/>
+      <w:r>
+        <w:rPr>
+          <w:lang w:val="en-SI"/>
+        </w:rPr>
+        <w:t xml:space="preserve"> </w:t>
+      </w:r>
+      <w:proofErr w:type="spellStart"/>
+      <w:r>
+        <w:rPr>
+          <w:lang w:val="en-SI"/>
+        </w:rPr>
+        <w:t>omogočil</w:t>
+      </w:r>
+      <w:proofErr w:type="spellEnd"/>
+      <w:r>
+        <w:rPr>
+          <w:lang w:val="en-SI"/>
+        </w:rPr>
+        <w:t xml:space="preserve"> </w:t>
+      </w:r>
+      <w:proofErr w:type="spellStart"/>
+      <w:r>
+        <w:rPr>
+          <w:lang w:val="en-SI"/>
+        </w:rPr>
+        <w:t>boljšo</w:t>
+      </w:r>
+      <w:proofErr w:type="spellEnd"/>
+      <w:r>
+        <w:rPr>
+          <w:lang w:val="en-SI"/>
+        </w:rPr>
+        <w:t xml:space="preserve"> </w:t>
+      </w:r>
+      <w:proofErr w:type="spellStart"/>
+      <w:r>
+        <w:rPr>
+          <w:lang w:val="en-SI"/>
+        </w:rPr>
+        <w:t>odzivnost</w:t>
+      </w:r>
+      <w:proofErr w:type="spellEnd"/>
+      <w:r>
+        <w:rPr>
+          <w:lang w:val="en-SI"/>
+        </w:rPr>
+        <w:t xml:space="preserve"> </w:t>
+      </w:r>
+      <w:proofErr w:type="spellStart"/>
+      <w:r>
+        <w:rPr>
+          <w:lang w:val="en-SI"/>
+        </w:rPr>
+        <w:t>igralca</w:t>
+      </w:r>
+      <w:proofErr w:type="spellEnd"/>
+      <w:r>
+        <w:rPr>
+          <w:lang w:val="en-SI"/>
+        </w:rPr>
+        <w:t xml:space="preserve"> in </w:t>
+      </w:r>
+      <w:proofErr w:type="spellStart"/>
+      <w:r>
+        <w:rPr>
+          <w:lang w:val="en-SI"/>
+        </w:rPr>
+        <w:t>poboljšal</w:t>
+      </w:r>
+      <w:proofErr w:type="spellEnd"/>
+      <w:r>
+        <w:rPr>
+          <w:lang w:val="en-SI"/>
+        </w:rPr>
+        <w:t xml:space="preserve"> </w:t>
+      </w:r>
+      <w:proofErr w:type="spellStart"/>
+      <w:r>
+        <w:rPr>
+          <w:lang w:val="en-SI"/>
+        </w:rPr>
+        <w:t>igralsko</w:t>
+      </w:r>
+      <w:proofErr w:type="spellEnd"/>
+      <w:r>
+        <w:rPr>
+          <w:lang w:val="en-SI"/>
+        </w:rPr>
+        <w:t xml:space="preserve"> </w:t>
+      </w:r>
+      <w:proofErr w:type="spellStart"/>
+      <w:r>
+        <w:rPr>
+          <w:lang w:val="en-SI"/>
+        </w:rPr>
+        <w:t>izkušnjo</w:t>
+      </w:r>
+      <w:proofErr w:type="spellEnd"/>
     </w:p>
     <w:p>
       <w:pPr>
-        <w:ind w:left="360"/>
-      </w:pPr>
-      <w:r>
-        <w:t>Glavni meni sem postavil v čisto novo sceno, kjer lahko igralec nastavi različne nastavitve in nato začne igro.</w:t>
-      </w:r>
-      <w:r>
-        <w:t xml:space="preserve"> Ko pritisne tipko za začetek igre, se mu prikaže druga scena, na kateri se delal do sedaj</w:t>
-      </w:r>
-      <w:r>
-        <w:t xml:space="preserve">. </w:t>
-      </w:r>
+        <w:pStyle w:val="Heading4"/>
+        <w:rPr>
+          <w:lang w:val="en-SI"/>
+        </w:rPr>
+      </w:pPr>
+      <w:proofErr w:type="spellStart"/>
+      <w:r>
+        <w:rPr>
+          <w:lang w:val="en-SI"/>
+        </w:rPr>
+        <w:t>Dodelava</w:t>
+      </w:r>
+      <w:proofErr w:type="spellEnd"/>
+      <w:r>
+        <w:rPr>
+          <w:lang w:val="en-SI"/>
+        </w:rPr>
+        <w:t xml:space="preserve"> </w:t>
+      </w:r>
+      <w:proofErr w:type="spellStart"/>
+      <w:r>
+        <w:rPr>
+          <w:lang w:val="en-SI"/>
+        </w:rPr>
+        <w:t>svetlobnega</w:t>
+      </w:r>
+      <w:proofErr w:type="spellEnd"/>
+      <w:r>
+        <w:rPr>
+          <w:lang w:val="en-SI"/>
+        </w:rPr>
+        <w:t xml:space="preserve"> </w:t>
+      </w:r>
+      <w:proofErr w:type="spellStart"/>
+      <w:r>
+        <w:rPr>
+          <w:lang w:val="en-SI"/>
+        </w:rPr>
+        <w:t>sistema</w:t>
+      </w:r>
+      <w:proofErr w:type="spellEnd"/>
     </w:p>
     <w:p>
       <w:pPr>
-        <w:ind w:left="360"/>
-        <w:rPr>
-          <w:rStyle w:val="Strong"/>
-        </w:rPr>
-      </w:pPr>
-      <w:r>
-        <w:rPr>
-          <w:rStyle w:val="Strong"/>
-        </w:rPr>
-        <w:t>Izgled menija</w:t>
+        <w:rPr>
+          <w:lang w:val="en-SI"/>
+        </w:rPr>
+      </w:pPr>
+      <w:proofErr w:type="spellStart"/>
+      <w:r>
+        <w:rPr>
+          <w:lang w:val="en-SI"/>
+        </w:rPr>
+        <w:t>Razliko</w:t>
+      </w:r>
+      <w:proofErr w:type="spellEnd"/>
+      <w:r>
+        <w:rPr>
+          <w:lang w:val="en-SI"/>
+        </w:rPr>
+        <w:t xml:space="preserve"> med </w:t>
+      </w:r>
+      <w:proofErr w:type="spellStart"/>
+      <w:r>
+        <w:rPr>
+          <w:lang w:val="en-SI"/>
+        </w:rPr>
+        <w:t>šibkimi</w:t>
+      </w:r>
+      <w:proofErr w:type="spellEnd"/>
+      <w:r>
+        <w:rPr>
+          <w:lang w:val="en-SI"/>
+        </w:rPr>
+        <w:t xml:space="preserve"> in </w:t>
+      </w:r>
+      <w:proofErr w:type="spellStart"/>
+      <w:r>
+        <w:rPr>
+          <w:lang w:val="en-SI"/>
+        </w:rPr>
+        <w:t>močnimi</w:t>
+      </w:r>
+      <w:proofErr w:type="spellEnd"/>
+      <w:r>
+        <w:rPr>
+          <w:lang w:val="en-SI"/>
+        </w:rPr>
+        <w:t xml:space="preserve"> </w:t>
+      </w:r>
+      <w:proofErr w:type="spellStart"/>
+      <w:r>
+        <w:rPr>
+          <w:lang w:val="en-SI"/>
+        </w:rPr>
+        <w:t>snopi</w:t>
+      </w:r>
+      <w:proofErr w:type="spellEnd"/>
+      <w:r>
+        <w:rPr>
+          <w:lang w:val="en-SI"/>
+        </w:rPr>
+        <w:t xml:space="preserve"> </w:t>
+      </w:r>
+      <w:proofErr w:type="spellStart"/>
+      <w:r>
+        <w:rPr>
+          <w:lang w:val="en-SI"/>
+        </w:rPr>
+        <w:t>svetlobe</w:t>
+      </w:r>
+      <w:proofErr w:type="spellEnd"/>
+      <w:r>
+        <w:rPr>
+          <w:lang w:val="en-SI"/>
+        </w:rPr>
+        <w:t xml:space="preserve"> </w:t>
+      </w:r>
+      <w:proofErr w:type="spellStart"/>
+      <w:r>
+        <w:rPr>
+          <w:lang w:val="en-SI"/>
+        </w:rPr>
+        <w:t>sem</w:t>
+      </w:r>
+      <w:proofErr w:type="spellEnd"/>
+      <w:r>
+        <w:rPr>
+          <w:lang w:val="en-SI"/>
+        </w:rPr>
+        <w:t xml:space="preserve"> </w:t>
+      </w:r>
+      <w:proofErr w:type="spellStart"/>
+      <w:r>
+        <w:rPr>
+          <w:lang w:val="en-SI"/>
+        </w:rPr>
+        <w:t>naredil</w:t>
+      </w:r>
+      <w:proofErr w:type="spellEnd"/>
+      <w:r>
+        <w:rPr>
+          <w:lang w:val="en-SI"/>
+        </w:rPr>
+        <w:t xml:space="preserve"> </w:t>
+      </w:r>
+      <w:proofErr w:type="spellStart"/>
+      <w:r>
+        <w:rPr>
+          <w:lang w:val="en-SI"/>
+        </w:rPr>
+        <w:t>bolj</w:t>
+      </w:r>
+      <w:proofErr w:type="spellEnd"/>
+      <w:r>
+        <w:rPr>
+          <w:lang w:val="en-SI"/>
+        </w:rPr>
+        <w:t xml:space="preserve"> </w:t>
+      </w:r>
+      <w:proofErr w:type="spellStart"/>
+      <w:r>
+        <w:rPr>
+          <w:lang w:val="en-SI"/>
+        </w:rPr>
+        <w:t>očitno</w:t>
+      </w:r>
+      <w:proofErr w:type="spellEnd"/>
+      <w:r>
+        <w:rPr>
+          <w:lang w:val="en-SI"/>
+        </w:rPr>
+        <w:t xml:space="preserve">. </w:t>
+      </w:r>
+      <w:proofErr w:type="spellStart"/>
+      <w:r>
+        <w:rPr>
+          <w:lang w:val="en-SI"/>
+        </w:rPr>
+        <w:t>Svetlobo</w:t>
+      </w:r>
+      <w:proofErr w:type="spellEnd"/>
+      <w:r>
+        <w:rPr>
+          <w:lang w:val="en-SI"/>
+        </w:rPr>
+        <w:t xml:space="preserve"> </w:t>
+      </w:r>
+      <w:proofErr w:type="spellStart"/>
+      <w:r>
+        <w:rPr>
+          <w:lang w:val="en-SI"/>
+        </w:rPr>
+        <w:t>sem</w:t>
+      </w:r>
+      <w:proofErr w:type="spellEnd"/>
+      <w:r>
+        <w:rPr>
+          <w:lang w:val="en-SI"/>
+        </w:rPr>
+        <w:t xml:space="preserve"> </w:t>
+      </w:r>
+      <w:proofErr w:type="spellStart"/>
+      <w:r>
+        <w:rPr>
+          <w:lang w:val="en-SI"/>
+        </w:rPr>
+        <w:t>tudi</w:t>
+      </w:r>
+      <w:proofErr w:type="spellEnd"/>
+      <w:r>
+        <w:rPr>
+          <w:lang w:val="en-SI"/>
+        </w:rPr>
+        <w:t xml:space="preserve"> </w:t>
+      </w:r>
+      <w:proofErr w:type="spellStart"/>
+      <w:r>
+        <w:rPr>
+          <w:lang w:val="en-SI"/>
+        </w:rPr>
+        <w:t>popekel</w:t>
+      </w:r>
+      <w:proofErr w:type="spellEnd"/>
+      <w:r>
+        <w:rPr>
+          <w:lang w:val="en-SI"/>
+        </w:rPr>
+        <w:t xml:space="preserve"> (ang. Bake), </w:t>
+      </w:r>
+      <w:proofErr w:type="spellStart"/>
+      <w:r>
+        <w:rPr>
+          <w:lang w:val="en-SI"/>
+        </w:rPr>
+        <w:t>tako</w:t>
+      </w:r>
+      <w:proofErr w:type="spellEnd"/>
+      <w:r>
+        <w:rPr>
+          <w:lang w:val="en-SI"/>
+        </w:rPr>
+        <w:t xml:space="preserve"> da je </w:t>
+      </w:r>
+      <w:proofErr w:type="spellStart"/>
+      <w:r>
+        <w:rPr>
+          <w:lang w:val="en-SI"/>
+        </w:rPr>
+        <w:t>igra</w:t>
+      </w:r>
+      <w:proofErr w:type="spellEnd"/>
+      <w:r>
+        <w:rPr>
+          <w:lang w:val="en-SI"/>
+        </w:rPr>
+        <w:t xml:space="preserve"> Tekla </w:t>
+      </w:r>
+      <w:proofErr w:type="spellStart"/>
+      <w:r>
+        <w:rPr>
+          <w:lang w:val="en-SI"/>
+        </w:rPr>
+        <w:t>bolj</w:t>
+      </w:r>
+      <w:proofErr w:type="spellEnd"/>
+      <w:r>
+        <w:rPr>
+          <w:lang w:val="en-SI"/>
+        </w:rPr>
+        <w:t xml:space="preserve"> </w:t>
+      </w:r>
+      <w:proofErr w:type="spellStart"/>
+      <w:r>
+        <w:rPr>
+          <w:lang w:val="en-SI"/>
+        </w:rPr>
+        <w:t>tekoče</w:t>
+      </w:r>
+      <w:proofErr w:type="spellEnd"/>
+      <w:r>
+        <w:rPr>
+          <w:lang w:val="en-SI"/>
+        </w:rPr>
+        <w:t xml:space="preserve">, </w:t>
+      </w:r>
+      <w:proofErr w:type="spellStart"/>
+      <w:r>
+        <w:rPr>
+          <w:lang w:val="en-SI"/>
+        </w:rPr>
+        <w:t>saj</w:t>
+      </w:r>
+      <w:proofErr w:type="spellEnd"/>
+      <w:r>
+        <w:rPr>
+          <w:lang w:val="en-SI"/>
+        </w:rPr>
+        <w:t xml:space="preserve"> je </w:t>
+      </w:r>
+      <w:proofErr w:type="spellStart"/>
+      <w:r>
+        <w:rPr>
+          <w:lang w:val="en-SI"/>
+        </w:rPr>
+        <w:t>bilo</w:t>
+      </w:r>
+      <w:proofErr w:type="spellEnd"/>
+      <w:r>
+        <w:rPr>
+          <w:lang w:val="en-SI"/>
+        </w:rPr>
+        <w:t xml:space="preserve"> </w:t>
+      </w:r>
+      <w:proofErr w:type="spellStart"/>
+      <w:r>
+        <w:rPr>
+          <w:lang w:val="en-SI"/>
+        </w:rPr>
+        <w:t>potrebnih</w:t>
+      </w:r>
+      <w:proofErr w:type="spellEnd"/>
+      <w:r>
+        <w:rPr>
+          <w:lang w:val="en-SI"/>
+        </w:rPr>
+        <w:t xml:space="preserve"> </w:t>
+      </w:r>
+      <w:proofErr w:type="spellStart"/>
+      <w:r>
+        <w:rPr>
+          <w:lang w:val="en-SI"/>
+        </w:rPr>
+        <w:t>manj</w:t>
+      </w:r>
+      <w:proofErr w:type="spellEnd"/>
+      <w:r>
+        <w:rPr>
+          <w:lang w:val="en-SI"/>
+        </w:rPr>
+        <w:t xml:space="preserve"> </w:t>
+      </w:r>
+      <w:proofErr w:type="spellStart"/>
+      <w:r>
+        <w:rPr>
+          <w:lang w:val="en-SI"/>
+        </w:rPr>
+        <w:t>kalkulacij</w:t>
+      </w:r>
+      <w:proofErr w:type="spellEnd"/>
+      <w:r>
+        <w:rPr>
+          <w:lang w:val="en-SI"/>
+        </w:rPr>
+        <w:t xml:space="preserve">, </w:t>
+      </w:r>
+      <w:proofErr w:type="spellStart"/>
+      <w:r>
+        <w:rPr>
+          <w:lang w:val="en-SI"/>
+        </w:rPr>
+        <w:t>kar</w:t>
+      </w:r>
+      <w:proofErr w:type="spellEnd"/>
+      <w:r>
+        <w:rPr>
+          <w:lang w:val="en-SI"/>
+        </w:rPr>
+        <w:t xml:space="preserve"> je </w:t>
+      </w:r>
+      <w:proofErr w:type="spellStart"/>
+      <w:r>
+        <w:rPr>
+          <w:lang w:val="en-SI"/>
+        </w:rPr>
+        <w:t>pripomoglo</w:t>
+      </w:r>
+      <w:proofErr w:type="spellEnd"/>
+      <w:r>
+        <w:rPr>
+          <w:lang w:val="en-SI"/>
+        </w:rPr>
+        <w:t xml:space="preserve"> k </w:t>
+      </w:r>
+      <w:proofErr w:type="spellStart"/>
+      <w:r>
+        <w:rPr>
+          <w:lang w:val="en-SI"/>
+        </w:rPr>
+        <w:t>bolj</w:t>
+      </w:r>
+      <w:proofErr w:type="spellEnd"/>
+      <w:r>
+        <w:rPr>
+          <w:lang w:val="en-SI"/>
+        </w:rPr>
+        <w:t xml:space="preserve"> </w:t>
+      </w:r>
+      <w:proofErr w:type="spellStart"/>
+      <w:r>
+        <w:rPr>
+          <w:lang w:val="en-SI"/>
+        </w:rPr>
+        <w:t>tekoči</w:t>
+      </w:r>
+      <w:proofErr w:type="spellEnd"/>
+      <w:r>
+        <w:rPr>
+          <w:lang w:val="en-SI"/>
+        </w:rPr>
+        <w:t xml:space="preserve"> </w:t>
+      </w:r>
+      <w:proofErr w:type="spellStart"/>
+      <w:r>
+        <w:rPr>
+          <w:lang w:val="en-SI"/>
+        </w:rPr>
+        <w:t>igri</w:t>
+      </w:r>
+      <w:proofErr w:type="spellEnd"/>
+      <w:r>
+        <w:rPr>
+          <w:lang w:val="en-SI"/>
+        </w:rPr>
+        <w:t xml:space="preserve"> in </w:t>
+      </w:r>
+      <w:proofErr w:type="spellStart"/>
+      <w:r>
+        <w:rPr>
+          <w:lang w:val="en-SI"/>
+        </w:rPr>
+        <w:t>igralski</w:t>
+      </w:r>
+      <w:proofErr w:type="spellEnd"/>
+      <w:r>
+        <w:rPr>
+          <w:lang w:val="en-SI"/>
+        </w:rPr>
+        <w:t xml:space="preserve"> </w:t>
+      </w:r>
+      <w:proofErr w:type="spellStart"/>
+      <w:r>
+        <w:rPr>
+          <w:lang w:val="en-SI"/>
+        </w:rPr>
+        <w:t>izkušnji</w:t>
+      </w:r>
+      <w:proofErr w:type="spellEnd"/>
+      <w:r>
+        <w:rPr>
+          <w:lang w:val="en-SI"/>
+        </w:rPr>
+        <w:t>.</w:t>
+      </w:r>
+      <w:r>
+        <w:rPr>
+          <w:lang w:val="en-SI"/>
+        </w:rPr>
+        <w:t xml:space="preserve"> </w:t>
+      </w:r>
+      <w:proofErr w:type="spellStart"/>
+      <w:r>
+        <w:rPr>
+          <w:lang w:val="en-SI"/>
+        </w:rPr>
+        <w:t>Igra</w:t>
+      </w:r>
+      <w:proofErr w:type="spellEnd"/>
+      <w:r>
+        <w:rPr>
+          <w:lang w:val="en-SI"/>
+        </w:rPr>
+        <w:t xml:space="preserve"> je </w:t>
+      </w:r>
+      <w:proofErr w:type="spellStart"/>
+      <w:r>
+        <w:rPr>
+          <w:lang w:val="en-SI"/>
+        </w:rPr>
+        <w:t>začela</w:t>
+      </w:r>
+      <w:proofErr w:type="spellEnd"/>
+      <w:r>
+        <w:rPr>
+          <w:lang w:val="en-SI"/>
+        </w:rPr>
+        <w:t xml:space="preserve"> </w:t>
+      </w:r>
+      <w:proofErr w:type="spellStart"/>
+      <w:r>
+        <w:rPr>
+          <w:lang w:val="en-SI"/>
+        </w:rPr>
+        <w:t>pridobivati</w:t>
+      </w:r>
+      <w:proofErr w:type="spellEnd"/>
+      <w:r>
+        <w:rPr>
+          <w:lang w:val="en-SI"/>
+        </w:rPr>
+        <w:t xml:space="preserve"> </w:t>
+      </w:r>
+      <w:proofErr w:type="spellStart"/>
+      <w:r>
+        <w:rPr>
+          <w:lang w:val="en-SI"/>
+        </w:rPr>
+        <w:t>realističen</w:t>
+      </w:r>
+      <w:proofErr w:type="spellEnd"/>
+      <w:r>
+        <w:rPr>
+          <w:lang w:val="en-SI"/>
+        </w:rPr>
+        <w:t xml:space="preserve"> in </w:t>
+      </w:r>
+      <w:proofErr w:type="spellStart"/>
+      <w:r>
+        <w:rPr>
+          <w:lang w:val="en-SI"/>
+        </w:rPr>
+        <w:t>lep</w:t>
+      </w:r>
+      <w:proofErr w:type="spellEnd"/>
+      <w:r>
+        <w:rPr>
+          <w:lang w:val="en-SI"/>
+        </w:rPr>
+        <w:t xml:space="preserve"> </w:t>
+      </w:r>
+      <w:proofErr w:type="spellStart"/>
+      <w:r>
+        <w:rPr>
+          <w:lang w:val="en-SI"/>
+        </w:rPr>
+        <w:t>izgled</w:t>
+      </w:r>
+      <w:proofErr w:type="spellEnd"/>
+      <w:r>
+        <w:rPr>
+          <w:lang w:val="en-SI"/>
+        </w:rPr>
+        <w:t>.</w:t>
+      </w:r>
+      <w:r>
+        <w:rPr>
+          <w:lang w:val="en-SI"/>
+        </w:rPr>
+        <w:t xml:space="preserve"> </w:t>
       </w:r>
     </w:p>
     <w:p>
       <w:pPr>
-        <w:ind w:left="360"/>
-      </w:pPr>
-      <w:r>
-        <w:t>Da bi glavni meni naredil zanimiv, sem namesto uporabe 2D elementov, v ozadje postavil nekaj sten, ki predstavljajo en del neke črne sobe in vanjo postavil luč, ki utripa.</w:t>
-      </w:r>
-      <w:r>
-        <w:t xml:space="preserve"> </w:t>
-      </w:r>
-      <w:r>
-        <w:t>Tudi gumbe in ostale elemente sem uskladil</w:t>
-      </w:r>
-      <w:r>
-        <w:t xml:space="preserve"> z odtenki sive, rdeče in črn</w:t>
-      </w:r>
-      <w:r>
-        <w:t>o</w:t>
-      </w:r>
-      <w:r>
-        <w:t>.</w:t>
-      </w:r>
-      <w:r>
-        <w:t xml:space="preserve"> </w:t>
-      </w:r>
+        <w:pStyle w:val="Heading4"/>
+        <w:rPr>
+          <w:lang w:val="en-SI"/>
+        </w:rPr>
+      </w:pPr>
+      <w:r>
+        <w:rPr>
+          <w:lang w:val="en-SI"/>
+        </w:rPr>
+        <w:t xml:space="preserve">Prvi build </w:t>
+      </w:r>
+      <w:proofErr w:type="spellStart"/>
+      <w:r>
+        <w:rPr>
+          <w:lang w:val="en-SI"/>
+        </w:rPr>
+        <w:t>igre</w:t>
+      </w:r>
+      <w:proofErr w:type="spellEnd"/>
     </w:p>
     <w:p>
       <w:pPr>
-        <w:ind w:left="360"/>
-        <w:rPr>
-          <w:rStyle w:val="Strong"/>
-        </w:rPr>
-      </w:pPr>
-      <w:r>
-        <w:rPr>
-          <w:rStyle w:val="Strong"/>
-        </w:rPr>
-        <w:t>Interakcija na meniju</w:t>
+        <w:rPr>
+          <w:lang w:val="en-SI"/>
+        </w:rPr>
+      </w:pPr>
+      <w:r>
+        <w:rPr>
+          <w:lang w:val="en-SI"/>
+        </w:rPr>
+        <w:t xml:space="preserve">Kot </w:t>
+      </w:r>
+      <w:proofErr w:type="spellStart"/>
+      <w:r>
+        <w:rPr>
+          <w:lang w:val="en-SI"/>
+        </w:rPr>
+        <w:t>zadnji</w:t>
+      </w:r>
+      <w:proofErr w:type="spellEnd"/>
+      <w:r>
+        <w:rPr>
+          <w:lang w:val="en-SI"/>
+        </w:rPr>
+        <w:t xml:space="preserve"> </w:t>
+      </w:r>
+      <w:proofErr w:type="spellStart"/>
+      <w:r>
+        <w:rPr>
+          <w:lang w:val="en-SI"/>
+        </w:rPr>
+        <w:t>korak</w:t>
+      </w:r>
+      <w:proofErr w:type="spellEnd"/>
+      <w:r>
+        <w:rPr>
+          <w:lang w:val="en-SI"/>
+        </w:rPr>
+        <w:t xml:space="preserve"> </w:t>
+      </w:r>
+      <w:proofErr w:type="spellStart"/>
+      <w:r>
+        <w:rPr>
+          <w:lang w:val="en-SI"/>
+        </w:rPr>
+        <w:t>sem</w:t>
+      </w:r>
+      <w:proofErr w:type="spellEnd"/>
+      <w:r>
+        <w:rPr>
+          <w:lang w:val="en-SI"/>
+        </w:rPr>
+        <w:t xml:space="preserve"> </w:t>
+      </w:r>
+      <w:proofErr w:type="spellStart"/>
+      <w:r>
+        <w:rPr>
+          <w:lang w:val="en-SI"/>
+        </w:rPr>
+        <w:t>pripravil</w:t>
+      </w:r>
+      <w:proofErr w:type="spellEnd"/>
+      <w:r>
+        <w:rPr>
+          <w:lang w:val="en-SI"/>
+        </w:rPr>
+        <w:t xml:space="preserve"> </w:t>
+      </w:r>
+      <w:proofErr w:type="spellStart"/>
+      <w:r>
+        <w:rPr>
+          <w:lang w:val="en-SI"/>
+        </w:rPr>
+        <w:t>prvi</w:t>
+      </w:r>
+      <w:proofErr w:type="spellEnd"/>
+      <w:r>
+        <w:rPr>
+          <w:lang w:val="en-SI"/>
+        </w:rPr>
+        <w:t xml:space="preserve"> build </w:t>
+      </w:r>
+      <w:proofErr w:type="spellStart"/>
+      <w:r>
+        <w:rPr>
+          <w:lang w:val="en-SI"/>
+        </w:rPr>
+        <w:t>igre</w:t>
+      </w:r>
+      <w:proofErr w:type="spellEnd"/>
+      <w:r>
+        <w:rPr>
+          <w:lang w:val="en-SI"/>
+        </w:rPr>
+        <w:t xml:space="preserve">, ki </w:t>
+      </w:r>
+      <w:proofErr w:type="spellStart"/>
+      <w:r>
+        <w:rPr>
+          <w:lang w:val="en-SI"/>
+        </w:rPr>
+        <w:t>omogoča</w:t>
+      </w:r>
+      <w:proofErr w:type="spellEnd"/>
+      <w:r>
+        <w:rPr>
+          <w:lang w:val="en-SI"/>
+        </w:rPr>
+        <w:t xml:space="preserve"> </w:t>
+      </w:r>
+      <w:proofErr w:type="spellStart"/>
+      <w:r>
+        <w:rPr>
+          <w:lang w:val="en-SI"/>
+        </w:rPr>
+        <w:t>zagon</w:t>
+      </w:r>
+      <w:proofErr w:type="spellEnd"/>
+      <w:r>
+        <w:rPr>
+          <w:lang w:val="en-SI"/>
+        </w:rPr>
+        <w:t xml:space="preserve"> </w:t>
+      </w:r>
+      <w:proofErr w:type="spellStart"/>
+      <w:r>
+        <w:rPr>
+          <w:lang w:val="en-SI"/>
+        </w:rPr>
+        <w:t>igre</w:t>
+      </w:r>
+      <w:proofErr w:type="spellEnd"/>
+      <w:r>
+        <w:rPr>
+          <w:lang w:val="en-SI"/>
+        </w:rPr>
+        <w:t xml:space="preserve"> </w:t>
+      </w:r>
+      <w:proofErr w:type="spellStart"/>
+      <w:r>
+        <w:rPr>
+          <w:lang w:val="en-SI"/>
+        </w:rPr>
+        <w:t>zunaj</w:t>
+      </w:r>
+      <w:proofErr w:type="spellEnd"/>
+      <w:r>
+        <w:rPr>
+          <w:lang w:val="en-SI"/>
+        </w:rPr>
+        <w:t xml:space="preserve"> </w:t>
+      </w:r>
+      <w:proofErr w:type="spellStart"/>
+      <w:r>
+        <w:rPr>
+          <w:lang w:val="en-SI"/>
+        </w:rPr>
+        <w:t>okolja</w:t>
+      </w:r>
+      <w:proofErr w:type="spellEnd"/>
+      <w:r>
+        <w:rPr>
+          <w:lang w:val="en-SI"/>
+        </w:rPr>
+        <w:t xml:space="preserve"> Unity.</w:t>
+      </w:r>
+      <w:r>
+        <w:rPr>
+          <w:lang w:val="en-SI"/>
+        </w:rPr>
+        <w:t xml:space="preserve"> V </w:t>
+      </w:r>
+      <w:proofErr w:type="spellStart"/>
+      <w:r>
+        <w:rPr>
+          <w:lang w:val="en-SI"/>
+        </w:rPr>
+        <w:t>buildu</w:t>
+      </w:r>
+      <w:proofErr w:type="spellEnd"/>
+      <w:r>
+        <w:rPr>
+          <w:lang w:val="en-SI"/>
+        </w:rPr>
+        <w:t xml:space="preserve"> </w:t>
+      </w:r>
+      <w:proofErr w:type="spellStart"/>
+      <w:r>
+        <w:rPr>
+          <w:lang w:val="en-SI"/>
+        </w:rPr>
+        <w:t>sem</w:t>
+      </w:r>
+      <w:proofErr w:type="spellEnd"/>
+      <w:r>
+        <w:rPr>
+          <w:lang w:val="en-SI"/>
+        </w:rPr>
+        <w:t xml:space="preserve"> </w:t>
+      </w:r>
+      <w:proofErr w:type="spellStart"/>
+      <w:r>
+        <w:rPr>
+          <w:lang w:val="en-SI"/>
+        </w:rPr>
+        <w:t>testiral</w:t>
+      </w:r>
+      <w:proofErr w:type="spellEnd"/>
+      <w:r>
+        <w:rPr>
+          <w:lang w:val="en-SI"/>
+        </w:rPr>
+        <w:t xml:space="preserve">, </w:t>
+      </w:r>
+      <w:proofErr w:type="spellStart"/>
+      <w:r>
+        <w:rPr>
+          <w:lang w:val="en-SI"/>
+        </w:rPr>
+        <w:t>če</w:t>
+      </w:r>
+      <w:proofErr w:type="spellEnd"/>
+      <w:r>
+        <w:rPr>
+          <w:lang w:val="en-SI"/>
+        </w:rPr>
+        <w:t xml:space="preserve"> </w:t>
+      </w:r>
+      <w:proofErr w:type="spellStart"/>
+      <w:r>
+        <w:rPr>
+          <w:lang w:val="en-SI"/>
+        </w:rPr>
+        <w:t>prihaja</w:t>
+      </w:r>
+      <w:proofErr w:type="spellEnd"/>
+      <w:r>
+        <w:rPr>
+          <w:lang w:val="en-SI"/>
+        </w:rPr>
+        <w:t xml:space="preserve"> do </w:t>
+      </w:r>
+      <w:proofErr w:type="spellStart"/>
+      <w:r>
+        <w:rPr>
+          <w:lang w:val="en-SI"/>
+        </w:rPr>
+        <w:t>kašnih</w:t>
+      </w:r>
+      <w:proofErr w:type="spellEnd"/>
+      <w:r>
+        <w:rPr>
+          <w:lang w:val="en-SI"/>
+        </w:rPr>
+        <w:t xml:space="preserve"> </w:t>
+      </w:r>
+      <w:proofErr w:type="spellStart"/>
+      <w:r>
+        <w:rPr>
+          <w:lang w:val="en-SI"/>
+        </w:rPr>
+        <w:t>napak</w:t>
+      </w:r>
+      <w:proofErr w:type="spellEnd"/>
+      <w:r>
+        <w:rPr>
+          <w:lang w:val="en-SI"/>
+        </w:rPr>
+        <w:t xml:space="preserve"> in </w:t>
+      </w:r>
+      <w:proofErr w:type="spellStart"/>
+      <w:r>
+        <w:rPr>
+          <w:lang w:val="en-SI"/>
+        </w:rPr>
+        <w:t>če</w:t>
+      </w:r>
+      <w:proofErr w:type="spellEnd"/>
+      <w:r>
+        <w:rPr>
+          <w:lang w:val="en-SI"/>
+        </w:rPr>
+        <w:t xml:space="preserve"> je </w:t>
+      </w:r>
+      <w:proofErr w:type="spellStart"/>
+      <w:r>
+        <w:rPr>
+          <w:lang w:val="en-SI"/>
+        </w:rPr>
+        <w:t>igra</w:t>
+      </w:r>
+      <w:proofErr w:type="spellEnd"/>
+      <w:r>
+        <w:rPr>
+          <w:lang w:val="en-SI"/>
+        </w:rPr>
+        <w:t xml:space="preserve"> </w:t>
+      </w:r>
+      <w:proofErr w:type="spellStart"/>
+      <w:r>
+        <w:rPr>
+          <w:lang w:val="en-SI"/>
+        </w:rPr>
+        <w:t>tekoča</w:t>
+      </w:r>
+      <w:proofErr w:type="spellEnd"/>
+      <w:r>
+        <w:rPr>
+          <w:lang w:val="en-SI"/>
+        </w:rPr>
+        <w:t>.</w:t>
+      </w:r>
+      <w:r>
+        <w:rPr>
+          <w:lang w:val="en-SI"/>
+        </w:rPr>
+        <w:t xml:space="preserve"> </w:t>
+      </w:r>
+      <w:proofErr w:type="spellStart"/>
+      <w:r>
+        <w:rPr>
+          <w:lang w:val="en-SI"/>
+        </w:rPr>
+        <w:t>Igra</w:t>
+      </w:r>
+      <w:proofErr w:type="spellEnd"/>
+      <w:r>
+        <w:rPr>
+          <w:lang w:val="en-SI"/>
+        </w:rPr>
+        <w:t xml:space="preserve"> </w:t>
+      </w:r>
+      <w:proofErr w:type="spellStart"/>
+      <w:r>
+        <w:rPr>
+          <w:lang w:val="en-SI"/>
+        </w:rPr>
+        <w:t>sem</w:t>
+      </w:r>
+      <w:proofErr w:type="spellEnd"/>
+      <w:r>
+        <w:rPr>
+          <w:lang w:val="en-SI"/>
+        </w:rPr>
+        <w:t xml:space="preserve"> </w:t>
+      </w:r>
+      <w:proofErr w:type="spellStart"/>
+      <w:r>
+        <w:rPr>
+          <w:lang w:val="en-SI"/>
+        </w:rPr>
+        <w:t>tudi</w:t>
+      </w:r>
+      <w:proofErr w:type="spellEnd"/>
+      <w:r>
+        <w:rPr>
+          <w:lang w:val="en-SI"/>
+        </w:rPr>
+        <w:t xml:space="preserve"> dal </w:t>
+      </w:r>
+      <w:proofErr w:type="spellStart"/>
+      <w:r>
+        <w:rPr>
+          <w:lang w:val="en-SI"/>
+        </w:rPr>
+        <w:t>na</w:t>
+      </w:r>
+      <w:proofErr w:type="spellEnd"/>
+      <w:r>
+        <w:rPr>
+          <w:lang w:val="en-SI"/>
+        </w:rPr>
+        <w:t xml:space="preserve"> </w:t>
+      </w:r>
+      <w:proofErr w:type="spellStart"/>
+      <w:r>
+        <w:rPr>
+          <w:lang w:val="en-SI"/>
+        </w:rPr>
+        <w:t>preizkus</w:t>
+      </w:r>
+      <w:proofErr w:type="spellEnd"/>
+      <w:r>
+        <w:rPr>
+          <w:lang w:val="en-SI"/>
+        </w:rPr>
+        <w:t xml:space="preserve"> </w:t>
+      </w:r>
+      <w:proofErr w:type="spellStart"/>
+      <w:r>
+        <w:rPr>
+          <w:lang w:val="en-SI"/>
+        </w:rPr>
+        <w:t>sošolcem</w:t>
+      </w:r>
+      <w:proofErr w:type="spellEnd"/>
+      <w:r>
+        <w:rPr>
+          <w:lang w:val="en-SI"/>
+        </w:rPr>
+        <w:t xml:space="preserve">, </w:t>
+      </w:r>
+      <w:proofErr w:type="spellStart"/>
+      <w:r>
+        <w:rPr>
+          <w:lang w:val="en-SI"/>
+        </w:rPr>
+        <w:t>saj</w:t>
+      </w:r>
+      <w:proofErr w:type="spellEnd"/>
+      <w:r>
+        <w:rPr>
+          <w:lang w:val="en-SI"/>
+        </w:rPr>
+        <w:t xml:space="preserve"> je </w:t>
+      </w:r>
+      <w:proofErr w:type="spellStart"/>
+      <w:r>
+        <w:rPr>
+          <w:lang w:val="en-SI"/>
+        </w:rPr>
+        <w:t>tako</w:t>
+      </w:r>
+      <w:proofErr w:type="spellEnd"/>
+      <w:r>
+        <w:rPr>
+          <w:lang w:val="en-SI"/>
+        </w:rPr>
+        <w:t xml:space="preserve"> </w:t>
+      </w:r>
+      <w:proofErr w:type="spellStart"/>
+      <w:r>
+        <w:rPr>
+          <w:lang w:val="en-SI"/>
+        </w:rPr>
+        <w:t>najlažje</w:t>
+      </w:r>
+      <w:proofErr w:type="spellEnd"/>
+      <w:r>
+        <w:rPr>
+          <w:lang w:val="en-SI"/>
+        </w:rPr>
+        <w:t xml:space="preserve"> </w:t>
+      </w:r>
+      <w:proofErr w:type="spellStart"/>
+      <w:r>
+        <w:rPr>
+          <w:lang w:val="en-SI"/>
+        </w:rPr>
+        <w:t>dobiti</w:t>
+      </w:r>
+      <w:proofErr w:type="spellEnd"/>
+      <w:r>
+        <w:rPr>
+          <w:lang w:val="en-SI"/>
+        </w:rPr>
+        <w:t xml:space="preserve"> </w:t>
+      </w:r>
+      <w:proofErr w:type="spellStart"/>
+      <w:r>
+        <w:rPr>
+          <w:lang w:val="en-SI"/>
+        </w:rPr>
+        <w:t>povratno</w:t>
+      </w:r>
+      <w:proofErr w:type="spellEnd"/>
+      <w:r>
+        <w:rPr>
+          <w:lang w:val="en-SI"/>
+        </w:rPr>
+        <w:t xml:space="preserve"> </w:t>
+      </w:r>
+      <w:proofErr w:type="spellStart"/>
+      <w:r>
+        <w:rPr>
+          <w:lang w:val="en-SI"/>
+        </w:rPr>
+        <w:t>informacijo</w:t>
+      </w:r>
+      <w:proofErr w:type="spellEnd"/>
+      <w:r>
+        <w:rPr>
+          <w:lang w:val="en-SI"/>
+        </w:rPr>
+        <w:t xml:space="preserve"> in </w:t>
+      </w:r>
+      <w:proofErr w:type="spellStart"/>
+      <w:r>
+        <w:rPr>
+          <w:lang w:val="en-SI"/>
+        </w:rPr>
+        <w:t>ugotoviti</w:t>
+      </w:r>
+      <w:proofErr w:type="spellEnd"/>
+      <w:r>
+        <w:rPr>
+          <w:lang w:val="en-SI"/>
+        </w:rPr>
+        <w:t xml:space="preserve">, </w:t>
+      </w:r>
+      <w:proofErr w:type="spellStart"/>
+      <w:r>
+        <w:rPr>
+          <w:lang w:val="en-SI"/>
+        </w:rPr>
+        <w:t>kje</w:t>
+      </w:r>
+      <w:proofErr w:type="spellEnd"/>
+      <w:r>
+        <w:rPr>
+          <w:lang w:val="en-SI"/>
+        </w:rPr>
+        <w:t xml:space="preserve"> so </w:t>
+      </w:r>
+      <w:proofErr w:type="spellStart"/>
+      <w:r>
+        <w:rPr>
+          <w:lang w:val="en-SI"/>
+        </w:rPr>
+        <w:t>še</w:t>
+      </w:r>
+      <w:proofErr w:type="spellEnd"/>
+      <w:r>
+        <w:rPr>
+          <w:lang w:val="en-SI"/>
+        </w:rPr>
+        <w:t xml:space="preserve"> </w:t>
+      </w:r>
+      <w:proofErr w:type="spellStart"/>
+      <w:r>
+        <w:rPr>
+          <w:lang w:val="en-SI"/>
+        </w:rPr>
+        <w:t>kašne</w:t>
+      </w:r>
+      <w:proofErr w:type="spellEnd"/>
+      <w:r>
+        <w:rPr>
+          <w:lang w:val="en-SI"/>
+        </w:rPr>
+        <w:t xml:space="preserve"> </w:t>
+      </w:r>
+      <w:proofErr w:type="spellStart"/>
+      <w:r>
+        <w:rPr>
+          <w:lang w:val="en-SI"/>
+        </w:rPr>
+        <w:t>napake</w:t>
+      </w:r>
+      <w:proofErr w:type="spellEnd"/>
+      <w:r>
+        <w:rPr>
+          <w:lang w:val="en-SI"/>
+        </w:rPr>
+        <w:t xml:space="preserve"> in </w:t>
+      </w:r>
+      <w:proofErr w:type="spellStart"/>
+      <w:r>
+        <w:rPr>
+          <w:lang w:val="en-SI"/>
+        </w:rPr>
+        <w:t>kaj</w:t>
+      </w:r>
+      <w:proofErr w:type="spellEnd"/>
+      <w:r>
+        <w:rPr>
+          <w:lang w:val="en-SI"/>
+        </w:rPr>
+        <w:t xml:space="preserve"> bi </w:t>
+      </w:r>
+      <w:proofErr w:type="spellStart"/>
+      <w:r>
+        <w:rPr>
+          <w:lang w:val="en-SI"/>
+        </w:rPr>
+        <w:t>lahko</w:t>
+      </w:r>
+      <w:proofErr w:type="spellEnd"/>
+      <w:r>
+        <w:rPr>
+          <w:lang w:val="en-SI"/>
+        </w:rPr>
+        <w:t xml:space="preserve"> </w:t>
+      </w:r>
+      <w:proofErr w:type="spellStart"/>
+      <w:r>
+        <w:rPr>
+          <w:lang w:val="en-SI"/>
+        </w:rPr>
+        <w:t>izboljša</w:t>
+      </w:r>
+      <w:proofErr w:type="spellEnd"/>
+      <w:r>
+        <w:rPr>
+          <w:lang w:val="en-SI"/>
+        </w:rPr>
+        <w:t xml:space="preserve"> da bi </w:t>
+      </w:r>
+      <w:proofErr w:type="spellStart"/>
+      <w:r>
+        <w:rPr>
+          <w:lang w:val="en-SI"/>
+        </w:rPr>
+        <w:t>bila</w:t>
+      </w:r>
+      <w:proofErr w:type="spellEnd"/>
+      <w:r>
+        <w:rPr>
+          <w:lang w:val="en-SI"/>
+        </w:rPr>
+        <w:t xml:space="preserve"> </w:t>
+      </w:r>
+      <w:proofErr w:type="spellStart"/>
+      <w:r>
+        <w:rPr>
+          <w:lang w:val="en-SI"/>
+        </w:rPr>
+        <w:t>bolje</w:t>
+      </w:r>
+      <w:proofErr w:type="spellEnd"/>
+      <w:r>
+        <w:rPr>
+          <w:lang w:val="en-SI"/>
+        </w:rPr>
+        <w:t xml:space="preserve"> </w:t>
+      </w:r>
+      <w:proofErr w:type="spellStart"/>
+      <w:r>
+        <w:rPr>
+          <w:lang w:val="en-SI"/>
+        </w:rPr>
+        <w:t>igrana</w:t>
+      </w:r>
+      <w:proofErr w:type="spellEnd"/>
+      <w:r>
+        <w:rPr>
+          <w:lang w:val="en-SI"/>
+        </w:rPr>
+        <w:t>.</w:t>
+      </w:r>
+      <w:r>
+        <w:rPr>
+          <w:lang w:val="en-SI"/>
+        </w:rPr>
+        <w:t xml:space="preserve"> </w:t>
       </w:r>
     </w:p>
     <w:p>
       <w:pPr>
-        <w:ind w:left="360"/>
-      </w:pPr>
-      <w:r>
-        <w:t>V meni sem dodal gumbe, in dodal 2 različna podmenija</w:t>
-      </w:r>
-      <w:r>
-        <w:t xml:space="preserve"> </w:t>
-      </w:r>
-      <w:r>
-        <w:t xml:space="preserve">. Eden </w:t>
-      </w:r>
-      <w:r>
-        <w:t xml:space="preserve">je </w:t>
-      </w:r>
-      <w:r>
-        <w:t xml:space="preserve">igralcu prikazal </w:t>
-      </w:r>
-      <w:r>
-        <w:t>vse kontrole ki jih mora poznati pred igranjem.</w:t>
-      </w:r>
-      <w:r>
-        <w:t xml:space="preserve"> Drugi podmeni mu je prikazal različne nastavitve zvoka.</w:t>
-      </w:r>
-      <w:r>
-        <w:t xml:space="preserve"> </w:t>
-      </w:r>
+        <w:rPr>
+          <w:lang w:val="en-SI"/>
+        </w:rPr>
+      </w:pPr>
     </w:p>
     <w:p>
       <w:pPr>
-        <w:ind w:left="360"/>
-        <w:rPr>
-          <w:rStyle w:val="Strong"/>
+        <w:rPr>
+          <w:lang w:val="en-SI"/>
         </w:rPr>
       </w:pPr>
     </w:p>
-    <w:p>
-      <w:pPr>
-        <w:ind w:left="360"/>
-      </w:pPr>
-      <w:r>
-        <w:t xml:space="preserve"> </w:t>
-      </w:r>
-      <w:r>
-        <w:t xml:space="preserve"> </w:t>
-      </w:r>
-    </w:p>
-    <w:p>
-      <w:pPr>
-        <w:ind w:left="360"/>
-      </w:pPr>
-    </w:p>
-    <w:p>
-      <w:pPr>
-        <w:ind w:left="360"/>
-      </w:pPr>
-    </w:p>
-    <w:p>
-      <w:pPr>
-        <w:ind w:left="360"/>
-      </w:pPr>
-    </w:p>
-    <w:p>
-      <w:pPr>
-        <w:ind w:left="360"/>
-      </w:pPr>
-    </w:p>
-    <w:p>
-      <w:pPr>
-        <w:ind w:left="360"/>
-        <w:rPr>
-          <w:rStyle w:val="Strong"/>
-        </w:rPr>
-      </w:pPr>
-    </w:p>
-    <w:p>
-      <w:pPr>
-        <w:ind w:left="360"/>
-      </w:pPr>
-    </w:p>
-    <w:p>
-      <w:pPr>
-        <w:ind w:left="360"/>
-        <w:rPr>
-          <w:rStyle w:val="Strong"/>
-        </w:rPr>
-      </w:pPr>
-    </w:p>
-    <w:p>
-      <w:pPr>
-        <w:rPr>
-          <w:rStyle w:val="Strong"/>
-        </w:rPr>
-      </w:pPr>
-    </w:p>
-    <w:p>
-      <w:pPr>
-        <w:ind w:left="360"/>
-      </w:pPr>
-    </w:p>
-    <w:p>
-      <w:pPr>
-        <w:ind w:left="360"/>
-      </w:pPr>
-    </w:p>
-    <w:p>
-      <w:pPr>
-        <w:ind w:left="360"/>
-      </w:pPr>
-    </w:p>
-    <w:p/>
     <w:sectPr>
       <w:headerReference w:type="default" r:id="rId13"/>
       <w:pgSz w:w="11906" w:h="16838"/>
@@ -4723,56 +6705,24 @@
       </w:r>
     </w:p>
   </w:comment>
-  <w:comment w:id="19" w:author="Boštjan Skubic (R4A)" w:date="2025-04-14T20:01:00Z" w:initials="BS">
-    <w:p>
-      <w:pPr>
-        <w:pStyle w:val="CommentText"/>
-        <w:jc w:val="left"/>
-      </w:pPr>
-      <w:r>
-        <w:rPr>
-          <w:rStyle w:val="CommentReference"/>
-        </w:rPr>
-        <w:annotationRef/>
-      </w:r>
-      <w:r>
-        <w:t>Opiši bolj podrobno</w:t>
-      </w:r>
-    </w:p>
-  </w:comment>
 </w:comments>
 </file>
 
 <file path=word/commentsExtended.xml><?xml version="1.0" encoding="utf-8"?>
 <w15:commentsEx xmlns:wpc="http://schemas.microsoft.com/office/word/2010/wordprocessingCanvas" xmlns:cx="http://schemas.microsoft.com/office/drawing/2014/chartex" xmlns:cx1="http://schemas.microsoft.com/office/drawing/2015/9/8/chartex" xmlns:cx2="http://schemas.microsoft.com/office/drawing/2015/10/21/chartex" xmlns:cx3="http://schemas.microsoft.com/office/drawing/2016/5/9/chartex" xmlns:cx4="http://schemas.microsoft.com/office/drawing/2016/5/10/chartex" xmlns:cx5="http://schemas.microsoft.com/office/drawing/2016/5/11/chartex" xmlns:cx6="http://schemas.microsoft.com/office/drawing/2016/5/12/chartex" xmlns:cx7="http://schemas.microsoft.com/office/drawing/2016/5/13/chartex" xmlns:cx8="http://schemas.microsoft.com/office/drawing/2016/5/14/chartex" xmlns:mc="http://schemas.openxmlformats.org/markup-compatibility/2006" xmlns:aink="http://schemas.microsoft.com/office/drawing/2016/ink" xmlns:am3d="http://schemas.microsoft.com/office/drawing/2017/model3d" xmlns:o="urn:schemas-microsoft-com:office:office" xmlns:oel="http://schemas.microsoft.com/office/2019/extlst" xmlns:r="http://schemas.openxmlformats.org/officeDocument/2006/relationships" xmlns:m="http://schemas.openxmlformats.org/officeDocument/2006/math" xmlns:v="urn:schemas-microsoft-com:vml" xmlns:wp14="http://schemas.microsoft.com/office/word/2010/wordprocessingDrawing" xmlns:wp="http://schemas.openxmlformats.org/drawingml/2006/wordprocessingDrawing" xmlns:w10="urn:schemas-microsoft-com:office:word" xmlns:w="http://schemas.openxmlformats.org/wordprocessingml/2006/main" xmlns:w14="http://schemas.microsoft.com/office/word/2010/wordml" xmlns:w15="http://schemas.microsoft.com/office/word/2012/wordml" xmlns:w16cex="http://schemas.microsoft.com/office/word/2018/wordml/cex" xmlns:w16cid="http://schemas.microsoft.com/office/word/2016/wordml/cid" xmlns:w16="http://schemas.microsoft.com/office/word/2018/wordml" xmlns:w16du="http://schemas.microsoft.com/office/word/2023/wordml/word16du" xmlns:w16sdtdh="http://schemas.microsoft.com/office/word/2020/wordml/sdtdatahash" xmlns:w16sdtfl="http://schemas.microsoft.com/office/word/2024/wordml/sdtformatlock" xmlns:w16se="http://schemas.microsoft.com/office/word/2015/wordml/symex" xmlns:wpg="http://schemas.microsoft.com/office/word/2010/wordprocessingGroup" xmlns:wpi="http://schemas.microsoft.com/office/word/2010/wordprocessingInk" xmlns:wne="http://schemas.microsoft.com/office/word/2006/wordml" xmlns:wps="http://schemas.microsoft.com/office/word/2010/wordprocessingShape" mc:Ignorable="w14 w15 w16se w16cid w16 w16cex w16sdtdh w16sdtfl w16du wp14">
   <w15:commentEx w15:paraId="2F038F9E" w15:done="0"/>
-  <w15:commentEx w15:paraId="5D157C7B" w15:done="0"/>
 </w15:commentsEx>
 </file>
 
 <file path=word/commentsExtensible.xml><?xml version="1.0" encoding="utf-8"?>
 <w16cex:commentsExtensible xmlns:wpc="http://schemas.microsoft.com/office/word/2010/wordprocessingCanvas" xmlns:cx="http://schemas.microsoft.com/office/drawing/2014/chartex" xmlns:cx1="http://schemas.microsoft.com/office/drawing/2015/9/8/chartex" xmlns:cx2="http://schemas.microsoft.com/office/drawing/2015/10/21/chartex" xmlns:cx3="http://schemas.microsoft.com/office/drawing/2016/5/9/chartex" xmlns:cx4="http://schemas.microsoft.com/office/drawing/2016/5/10/chartex" xmlns:cx5="http://schemas.microsoft.com/office/drawing/2016/5/11/chartex" xmlns:cx6="http://schemas.microsoft.com/office/drawing/2016/5/12/chartex" xmlns:cx7="http://schemas.microsoft.com/office/drawing/2016/5/13/chartex" xmlns:cx8="http://schemas.microsoft.com/office/drawing/2016/5/14/chartex" xmlns:cr="http://schemas.microsoft.com/office/comments/2020/reactions" xmlns:mc="http://schemas.openxmlformats.org/markup-compatibility/2006" xmlns:aink="http://schemas.microsoft.com/office/drawing/2016/ink" xmlns:am3d="http://schemas.microsoft.com/office/drawing/2017/model3d" xmlns:o="urn:schemas-microsoft-com:office:office" xmlns:oel="http://schemas.microsoft.com/office/2019/extlst" xmlns:r="http://schemas.openxmlformats.org/officeDocument/2006/relationships" xmlns:m="http://schemas.openxmlformats.org/officeDocument/2006/math" xmlns:v="urn:schemas-microsoft-com:vml" xmlns:wp14="http://schemas.microsoft.com/office/word/2010/wordprocessingDrawing" xmlns:wp="http://schemas.openxmlformats.org/drawingml/2006/wordprocessingDrawing" xmlns:w10="urn:schemas-microsoft-com:office:word" xmlns:w="http://schemas.openxmlformats.org/wordprocessingml/2006/main" xmlns:w14="http://schemas.microsoft.com/office/word/2010/wordml" xmlns:w15="http://schemas.microsoft.com/office/word/2012/wordml" xmlns:w16cex="http://schemas.microsoft.com/office/word/2018/wordml/cex" xmlns:w16cid="http://schemas.microsoft.com/office/word/2016/wordml/cid" xmlns:w16="http://schemas.microsoft.com/office/word/2018/wordml" xmlns:w16du="http://schemas.microsoft.com/office/word/2023/wordml/word16du" xmlns:w16sdtdh="http://schemas.microsoft.com/office/word/2020/wordml/sdtdatahash" xmlns:w16sdtfl="http://schemas.microsoft.com/office/word/2024/wordml/sdtformatlock" xmlns:w16se="http://schemas.microsoft.com/office/word/2015/wordml/symex" xmlns:wpg="http://schemas.microsoft.com/office/word/2010/wordprocessingGroup" xmlns:wpi="http://schemas.microsoft.com/office/word/2010/wordprocessingInk" xmlns:wne="http://schemas.microsoft.com/office/word/2006/wordml" xmlns:wps="http://schemas.microsoft.com/office/word/2010/wordprocessingShape" mc:Ignorable="w14 w15 w16se w16cid w16 w16cex w16sdtdh w16sdtfl cr w16du wp14">
   <w16cex:commentExtensible w16cex:durableId="0AD6E163" w16cex:dateUtc="2025-04-14T18:01:00Z"/>
-  <w16cex:commentExtensible w16cex:durableId="113F1385" w16cex:dateUtc="2025-04-14T18:01:00Z">
-    <w16cex:extLst>
-      <w16:ext w16:uri="{CE6994B0-6A32-4C9F-8C6B-6E91EDA988CE}">
-        <cr:reactions xmlns:cr="http://schemas.microsoft.com/office/comments/2020/reactions">
-          <cr:reaction reactionType="1">
-            <cr:reactionInfo dateUtc="2025-04-14T18:01:48Z">
-              <cr:user userId="S::bostjan.skubic@students.vegova.si::cd65d21b-fd3b-49c2-a707-34eb5b53817c" userProvider="AD" userName="Boštjan Skubic (R4A)"/>
-            </cr:reactionInfo>
-          </cr:reaction>
-        </cr:reactions>
-      </w16:ext>
-    </w16cex:extLst>
-  </w16cex:commentExtensible>
 </w16cex:commentsExtensible>
 </file>
 
 <file path=word/commentsIds.xml><?xml version="1.0" encoding="utf-8"?>
 <w16cid:commentsIds xmlns:wpc="http://schemas.microsoft.com/office/word/2010/wordprocessingCanvas" xmlns:cx="http://schemas.microsoft.com/office/drawing/2014/chartex" xmlns:cx1="http://schemas.microsoft.com/office/drawing/2015/9/8/chartex" xmlns:cx2="http://schemas.microsoft.com/office/drawing/2015/10/21/chartex" xmlns:cx3="http://schemas.microsoft.com/office/drawing/2016/5/9/chartex" xmlns:cx4="http://schemas.microsoft.com/office/drawing/2016/5/10/chartex" xmlns:cx5="http://schemas.microsoft.com/office/drawing/2016/5/11/chartex" xmlns:cx6="http://schemas.microsoft.com/office/drawing/2016/5/12/chartex" xmlns:cx7="http://schemas.microsoft.com/office/drawing/2016/5/13/chartex" xmlns:cx8="http://schemas.microsoft.com/office/drawing/2016/5/14/chartex" xmlns:mc="http://schemas.openxmlformats.org/markup-compatibility/2006" xmlns:aink="http://schemas.microsoft.com/office/drawing/2016/ink" xmlns:am3d="http://schemas.microsoft.com/office/drawing/2017/model3d" xmlns:o="urn:schemas-microsoft-com:office:office" xmlns:oel="http://schemas.microsoft.com/office/2019/extlst" xmlns:r="http://schemas.openxmlformats.org/officeDocument/2006/relationships" xmlns:m="http://schemas.openxmlformats.org/officeDocument/2006/math" xmlns:v="urn:schemas-microsoft-com:vml" xmlns:wp14="http://schemas.microsoft.com/office/word/2010/wordprocessingDrawing" xmlns:wp="http://schemas.openxmlformats.org/drawingml/2006/wordprocessingDrawing" xmlns:w10="urn:schemas-microsoft-com:office:word" xmlns:w="http://schemas.openxmlformats.org/wordprocessingml/2006/main" xmlns:w14="http://schemas.microsoft.com/office/word/2010/wordml" xmlns:w15="http://schemas.microsoft.com/office/word/2012/wordml" xmlns:w16cex="http://schemas.microsoft.com/office/word/2018/wordml/cex" xmlns:w16cid="http://schemas.microsoft.com/office/word/2016/wordml/cid" xmlns:w16="http://schemas.microsoft.com/office/word/2018/wordml" xmlns:w16du="http://schemas.microsoft.com/office/word/2023/wordml/word16du" xmlns:w16sdtdh="http://schemas.microsoft.com/office/word/2020/wordml/sdtdatahash" xmlns:w16sdtfl="http://schemas.microsoft.com/office/word/2024/wordml/sdtformatlock" xmlns:w16se="http://schemas.microsoft.com/office/word/2015/wordml/symex" xmlns:wpg="http://schemas.microsoft.com/office/word/2010/wordprocessingGroup" xmlns:wpi="http://schemas.microsoft.com/office/word/2010/wordprocessingInk" xmlns:wne="http://schemas.microsoft.com/office/word/2006/wordml" xmlns:wps="http://schemas.microsoft.com/office/word/2010/wordprocessingShape" mc:Ignorable="w14 w15 w16se w16cid w16 w16cex w16sdtdh w16sdtfl w16du wp14">
   <w16cid:commentId w16cid:paraId="2F038F9E" w16cid:durableId="0AD6E163"/>
-  <w16cid:commentId w16cid:paraId="5D157C7B" w16cid:durableId="113F1385"/>
 </w16cid:commentsIds>
 </file>
 
@@ -5562,6 +7512,119 @@
     </w:lvl>
   </w:abstractNum>
   <w:abstractNum w:abstractNumId="7" w15:restartNumberingAfterBreak="0">
+    <w:nsid w:val="3B6431B3"/>
+    <w:multiLevelType w:val="hybridMultilevel"/>
+    <w:tmpl w:val="9EFE0512"/>
+    <w:lvl w:ilvl="0" w:tplc="20000001">
+      <w:start w:val="1"/>
+      <w:numFmt w:val="bullet"/>
+      <w:lvlText w:val=""/>
+      <w:lvlJc w:val="left"/>
+      <w:pPr>
+        <w:ind w:left="786" w:hanging="360"/>
+      </w:pPr>
+      <w:rPr>
+        <w:rFonts w:ascii="Symbol" w:hAnsi="Symbol" w:hint="default"/>
+      </w:rPr>
+    </w:lvl>
+    <w:lvl w:ilvl="1" w:tplc="20000003" w:tentative="1">
+      <w:start w:val="1"/>
+      <w:numFmt w:val="bullet"/>
+      <w:lvlText w:val="o"/>
+      <w:lvlJc w:val="left"/>
+      <w:pPr>
+        <w:ind w:left="1506" w:hanging="360"/>
+      </w:pPr>
+      <w:rPr>
+        <w:rFonts w:ascii="Courier New" w:hAnsi="Courier New" w:cs="Courier New" w:hint="default"/>
+      </w:rPr>
+    </w:lvl>
+    <w:lvl w:ilvl="2" w:tplc="20000005" w:tentative="1">
+      <w:start w:val="1"/>
+      <w:numFmt w:val="bullet"/>
+      <w:lvlText w:val=""/>
+      <w:lvlJc w:val="left"/>
+      <w:pPr>
+        <w:ind w:left="2226" w:hanging="360"/>
+      </w:pPr>
+      <w:rPr>
+        <w:rFonts w:ascii="Wingdings" w:hAnsi="Wingdings" w:hint="default"/>
+      </w:rPr>
+    </w:lvl>
+    <w:lvl w:ilvl="3" w:tplc="20000001" w:tentative="1">
+      <w:start w:val="1"/>
+      <w:numFmt w:val="bullet"/>
+      <w:lvlText w:val=""/>
+      <w:lvlJc w:val="left"/>
+      <w:pPr>
+        <w:ind w:left="2946" w:hanging="360"/>
+      </w:pPr>
+      <w:rPr>
+        <w:rFonts w:ascii="Symbol" w:hAnsi="Symbol" w:hint="default"/>
+      </w:rPr>
+    </w:lvl>
+    <w:lvl w:ilvl="4" w:tplc="20000003" w:tentative="1">
+      <w:start w:val="1"/>
+      <w:numFmt w:val="bullet"/>
+      <w:lvlText w:val="o"/>
+      <w:lvlJc w:val="left"/>
+      <w:pPr>
+        <w:ind w:left="3666" w:hanging="360"/>
+      </w:pPr>
+      <w:rPr>
+        <w:rFonts w:ascii="Courier New" w:hAnsi="Courier New" w:cs="Courier New" w:hint="default"/>
+      </w:rPr>
+    </w:lvl>
+    <w:lvl w:ilvl="5" w:tplc="20000005" w:tentative="1">
+      <w:start w:val="1"/>
+      <w:numFmt w:val="bullet"/>
+      <w:lvlText w:val=""/>
+      <w:lvlJc w:val="left"/>
+      <w:pPr>
+        <w:ind w:left="4386" w:hanging="360"/>
+      </w:pPr>
+      <w:rPr>
+        <w:rFonts w:ascii="Wingdings" w:hAnsi="Wingdings" w:hint="default"/>
+      </w:rPr>
+    </w:lvl>
+    <w:lvl w:ilvl="6" w:tplc="20000001" w:tentative="1">
+      <w:start w:val="1"/>
+      <w:numFmt w:val="bullet"/>
+      <w:lvlText w:val=""/>
+      <w:lvlJc w:val="left"/>
+      <w:pPr>
+        <w:ind w:left="5106" w:hanging="360"/>
+      </w:pPr>
+      <w:rPr>
+        <w:rFonts w:ascii="Symbol" w:hAnsi="Symbol" w:hint="default"/>
+      </w:rPr>
+    </w:lvl>
+    <w:lvl w:ilvl="7" w:tplc="20000003" w:tentative="1">
+      <w:start w:val="1"/>
+      <w:numFmt w:val="bullet"/>
+      <w:lvlText w:val="o"/>
+      <w:lvlJc w:val="left"/>
+      <w:pPr>
+        <w:ind w:left="5826" w:hanging="360"/>
+      </w:pPr>
+      <w:rPr>
+        <w:rFonts w:ascii="Courier New" w:hAnsi="Courier New" w:cs="Courier New" w:hint="default"/>
+      </w:rPr>
+    </w:lvl>
+    <w:lvl w:ilvl="8" w:tplc="20000005" w:tentative="1">
+      <w:start w:val="1"/>
+      <w:numFmt w:val="bullet"/>
+      <w:lvlText w:val=""/>
+      <w:lvlJc w:val="left"/>
+      <w:pPr>
+        <w:ind w:left="6546" w:hanging="360"/>
+      </w:pPr>
+      <w:rPr>
+        <w:rFonts w:ascii="Wingdings" w:hAnsi="Wingdings" w:hint="default"/>
+      </w:rPr>
+    </w:lvl>
+  </w:abstractNum>
+  <w:abstractNum w:abstractNumId="8" w15:restartNumberingAfterBreak="0">
     <w:nsid w:val="413A10F5"/>
     <w:multiLevelType w:val="multilevel"/>
     <w:tmpl w:val="8EB65DBC"/>
@@ -5674,7 +7737,7 @@
       </w:rPr>
     </w:lvl>
   </w:abstractNum>
-  <w:abstractNum w:abstractNumId="8" w15:restartNumberingAfterBreak="0">
+  <w:abstractNum w:abstractNumId="9" w15:restartNumberingAfterBreak="0">
     <w:nsid w:val="46741A38"/>
     <w:multiLevelType w:val="hybridMultilevel"/>
     <w:tmpl w:val="93C42D04"/>
@@ -5763,7 +7826,7 @@
       </w:pPr>
     </w:lvl>
   </w:abstractNum>
-  <w:abstractNum w:abstractNumId="9" w15:restartNumberingAfterBreak="0">
+  <w:abstractNum w:abstractNumId="10" w15:restartNumberingAfterBreak="0">
     <w:nsid w:val="53AC46D8"/>
     <w:multiLevelType w:val="multilevel"/>
     <w:tmpl w:val="1D54A25C"/>
@@ -5876,7 +7939,156 @@
       </w:rPr>
     </w:lvl>
   </w:abstractNum>
-  <w:abstractNum w:abstractNumId="10" w15:restartNumberingAfterBreak="0">
+  <w:abstractNum w:abstractNumId="11" w15:restartNumberingAfterBreak="0">
+    <w:nsid w:val="56996558"/>
+    <w:multiLevelType w:val="multilevel"/>
+    <w:tmpl w:val="4A725C3A"/>
+    <w:lvl w:ilvl="0">
+      <w:start w:val="1"/>
+      <w:numFmt w:val="bullet"/>
+      <w:lvlText w:val=""/>
+      <w:lvlJc w:val="left"/>
+      <w:pPr>
+        <w:tabs>
+          <w:tab w:val="num" w:pos="720"/>
+        </w:tabs>
+        <w:ind w:left="720" w:hanging="360"/>
+      </w:pPr>
+      <w:rPr>
+        <w:rFonts w:ascii="Symbol" w:hAnsi="Symbol" w:hint="default"/>
+        <w:sz w:val="20"/>
+      </w:rPr>
+    </w:lvl>
+    <w:lvl w:ilvl="1" w:tentative="1">
+      <w:start w:val="1"/>
+      <w:numFmt w:val="bullet"/>
+      <w:lvlText w:val="o"/>
+      <w:lvlJc w:val="left"/>
+      <w:pPr>
+        <w:tabs>
+          <w:tab w:val="num" w:pos="1440"/>
+        </w:tabs>
+        <w:ind w:left="1440" w:hanging="360"/>
+      </w:pPr>
+      <w:rPr>
+        <w:rFonts w:ascii="Courier New" w:hAnsi="Courier New" w:hint="default"/>
+        <w:sz w:val="20"/>
+      </w:rPr>
+    </w:lvl>
+    <w:lvl w:ilvl="2" w:tentative="1">
+      <w:start w:val="1"/>
+      <w:numFmt w:val="bullet"/>
+      <w:lvlText w:val=""/>
+      <w:lvlJc w:val="left"/>
+      <w:pPr>
+        <w:tabs>
+          <w:tab w:val="num" w:pos="2160"/>
+        </w:tabs>
+        <w:ind w:left="2160" w:hanging="360"/>
+      </w:pPr>
+      <w:rPr>
+        <w:rFonts w:ascii="Wingdings" w:hAnsi="Wingdings" w:hint="default"/>
+        <w:sz w:val="20"/>
+      </w:rPr>
+    </w:lvl>
+    <w:lvl w:ilvl="3" w:tentative="1">
+      <w:start w:val="1"/>
+      <w:numFmt w:val="bullet"/>
+      <w:lvlText w:val=""/>
+      <w:lvlJc w:val="left"/>
+      <w:pPr>
+        <w:tabs>
+          <w:tab w:val="num" w:pos="2880"/>
+        </w:tabs>
+        <w:ind w:left="2880" w:hanging="360"/>
+      </w:pPr>
+      <w:rPr>
+        <w:rFonts w:ascii="Wingdings" w:hAnsi="Wingdings" w:hint="default"/>
+        <w:sz w:val="20"/>
+      </w:rPr>
+    </w:lvl>
+    <w:lvl w:ilvl="4" w:tentative="1">
+      <w:start w:val="1"/>
+      <w:numFmt w:val="bullet"/>
+      <w:lvlText w:val=""/>
+      <w:lvlJc w:val="left"/>
+      <w:pPr>
+        <w:tabs>
+          <w:tab w:val="num" w:pos="3600"/>
+        </w:tabs>
+        <w:ind w:left="3600" w:hanging="360"/>
+      </w:pPr>
+      <w:rPr>
+        <w:rFonts w:ascii="Wingdings" w:hAnsi="Wingdings" w:hint="default"/>
+        <w:sz w:val="20"/>
+      </w:rPr>
+    </w:lvl>
+    <w:lvl w:ilvl="5" w:tentative="1">
+      <w:start w:val="1"/>
+      <w:numFmt w:val="bullet"/>
+      <w:lvlText w:val=""/>
+      <w:lvlJc w:val="left"/>
+      <w:pPr>
+        <w:tabs>
+          <w:tab w:val="num" w:pos="4320"/>
+        </w:tabs>
+        <w:ind w:left="4320" w:hanging="360"/>
+      </w:pPr>
+      <w:rPr>
+        <w:rFonts w:ascii="Wingdings" w:hAnsi="Wingdings" w:hint="default"/>
+        <w:sz w:val="20"/>
+      </w:rPr>
+    </w:lvl>
+    <w:lvl w:ilvl="6" w:tentative="1">
+      <w:start w:val="1"/>
+      <w:numFmt w:val="bullet"/>
+      <w:lvlText w:val=""/>
+      <w:lvlJc w:val="left"/>
+      <w:pPr>
+        <w:tabs>
+          <w:tab w:val="num" w:pos="5040"/>
+        </w:tabs>
+        <w:ind w:left="5040" w:hanging="360"/>
+      </w:pPr>
+      <w:rPr>
+        <w:rFonts w:ascii="Wingdings" w:hAnsi="Wingdings" w:hint="default"/>
+        <w:sz w:val="20"/>
+      </w:rPr>
+    </w:lvl>
+    <w:lvl w:ilvl="7" w:tentative="1">
+      <w:start w:val="1"/>
+      <w:numFmt w:val="bullet"/>
+      <w:lvlText w:val=""/>
+      <w:lvlJc w:val="left"/>
+      <w:pPr>
+        <w:tabs>
+          <w:tab w:val="num" w:pos="5760"/>
+        </w:tabs>
+        <w:ind w:left="5760" w:hanging="360"/>
+      </w:pPr>
+      <w:rPr>
+        <w:rFonts w:ascii="Wingdings" w:hAnsi="Wingdings" w:hint="default"/>
+        <w:sz w:val="20"/>
+      </w:rPr>
+    </w:lvl>
+    <w:lvl w:ilvl="8" w:tentative="1">
+      <w:start w:val="1"/>
+      <w:numFmt w:val="bullet"/>
+      <w:lvlText w:val=""/>
+      <w:lvlJc w:val="left"/>
+      <w:pPr>
+        <w:tabs>
+          <w:tab w:val="num" w:pos="6480"/>
+        </w:tabs>
+        <w:ind w:left="6480" w:hanging="360"/>
+      </w:pPr>
+      <w:rPr>
+        <w:rFonts w:ascii="Wingdings" w:hAnsi="Wingdings" w:hint="default"/>
+        <w:sz w:val="20"/>
+      </w:rPr>
+    </w:lvl>
+  </w:abstractNum>
+  <w:abstractNum w:abstractNumId="12" w15:restartNumberingAfterBreak="0">
     <w:nsid w:val="5E022A52"/>
     <w:multiLevelType w:val="multilevel"/>
     <w:tmpl w:val="9EFCC438"/>
@@ -5989,7 +8201,7 @@
       </w:rPr>
     </w:lvl>
   </w:abstractNum>
-  <w:abstractNum w:abstractNumId="11" w15:restartNumberingAfterBreak="0">
+  <w:abstractNum w:abstractNumId="13" w15:restartNumberingAfterBreak="0">
     <w:nsid w:val="6AFB762B"/>
     <w:multiLevelType w:val="multilevel"/>
     <w:tmpl w:val="554A5750"/>
@@ -6102,7 +8314,7 @@
       </w:rPr>
     </w:lvl>
   </w:abstractNum>
-  <w:abstractNum w:abstractNumId="12" w15:restartNumberingAfterBreak="0">
+  <w:abstractNum w:abstractNumId="14" w15:restartNumberingAfterBreak="0">
     <w:nsid w:val="6EE938A8"/>
     <w:multiLevelType w:val="hybridMultilevel"/>
     <w:tmpl w:val="40986C3A"/>
@@ -6191,7 +8403,7 @@
       </w:pPr>
     </w:lvl>
   </w:abstractNum>
-  <w:abstractNum w:abstractNumId="13" w15:restartNumberingAfterBreak="0">
+  <w:abstractNum w:abstractNumId="15" w15:restartNumberingAfterBreak="0">
     <w:nsid w:val="7F7D3116"/>
     <w:multiLevelType w:val="multilevel"/>
     <w:tmpl w:val="8ED61664"/>
@@ -6330,34 +8542,34 @@
     <w:abstractNumId w:val="5"/>
   </w:num>
   <w:num w:numId="6" w16cid:durableId="498540227">
-    <w:abstractNumId w:val="8"/>
+    <w:abstractNumId w:val="9"/>
   </w:num>
   <w:num w:numId="7" w16cid:durableId="241372636">
     <w:abstractNumId w:val="3"/>
   </w:num>
   <w:num w:numId="8" w16cid:durableId="852963382">
-    <w:abstractNumId w:val="7"/>
+    <w:abstractNumId w:val="8"/>
   </w:num>
   <w:num w:numId="9" w16cid:durableId="496307570">
-    <w:abstractNumId w:val="10"/>
+    <w:abstractNumId w:val="12"/>
   </w:num>
   <w:num w:numId="10" w16cid:durableId="423766698">
-    <w:abstractNumId w:val="11"/>
+    <w:abstractNumId w:val="13"/>
   </w:num>
   <w:num w:numId="11" w16cid:durableId="743376698">
     <w:abstractNumId w:val="6"/>
   </w:num>
   <w:num w:numId="12" w16cid:durableId="200023676">
-    <w:abstractNumId w:val="9"/>
+    <w:abstractNumId w:val="10"/>
   </w:num>
   <w:num w:numId="13" w16cid:durableId="2121483765">
-    <w:abstractNumId w:val="13"/>
+    <w:abstractNumId w:val="15"/>
   </w:num>
   <w:num w:numId="14" w16cid:durableId="786630579">
-    <w:abstractNumId w:val="12"/>
+    <w:abstractNumId w:val="14"/>
   </w:num>
   <w:num w:numId="15" w16cid:durableId="443696567">
-    <w:abstractNumId w:val="13"/>
+    <w:abstractNumId w:val="15"/>
     <w:lvlOverride w:ilvl="0">
       <w:startOverride w:val="3"/>
     </w:lvlOverride>
@@ -6369,7 +8581,7 @@
     </w:lvlOverride>
   </w:num>
   <w:num w:numId="16" w16cid:durableId="1988850626">
-    <w:abstractNumId w:val="13"/>
+    <w:abstractNumId w:val="15"/>
     <w:lvlOverride w:ilvl="0">
       <w:startOverride w:val="3"/>
     </w:lvlOverride>
@@ -6381,7 +8593,7 @@
     </w:lvlOverride>
   </w:num>
   <w:num w:numId="17" w16cid:durableId="569732676">
-    <w:abstractNumId w:val="13"/>
+    <w:abstractNumId w:val="15"/>
     <w:lvlOverride w:ilvl="0">
       <w:startOverride w:val="3"/>
     </w:lvlOverride>
@@ -6393,7 +8605,7 @@
     </w:lvlOverride>
   </w:num>
   <w:num w:numId="18" w16cid:durableId="1266157198">
-    <w:abstractNumId w:val="13"/>
+    <w:abstractNumId w:val="15"/>
     <w:lvlOverride w:ilvl="0">
       <w:startOverride w:val="3"/>
     </w:lvlOverride>
@@ -6405,7 +8617,7 @@
     </w:lvlOverride>
   </w:num>
   <w:num w:numId="19" w16cid:durableId="1799253443">
-    <w:abstractNumId w:val="13"/>
+    <w:abstractNumId w:val="15"/>
     <w:lvlOverride w:ilvl="0">
       <w:startOverride w:val="3"/>
     </w:lvlOverride>
@@ -6415,6 +8627,42 @@
     <w:lvlOverride w:ilvl="2">
       <w:startOverride w:val="2"/>
     </w:lvlOverride>
+  </w:num>
+  <w:num w:numId="20" w16cid:durableId="640576858">
+    <w:abstractNumId w:val="15"/>
+    <w:lvlOverride w:ilvl="0">
+      <w:startOverride w:val="2"/>
+    </w:lvlOverride>
+    <w:lvlOverride w:ilvl="1">
+      <w:startOverride w:val="1"/>
+    </w:lvlOverride>
+    <w:lvlOverride w:ilvl="2">
+      <w:startOverride w:val="1"/>
+    </w:lvlOverride>
+    <w:lvlOverride w:ilvl="3">
+      <w:startOverride w:val="1"/>
+    </w:lvlOverride>
+    <w:lvlOverride w:ilvl="4">
+      <w:startOverride w:val="1"/>
+    </w:lvlOverride>
+    <w:lvlOverride w:ilvl="5">
+      <w:startOverride w:val="1"/>
+    </w:lvlOverride>
+    <w:lvlOverride w:ilvl="6">
+      <w:startOverride w:val="1"/>
+    </w:lvlOverride>
+    <w:lvlOverride w:ilvl="7">
+      <w:startOverride w:val="1"/>
+    </w:lvlOverride>
+    <w:lvlOverride w:ilvl="8">
+      <w:startOverride w:val="1"/>
+    </w:lvlOverride>
+  </w:num>
+  <w:num w:numId="21" w16cid:durableId="1028070558">
+    <w:abstractNumId w:val="11"/>
+  </w:num>
+  <w:num w:numId="22" w16cid:durableId="340011532">
+    <w:abstractNumId w:val="7"/>
   </w:num>
 </w:numbering>
 </file>
@@ -6918,7 +9166,6 @@
         <w:ilvl w:val="2"/>
         <w:numId w:val="13"/>
       </w:numPr>
-      <w:ind w:left="1080"/>
       <w:outlineLvl w:val="3"/>
     </w:pPr>
   </w:style>
